--- a/赛事管理员操作手册.docx
+++ b/赛事管理员操作手册.docx
@@ -137,7 +137,7 @@
                 <w:b w:val="0"/>
                 <w:sz w:val="19"/>
               </w:rPr>
-              <w:t>干事、管理员（普通会员只能报名与查看）</w:t>
+              <w:t>管理员（发布与赛程管理）；干事（代签到、录分）；普通会员只能报名与查看</w:t>
             </w:r>
           </w:p>
         </w:tc>
@@ -266,7 +266,7 @@
           <w:b w:val="0"/>
           <w:sz w:val="21"/>
         </w:rPr>
-        <w:t>小程序把账号分成三种角色。赛事相关的写操作只开放给干事和管理员；普通会员只能报名、取消报名、查看赛程与成绩。</w:t>
+        <w:t>小程序把账号分成三种角色。发布、抽签、开赛、结束赛事这类「定盘子」的操作只开放给管理员；干事相对会员只多两件事——代会员签到、给比赛录入比分。普通会员只能报名、取消报名、查看赛程与成绩。</w:t>
       </w:r>
     </w:p>
     <w:tbl>
@@ -422,7 +422,7 @@
                 <w:b w:val="0"/>
                 <w:sz w:val="19"/>
               </w:rPr>
-              <w:t>可</w:t>
+              <w:t>不可</w:t>
             </w:r>
           </w:p>
         </w:tc>
@@ -462,7 +462,7 @@
                 <w:b w:val="0"/>
                 <w:sz w:val="19"/>
               </w:rPr>
-              <w:t>开始赛事、代签到</w:t>
+              <w:t>抽签 / 重新抽签</w:t>
             </w:r>
           </w:p>
         </w:tc>
@@ -500,7 +500,7 @@
                 <w:b w:val="0"/>
                 <w:sz w:val="19"/>
               </w:rPr>
-              <w:t>可</w:t>
+              <w:t>不可</w:t>
             </w:r>
           </w:p>
         </w:tc>
@@ -540,7 +540,7 @@
                 <w:b w:val="0"/>
                 <w:sz w:val="19"/>
               </w:rPr>
-              <w:t>抽签 / 重新抽签</w:t>
+              <w:t>开始赛事</w:t>
             </w:r>
           </w:p>
         </w:tc>
@@ -578,7 +578,7 @@
                 <w:b w:val="0"/>
                 <w:sz w:val="19"/>
               </w:rPr>
-              <w:t>可</w:t>
+              <w:t>不可</w:t>
             </w:r>
           </w:p>
         </w:tc>
@@ -656,7 +656,7 @@
                 <w:b w:val="0"/>
                 <w:sz w:val="19"/>
               </w:rPr>
-              <w:t>可</w:t>
+              <w:t>不可</w:t>
             </w:r>
           </w:p>
         </w:tc>
@@ -696,7 +696,7 @@
                 <w:b w:val="0"/>
                 <w:sz w:val="19"/>
               </w:rPr>
-              <w:t>录入比分</w:t>
+              <w:t>代会员签到</w:t>
             </w:r>
           </w:p>
         </w:tc>
@@ -715,7 +715,7 @@
                 <w:b w:val="0"/>
                 <w:sz w:val="19"/>
               </w:rPr>
-              <w:t>仅本人参赛的场次</w:t>
+              <w:t>不可</w:t>
             </w:r>
           </w:p>
         </w:tc>
@@ -734,7 +734,7 @@
                 <w:b w:val="0"/>
                 <w:sz w:val="19"/>
               </w:rPr>
-              <w:t>仅本人参赛的场次</w:t>
+              <w:t>可</w:t>
             </w:r>
           </w:p>
         </w:tc>
@@ -753,7 +753,7 @@
                 <w:b w:val="0"/>
                 <w:sz w:val="19"/>
               </w:rPr>
-              <w:t>任意场次（可代录）</w:t>
+              <w:t>可</w:t>
             </w:r>
           </w:p>
         </w:tc>
@@ -774,7 +774,7 @@
                 <w:b w:val="0"/>
                 <w:sz w:val="19"/>
               </w:rPr>
-              <w:t>确认比分</w:t>
+              <w:t>录入比分</w:t>
             </w:r>
           </w:p>
         </w:tc>
@@ -793,7 +793,7 @@
                 <w:b w:val="0"/>
                 <w:sz w:val="19"/>
               </w:rPr>
-              <w:t>本人参赛且为对手方</w:t>
+              <w:t>仅本人参赛的场次</w:t>
             </w:r>
           </w:p>
         </w:tc>
@@ -812,7 +812,7 @@
                 <w:b w:val="0"/>
                 <w:sz w:val="19"/>
               </w:rPr>
-              <w:t>本人参赛且为对手方</w:t>
+              <w:t>任意场次</w:t>
             </w:r>
           </w:p>
         </w:tc>
@@ -831,7 +831,85 @@
                 <w:b w:val="0"/>
                 <w:sz w:val="19"/>
               </w:rPr>
+              <w:t>任意场次</w:t>
+            </w:r>
+          </w:p>
+        </w:tc>
+      </w:tr>
+      <w:tr>
+        <w:tc>
+          <w:tcPr>
+            <w:tcW w:type="dxa" w:w="2608"/>
+          </w:tcPr>
+          <w:p>
+            <w:pPr>
+              <w:spacing w:line="276" w:lineRule="auto"/>
+            </w:pPr>
+            <w:r/>
+            <w:r>
+              <w:rPr>
+                <w:rFonts w:ascii="Times New Roman" w:hAnsi="Times New Roman" w:eastAsia="宋体"/>
+                <w:b w:val="0"/>
+                <w:sz w:val="19"/>
+              </w:rPr>
+              <w:t>确认比分</w:t>
+            </w:r>
+          </w:p>
+        </w:tc>
+        <w:tc>
+          <w:tcPr>
+            <w:tcW w:type="dxa" w:w="2041"/>
+          </w:tcPr>
+          <w:p>
+            <w:pPr>
+              <w:spacing w:line="276" w:lineRule="auto"/>
+            </w:pPr>
+            <w:r/>
+            <w:r>
+              <w:rPr>
+                <w:rFonts w:ascii="Times New Roman" w:hAnsi="Times New Roman" w:eastAsia="宋体"/>
+                <w:b w:val="0"/>
+                <w:sz w:val="19"/>
+              </w:rPr>
               <w:t>本人参赛且为对手方</w:t>
+            </w:r>
+          </w:p>
+        </w:tc>
+        <w:tc>
+          <w:tcPr>
+            <w:tcW w:type="dxa" w:w="2041"/>
+          </w:tcPr>
+          <w:p>
+            <w:pPr>
+              <w:spacing w:line="276" w:lineRule="auto"/>
+            </w:pPr>
+            <w:r/>
+            <w:r>
+              <w:rPr>
+                <w:rFonts w:ascii="Times New Roman" w:hAnsi="Times New Roman" w:eastAsia="宋体"/>
+                <w:b w:val="0"/>
+                <w:sz w:val="19"/>
+              </w:rPr>
+              <w:t>本人参赛且为对手方</w:t>
+            </w:r>
+          </w:p>
+        </w:tc>
+        <w:tc>
+          <w:tcPr>
+            <w:tcW w:type="dxa" w:w="2494"/>
+          </w:tcPr>
+          <w:p>
+            <w:pPr>
+              <w:spacing w:line="276" w:lineRule="auto"/>
+            </w:pPr>
+            <w:r/>
+            <w:r>
+              <w:rPr>
+                <w:rFonts w:ascii="Times New Roman" w:hAnsi="Times New Roman" w:eastAsia="宋体"/>
+                <w:b w:val="0"/>
+                <w:sz w:val="19"/>
+              </w:rPr>
+              <w:t>任意场次</w:t>
             </w:r>
           </w:p>
         </w:tc>
@@ -943,7 +1021,7 @@
           <w:b w:val="0"/>
           <w:sz w:val="20"/>
         </w:rPr>
-        <w:t>确认比分一律要求「本人是这场比赛的参赛者」，管理员也不例外。管理员不在场上的比赛，只能撤销、不能代确认。</w:t>
+        <w:t>管理员可以确认任意一场比分，哪怕自己没参加；干事与会员仍需本人参赛、且站在录入者对面。改已生效的比分没有「直接修改」，一律先撤销再重录。</w:t>
       </w:r>
     </w:p>
     <w:p>
@@ -1126,7 +1204,7 @@
                 <w:b w:val="0"/>
                 <w:sz w:val="19"/>
               </w:rPr>
-              <w:t>干事 / 管理员</w:t>
+              <w:t>管理员</w:t>
             </w:r>
           </w:p>
         </w:tc>
@@ -1282,7 +1360,7 @@
                 <w:b w:val="0"/>
                 <w:sz w:val="19"/>
               </w:rPr>
-              <w:t>干事 / 管理员</w:t>
+              <w:t>管理员</w:t>
             </w:r>
           </w:p>
         </w:tc>
@@ -1360,7 +1438,7 @@
                 <w:b w:val="0"/>
                 <w:sz w:val="19"/>
               </w:rPr>
-              <w:t>干事 / 管理员</w:t>
+              <w:t>管理员</w:t>
             </w:r>
           </w:p>
         </w:tc>
@@ -1516,7 +1594,7 @@
                 <w:b w:val="0"/>
                 <w:sz w:val="19"/>
               </w:rPr>
-              <w:t>选手录、对手确认</w:t>
+              <w:t>选手录、对手确认（干事以上可代录）</w:t>
             </w:r>
           </w:p>
         </w:tc>
@@ -1594,7 +1672,7 @@
                 <w:b w:val="0"/>
                 <w:sz w:val="19"/>
               </w:rPr>
-              <w:t>干事 / 管理员</w:t>
+              <w:t>管理员</w:t>
             </w:r>
           </w:p>
         </w:tc>
@@ -1650,7 +1728,7 @@
           <w:b w:val="0"/>
           <w:sz w:val="21"/>
         </w:rPr>
-        <w:t>先抽签，后开始。抽签入口只在「报名中」出现；一旦点了「开始赛事」，就再也不能抽签或重抽了。</w:t>
+        <w:t>先抽签，后开始。抽签入口只在「报名中」出现；一旦点了「开始赛事」，就再也不能抽签或重抽了。单打没抽签就点「开始赛事」不会生效，会提示「请先抽签，再开始赛事」；双打不需要抽签，不受此限。</w:t>
       </w:r>
     </w:p>
     <w:p>
@@ -1751,7 +1829,7 @@
           <w:b w:val="0"/>
           <w:sz w:val="21"/>
         </w:rPr>
-        <w:t>在「赛事」页右上角点「＋ 发布」进入发布表单。没有干事及以上角色时，详情/列表不会出现管理入口，直接打开表单也会提示「当前账号没有发布赛事的权限，请联系管理员」。</w:t>
+        <w:t>在「赛事」页右上角点「＋ 发布」进入发布表单。没有管理员角色时，详情/列表不会出现管理入口，直接打开表单也会提示「当前账号没有发布赛事的权限，请联系管理员」。</w:t>
       </w:r>
     </w:p>
     <w:p>
@@ -4417,7 +4495,7 @@
                 <w:b w:val="0"/>
                 <w:sz w:val="19"/>
               </w:rPr>
-              <w:t>当前账号不是干事及以上，或账号未通过审核</w:t>
+              <w:t>当前账号不是管理员，或账号未通过审核</w:t>
             </w:r>
           </w:p>
         </w:tc>
@@ -4484,7 +4562,7 @@
           <w:b w:val="0"/>
           <w:sz w:val="21"/>
         </w:rPr>
-        <w:t>发布者会被记录（发布人、发布时间），但管理权限不看发布者——任何干事/管理员都能接着管理这场赛事。</w:t>
+        <w:t>发布者会被记录（发布人、发布时间），但管理权限不看发布者——任何管理员都能接着管理这场赛事。</w:t>
       </w:r>
     </w:p>
     <w:p>
@@ -5458,7 +5536,7 @@
                 <w:b w:val="0"/>
                 <w:sz w:val="19"/>
               </w:rPr>
-              <w:t>确认赛事是「报名中」且项目为单打，且当前账号是干事/管理员</w:t>
+              <w:t>确认赛事是「报名中」且项目为单打，且当前账号是管理员</w:t>
             </w:r>
           </w:p>
         </w:tc>
@@ -5635,6 +5713,32 @@
           <w:sz w:val="21"/>
         </w:rPr>
         <w:t>状态变为「进行中」。此后不能抽签、重抽、报名或取消报名。</w:t>
+      </w:r>
+    </w:p>
+    <w:p>
+      <w:pPr>
+        <w:spacing w:before="80" w:after="120"/>
+        <w:ind w:left="227"/>
+        <w:pBdr>
+          <w:left w:val="single" w:space="6" w:sz="18" w:color="1F4E79"/>
+        </w:pBdr>
+      </w:pPr>
+      <w:r>
+        <w:rPr>
+          <w:rFonts w:ascii="Times New Roman" w:hAnsi="Times New Roman" w:eastAsia="宋体"/>
+          <w:b/>
+          <w:color w:val="1F4E79"/>
+          <w:sz w:val="20"/>
+        </w:rPr>
+        <w:t>【关键】</w:t>
+      </w:r>
+      <w:r>
+        <w:rPr>
+          <w:rFonts w:ascii="Times New Roman" w:hAnsi="Times New Roman" w:eastAsia="宋体"/>
+          <w:b w:val="0"/>
+          <w:sz w:val="20"/>
+        </w:rPr>
+        <w:t>单打赛事若尚未抽签，点「开始赛事」不会生效，会提示「请先抽签，再开始赛事」。请先回到抽签卡片完成抽签。双打赛事没有抽签环节，可以直接开始。</w:t>
       </w:r>
     </w:p>
     <w:p>
@@ -5864,7 +5968,7 @@
           <w:b w:val="0"/>
           <w:sz w:val="20"/>
         </w:rPr>
-        <w:t>从赛事详情页录分，权限为「本场参赛者本人」或「管理员」。干事若不是本场参赛者，需请管理员代录。</w:t>
+        <w:t>录分的权限为「本场参赛者本人」或「干事及以上」。干事与管理员可以给任意一场录分，不受是否参赛限制。</w:t>
       </w:r>
     </w:p>
     <w:p>
@@ -5923,6 +6027,21 @@
           <w:b w:val="0"/>
           <w:sz w:val="21"/>
         </w:rPr>
+        <w:t>管理员例外：管理员可以确认任意一场，包括自己没参加的场次。</w:t>
+      </w:r>
+    </w:p>
+    <w:p>
+      <w:pPr>
+        <w:pStyle w:val="ListNumber"/>
+        <w:spacing w:after="40" w:line="300" w:lineRule="auto"/>
+        <w:ind w:left="425"/>
+      </w:pPr>
+      <w:r>
+        <w:rPr>
+          <w:rFonts w:ascii="Times New Roman" w:hAnsi="Times New Roman" w:eastAsia="宋体"/>
+          <w:b w:val="0"/>
+          <w:sz w:val="21"/>
+        </w:rPr>
         <w:t>确认后比赛变为「已生效」，成绩计入等级分与积分，并触发下一轮自动生成。</w:t>
       </w:r>
     </w:p>
@@ -5949,7 +6068,7 @@
           <w:b w:val="0"/>
           <w:sz w:val="20"/>
         </w:rPr>
-        <w:t>演示数据源下放宽为「任一参与过该场的人都能确认」，正式环境需对手确认。以页面提示为准。</w:t>
+        <w:t>演示数据源下放宽为「任一参与过该场的人都能确认」，正式环境需对手确认（管理员除外）。以页面提示为准。</w:t>
       </w:r>
     </w:p>
     <w:p>
@@ -6516,7 +6635,7 @@
                 <w:b w:val="0"/>
                 <w:sz w:val="19"/>
               </w:rPr>
-              <w:t>确认人必须是本场参赛者且站在录入者对面</w:t>
+              <w:t>确认人必须是本场参赛者且站在录入者对面（管理员不受限）</w:t>
             </w:r>
           </w:p>
         </w:tc>
@@ -8902,7 +9021,47 @@
                 <w:b w:val="0"/>
                 <w:sz w:val="19"/>
               </w:rPr>
-              <w:t>账号非干事及以上，或未通过审核</w:t>
+              <w:t>账号非管理员，或未通过审核</w:t>
+            </w:r>
+          </w:p>
+        </w:tc>
+      </w:tr>
+      <w:tr>
+        <w:tc>
+          <w:tcPr>
+            <w:tcW w:type="dxa" w:w="4195"/>
+          </w:tcPr>
+          <w:p>
+            <w:pPr>
+              <w:spacing w:line="276" w:lineRule="auto"/>
+            </w:pPr>
+            <w:r/>
+            <w:r>
+              <w:rPr>
+                <w:rFonts w:ascii="Times New Roman" w:hAnsi="Times New Roman" w:eastAsia="宋体"/>
+                <w:b w:val="0"/>
+                <w:sz w:val="19"/>
+              </w:rPr>
+              <w:t>请先抽签，再开始赛事</w:t>
+            </w:r>
+          </w:p>
+        </w:tc>
+        <w:tc>
+          <w:tcPr>
+            <w:tcW w:type="dxa" w:w="4989"/>
+          </w:tcPr>
+          <w:p>
+            <w:pPr>
+              <w:spacing w:line="276" w:lineRule="auto"/>
+            </w:pPr>
+            <w:r/>
+            <w:r>
+              <w:rPr>
+                <w:rFonts w:ascii="Times New Roman" w:hAnsi="Times New Roman" w:eastAsia="宋体"/>
+                <w:b w:val="0"/>
+                <w:sz w:val="19"/>
+              </w:rPr>
+              <w:t>单打赛事未抽签就点了开始；先抽签再开始（双打无需抽签）</w:t>
             </w:r>
           </w:p>
         </w:tc>

--- a/赛事管理员操作手册.docx
+++ b/赛事管理员操作手册.docx
@@ -44,7 +44,7 @@
           <w:color w:val="595959"/>
           <w:sz w:val="22"/>
         </w:rPr>
-        <w:t>发布赛事 → 收报名 → 抽签 → 开赛签到 → 录分确认 → 录入名次并结算</w:t>
+        <w:t>个人赛：发布 → 报名 → 抽签 → 开赛签到 → 录分确认 → 名次结算　｜　学院赛：发布 → 收名单 → 抽签 → 开赛 → 排阵 → 大场 → 名次</w:t>
       </w:r>
     </w:p>
     <w:tbl>
@@ -137,7 +137,7 @@
                 <w:b w:val="0"/>
                 <w:sz w:val="19"/>
               </w:rPr>
-              <w:t>管理员（发布与赛程管理）；干事（代签到、录分）；普通会员只能报名与查看</w:t>
+              <w:t>管理员（发布与赛程管理）；干事（代签到、录分、本院名单与排阵）；普通会员只能报名与查看</w:t>
             </w:r>
           </w:p>
         </w:tc>
@@ -177,7 +177,7 @@
                 <w:b w:val="0"/>
                 <w:sz w:val="19"/>
               </w:rPr>
-              <w:t>含循环赛 / 小组赛 / 双败淘汰 / 复合赛制，小组数 2–8、出线 1–4 人</w:t>
+              <w:t>个人赛：循环赛 / 小组赛 / 双败淘汰 / 复合赛制，小组数 2–8、出线 1–4 人；学院赛：团体赛，小项序列可配、两级开赛（赛事级 + 大场级）</w:t>
             </w:r>
           </w:p>
         </w:tc>
@@ -217,7 +217,47 @@
                 <w:b w:val="0"/>
                 <w:sz w:val="19"/>
               </w:rPr>
-              <w:t>先抽签、后开赛；比分由选手录、对手确认；名次提交即结束</w:t>
+              <w:t>先抽签、后开赛；比分由选手录、对手确认；名次提交即结束；弃权不计个人等级分</w:t>
+            </w:r>
+          </w:p>
+        </w:tc>
+      </w:tr>
+      <w:tr>
+        <w:tc>
+          <w:tcPr>
+            <w:tcW w:type="dxa" w:w="1701"/>
+          </w:tcPr>
+          <w:p>
+            <w:pPr>
+              <w:spacing w:line="276" w:lineRule="auto"/>
+            </w:pPr>
+            <w:r/>
+            <w:r>
+              <w:rPr>
+                <w:rFonts w:ascii="Times New Roman" w:hAnsi="Times New Roman" w:eastAsia="宋体"/>
+                <w:b w:val="0"/>
+                <w:sz w:val="19"/>
+              </w:rPr>
+              <w:t>两条链路</w:t>
+            </w:r>
+          </w:p>
+        </w:tc>
+        <w:tc>
+          <w:tcPr>
+            <w:tcW w:type="dxa" w:w="7483"/>
+          </w:tcPr>
+          <w:p>
+            <w:pPr>
+              <w:spacing w:line="276" w:lineRule="auto"/>
+            </w:pPr>
+            <w:r/>
+            <w:r>
+              <w:rPr>
+                <w:rFonts w:ascii="Times New Roman" w:hAnsi="Times New Roman" w:eastAsia="宋体"/>
+                <w:b w:val="0"/>
+                <w:sz w:val="19"/>
+              </w:rPr>
+              <w:t>个人赛按「人」记名次与积分；学院赛按「学院」记名次（不计个人积分），两套体系互不干扰</w:t>
             </w:r>
           </w:p>
         </w:tc>
@@ -266,7 +306,7 @@
           <w:b w:val="0"/>
           <w:sz w:val="21"/>
         </w:rPr>
-        <w:t>小程序把账号分成三种角色。发布、抽签、开赛、结束赛事这类「定盘子」的操作只开放给管理员；干事相对会员只多两件事——代会员签到、给比赛录入比分。普通会员只能报名、取消报名、查看赛程与成绩。</w:t>
+        <w:t>小程序把账号分成三种角色。发布、抽签、开赛、结束赛事这类「定盘子」的操作只开放给管理员；干事相对会员多两件事——代会员签到、给比赛录入比分，在学院赛里还负责本学院的名单与排阵。普通会员只能报名、取消报名、查看赛程与成绩。</w:t>
       </w:r>
     </w:p>
     <w:tbl>
@@ -988,6 +1028,630 @@
                 <w:sz w:val="19"/>
               </w:rPr>
               <w:t>任意场次</w:t>
+            </w:r>
+          </w:p>
+        </w:tc>
+      </w:tr>
+      <w:tr>
+        <w:tc>
+          <w:tcPr>
+            <w:tcW w:type="dxa" w:w="2608"/>
+          </w:tcPr>
+          <w:p>
+            <w:pPr>
+              <w:spacing w:line="276" w:lineRule="auto"/>
+            </w:pPr>
+            <w:r/>
+            <w:r>
+              <w:rPr>
+                <w:rFonts w:ascii="Times New Roman" w:hAnsi="Times New Roman" w:eastAsia="宋体"/>
+                <w:b w:val="0"/>
+                <w:sz w:val="19"/>
+              </w:rPr>
+              <w:t>发布学院赛</w:t>
+            </w:r>
+          </w:p>
+        </w:tc>
+        <w:tc>
+          <w:tcPr>
+            <w:tcW w:type="dxa" w:w="2041"/>
+          </w:tcPr>
+          <w:p>
+            <w:pPr>
+              <w:spacing w:line="276" w:lineRule="auto"/>
+            </w:pPr>
+            <w:r/>
+            <w:r>
+              <w:rPr>
+                <w:rFonts w:ascii="Times New Roman" w:hAnsi="Times New Roman" w:eastAsia="宋体"/>
+                <w:b w:val="0"/>
+                <w:sz w:val="19"/>
+              </w:rPr>
+              <w:t>不可</w:t>
+            </w:r>
+          </w:p>
+        </w:tc>
+        <w:tc>
+          <w:tcPr>
+            <w:tcW w:type="dxa" w:w="2041"/>
+          </w:tcPr>
+          <w:p>
+            <w:pPr>
+              <w:spacing w:line="276" w:lineRule="auto"/>
+            </w:pPr>
+            <w:r/>
+            <w:r>
+              <w:rPr>
+                <w:rFonts w:ascii="Times New Roman" w:hAnsi="Times New Roman" w:eastAsia="宋体"/>
+                <w:b w:val="0"/>
+                <w:sz w:val="19"/>
+              </w:rPr>
+              <w:t>不可</w:t>
+            </w:r>
+          </w:p>
+        </w:tc>
+        <w:tc>
+          <w:tcPr>
+            <w:tcW w:type="dxa" w:w="2494"/>
+          </w:tcPr>
+          <w:p>
+            <w:pPr>
+              <w:spacing w:line="276" w:lineRule="auto"/>
+            </w:pPr>
+            <w:r/>
+            <w:r>
+              <w:rPr>
+                <w:rFonts w:ascii="Times New Roman" w:hAnsi="Times New Roman" w:eastAsia="宋体"/>
+                <w:b w:val="0"/>
+                <w:sz w:val="19"/>
+              </w:rPr>
+              <w:t>可</w:t>
+            </w:r>
+          </w:p>
+        </w:tc>
+      </w:tr>
+      <w:tr>
+        <w:tc>
+          <w:tcPr>
+            <w:tcW w:type="dxa" w:w="2608"/>
+          </w:tcPr>
+          <w:p>
+            <w:pPr>
+              <w:spacing w:line="276" w:lineRule="auto"/>
+            </w:pPr>
+            <w:r/>
+            <w:r>
+              <w:rPr>
+                <w:rFonts w:ascii="Times New Roman" w:hAnsi="Times New Roman" w:eastAsia="宋体"/>
+                <w:b w:val="0"/>
+                <w:sz w:val="19"/>
+              </w:rPr>
+              <w:t>提交学院名单</w:t>
+            </w:r>
+          </w:p>
+        </w:tc>
+        <w:tc>
+          <w:tcPr>
+            <w:tcW w:type="dxa" w:w="2041"/>
+          </w:tcPr>
+          <w:p>
+            <w:pPr>
+              <w:spacing w:line="276" w:lineRule="auto"/>
+            </w:pPr>
+            <w:r/>
+            <w:r>
+              <w:rPr>
+                <w:rFonts w:ascii="Times New Roman" w:hAnsi="Times New Roman" w:eastAsia="宋体"/>
+                <w:b w:val="0"/>
+                <w:sz w:val="19"/>
+              </w:rPr>
+              <w:t>不可</w:t>
+            </w:r>
+          </w:p>
+        </w:tc>
+        <w:tc>
+          <w:tcPr>
+            <w:tcW w:type="dxa" w:w="2041"/>
+          </w:tcPr>
+          <w:p>
+            <w:pPr>
+              <w:spacing w:line="276" w:lineRule="auto"/>
+            </w:pPr>
+            <w:r/>
+            <w:r>
+              <w:rPr>
+                <w:rFonts w:ascii="Times New Roman" w:hAnsi="Times New Roman" w:eastAsia="宋体"/>
+                <w:b w:val="0"/>
+                <w:sz w:val="19"/>
+              </w:rPr>
+              <w:t>限本学院</w:t>
+            </w:r>
+          </w:p>
+        </w:tc>
+        <w:tc>
+          <w:tcPr>
+            <w:tcW w:type="dxa" w:w="2494"/>
+          </w:tcPr>
+          <w:p>
+            <w:pPr>
+              <w:spacing w:line="276" w:lineRule="auto"/>
+            </w:pPr>
+            <w:r/>
+            <w:r>
+              <w:rPr>
+                <w:rFonts w:ascii="Times New Roman" w:hAnsi="Times New Roman" w:eastAsia="宋体"/>
+                <w:b w:val="0"/>
+                <w:sz w:val="19"/>
+              </w:rPr>
+              <w:t>任意学院</w:t>
+            </w:r>
+          </w:p>
+        </w:tc>
+      </w:tr>
+      <w:tr>
+        <w:tc>
+          <w:tcPr>
+            <w:tcW w:type="dxa" w:w="2608"/>
+          </w:tcPr>
+          <w:p>
+            <w:pPr>
+              <w:spacing w:line="276" w:lineRule="auto"/>
+            </w:pPr>
+            <w:r/>
+            <w:r>
+              <w:rPr>
+                <w:rFonts w:ascii="Times New Roman" w:hAnsi="Times New Roman" w:eastAsia="宋体"/>
+                <w:b w:val="0"/>
+                <w:sz w:val="19"/>
+              </w:rPr>
+              <w:t>审核学院名单</w:t>
+            </w:r>
+          </w:p>
+        </w:tc>
+        <w:tc>
+          <w:tcPr>
+            <w:tcW w:type="dxa" w:w="2041"/>
+          </w:tcPr>
+          <w:p>
+            <w:pPr>
+              <w:spacing w:line="276" w:lineRule="auto"/>
+            </w:pPr>
+            <w:r/>
+            <w:r>
+              <w:rPr>
+                <w:rFonts w:ascii="Times New Roman" w:hAnsi="Times New Roman" w:eastAsia="宋体"/>
+                <w:b w:val="0"/>
+                <w:sz w:val="19"/>
+              </w:rPr>
+              <w:t>不可</w:t>
+            </w:r>
+          </w:p>
+        </w:tc>
+        <w:tc>
+          <w:tcPr>
+            <w:tcW w:type="dxa" w:w="2041"/>
+          </w:tcPr>
+          <w:p>
+            <w:pPr>
+              <w:spacing w:line="276" w:lineRule="auto"/>
+            </w:pPr>
+            <w:r/>
+            <w:r>
+              <w:rPr>
+                <w:rFonts w:ascii="Times New Roman" w:hAnsi="Times New Roman" w:eastAsia="宋体"/>
+                <w:b w:val="0"/>
+                <w:sz w:val="19"/>
+              </w:rPr>
+              <w:t>不可</w:t>
+            </w:r>
+          </w:p>
+        </w:tc>
+        <w:tc>
+          <w:tcPr>
+            <w:tcW w:type="dxa" w:w="2494"/>
+          </w:tcPr>
+          <w:p>
+            <w:pPr>
+              <w:spacing w:line="276" w:lineRule="auto"/>
+            </w:pPr>
+            <w:r/>
+            <w:r>
+              <w:rPr>
+                <w:rFonts w:ascii="Times New Roman" w:hAnsi="Times New Roman" w:eastAsia="宋体"/>
+                <w:b w:val="0"/>
+                <w:sz w:val="19"/>
+              </w:rPr>
+              <w:t>可</w:t>
+            </w:r>
+          </w:p>
+        </w:tc>
+      </w:tr>
+      <w:tr>
+        <w:tc>
+          <w:tcPr>
+            <w:tcW w:type="dxa" w:w="2608"/>
+          </w:tcPr>
+          <w:p>
+            <w:pPr>
+              <w:spacing w:line="276" w:lineRule="auto"/>
+            </w:pPr>
+            <w:r/>
+            <w:r>
+              <w:rPr>
+                <w:rFonts w:ascii="Times New Roman" w:hAnsi="Times New Roman" w:eastAsia="宋体"/>
+                <w:b w:val="0"/>
+                <w:sz w:val="19"/>
+              </w:rPr>
+              <w:t>学院赛抽签 / 重抽</w:t>
+            </w:r>
+          </w:p>
+        </w:tc>
+        <w:tc>
+          <w:tcPr>
+            <w:tcW w:type="dxa" w:w="2041"/>
+          </w:tcPr>
+          <w:p>
+            <w:pPr>
+              <w:spacing w:line="276" w:lineRule="auto"/>
+            </w:pPr>
+            <w:r/>
+            <w:r>
+              <w:rPr>
+                <w:rFonts w:ascii="Times New Roman" w:hAnsi="Times New Roman" w:eastAsia="宋体"/>
+                <w:b w:val="0"/>
+                <w:sz w:val="19"/>
+              </w:rPr>
+              <w:t>不可</w:t>
+            </w:r>
+          </w:p>
+        </w:tc>
+        <w:tc>
+          <w:tcPr>
+            <w:tcW w:type="dxa" w:w="2041"/>
+          </w:tcPr>
+          <w:p>
+            <w:pPr>
+              <w:spacing w:line="276" w:lineRule="auto"/>
+            </w:pPr>
+            <w:r/>
+            <w:r>
+              <w:rPr>
+                <w:rFonts w:ascii="Times New Roman" w:hAnsi="Times New Roman" w:eastAsia="宋体"/>
+                <w:b w:val="0"/>
+                <w:sz w:val="19"/>
+              </w:rPr>
+              <w:t>不可</w:t>
+            </w:r>
+          </w:p>
+        </w:tc>
+        <w:tc>
+          <w:tcPr>
+            <w:tcW w:type="dxa" w:w="2494"/>
+          </w:tcPr>
+          <w:p>
+            <w:pPr>
+              <w:spacing w:line="276" w:lineRule="auto"/>
+            </w:pPr>
+            <w:r/>
+            <w:r>
+              <w:rPr>
+                <w:rFonts w:ascii="Times New Roman" w:hAnsi="Times New Roman" w:eastAsia="宋体"/>
+                <w:b w:val="0"/>
+                <w:sz w:val="19"/>
+              </w:rPr>
+              <w:t>可</w:t>
+            </w:r>
+          </w:p>
+        </w:tc>
+      </w:tr>
+      <w:tr>
+        <w:tc>
+          <w:tcPr>
+            <w:tcW w:type="dxa" w:w="2608"/>
+          </w:tcPr>
+          <w:p>
+            <w:pPr>
+              <w:spacing w:line="276" w:lineRule="auto"/>
+            </w:pPr>
+            <w:r/>
+            <w:r>
+              <w:rPr>
+                <w:rFonts w:ascii="Times New Roman" w:hAnsi="Times New Roman" w:eastAsia="宋体"/>
+                <w:b w:val="0"/>
+                <w:sz w:val="19"/>
+              </w:rPr>
+              <w:t>开始学院赛 / 开始大场</w:t>
+            </w:r>
+          </w:p>
+        </w:tc>
+        <w:tc>
+          <w:tcPr>
+            <w:tcW w:type="dxa" w:w="2041"/>
+          </w:tcPr>
+          <w:p>
+            <w:pPr>
+              <w:spacing w:line="276" w:lineRule="auto"/>
+            </w:pPr>
+            <w:r/>
+            <w:r>
+              <w:rPr>
+                <w:rFonts w:ascii="Times New Roman" w:hAnsi="Times New Roman" w:eastAsia="宋体"/>
+                <w:b w:val="0"/>
+                <w:sz w:val="19"/>
+              </w:rPr>
+              <w:t>不可</w:t>
+            </w:r>
+          </w:p>
+        </w:tc>
+        <w:tc>
+          <w:tcPr>
+            <w:tcW w:type="dxa" w:w="2041"/>
+          </w:tcPr>
+          <w:p>
+            <w:pPr>
+              <w:spacing w:line="276" w:lineRule="auto"/>
+            </w:pPr>
+            <w:r/>
+            <w:r>
+              <w:rPr>
+                <w:rFonts w:ascii="Times New Roman" w:hAnsi="Times New Roman" w:eastAsia="宋体"/>
+                <w:b w:val="0"/>
+                <w:sz w:val="19"/>
+              </w:rPr>
+              <w:t>不可</w:t>
+            </w:r>
+          </w:p>
+        </w:tc>
+        <w:tc>
+          <w:tcPr>
+            <w:tcW w:type="dxa" w:w="2494"/>
+          </w:tcPr>
+          <w:p>
+            <w:pPr>
+              <w:spacing w:line="276" w:lineRule="auto"/>
+            </w:pPr>
+            <w:r/>
+            <w:r>
+              <w:rPr>
+                <w:rFonts w:ascii="Times New Roman" w:hAnsi="Times New Roman" w:eastAsia="宋体"/>
+                <w:b w:val="0"/>
+                <w:sz w:val="19"/>
+              </w:rPr>
+              <w:t>可</w:t>
+            </w:r>
+          </w:p>
+        </w:tc>
+      </w:tr>
+      <w:tr>
+        <w:tc>
+          <w:tcPr>
+            <w:tcW w:type="dxa" w:w="2608"/>
+          </w:tcPr>
+          <w:p>
+            <w:pPr>
+              <w:spacing w:line="276" w:lineRule="auto"/>
+            </w:pPr>
+            <w:r/>
+            <w:r>
+              <w:rPr>
+                <w:rFonts w:ascii="Times New Roman" w:hAnsi="Times New Roman" w:eastAsia="宋体"/>
+                <w:b w:val="0"/>
+                <w:sz w:val="19"/>
+              </w:rPr>
+              <w:t>提交大场排阵</w:t>
+            </w:r>
+          </w:p>
+        </w:tc>
+        <w:tc>
+          <w:tcPr>
+            <w:tcW w:type="dxa" w:w="2041"/>
+          </w:tcPr>
+          <w:p>
+            <w:pPr>
+              <w:spacing w:line="276" w:lineRule="auto"/>
+            </w:pPr>
+            <w:r/>
+            <w:r>
+              <w:rPr>
+                <w:rFonts w:ascii="Times New Roman" w:hAnsi="Times New Roman" w:eastAsia="宋体"/>
+                <w:b w:val="0"/>
+                <w:sz w:val="19"/>
+              </w:rPr>
+              <w:t>不可</w:t>
+            </w:r>
+          </w:p>
+        </w:tc>
+        <w:tc>
+          <w:tcPr>
+            <w:tcW w:type="dxa" w:w="2041"/>
+          </w:tcPr>
+          <w:p>
+            <w:pPr>
+              <w:spacing w:line="276" w:lineRule="auto"/>
+            </w:pPr>
+            <w:r/>
+            <w:r>
+              <w:rPr>
+                <w:rFonts w:ascii="Times New Roman" w:hAnsi="Times New Roman" w:eastAsia="宋体"/>
+                <w:b w:val="0"/>
+                <w:sz w:val="19"/>
+              </w:rPr>
+              <w:t>限本学院</w:t>
+            </w:r>
+          </w:p>
+        </w:tc>
+        <w:tc>
+          <w:tcPr>
+            <w:tcW w:type="dxa" w:w="2494"/>
+          </w:tcPr>
+          <w:p>
+            <w:pPr>
+              <w:spacing w:line="276" w:lineRule="auto"/>
+            </w:pPr>
+            <w:r/>
+            <w:r>
+              <w:rPr>
+                <w:rFonts w:ascii="Times New Roman" w:hAnsi="Times New Roman" w:eastAsia="宋体"/>
+                <w:b w:val="0"/>
+                <w:sz w:val="19"/>
+              </w:rPr>
+              <w:t>任意学院</w:t>
+            </w:r>
+          </w:p>
+        </w:tc>
+      </w:tr>
+      <w:tr>
+        <w:tc>
+          <w:tcPr>
+            <w:tcW w:type="dxa" w:w="2608"/>
+          </w:tcPr>
+          <w:p>
+            <w:pPr>
+              <w:spacing w:line="276" w:lineRule="auto"/>
+            </w:pPr>
+            <w:r/>
+            <w:r>
+              <w:rPr>
+                <w:rFonts w:ascii="Times New Roman" w:hAnsi="Times New Roman" w:eastAsia="宋体"/>
+                <w:b w:val="0"/>
+                <w:sz w:val="19"/>
+              </w:rPr>
+              <w:t>记录小场弃权</w:t>
+            </w:r>
+          </w:p>
+        </w:tc>
+        <w:tc>
+          <w:tcPr>
+            <w:tcW w:type="dxa" w:w="2041"/>
+          </w:tcPr>
+          <w:p>
+            <w:pPr>
+              <w:spacing w:line="276" w:lineRule="auto"/>
+            </w:pPr>
+            <w:r/>
+            <w:r>
+              <w:rPr>
+                <w:rFonts w:ascii="Times New Roman" w:hAnsi="Times New Roman" w:eastAsia="宋体"/>
+                <w:b w:val="0"/>
+                <w:sz w:val="19"/>
+              </w:rPr>
+              <w:t>不可</w:t>
+            </w:r>
+          </w:p>
+        </w:tc>
+        <w:tc>
+          <w:tcPr>
+            <w:tcW w:type="dxa" w:w="2041"/>
+          </w:tcPr>
+          <w:p>
+            <w:pPr>
+              <w:spacing w:line="276" w:lineRule="auto"/>
+            </w:pPr>
+            <w:r/>
+            <w:r>
+              <w:rPr>
+                <w:rFonts w:ascii="Times New Roman" w:hAnsi="Times New Roman" w:eastAsia="宋体"/>
+                <w:b w:val="0"/>
+                <w:sz w:val="19"/>
+              </w:rPr>
+              <w:t>不可</w:t>
+            </w:r>
+          </w:p>
+        </w:tc>
+        <w:tc>
+          <w:tcPr>
+            <w:tcW w:type="dxa" w:w="2494"/>
+          </w:tcPr>
+          <w:p>
+            <w:pPr>
+              <w:spacing w:line="276" w:lineRule="auto"/>
+            </w:pPr>
+            <w:r/>
+            <w:r>
+              <w:rPr>
+                <w:rFonts w:ascii="Times New Roman" w:hAnsi="Times New Roman" w:eastAsia="宋体"/>
+                <w:b w:val="0"/>
+                <w:sz w:val="19"/>
+              </w:rPr>
+              <w:t>可</w:t>
+            </w:r>
+          </w:p>
+        </w:tc>
+      </w:tr>
+      <w:tr>
+        <w:tc>
+          <w:tcPr>
+            <w:tcW w:type="dxa" w:w="2608"/>
+          </w:tcPr>
+          <w:p>
+            <w:pPr>
+              <w:spacing w:line="276" w:lineRule="auto"/>
+            </w:pPr>
+            <w:r/>
+            <w:r>
+              <w:rPr>
+                <w:rFonts w:ascii="Times New Roman" w:hAnsi="Times New Roman" w:eastAsia="宋体"/>
+                <w:b w:val="0"/>
+                <w:sz w:val="19"/>
+              </w:rPr>
+              <w:t>录入学院名次并结束</w:t>
+            </w:r>
+          </w:p>
+        </w:tc>
+        <w:tc>
+          <w:tcPr>
+            <w:tcW w:type="dxa" w:w="2041"/>
+          </w:tcPr>
+          <w:p>
+            <w:pPr>
+              <w:spacing w:line="276" w:lineRule="auto"/>
+            </w:pPr>
+            <w:r/>
+            <w:r>
+              <w:rPr>
+                <w:rFonts w:ascii="Times New Roman" w:hAnsi="Times New Roman" w:eastAsia="宋体"/>
+                <w:b w:val="0"/>
+                <w:sz w:val="19"/>
+              </w:rPr>
+              <w:t>不可</w:t>
+            </w:r>
+          </w:p>
+        </w:tc>
+        <w:tc>
+          <w:tcPr>
+            <w:tcW w:type="dxa" w:w="2041"/>
+          </w:tcPr>
+          <w:p>
+            <w:pPr>
+              <w:spacing w:line="276" w:lineRule="auto"/>
+            </w:pPr>
+            <w:r/>
+            <w:r>
+              <w:rPr>
+                <w:rFonts w:ascii="Times New Roman" w:hAnsi="Times New Roman" w:eastAsia="宋体"/>
+                <w:b w:val="0"/>
+                <w:sz w:val="19"/>
+              </w:rPr>
+              <w:t>不可</w:t>
+            </w:r>
+          </w:p>
+        </w:tc>
+        <w:tc>
+          <w:tcPr>
+            <w:tcW w:type="dxa" w:w="2494"/>
+          </w:tcPr>
+          <w:p>
+            <w:pPr>
+              <w:spacing w:line="276" w:lineRule="auto"/>
+            </w:pPr>
+            <w:r/>
+            <w:r>
+              <w:rPr>
+                <w:rFonts w:ascii="Times New Roman" w:hAnsi="Times New Roman" w:eastAsia="宋体"/>
+                <w:b w:val="0"/>
+                <w:sz w:val="19"/>
+              </w:rPr>
+              <w:t>可</w:t>
             </w:r>
           </w:p>
         </w:tc>
@@ -1021,7 +1685,7 @@
           <w:b w:val="0"/>
           <w:sz w:val="20"/>
         </w:rPr>
-        <w:t>管理员可以确认任意一场比分，哪怕自己没参加；干事与会员仍需本人参赛、且站在录入者对面。改已生效的比分没有「直接修改」，一律先撤销再重录。</w:t>
+        <w:t>管理员可以确认任意一场比分，哪怕自己没参加；干事与会员仍需本人参赛、且站在录入者对面。改已生效的比分没有「直接修改」，一律先撤销再重录。学院赛的干事只能管自己那一所学院的名单与排阵，管理员可替任何学院兜底。</w:t>
       </w:r>
     </w:p>
     <w:p>
@@ -1035,7 +1699,7 @@
           <w:color w:val="1F4E79"/>
           <w:sz w:val="26"/>
         </w:rPr>
-        <w:t>1.2 一条主线：从发布到结算</w:t>
+        <w:t>1.2 两条主线：个人赛与学院赛</w:t>
       </w:r>
     </w:p>
     <w:p>
@@ -1048,7 +1712,20 @@
           <w:b w:val="0"/>
           <w:sz w:val="21"/>
         </w:rPr>
-        <w:t>一场赛事在系统里只有三种状态，按下面的顺序单向推进，不会回头：</w:t>
+        <w:t>个人赛按「人」报名、按「人」记名次与积分；学院赛按「学院」交名单、按「学院」记名次且不计个人积分。两条链路的状态各自单向推进，不会回头，也不会互相串线。</w:t>
+      </w:r>
+    </w:p>
+    <w:p>
+      <w:pPr>
+        <w:spacing w:after="80" w:line="300" w:lineRule="auto"/>
+      </w:pPr>
+      <w:r>
+        <w:rPr>
+          <w:rFonts w:ascii="Times New Roman" w:hAnsi="Times New Roman" w:eastAsia="宋体"/>
+          <w:b/>
+          <w:sz w:val="21"/>
+        </w:rPr>
+        <w:t>个人赛主线：</w:t>
       </w:r>
     </w:p>
     <w:tbl>
@@ -1704,6 +2381,930 @@
     </w:p>
     <w:p>
       <w:pPr>
+        <w:spacing w:after="80" w:line="300" w:lineRule="auto"/>
+      </w:pPr>
+      <w:r>
+        <w:rPr>
+          <w:rFonts w:ascii="Times New Roman" w:hAnsi="Times New Roman" w:eastAsia="宋体"/>
+          <w:b/>
+          <w:sz w:val="21"/>
+        </w:rPr>
+        <w:t>学院赛主线：</w:t>
+      </w:r>
+    </w:p>
+    <w:tbl>
+      <w:tblPr>
+        <w:tblStyle w:val="TableGrid"/>
+        <w:tblW w:type="auto" w:w="0"/>
+        <w:jc w:val="center"/>
+        <w:tblLook w:firstColumn="1" w:firstRow="1" w:lastColumn="0" w:lastRow="0" w:noHBand="0" w:noVBand="1" w:val="04A0"/>
+      </w:tblPr>
+      <w:tblGrid>
+        <w:gridCol w:w="2296"/>
+        <w:gridCol w:w="2296"/>
+        <w:gridCol w:w="2296"/>
+        <w:gridCol w:w="2296"/>
+      </w:tblGrid>
+      <w:tr>
+        <w:tc>
+          <w:tcPr>
+            <w:tcW w:type="dxa" w:w="1701"/>
+            <w:shd w:val="clear" w:fill="1F4E79"/>
+          </w:tcPr>
+          <w:p>
+            <w:pPr>
+              <w:jc w:val="center"/>
+            </w:pPr>
+            <w:r/>
+            <w:r>
+              <w:rPr>
+                <w:rFonts w:ascii="Times New Roman" w:hAnsi="Times New Roman" w:eastAsia="微软雅黑"/>
+                <w:b/>
+                <w:color w:val="FFFFFF"/>
+                <w:sz w:val="20"/>
+              </w:rPr>
+              <w:t>步骤</w:t>
+            </w:r>
+          </w:p>
+        </w:tc>
+        <w:tc>
+          <w:tcPr>
+            <w:tcW w:type="dxa" w:w="1361"/>
+            <w:shd w:val="clear" w:fill="1F4E79"/>
+          </w:tcPr>
+          <w:p>
+            <w:pPr>
+              <w:jc w:val="center"/>
+            </w:pPr>
+            <w:r/>
+            <w:r>
+              <w:rPr>
+                <w:rFonts w:ascii="Times New Roman" w:hAnsi="Times New Roman" w:eastAsia="微软雅黑"/>
+                <w:b/>
+                <w:color w:val="FFFFFF"/>
+                <w:sz w:val="20"/>
+              </w:rPr>
+              <w:t>赛事状态</w:t>
+            </w:r>
+          </w:p>
+        </w:tc>
+        <w:tc>
+          <w:tcPr>
+            <w:tcW w:type="dxa" w:w="1928"/>
+            <w:shd w:val="clear" w:fill="1F4E79"/>
+          </w:tcPr>
+          <w:p>
+            <w:pPr>
+              <w:jc w:val="center"/>
+            </w:pPr>
+            <w:r/>
+            <w:r>
+              <w:rPr>
+                <w:rFonts w:ascii="Times New Roman" w:hAnsi="Times New Roman" w:eastAsia="微软雅黑"/>
+                <w:b/>
+                <w:color w:val="FFFFFF"/>
+                <w:sz w:val="20"/>
+              </w:rPr>
+              <w:t>谁来操作</w:t>
+            </w:r>
+          </w:p>
+        </w:tc>
+        <w:tc>
+          <w:tcPr>
+            <w:tcW w:type="dxa" w:w="4195"/>
+            <w:shd w:val="clear" w:fill="1F4E79"/>
+          </w:tcPr>
+          <w:p>
+            <w:pPr>
+              <w:jc w:val="center"/>
+            </w:pPr>
+            <w:r/>
+            <w:r>
+              <w:rPr>
+                <w:rFonts w:ascii="Times New Roman" w:hAnsi="Times New Roman" w:eastAsia="微软雅黑"/>
+                <w:b/>
+                <w:color w:val="FFFFFF"/>
+                <w:sz w:val="20"/>
+              </w:rPr>
+              <w:t>做什么</w:t>
+            </w:r>
+          </w:p>
+        </w:tc>
+      </w:tr>
+      <w:tr>
+        <w:tc>
+          <w:tcPr>
+            <w:tcW w:type="dxa" w:w="1701"/>
+          </w:tcPr>
+          <w:p>
+            <w:pPr>
+              <w:spacing w:line="276" w:lineRule="auto"/>
+            </w:pPr>
+            <w:r/>
+            <w:r>
+              <w:rPr>
+                <w:rFonts w:ascii="Times New Roman" w:hAnsi="Times New Roman" w:eastAsia="宋体"/>
+                <w:b w:val="0"/>
+                <w:sz w:val="19"/>
+              </w:rPr>
+              <w:t>1. 发布学院赛</w:t>
+            </w:r>
+          </w:p>
+        </w:tc>
+        <w:tc>
+          <w:tcPr>
+            <w:tcW w:type="dxa" w:w="1361"/>
+          </w:tcPr>
+          <w:p>
+            <w:pPr>
+              <w:spacing w:line="276" w:lineRule="auto"/>
+            </w:pPr>
+            <w:r/>
+            <w:r>
+              <w:rPr>
+                <w:rFonts w:ascii="Times New Roman" w:hAnsi="Times New Roman" w:eastAsia="宋体"/>
+                <w:b w:val="0"/>
+                <w:sz w:val="19"/>
+              </w:rPr>
+              <w:t>报名中</w:t>
+            </w:r>
+          </w:p>
+        </w:tc>
+        <w:tc>
+          <w:tcPr>
+            <w:tcW w:type="dxa" w:w="1928"/>
+          </w:tcPr>
+          <w:p>
+            <w:pPr>
+              <w:spacing w:line="276" w:lineRule="auto"/>
+            </w:pPr>
+            <w:r/>
+            <w:r>
+              <w:rPr>
+                <w:rFonts w:ascii="Times New Roman" w:hAnsi="Times New Roman" w:eastAsia="宋体"/>
+                <w:b w:val="0"/>
+                <w:sz w:val="19"/>
+              </w:rPr>
+              <w:t>管理员</w:t>
+            </w:r>
+          </w:p>
+        </w:tc>
+        <w:tc>
+          <w:tcPr>
+            <w:tcW w:type="dxa" w:w="4195"/>
+          </w:tcPr>
+          <w:p>
+            <w:pPr>
+              <w:spacing w:line="276" w:lineRule="auto"/>
+            </w:pPr>
+            <w:r/>
+            <w:r>
+              <w:rPr>
+                <w:rFonts w:ascii="Times New Roman" w:hAnsi="Times New Roman" w:eastAsia="宋体"/>
+                <w:b w:val="0"/>
+                <w:sz w:val="19"/>
+              </w:rPr>
+              <w:t>填名、配小项序列、定人数区间</w:t>
+            </w:r>
+          </w:p>
+        </w:tc>
+      </w:tr>
+      <w:tr>
+        <w:tc>
+          <w:tcPr>
+            <w:tcW w:type="dxa" w:w="1701"/>
+          </w:tcPr>
+          <w:p>
+            <w:pPr>
+              <w:spacing w:line="276" w:lineRule="auto"/>
+            </w:pPr>
+            <w:r/>
+            <w:r>
+              <w:rPr>
+                <w:rFonts w:ascii="Times New Roman" w:hAnsi="Times New Roman" w:eastAsia="宋体"/>
+                <w:b w:val="0"/>
+                <w:sz w:val="19"/>
+              </w:rPr>
+              <w:t>2. 各院交名单</w:t>
+            </w:r>
+          </w:p>
+        </w:tc>
+        <w:tc>
+          <w:tcPr>
+            <w:tcW w:type="dxa" w:w="1361"/>
+          </w:tcPr>
+          <w:p>
+            <w:pPr>
+              <w:spacing w:line="276" w:lineRule="auto"/>
+            </w:pPr>
+            <w:r/>
+            <w:r>
+              <w:rPr>
+                <w:rFonts w:ascii="Times New Roman" w:hAnsi="Times New Roman" w:eastAsia="宋体"/>
+                <w:b w:val="0"/>
+                <w:sz w:val="19"/>
+              </w:rPr>
+              <w:t>报名中</w:t>
+            </w:r>
+          </w:p>
+        </w:tc>
+        <w:tc>
+          <w:tcPr>
+            <w:tcW w:type="dxa" w:w="1928"/>
+          </w:tcPr>
+          <w:p>
+            <w:pPr>
+              <w:spacing w:line="276" w:lineRule="auto"/>
+            </w:pPr>
+            <w:r/>
+            <w:r>
+              <w:rPr>
+                <w:rFonts w:ascii="Times New Roman" w:hAnsi="Times New Roman" w:eastAsia="宋体"/>
+                <w:b w:val="0"/>
+                <w:sz w:val="19"/>
+              </w:rPr>
+              <w:t>干事（本学院）/ 管理员</w:t>
+            </w:r>
+          </w:p>
+        </w:tc>
+        <w:tc>
+          <w:tcPr>
+            <w:tcW w:type="dxa" w:w="4195"/>
+          </w:tcPr>
+          <w:p>
+            <w:pPr>
+              <w:spacing w:line="276" w:lineRule="auto"/>
+            </w:pPr>
+            <w:r/>
+            <w:r>
+              <w:rPr>
+                <w:rFonts w:ascii="Times New Roman" w:hAnsi="Times New Roman" w:eastAsia="宋体"/>
+                <w:b w:val="0"/>
+                <w:sz w:val="19"/>
+              </w:rPr>
+              <w:t>勾选本学院在册会员，提交待审</w:t>
+            </w:r>
+          </w:p>
+        </w:tc>
+      </w:tr>
+      <w:tr>
+        <w:tc>
+          <w:tcPr>
+            <w:tcW w:type="dxa" w:w="1701"/>
+          </w:tcPr>
+          <w:p>
+            <w:pPr>
+              <w:spacing w:line="276" w:lineRule="auto"/>
+            </w:pPr>
+            <w:r/>
+            <w:r>
+              <w:rPr>
+                <w:rFonts w:ascii="Times New Roman" w:hAnsi="Times New Roman" w:eastAsia="宋体"/>
+                <w:b w:val="0"/>
+                <w:sz w:val="19"/>
+              </w:rPr>
+              <w:t>3. 审核名单</w:t>
+            </w:r>
+          </w:p>
+        </w:tc>
+        <w:tc>
+          <w:tcPr>
+            <w:tcW w:type="dxa" w:w="1361"/>
+          </w:tcPr>
+          <w:p>
+            <w:pPr>
+              <w:spacing w:line="276" w:lineRule="auto"/>
+            </w:pPr>
+            <w:r/>
+            <w:r>
+              <w:rPr>
+                <w:rFonts w:ascii="Times New Roman" w:hAnsi="Times New Roman" w:eastAsia="宋体"/>
+                <w:b w:val="0"/>
+                <w:sz w:val="19"/>
+              </w:rPr>
+              <w:t>报名中</w:t>
+            </w:r>
+          </w:p>
+        </w:tc>
+        <w:tc>
+          <w:tcPr>
+            <w:tcW w:type="dxa" w:w="1928"/>
+          </w:tcPr>
+          <w:p>
+            <w:pPr>
+              <w:spacing w:line="276" w:lineRule="auto"/>
+            </w:pPr>
+            <w:r/>
+            <w:r>
+              <w:rPr>
+                <w:rFonts w:ascii="Times New Roman" w:hAnsi="Times New Roman" w:eastAsia="宋体"/>
+                <w:b w:val="0"/>
+                <w:sz w:val="19"/>
+              </w:rPr>
+              <w:t>管理员</w:t>
+            </w:r>
+          </w:p>
+        </w:tc>
+        <w:tc>
+          <w:tcPr>
+            <w:tcW w:type="dxa" w:w="4195"/>
+          </w:tcPr>
+          <w:p>
+            <w:pPr>
+              <w:spacing w:line="276" w:lineRule="auto"/>
+            </w:pPr>
+            <w:r/>
+            <w:r>
+              <w:rPr>
+                <w:rFonts w:ascii="Times New Roman" w:hAnsi="Times New Roman" w:eastAsia="宋体"/>
+                <w:b w:val="0"/>
+                <w:sz w:val="19"/>
+              </w:rPr>
+              <w:t>通过 / 退回（退回须写理由）</w:t>
+            </w:r>
+          </w:p>
+        </w:tc>
+      </w:tr>
+      <w:tr>
+        <w:tc>
+          <w:tcPr>
+            <w:tcW w:type="dxa" w:w="1701"/>
+          </w:tcPr>
+          <w:p>
+            <w:pPr>
+              <w:spacing w:line="276" w:lineRule="auto"/>
+            </w:pPr>
+            <w:r/>
+            <w:r>
+              <w:rPr>
+                <w:rFonts w:ascii="Times New Roman" w:hAnsi="Times New Roman" w:eastAsia="宋体"/>
+                <w:b w:val="0"/>
+                <w:sz w:val="19"/>
+              </w:rPr>
+              <w:t>4. 抽签</w:t>
+            </w:r>
+          </w:p>
+        </w:tc>
+        <w:tc>
+          <w:tcPr>
+            <w:tcW w:type="dxa" w:w="1361"/>
+          </w:tcPr>
+          <w:p>
+            <w:pPr>
+              <w:spacing w:line="276" w:lineRule="auto"/>
+            </w:pPr>
+            <w:r/>
+            <w:r>
+              <w:rPr>
+                <w:rFonts w:ascii="Times New Roman" w:hAnsi="Times New Roman" w:eastAsia="宋体"/>
+                <w:b w:val="0"/>
+                <w:sz w:val="19"/>
+              </w:rPr>
+              <w:t>待开赛</w:t>
+            </w:r>
+          </w:p>
+        </w:tc>
+        <w:tc>
+          <w:tcPr>
+            <w:tcW w:type="dxa" w:w="1928"/>
+          </w:tcPr>
+          <w:p>
+            <w:pPr>
+              <w:spacing w:line="276" w:lineRule="auto"/>
+            </w:pPr>
+            <w:r/>
+            <w:r>
+              <w:rPr>
+                <w:rFonts w:ascii="Times New Roman" w:hAnsi="Times New Roman" w:eastAsia="宋体"/>
+                <w:b w:val="0"/>
+                <w:sz w:val="19"/>
+              </w:rPr>
+              <w:t>管理员</w:t>
+            </w:r>
+          </w:p>
+        </w:tc>
+        <w:tc>
+          <w:tcPr>
+            <w:tcW w:type="dxa" w:w="4195"/>
+          </w:tcPr>
+          <w:p>
+            <w:pPr>
+              <w:spacing w:line="276" w:lineRule="auto"/>
+            </w:pPr>
+            <w:r/>
+            <w:r>
+              <w:rPr>
+                <w:rFonts w:ascii="Times New Roman" w:hAnsi="Times New Roman" w:eastAsia="宋体"/>
+                <w:b w:val="0"/>
+                <w:sz w:val="19"/>
+              </w:rPr>
+              <w:t>只收已通过名单，可手工指定种子</w:t>
+            </w:r>
+          </w:p>
+        </w:tc>
+      </w:tr>
+      <w:tr>
+        <w:tc>
+          <w:tcPr>
+            <w:tcW w:type="dxa" w:w="1701"/>
+          </w:tcPr>
+          <w:p>
+            <w:pPr>
+              <w:spacing w:line="276" w:lineRule="auto"/>
+            </w:pPr>
+            <w:r/>
+            <w:r>
+              <w:rPr>
+                <w:rFonts w:ascii="Times New Roman" w:hAnsi="Times New Roman" w:eastAsia="宋体"/>
+                <w:b w:val="0"/>
+                <w:sz w:val="19"/>
+              </w:rPr>
+              <w:t>5. 开始赛事</w:t>
+            </w:r>
+          </w:p>
+        </w:tc>
+        <w:tc>
+          <w:tcPr>
+            <w:tcW w:type="dxa" w:w="1361"/>
+          </w:tcPr>
+          <w:p>
+            <w:pPr>
+              <w:spacing w:line="276" w:lineRule="auto"/>
+            </w:pPr>
+            <w:r/>
+            <w:r>
+              <w:rPr>
+                <w:rFonts w:ascii="Times New Roman" w:hAnsi="Times New Roman" w:eastAsia="宋体"/>
+                <w:b w:val="0"/>
+                <w:sz w:val="19"/>
+              </w:rPr>
+              <w:t>进行中</w:t>
+            </w:r>
+          </w:p>
+        </w:tc>
+        <w:tc>
+          <w:tcPr>
+            <w:tcW w:type="dxa" w:w="1928"/>
+          </w:tcPr>
+          <w:p>
+            <w:pPr>
+              <w:spacing w:line="276" w:lineRule="auto"/>
+            </w:pPr>
+            <w:r/>
+            <w:r>
+              <w:rPr>
+                <w:rFonts w:ascii="Times New Roman" w:hAnsi="Times New Roman" w:eastAsia="宋体"/>
+                <w:b w:val="0"/>
+                <w:sz w:val="19"/>
+              </w:rPr>
+              <w:t>管理员</w:t>
+            </w:r>
+          </w:p>
+        </w:tc>
+        <w:tc>
+          <w:tcPr>
+            <w:tcW w:type="dxa" w:w="4195"/>
+          </w:tcPr>
+          <w:p>
+            <w:pPr>
+              <w:spacing w:line="276" w:lineRule="auto"/>
+            </w:pPr>
+            <w:r/>
+            <w:r>
+              <w:rPr>
+                <w:rFonts w:ascii="Times New Roman" w:hAnsi="Times New Roman" w:eastAsia="宋体"/>
+                <w:b w:val="0"/>
+                <w:sz w:val="19"/>
+              </w:rPr>
+              <w:t>按签表生成首轮大场</w:t>
+            </w:r>
+          </w:p>
+        </w:tc>
+      </w:tr>
+      <w:tr>
+        <w:tc>
+          <w:tcPr>
+            <w:tcW w:type="dxa" w:w="1701"/>
+          </w:tcPr>
+          <w:p>
+            <w:pPr>
+              <w:spacing w:line="276" w:lineRule="auto"/>
+            </w:pPr>
+            <w:r/>
+            <w:r>
+              <w:rPr>
+                <w:rFonts w:ascii="Times New Roman" w:hAnsi="Times New Roman" w:eastAsia="宋体"/>
+                <w:b w:val="0"/>
+                <w:sz w:val="19"/>
+              </w:rPr>
+              <w:t>6. 双方排阵</w:t>
+            </w:r>
+          </w:p>
+        </w:tc>
+        <w:tc>
+          <w:tcPr>
+            <w:tcW w:type="dxa" w:w="1361"/>
+          </w:tcPr>
+          <w:p>
+            <w:pPr>
+              <w:spacing w:line="276" w:lineRule="auto"/>
+            </w:pPr>
+            <w:r/>
+            <w:r>
+              <w:rPr>
+                <w:rFonts w:ascii="Times New Roman" w:hAnsi="Times New Roman" w:eastAsia="宋体"/>
+                <w:b w:val="0"/>
+                <w:sz w:val="19"/>
+              </w:rPr>
+              <w:t>进行中</w:t>
+            </w:r>
+          </w:p>
+        </w:tc>
+        <w:tc>
+          <w:tcPr>
+            <w:tcW w:type="dxa" w:w="1928"/>
+          </w:tcPr>
+          <w:p>
+            <w:pPr>
+              <w:spacing w:line="276" w:lineRule="auto"/>
+            </w:pPr>
+            <w:r/>
+            <w:r>
+              <w:rPr>
+                <w:rFonts w:ascii="Times New Roman" w:hAnsi="Times New Roman" w:eastAsia="宋体"/>
+                <w:b w:val="0"/>
+                <w:sz w:val="19"/>
+              </w:rPr>
+              <w:t>干事（本学院）/ 管理员</w:t>
+            </w:r>
+          </w:p>
+        </w:tc>
+        <w:tc>
+          <w:tcPr>
+            <w:tcW w:type="dxa" w:w="4195"/>
+          </w:tcPr>
+          <w:p>
+            <w:pPr>
+              <w:spacing w:line="276" w:lineRule="auto"/>
+            </w:pPr>
+            <w:r/>
+            <w:r>
+              <w:rPr>
+                <w:rFonts w:ascii="Times New Roman" w:hAnsi="Times New Roman" w:eastAsia="宋体"/>
+                <w:b w:val="0"/>
+                <w:sz w:val="19"/>
+              </w:rPr>
+              <w:t>每个小项点人；大场未排齐不能开</w:t>
+            </w:r>
+          </w:p>
+        </w:tc>
+      </w:tr>
+      <w:tr>
+        <w:tc>
+          <w:tcPr>
+            <w:tcW w:type="dxa" w:w="1701"/>
+          </w:tcPr>
+          <w:p>
+            <w:pPr>
+              <w:spacing w:line="276" w:lineRule="auto"/>
+            </w:pPr>
+            <w:r/>
+            <w:r>
+              <w:rPr>
+                <w:rFonts w:ascii="Times New Roman" w:hAnsi="Times New Roman" w:eastAsia="宋体"/>
+                <w:b w:val="0"/>
+                <w:sz w:val="19"/>
+              </w:rPr>
+              <w:t>7. 开始大场</w:t>
+            </w:r>
+          </w:p>
+        </w:tc>
+        <w:tc>
+          <w:tcPr>
+            <w:tcW w:type="dxa" w:w="1361"/>
+          </w:tcPr>
+          <w:p>
+            <w:pPr>
+              <w:spacing w:line="276" w:lineRule="auto"/>
+            </w:pPr>
+            <w:r/>
+            <w:r>
+              <w:rPr>
+                <w:rFonts w:ascii="Times New Roman" w:hAnsi="Times New Roman" w:eastAsia="宋体"/>
+                <w:b w:val="0"/>
+                <w:sz w:val="19"/>
+              </w:rPr>
+              <w:t>进行中</w:t>
+            </w:r>
+          </w:p>
+        </w:tc>
+        <w:tc>
+          <w:tcPr>
+            <w:tcW w:type="dxa" w:w="1928"/>
+          </w:tcPr>
+          <w:p>
+            <w:pPr>
+              <w:spacing w:line="276" w:lineRule="auto"/>
+            </w:pPr>
+            <w:r/>
+            <w:r>
+              <w:rPr>
+                <w:rFonts w:ascii="Times New Roman" w:hAnsi="Times New Roman" w:eastAsia="宋体"/>
+                <w:b w:val="0"/>
+                <w:sz w:val="19"/>
+              </w:rPr>
+              <w:t>管理员</w:t>
+            </w:r>
+          </w:p>
+        </w:tc>
+        <w:tc>
+          <w:tcPr>
+            <w:tcW w:type="dxa" w:w="4195"/>
+          </w:tcPr>
+          <w:p>
+            <w:pPr>
+              <w:spacing w:line="276" w:lineRule="auto"/>
+            </w:pPr>
+            <w:r/>
+            <w:r>
+              <w:rPr>
+                <w:rFonts w:ascii="Times New Roman" w:hAnsi="Times New Roman" w:eastAsia="宋体"/>
+                <w:b w:val="0"/>
+                <w:sz w:val="19"/>
+              </w:rPr>
+              <w:t>双方排阵齐后开打，生成各小场</w:t>
+            </w:r>
+          </w:p>
+        </w:tc>
+      </w:tr>
+      <w:tr>
+        <w:tc>
+          <w:tcPr>
+            <w:tcW w:type="dxa" w:w="1701"/>
+          </w:tcPr>
+          <w:p>
+            <w:pPr>
+              <w:spacing w:line="276" w:lineRule="auto"/>
+            </w:pPr>
+            <w:r/>
+            <w:r>
+              <w:rPr>
+                <w:rFonts w:ascii="Times New Roman" w:hAnsi="Times New Roman" w:eastAsia="宋体"/>
+                <w:b w:val="0"/>
+                <w:sz w:val="19"/>
+              </w:rPr>
+              <w:t>8. 录分 → 确认</w:t>
+            </w:r>
+          </w:p>
+        </w:tc>
+        <w:tc>
+          <w:tcPr>
+            <w:tcW w:type="dxa" w:w="1361"/>
+          </w:tcPr>
+          <w:p>
+            <w:pPr>
+              <w:spacing w:line="276" w:lineRule="auto"/>
+            </w:pPr>
+            <w:r/>
+            <w:r>
+              <w:rPr>
+                <w:rFonts w:ascii="Times New Roman" w:hAnsi="Times New Roman" w:eastAsia="宋体"/>
+                <w:b w:val="0"/>
+                <w:sz w:val="19"/>
+              </w:rPr>
+              <w:t>进行中</w:t>
+            </w:r>
+          </w:p>
+        </w:tc>
+        <w:tc>
+          <w:tcPr>
+            <w:tcW w:type="dxa" w:w="1928"/>
+          </w:tcPr>
+          <w:p>
+            <w:pPr>
+              <w:spacing w:line="276" w:lineRule="auto"/>
+            </w:pPr>
+            <w:r/>
+            <w:r>
+              <w:rPr>
+                <w:rFonts w:ascii="Times New Roman" w:hAnsi="Times New Roman" w:eastAsia="宋体"/>
+                <w:b w:val="0"/>
+                <w:sz w:val="19"/>
+              </w:rPr>
+              <w:t>选手录、对手确认（干事以上可代录）</w:t>
+            </w:r>
+          </w:p>
+        </w:tc>
+        <w:tc>
+          <w:tcPr>
+            <w:tcW w:type="dxa" w:w="4195"/>
+          </w:tcPr>
+          <w:p>
+            <w:pPr>
+              <w:spacing w:line="276" w:lineRule="auto"/>
+            </w:pPr>
+            <w:r/>
+            <w:r>
+              <w:rPr>
+                <w:rFonts w:ascii="Times New Roman" w:hAnsi="Times New Roman" w:eastAsia="宋体"/>
+                <w:b w:val="0"/>
+                <w:sz w:val="19"/>
+              </w:rPr>
+              <w:t>单打小场计等级分，双打与弃权不计</w:t>
+            </w:r>
+          </w:p>
+        </w:tc>
+      </w:tr>
+      <w:tr>
+        <w:tc>
+          <w:tcPr>
+            <w:tcW w:type="dxa" w:w="1701"/>
+          </w:tcPr>
+          <w:p>
+            <w:pPr>
+              <w:spacing w:line="276" w:lineRule="auto"/>
+            </w:pPr>
+            <w:r/>
+            <w:r>
+              <w:rPr>
+                <w:rFonts w:ascii="Times New Roman" w:hAnsi="Times New Roman" w:eastAsia="宋体"/>
+                <w:b w:val="0"/>
+                <w:sz w:val="19"/>
+              </w:rPr>
+              <w:t>9. 本轮结束 → 下一轮</w:t>
+            </w:r>
+          </w:p>
+        </w:tc>
+        <w:tc>
+          <w:tcPr>
+            <w:tcW w:type="dxa" w:w="1361"/>
+          </w:tcPr>
+          <w:p>
+            <w:pPr>
+              <w:spacing w:line="276" w:lineRule="auto"/>
+            </w:pPr>
+            <w:r/>
+            <w:r>
+              <w:rPr>
+                <w:rFonts w:ascii="Times New Roman" w:hAnsi="Times New Roman" w:eastAsia="宋体"/>
+                <w:b w:val="0"/>
+                <w:sz w:val="19"/>
+              </w:rPr>
+              <w:t>进行中</w:t>
+            </w:r>
+          </w:p>
+        </w:tc>
+        <w:tc>
+          <w:tcPr>
+            <w:tcW w:type="dxa" w:w="1928"/>
+          </w:tcPr>
+          <w:p>
+            <w:pPr>
+              <w:spacing w:line="276" w:lineRule="auto"/>
+            </w:pPr>
+            <w:r/>
+            <w:r>
+              <w:rPr>
+                <w:rFonts w:ascii="Times New Roman" w:hAnsi="Times New Roman" w:eastAsia="宋体"/>
+                <w:b w:val="0"/>
+                <w:sz w:val="19"/>
+              </w:rPr>
+              <w:t>系统自动</w:t>
+            </w:r>
+          </w:p>
+        </w:tc>
+        <w:tc>
+          <w:tcPr>
+            <w:tcW w:type="dxa" w:w="4195"/>
+          </w:tcPr>
+          <w:p>
+            <w:pPr>
+              <w:spacing w:line="276" w:lineRule="auto"/>
+            </w:pPr>
+            <w:r/>
+            <w:r>
+              <w:rPr>
+                <w:rFonts w:ascii="Times New Roman" w:hAnsi="Times New Roman" w:eastAsia="宋体"/>
+                <w:b w:val="0"/>
+                <w:sz w:val="19"/>
+              </w:rPr>
+              <w:t>本轮大场全部有结果后，自动排出下一轮</w:t>
+            </w:r>
+          </w:p>
+        </w:tc>
+      </w:tr>
+      <w:tr>
+        <w:tc>
+          <w:tcPr>
+            <w:tcW w:type="dxa" w:w="1701"/>
+          </w:tcPr>
+          <w:p>
+            <w:pPr>
+              <w:spacing w:line="276" w:lineRule="auto"/>
+            </w:pPr>
+            <w:r/>
+            <w:r>
+              <w:rPr>
+                <w:rFonts w:ascii="Times New Roman" w:hAnsi="Times New Roman" w:eastAsia="宋体"/>
+                <w:b w:val="0"/>
+                <w:sz w:val="19"/>
+              </w:rPr>
+              <w:t>10. 录入名次并结束</w:t>
+            </w:r>
+          </w:p>
+        </w:tc>
+        <w:tc>
+          <w:tcPr>
+            <w:tcW w:type="dxa" w:w="1361"/>
+          </w:tcPr>
+          <w:p>
+            <w:pPr>
+              <w:spacing w:line="276" w:lineRule="auto"/>
+            </w:pPr>
+            <w:r/>
+            <w:r>
+              <w:rPr>
+                <w:rFonts w:ascii="Times New Roman" w:hAnsi="Times New Roman" w:eastAsia="宋体"/>
+                <w:b w:val="0"/>
+                <w:sz w:val="19"/>
+              </w:rPr>
+              <w:t>已结束</w:t>
+            </w:r>
+          </w:p>
+        </w:tc>
+        <w:tc>
+          <w:tcPr>
+            <w:tcW w:type="dxa" w:w="1928"/>
+          </w:tcPr>
+          <w:p>
+            <w:pPr>
+              <w:spacing w:line="276" w:lineRule="auto"/>
+            </w:pPr>
+            <w:r/>
+            <w:r>
+              <w:rPr>
+                <w:rFonts w:ascii="Times New Roman" w:hAnsi="Times New Roman" w:eastAsia="宋体"/>
+                <w:b w:val="0"/>
+                <w:sz w:val="19"/>
+              </w:rPr>
+              <w:t>管理员</w:t>
+            </w:r>
+          </w:p>
+        </w:tc>
+        <w:tc>
+          <w:tcPr>
+            <w:tcW w:type="dxa" w:w="4195"/>
+          </w:tcPr>
+          <w:p>
+            <w:pPr>
+              <w:spacing w:line="276" w:lineRule="auto"/>
+            </w:pPr>
+            <w:r/>
+            <w:r>
+              <w:rPr>
+                <w:rFonts w:ascii="Times New Roman" w:hAnsi="Times New Roman" w:eastAsia="宋体"/>
+                <w:b w:val="0"/>
+                <w:sz w:val="19"/>
+              </w:rPr>
+              <w:t>按学院录名次，不产生任何个人积分变化</w:t>
+            </w:r>
+          </w:p>
+        </w:tc>
+      </w:tr>
+    </w:tbl>
+    <w:p>
+      <w:pPr>
+        <w:spacing w:after="40"/>
+      </w:pPr>
+    </w:p>
+    <w:p>
+      <w:pPr>
+        <w:spacing w:before="80" w:after="120"/>
+        <w:ind w:left="227"/>
+        <w:pBdr>
+          <w:left w:val="single" w:space="6" w:sz="18" w:color="1F4E79"/>
+        </w:pBdr>
+      </w:pPr>
+      <w:r>
+        <w:rPr>
+          <w:rFonts w:ascii="Times New Roman" w:hAnsi="Times New Roman" w:eastAsia="宋体"/>
+          <w:b/>
+          <w:color w:val="1F4E79"/>
+          <w:sz w:val="20"/>
+        </w:rPr>
+        <w:t>【注意】</w:t>
+      </w:r>
+      <w:r>
+        <w:rPr>
+          <w:rFonts w:ascii="Times New Roman" w:hAnsi="Times New Roman" w:eastAsia="宋体"/>
+          <w:b w:val="0"/>
+          <w:sz w:val="20"/>
+        </w:rPr>
+        <w:t>学院赛的「赛事状态」与「大场状态」是两层：赛事挂了「进行中」之后，每一场大场还要各自等双方排阵、各自开始。大场未排齐时，连管理员也开不动。</w:t>
+      </w:r>
+    </w:p>
+    <w:p>
+      <w:pPr>
         <w:spacing w:before="200" w:after="120"/>
       </w:pPr>
       <w:r>
@@ -1713,7 +3314,7 @@
           <w:color w:val="1F4E79"/>
           <w:sz w:val="26"/>
         </w:rPr>
-        <w:t>1.3 最容易搞错的五个顺序问题</w:t>
+        <w:t>1.3 最容易搞错的顺序问题</w:t>
       </w:r>
     </w:p>
     <w:p>
@@ -1789,6 +3390,51 @@
           <w:sz w:val="21"/>
         </w:rPr>
         <w:t>名次一提交，赛事立即结束且不可再改。请确认无误再点「提交并结束赛事」。</w:t>
+      </w:r>
+    </w:p>
+    <w:p>
+      <w:pPr>
+        <w:pStyle w:val="ListNumber"/>
+        <w:spacing w:after="40" w:line="300" w:lineRule="auto"/>
+        <w:ind w:left="425"/>
+      </w:pPr>
+      <w:r>
+        <w:rPr>
+          <w:rFonts w:ascii="Times New Roman" w:hAnsi="Times New Roman" w:eastAsia="宋体"/>
+          <w:b w:val="0"/>
+          <w:sz w:val="21"/>
+        </w:rPr>
+        <w:t>学院赛抽签只认已通过的名单。名单没过审的学院不会进签表，抽签前先把名单审完；抽签后名单锁定，要换人只能重抽。</w:t>
+      </w:r>
+    </w:p>
+    <w:p>
+      <w:pPr>
+        <w:pStyle w:val="ListNumber"/>
+        <w:spacing w:after="40" w:line="300" w:lineRule="auto"/>
+        <w:ind w:left="425"/>
+      </w:pPr>
+      <w:r>
+        <w:rPr>
+          <w:rFonts w:ascii="Times New Roman" w:hAnsi="Times New Roman" w:eastAsia="宋体"/>
+          <w:b w:val="0"/>
+          <w:sz w:val="21"/>
+        </w:rPr>
+        <w:t>大场未排齐不能开始。双方学院都提交排阵后，「开始大场」才会生效；只有一方交了也不行。</w:t>
+      </w:r>
+    </w:p>
+    <w:p>
+      <w:pPr>
+        <w:pStyle w:val="ListNumber"/>
+        <w:spacing w:after="40" w:line="300" w:lineRule="auto"/>
+        <w:ind w:left="425"/>
+      </w:pPr>
+      <w:r>
+        <w:rPr>
+          <w:rFonts w:ascii="Times New Roman" w:hAnsi="Times New Roman" w:eastAsia="宋体"/>
+          <w:b w:val="0"/>
+          <w:sz w:val="21"/>
+        </w:rPr>
+        <w:t>学院名次不计个人分。录入学院名次不会改变任何人的等级分与赛季积分，两套体系互不干扰。</w:t>
       </w:r>
     </w:p>
     <w:p>
@@ -6502,7 +8148,165 @@
           <w:color w:val="1F4E79"/>
           <w:sz w:val="26"/>
         </w:rPr>
-        <w:t>4.7 比赛阶段答疑</w:t>
+        <w:t>4.7 弃权：本人放弃，对手晋级</w:t>
+      </w:r>
+    </w:p>
+    <w:p>
+      <w:pPr>
+        <w:spacing w:after="80" w:line="300" w:lineRule="auto"/>
+      </w:pPr>
+      <w:r>
+        <w:rPr>
+          <w:rFonts w:ascii="Times New Roman" w:hAnsi="Times New Roman" w:eastAsia="宋体"/>
+          <w:b w:val="0"/>
+          <w:sz w:val="21"/>
+        </w:rPr>
+        <w:t>临时来不了、伤退或迟到过久时，可以在底部「比赛」页对这一场点「弃权」。弃权不是「不打了」，而是一个明确的结果：对手直接晋级，这一场不计个人等级分。</w:t>
+      </w:r>
+    </w:p>
+    <w:p>
+      <w:pPr>
+        <w:pStyle w:val="ListNumber"/>
+        <w:spacing w:after="40" w:line="300" w:lineRule="auto"/>
+        <w:ind w:left="425"/>
+      </w:pPr>
+      <w:r>
+        <w:rPr>
+          <w:rFonts w:ascii="Times New Roman" w:hAnsi="Times New Roman" w:eastAsia="宋体"/>
+          <w:b w:val="0"/>
+          <w:sz w:val="21"/>
+        </w:rPr>
+        <w:t>入口：底部「比赛」页 → 找到自己待打的场次 → 点「弃权」。</w:t>
+      </w:r>
+    </w:p>
+    <w:p>
+      <w:pPr>
+        <w:pStyle w:val="ListNumber"/>
+        <w:spacing w:after="40" w:line="300" w:lineRule="auto"/>
+        <w:ind w:left="425"/>
+      </w:pPr>
+      <w:r>
+        <w:rPr>
+          <w:rFonts w:ascii="Times New Roman" w:hAnsi="Times New Roman" w:eastAsia="宋体"/>
+          <w:b w:val="0"/>
+          <w:sz w:val="21"/>
+        </w:rPr>
+        <w:t>确认框：「弃权后对手直接晋级，且这一场不计个人等级分。确定弃权吗？」点确定后即时生效。</w:t>
+      </w:r>
+    </w:p>
+    <w:p>
+      <w:pPr>
+        <w:pStyle w:val="ListNumber"/>
+        <w:spacing w:after="40" w:line="300" w:lineRule="auto"/>
+        <w:ind w:left="425"/>
+      </w:pPr>
+      <w:r>
+        <w:rPr>
+          <w:rFonts w:ascii="Times New Roman" w:hAnsi="Times New Roman" w:eastAsia="宋体"/>
+          <w:b w:val="0"/>
+          <w:sz w:val="21"/>
+        </w:rPr>
+        <w:t>谁能点：只有本场参赛者本人可以替自己弃权；管理员可以替任意一方记弃权。</w:t>
+      </w:r>
+    </w:p>
+    <w:p>
+      <w:pPr>
+        <w:pStyle w:val="ListBullet"/>
+        <w:spacing w:after="40" w:line="300" w:lineRule="auto"/>
+        <w:ind w:left="425"/>
+      </w:pPr>
+      <w:r>
+        <w:rPr>
+          <w:rFonts w:ascii="Times New Roman" w:hAnsi="Times New Roman" w:eastAsia="宋体"/>
+          <w:b w:val="0"/>
+          <w:sz w:val="21"/>
+        </w:rPr>
+        <w:t>弃权只在「待确认」状态可用；已经录分生效的比赛要改，走撤销而不是弃权。</w:t>
+      </w:r>
+    </w:p>
+    <w:p>
+      <w:pPr>
+        <w:pStyle w:val="ListBullet"/>
+        <w:spacing w:after="40" w:line="300" w:lineRule="auto"/>
+        <w:ind w:left="425"/>
+      </w:pPr>
+      <w:r>
+        <w:rPr>
+          <w:rFonts w:ascii="Times New Roman" w:hAnsi="Times New Roman" w:eastAsia="宋体"/>
+          <w:b w:val="0"/>
+          <w:sz w:val="21"/>
+        </w:rPr>
+        <w:t>弃权后比分清空，记录里标明「弃权」，对手获胜并自动进入下一轮。</w:t>
+      </w:r>
+    </w:p>
+    <w:p>
+      <w:pPr>
+        <w:pStyle w:val="ListBullet"/>
+        <w:spacing w:after="40" w:line="300" w:lineRule="auto"/>
+        <w:ind w:left="425"/>
+      </w:pPr>
+      <w:r>
+        <w:rPr>
+          <w:rFonts w:ascii="Times New Roman" w:hAnsi="Times New Roman" w:eastAsia="宋体"/>
+          <w:b w:val="0"/>
+          <w:sz w:val="21"/>
+        </w:rPr>
+        <w:t>弃权场次不产生任何等级分与积分变化，也不影响对手既有分数。</w:t>
+      </w:r>
+    </w:p>
+    <w:p>
+      <w:pPr>
+        <w:pStyle w:val="ListBullet"/>
+        <w:spacing w:after="40" w:line="300" w:lineRule="auto"/>
+        <w:ind w:left="425"/>
+      </w:pPr>
+      <w:r>
+        <w:rPr>
+          <w:rFonts w:ascii="Times New Roman" w:hAnsi="Times New Roman" w:eastAsia="宋体"/>
+          <w:b w:val="0"/>
+          <w:sz w:val="21"/>
+        </w:rPr>
+        <w:t>学院赛的小场弃权是另一条路——由管理员在学院赛里记，不是参赛者自己点。</w:t>
+      </w:r>
+    </w:p>
+    <w:p>
+      <w:pPr>
+        <w:spacing w:before="80" w:after="120"/>
+        <w:ind w:left="227"/>
+        <w:pBdr>
+          <w:left w:val="single" w:space="6" w:sz="18" w:color="1F4E79"/>
+        </w:pBdr>
+      </w:pPr>
+      <w:r>
+        <w:rPr>
+          <w:rFonts w:ascii="Times New Roman" w:hAnsi="Times New Roman" w:eastAsia="宋体"/>
+          <w:b/>
+          <w:color w:val="1F4E79"/>
+          <w:sz w:val="20"/>
+        </w:rPr>
+        <w:t>【提示】</w:t>
+      </w:r>
+      <w:r>
+        <w:rPr>
+          <w:rFonts w:ascii="Times New Roman" w:hAnsi="Times New Roman" w:eastAsia="宋体"/>
+          <w:b w:val="0"/>
+          <w:sz w:val="20"/>
+        </w:rPr>
+        <w:t>演示数据源下，比赛页同样会按上面的规则给出「弃权」入口；正式环境以能否看到该按钮为准。</w:t>
+      </w:r>
+    </w:p>
+    <w:p>
+      <w:pPr>
+        <w:spacing w:before="200" w:after="120"/>
+      </w:pPr>
+      <w:r>
+        <w:rPr>
+          <w:rFonts w:ascii="Times New Roman" w:hAnsi="Times New Roman" w:eastAsia="微软雅黑"/>
+          <w:b/>
+          <w:color w:val="1F4E79"/>
+          <w:sz w:val="26"/>
+        </w:rPr>
+        <w:t>4.8 比赛阶段答疑</w:t>
       </w:r>
     </w:p>
     <w:tbl>
@@ -6756,6 +8560,46 @@
                 <w:sz w:val="19"/>
               </w:rPr>
               <w:t>在比赛页撤销（需理由），再重新录分确认</w:t>
+            </w:r>
+          </w:p>
+        </w:tc>
+      </w:tr>
+      <w:tr>
+        <w:tc>
+          <w:tcPr>
+            <w:tcW w:type="dxa" w:w="2608"/>
+          </w:tcPr>
+          <w:p>
+            <w:pPr>
+              <w:spacing w:line="276" w:lineRule="auto"/>
+            </w:pPr>
+            <w:r/>
+            <w:r>
+              <w:rPr>
+                <w:rFonts w:ascii="Times New Roman" w:hAnsi="Times New Roman" w:eastAsia="宋体"/>
+                <w:b w:val="0"/>
+                <w:sz w:val="19"/>
+              </w:rPr>
+              <w:t>看不到「弃权」按钮</w:t>
+            </w:r>
+          </w:p>
+        </w:tc>
+        <w:tc>
+          <w:tcPr>
+            <w:tcW w:type="dxa" w:w="6576"/>
+          </w:tcPr>
+          <w:p>
+            <w:pPr>
+              <w:spacing w:line="276" w:lineRule="auto"/>
+            </w:pPr>
+            <w:r/>
+            <w:r>
+              <w:rPr>
+                <w:rFonts w:ascii="Times New Roman" w:hAnsi="Times New Roman" w:eastAsia="宋体"/>
+                <w:b w:val="0"/>
+                <w:sz w:val="19"/>
+              </w:rPr>
+              <w:t>弃权只在本人参赛的「待确认」场次出现；已生效的走撤销</w:t>
             </w:r>
           </w:p>
         </w:tc>
@@ -7427,7 +9271,2450 @@
           <w:color w:val="1F4E79"/>
           <w:sz w:val="32"/>
         </w:rPr>
-        <w:t>六、附录</w:t>
+        <w:t>六、学院团体赛：另一条链路</w:t>
+      </w:r>
+    </w:p>
+    <w:p>
+      <w:pPr>
+        <w:spacing w:after="80" w:line="300" w:lineRule="auto"/>
+      </w:pPr>
+      <w:r>
+        <w:rPr>
+          <w:rFonts w:ascii="Times New Roman" w:hAnsi="Times New Roman" w:eastAsia="宋体"/>
+          <w:b w:val="0"/>
+          <w:sz w:val="21"/>
+        </w:rPr>
+        <w:t>学院赛以学院为单位组队对抗，与个人赛并行、互不干扰。学会上面个人赛之后的几乎所有操作经验都能沿用——同样是「先抽签、后开赛」，同样靠「录分 → 确认」出结果；差别只在两点：参赛者是学院而不是个人，以及多了一层「大场 / 小场」结构。</w:t>
+      </w:r>
+    </w:p>
+    <w:p>
+      <w:pPr>
+        <w:spacing w:before="200" w:after="120"/>
+      </w:pPr>
+      <w:r>
+        <w:rPr>
+          <w:rFonts w:ascii="Times New Roman" w:hAnsi="Times New Roman" w:eastAsia="微软雅黑"/>
+          <w:b/>
+          <w:color w:val="1F4E79"/>
+          <w:sz w:val="26"/>
+        </w:rPr>
+        <w:t>6.1 学院赛与个人赛的四个不同</w:t>
+      </w:r>
+    </w:p>
+    <w:tbl>
+      <w:tblPr>
+        <w:tblStyle w:val="TableGrid"/>
+        <w:tblW w:type="auto" w:w="0"/>
+        <w:jc w:val="center"/>
+        <w:tblLook w:firstColumn="1" w:firstRow="1" w:lastColumn="0" w:lastRow="0" w:noHBand="0" w:noVBand="1" w:val="04A0"/>
+      </w:tblPr>
+      <w:tblGrid>
+        <w:gridCol w:w="3061"/>
+        <w:gridCol w:w="3061"/>
+        <w:gridCol w:w="3061"/>
+      </w:tblGrid>
+      <w:tr>
+        <w:tc>
+          <w:tcPr>
+            <w:tcW w:type="dxa" w:w="1474"/>
+            <w:shd w:val="clear" w:fill="1F4E79"/>
+          </w:tcPr>
+          <w:p>
+            <w:pPr>
+              <w:jc w:val="center"/>
+            </w:pPr>
+            <w:r/>
+            <w:r>
+              <w:rPr>
+                <w:rFonts w:ascii="Times New Roman" w:hAnsi="Times New Roman" w:eastAsia="微软雅黑"/>
+                <w:b/>
+                <w:color w:val="FFFFFF"/>
+                <w:sz w:val="20"/>
+              </w:rPr>
+              <w:t>方面</w:t>
+            </w:r>
+          </w:p>
+        </w:tc>
+        <w:tc>
+          <w:tcPr>
+            <w:tcW w:type="dxa" w:w="3515"/>
+            <w:shd w:val="clear" w:fill="1F4E79"/>
+          </w:tcPr>
+          <w:p>
+            <w:pPr>
+              <w:jc w:val="center"/>
+            </w:pPr>
+            <w:r/>
+            <w:r>
+              <w:rPr>
+                <w:rFonts w:ascii="Times New Roman" w:hAnsi="Times New Roman" w:eastAsia="微软雅黑"/>
+                <w:b/>
+                <w:color w:val="FFFFFF"/>
+                <w:sz w:val="20"/>
+              </w:rPr>
+              <w:t>个人赛</w:t>
+            </w:r>
+          </w:p>
+        </w:tc>
+        <w:tc>
+          <w:tcPr>
+            <w:tcW w:type="dxa" w:w="4195"/>
+            <w:shd w:val="clear" w:fill="1F4E79"/>
+          </w:tcPr>
+          <w:p>
+            <w:pPr>
+              <w:jc w:val="center"/>
+            </w:pPr>
+            <w:r/>
+            <w:r>
+              <w:rPr>
+                <w:rFonts w:ascii="Times New Roman" w:hAnsi="Times New Roman" w:eastAsia="微软雅黑"/>
+                <w:b/>
+                <w:color w:val="FFFFFF"/>
+                <w:sz w:val="20"/>
+              </w:rPr>
+              <w:t>学院赛</w:t>
+            </w:r>
+          </w:p>
+        </w:tc>
+      </w:tr>
+      <w:tr>
+        <w:tc>
+          <w:tcPr>
+            <w:tcW w:type="dxa" w:w="1474"/>
+          </w:tcPr>
+          <w:p>
+            <w:pPr>
+              <w:spacing w:line="276" w:lineRule="auto"/>
+            </w:pPr>
+            <w:r/>
+            <w:r>
+              <w:rPr>
+                <w:rFonts w:ascii="Times New Roman" w:hAnsi="Times New Roman" w:eastAsia="宋体"/>
+                <w:b w:val="0"/>
+                <w:sz w:val="19"/>
+              </w:rPr>
+              <w:t>参赛单位</w:t>
+            </w:r>
+          </w:p>
+        </w:tc>
+        <w:tc>
+          <w:tcPr>
+            <w:tcW w:type="dxa" w:w="3515"/>
+          </w:tcPr>
+          <w:p>
+            <w:pPr>
+              <w:spacing w:line="276" w:lineRule="auto"/>
+            </w:pPr>
+            <w:r/>
+            <w:r>
+              <w:rPr>
+                <w:rFonts w:ascii="Times New Roman" w:hAnsi="Times New Roman" w:eastAsia="宋体"/>
+                <w:b w:val="0"/>
+                <w:sz w:val="19"/>
+              </w:rPr>
+              <w:t>会员本人报名</w:t>
+            </w:r>
+          </w:p>
+        </w:tc>
+        <w:tc>
+          <w:tcPr>
+            <w:tcW w:type="dxa" w:w="4195"/>
+          </w:tcPr>
+          <w:p>
+            <w:pPr>
+              <w:spacing w:line="276" w:lineRule="auto"/>
+            </w:pPr>
+            <w:r/>
+            <w:r>
+              <w:rPr>
+                <w:rFonts w:ascii="Times New Roman" w:hAnsi="Times New Roman" w:eastAsia="宋体"/>
+                <w:b w:val="0"/>
+                <w:sz w:val="19"/>
+              </w:rPr>
+              <w:t>学院提交名单，管理员审核</w:t>
+            </w:r>
+          </w:p>
+        </w:tc>
+      </w:tr>
+      <w:tr>
+        <w:tc>
+          <w:tcPr>
+            <w:tcW w:type="dxa" w:w="1474"/>
+          </w:tcPr>
+          <w:p>
+            <w:pPr>
+              <w:spacing w:line="276" w:lineRule="auto"/>
+            </w:pPr>
+            <w:r/>
+            <w:r>
+              <w:rPr>
+                <w:rFonts w:ascii="Times New Roman" w:hAnsi="Times New Roman" w:eastAsia="宋体"/>
+                <w:b w:val="0"/>
+                <w:sz w:val="19"/>
+              </w:rPr>
+              <w:t>结构</w:t>
+            </w:r>
+          </w:p>
+        </w:tc>
+        <w:tc>
+          <w:tcPr>
+            <w:tcW w:type="dxa" w:w="3515"/>
+          </w:tcPr>
+          <w:p>
+            <w:pPr>
+              <w:spacing w:line="276" w:lineRule="auto"/>
+            </w:pPr>
+            <w:r/>
+            <w:r>
+              <w:rPr>
+                <w:rFonts w:ascii="Times New Roman" w:hAnsi="Times New Roman" w:eastAsia="宋体"/>
+                <w:b w:val="0"/>
+                <w:sz w:val="19"/>
+              </w:rPr>
+              <w:t>一场比赛即一场</w:t>
+            </w:r>
+          </w:p>
+        </w:tc>
+        <w:tc>
+          <w:tcPr>
+            <w:tcW w:type="dxa" w:w="4195"/>
+          </w:tcPr>
+          <w:p>
+            <w:pPr>
+              <w:spacing w:line="276" w:lineRule="auto"/>
+            </w:pPr>
+            <w:r/>
+            <w:r>
+              <w:rPr>
+                <w:rFonts w:ascii="Times New Roman" w:hAnsi="Times New Roman" w:eastAsia="宋体"/>
+                <w:b w:val="0"/>
+                <w:sz w:val="19"/>
+              </w:rPr>
+              <w:t>大场（两院对抗）里含若干小场（小项）</w:t>
+            </w:r>
+          </w:p>
+        </w:tc>
+      </w:tr>
+      <w:tr>
+        <w:tc>
+          <w:tcPr>
+            <w:tcW w:type="dxa" w:w="1474"/>
+          </w:tcPr>
+          <w:p>
+            <w:pPr>
+              <w:spacing w:line="276" w:lineRule="auto"/>
+            </w:pPr>
+            <w:r/>
+            <w:r>
+              <w:rPr>
+                <w:rFonts w:ascii="Times New Roman" w:hAnsi="Times New Roman" w:eastAsia="宋体"/>
+                <w:b w:val="0"/>
+                <w:sz w:val="19"/>
+              </w:rPr>
+              <w:t>开赛</w:t>
+            </w:r>
+          </w:p>
+        </w:tc>
+        <w:tc>
+          <w:tcPr>
+            <w:tcW w:type="dxa" w:w="3515"/>
+          </w:tcPr>
+          <w:p>
+            <w:pPr>
+              <w:spacing w:line="276" w:lineRule="auto"/>
+            </w:pPr>
+            <w:r/>
+            <w:r>
+              <w:rPr>
+                <w:rFonts w:ascii="Times New Roman" w:hAnsi="Times New Roman" w:eastAsia="宋体"/>
+                <w:b w:val="0"/>
+                <w:sz w:val="19"/>
+              </w:rPr>
+              <w:t>一次「开始赛事」</w:t>
+            </w:r>
+          </w:p>
+        </w:tc>
+        <w:tc>
+          <w:tcPr>
+            <w:tcW w:type="dxa" w:w="4195"/>
+          </w:tcPr>
+          <w:p>
+            <w:pPr>
+              <w:spacing w:line="276" w:lineRule="auto"/>
+            </w:pPr>
+            <w:r/>
+            <w:r>
+              <w:rPr>
+                <w:rFonts w:ascii="Times New Roman" w:hAnsi="Times New Roman" w:eastAsia="宋体"/>
+                <w:b w:val="0"/>
+                <w:sz w:val="19"/>
+              </w:rPr>
+              <w:t>两级：先开始赛事，再逐个大场开始</w:t>
+            </w:r>
+          </w:p>
+        </w:tc>
+      </w:tr>
+      <w:tr>
+        <w:tc>
+          <w:tcPr>
+            <w:tcW w:type="dxa" w:w="1474"/>
+          </w:tcPr>
+          <w:p>
+            <w:pPr>
+              <w:spacing w:line="276" w:lineRule="auto"/>
+            </w:pPr>
+            <w:r/>
+            <w:r>
+              <w:rPr>
+                <w:rFonts w:ascii="Times New Roman" w:hAnsi="Times New Roman" w:eastAsia="宋体"/>
+                <w:b w:val="0"/>
+                <w:sz w:val="19"/>
+              </w:rPr>
+              <w:t>计分</w:t>
+            </w:r>
+          </w:p>
+        </w:tc>
+        <w:tc>
+          <w:tcPr>
+            <w:tcW w:type="dxa" w:w="3515"/>
+          </w:tcPr>
+          <w:p>
+            <w:pPr>
+              <w:spacing w:line="276" w:lineRule="auto"/>
+            </w:pPr>
+            <w:r/>
+            <w:r>
+              <w:rPr>
+                <w:rFonts w:ascii="Times New Roman" w:hAnsi="Times New Roman" w:eastAsia="宋体"/>
+                <w:b w:val="0"/>
+                <w:sz w:val="19"/>
+              </w:rPr>
+              <w:t>计个人等级分与积分</w:t>
+            </w:r>
+          </w:p>
+        </w:tc>
+        <w:tc>
+          <w:tcPr>
+            <w:tcW w:type="dxa" w:w="4195"/>
+          </w:tcPr>
+          <w:p>
+            <w:pPr>
+              <w:spacing w:line="276" w:lineRule="auto"/>
+            </w:pPr>
+            <w:r/>
+            <w:r>
+              <w:rPr>
+                <w:rFonts w:ascii="Times New Roman" w:hAnsi="Times New Roman" w:eastAsia="宋体"/>
+                <w:b w:val="0"/>
+                <w:sz w:val="19"/>
+              </w:rPr>
+              <w:t>单打小场计个人等级分；名次只记给学院，不计个人积分</w:t>
+            </w:r>
+          </w:p>
+        </w:tc>
+      </w:tr>
+    </w:tbl>
+    <w:p>
+      <w:pPr>
+        <w:spacing w:after="40"/>
+      </w:pPr>
+    </w:p>
+    <w:p>
+      <w:pPr>
+        <w:spacing w:before="200" w:after="120"/>
+      </w:pPr>
+      <w:r>
+        <w:rPr>
+          <w:rFonts w:ascii="Times New Roman" w:hAnsi="Times New Roman" w:eastAsia="微软雅黑"/>
+          <w:b/>
+          <w:color w:val="1F4E79"/>
+          <w:sz w:val="26"/>
+        </w:rPr>
+        <w:t>6.2 发布学院赛</w:t>
+      </w:r>
+    </w:p>
+    <w:p>
+      <w:pPr>
+        <w:spacing w:after="80" w:line="300" w:lineRule="auto"/>
+      </w:pPr>
+      <w:r>
+        <w:rPr>
+          <w:rFonts w:ascii="Times New Roman" w:hAnsi="Times New Roman" w:eastAsia="宋体"/>
+          <w:b w:val="0"/>
+          <w:sz w:val="21"/>
+        </w:rPr>
+        <w:t>在「赛事」页的学院赛区域点「＋ 发布」进入学院赛表单。只有管理员能发布；干事与会员连入口都看不到。</w:t>
+      </w:r>
+    </w:p>
+    <w:tbl>
+      <w:tblPr>
+        <w:tblStyle w:val="TableGrid"/>
+        <w:tblW w:type="auto" w:w="0"/>
+        <w:jc w:val="center"/>
+        <w:tblLook w:firstColumn="1" w:firstRow="1" w:lastColumn="0" w:lastRow="0" w:noHBand="0" w:noVBand="1" w:val="04A0"/>
+      </w:tblPr>
+      <w:tblGrid>
+        <w:gridCol w:w="3061"/>
+        <w:gridCol w:w="3061"/>
+        <w:gridCol w:w="3061"/>
+      </w:tblGrid>
+      <w:tr>
+        <w:tc>
+          <w:tcPr>
+            <w:tcW w:type="dxa" w:w="1814"/>
+            <w:shd w:val="clear" w:fill="1F4E79"/>
+          </w:tcPr>
+          <w:p>
+            <w:pPr>
+              <w:jc w:val="center"/>
+            </w:pPr>
+            <w:r/>
+            <w:r>
+              <w:rPr>
+                <w:rFonts w:ascii="Times New Roman" w:hAnsi="Times New Roman" w:eastAsia="微软雅黑"/>
+                <w:b/>
+                <w:color w:val="FFFFFF"/>
+                <w:sz w:val="20"/>
+              </w:rPr>
+              <w:t>字段</w:t>
+            </w:r>
+          </w:p>
+        </w:tc>
+        <w:tc>
+          <w:tcPr>
+            <w:tcW w:type="dxa" w:w="1701"/>
+            <w:shd w:val="clear" w:fill="1F4E79"/>
+          </w:tcPr>
+          <w:p>
+            <w:pPr>
+              <w:jc w:val="center"/>
+            </w:pPr>
+            <w:r/>
+            <w:r>
+              <w:rPr>
+                <w:rFonts w:ascii="Times New Roman" w:hAnsi="Times New Roman" w:eastAsia="微软雅黑"/>
+                <w:b/>
+                <w:color w:val="FFFFFF"/>
+                <w:sz w:val="20"/>
+              </w:rPr>
+              <w:t>是否必填</w:t>
+            </w:r>
+          </w:p>
+        </w:tc>
+        <w:tc>
+          <w:tcPr>
+            <w:tcW w:type="dxa" w:w="5669"/>
+            <w:shd w:val="clear" w:fill="1F4E79"/>
+          </w:tcPr>
+          <w:p>
+            <w:pPr>
+              <w:jc w:val="center"/>
+            </w:pPr>
+            <w:r/>
+            <w:r>
+              <w:rPr>
+                <w:rFonts w:ascii="Times New Roman" w:hAnsi="Times New Roman" w:eastAsia="微软雅黑"/>
+                <w:b/>
+                <w:color w:val="FFFFFF"/>
+                <w:sz w:val="20"/>
+              </w:rPr>
+              <w:t>说明与可选值</w:t>
+            </w:r>
+          </w:p>
+        </w:tc>
+      </w:tr>
+      <w:tr>
+        <w:tc>
+          <w:tcPr>
+            <w:tcW w:type="dxa" w:w="1814"/>
+          </w:tcPr>
+          <w:p>
+            <w:pPr>
+              <w:spacing w:line="276" w:lineRule="auto"/>
+            </w:pPr>
+            <w:r/>
+            <w:r>
+              <w:rPr>
+                <w:rFonts w:ascii="Times New Roman" w:hAnsi="Times New Roman" w:eastAsia="宋体"/>
+                <w:b w:val="0"/>
+                <w:sz w:val="19"/>
+              </w:rPr>
+              <w:t>赛事名称</w:t>
+            </w:r>
+          </w:p>
+        </w:tc>
+        <w:tc>
+          <w:tcPr>
+            <w:tcW w:type="dxa" w:w="1701"/>
+          </w:tcPr>
+          <w:p>
+            <w:pPr>
+              <w:spacing w:line="276" w:lineRule="auto"/>
+            </w:pPr>
+            <w:r/>
+            <w:r>
+              <w:rPr>
+                <w:rFonts w:ascii="Times New Roman" w:hAnsi="Times New Roman" w:eastAsia="宋体"/>
+                <w:b w:val="0"/>
+                <w:sz w:val="19"/>
+              </w:rPr>
+              <w:t>必填</w:t>
+            </w:r>
+          </w:p>
+        </w:tc>
+        <w:tc>
+          <w:tcPr>
+            <w:tcW w:type="dxa" w:w="5669"/>
+          </w:tcPr>
+          <w:p>
+            <w:pPr>
+              <w:spacing w:line="276" w:lineRule="auto"/>
+            </w:pPr>
+            <w:r/>
+            <w:r>
+              <w:rPr>
+                <w:rFonts w:ascii="Times New Roman" w:hAnsi="Times New Roman" w:eastAsia="宋体"/>
+                <w:b w:val="0"/>
+                <w:sz w:val="19"/>
+              </w:rPr>
+              <w:t>2–30 个字</w:t>
+            </w:r>
+          </w:p>
+        </w:tc>
+      </w:tr>
+      <w:tr>
+        <w:tc>
+          <w:tcPr>
+            <w:tcW w:type="dxa" w:w="1814"/>
+          </w:tcPr>
+          <w:p>
+            <w:pPr>
+              <w:spacing w:line="276" w:lineRule="auto"/>
+            </w:pPr>
+            <w:r/>
+            <w:r>
+              <w:rPr>
+                <w:rFonts w:ascii="Times New Roman" w:hAnsi="Times New Roman" w:eastAsia="宋体"/>
+                <w:b w:val="0"/>
+                <w:sz w:val="19"/>
+              </w:rPr>
+              <w:t>小项序列</w:t>
+            </w:r>
+          </w:p>
+        </w:tc>
+        <w:tc>
+          <w:tcPr>
+            <w:tcW w:type="dxa" w:w="1701"/>
+          </w:tcPr>
+          <w:p>
+            <w:pPr>
+              <w:spacing w:line="276" w:lineRule="auto"/>
+            </w:pPr>
+            <w:r/>
+            <w:r>
+              <w:rPr>
+                <w:rFonts w:ascii="Times New Roman" w:hAnsi="Times New Roman" w:eastAsia="宋体"/>
+                <w:b w:val="0"/>
+                <w:sz w:val="19"/>
+              </w:rPr>
+              <w:t>必填</w:t>
+            </w:r>
+          </w:p>
+        </w:tc>
+        <w:tc>
+          <w:tcPr>
+            <w:tcW w:type="dxa" w:w="5669"/>
+          </w:tcPr>
+          <w:p>
+            <w:pPr>
+              <w:spacing w:line="276" w:lineRule="auto"/>
+            </w:pPr>
+            <w:r/>
+            <w:r>
+              <w:rPr>
+                <w:rFonts w:ascii="Times New Roman" w:hAnsi="Times New Roman" w:eastAsia="宋体"/>
+                <w:b w:val="0"/>
+                <w:sz w:val="19"/>
+              </w:rPr>
+              <w:t>从男单 / 女单 / 男双 / 女双 / 混双里选，1–20 项；同名项目可重复出现（例如两项男单）</w:t>
+            </w:r>
+          </w:p>
+        </w:tc>
+      </w:tr>
+      <w:tr>
+        <w:tc>
+          <w:tcPr>
+            <w:tcW w:type="dxa" w:w="1814"/>
+          </w:tcPr>
+          <w:p>
+            <w:pPr>
+              <w:spacing w:line="276" w:lineRule="auto"/>
+            </w:pPr>
+            <w:r/>
+            <w:r>
+              <w:rPr>
+                <w:rFonts w:ascii="Times New Roman" w:hAnsi="Times New Roman" w:eastAsia="宋体"/>
+                <w:b w:val="0"/>
+                <w:sz w:val="19"/>
+              </w:rPr>
+              <w:t>允许兼项</w:t>
+            </w:r>
+          </w:p>
+        </w:tc>
+        <w:tc>
+          <w:tcPr>
+            <w:tcW w:type="dxa" w:w="1701"/>
+          </w:tcPr>
+          <w:p>
+            <w:pPr>
+              <w:spacing w:line="276" w:lineRule="auto"/>
+            </w:pPr>
+            <w:r/>
+            <w:r>
+              <w:rPr>
+                <w:rFonts w:ascii="Times New Roman" w:hAnsi="Times New Roman" w:eastAsia="宋体"/>
+                <w:b w:val="0"/>
+                <w:sz w:val="19"/>
+              </w:rPr>
+              <w:t>开关</w:t>
+            </w:r>
+          </w:p>
+        </w:tc>
+        <w:tc>
+          <w:tcPr>
+            <w:tcW w:type="dxa" w:w="5669"/>
+          </w:tcPr>
+          <w:p>
+            <w:pPr>
+              <w:spacing w:line="276" w:lineRule="auto"/>
+            </w:pPr>
+            <w:r/>
+            <w:r>
+              <w:rPr>
+                <w:rFonts w:ascii="Times New Roman" w:hAnsi="Times New Roman" w:eastAsia="宋体"/>
+                <w:b w:val="0"/>
+                <w:sz w:val="19"/>
+              </w:rPr>
+              <w:t>默认开启；关闭后同一个人在一场大场里只能打一个小项</w:t>
+            </w:r>
+          </w:p>
+        </w:tc>
+      </w:tr>
+      <w:tr>
+        <w:tc>
+          <w:tcPr>
+            <w:tcW w:type="dxa" w:w="1814"/>
+          </w:tcPr>
+          <w:p>
+            <w:pPr>
+              <w:spacing w:line="276" w:lineRule="auto"/>
+            </w:pPr>
+            <w:r/>
+            <w:r>
+              <w:rPr>
+                <w:rFonts w:ascii="Times New Roman" w:hAnsi="Times New Roman" w:eastAsia="宋体"/>
+                <w:b w:val="0"/>
+                <w:sz w:val="19"/>
+              </w:rPr>
+              <w:t>最少 / 最多人数</w:t>
+            </w:r>
+          </w:p>
+        </w:tc>
+        <w:tc>
+          <w:tcPr>
+            <w:tcW w:type="dxa" w:w="1701"/>
+          </w:tcPr>
+          <w:p>
+            <w:pPr>
+              <w:spacing w:line="276" w:lineRule="auto"/>
+            </w:pPr>
+            <w:r/>
+            <w:r>
+              <w:rPr>
+                <w:rFonts w:ascii="Times New Roman" w:hAnsi="Times New Roman" w:eastAsia="宋体"/>
+                <w:b w:val="0"/>
+                <w:sz w:val="19"/>
+              </w:rPr>
+              <w:t>选填</w:t>
+            </w:r>
+          </w:p>
+        </w:tc>
+        <w:tc>
+          <w:tcPr>
+            <w:tcW w:type="dxa" w:w="5669"/>
+          </w:tcPr>
+          <w:p>
+            <w:pPr>
+              <w:spacing w:line="276" w:lineRule="auto"/>
+            </w:pPr>
+            <w:r/>
+            <w:r>
+              <w:rPr>
+                <w:rFonts w:ascii="Times New Roman" w:hAnsi="Times New Roman" w:eastAsia="宋体"/>
+                <w:b w:val="0"/>
+                <w:sz w:val="19"/>
+              </w:rPr>
+              <w:t>每院名单人数的区间，硬边界 1–50，默认 4–20；最少不能大于最多</w:t>
+            </w:r>
+          </w:p>
+        </w:tc>
+      </w:tr>
+      <w:tr>
+        <w:tc>
+          <w:tcPr>
+            <w:tcW w:type="dxa" w:w="1814"/>
+          </w:tcPr>
+          <w:p>
+            <w:pPr>
+              <w:spacing w:line="276" w:lineRule="auto"/>
+            </w:pPr>
+            <w:r/>
+            <w:r>
+              <w:rPr>
+                <w:rFonts w:ascii="Times New Roman" w:hAnsi="Times New Roman" w:eastAsia="宋体"/>
+                <w:b w:val="0"/>
+                <w:sz w:val="19"/>
+              </w:rPr>
+              <w:t>胜负算法</w:t>
+            </w:r>
+          </w:p>
+        </w:tc>
+        <w:tc>
+          <w:tcPr>
+            <w:tcW w:type="dxa" w:w="1701"/>
+          </w:tcPr>
+          <w:p>
+            <w:pPr>
+              <w:spacing w:line="276" w:lineRule="auto"/>
+            </w:pPr>
+            <w:r/>
+            <w:r>
+              <w:rPr>
+                <w:rFonts w:ascii="Times New Roman" w:hAnsi="Times New Roman" w:eastAsia="宋体"/>
+                <w:b w:val="0"/>
+                <w:sz w:val="19"/>
+              </w:rPr>
+              <w:t>必填</w:t>
+            </w:r>
+          </w:p>
+        </w:tc>
+        <w:tc>
+          <w:tcPr>
+            <w:tcW w:type="dxa" w:w="5669"/>
+          </w:tcPr>
+          <w:p>
+            <w:pPr>
+              <w:spacing w:line="276" w:lineRule="auto"/>
+            </w:pPr>
+            <w:r/>
+            <w:r>
+              <w:rPr>
+                <w:rFonts w:ascii="Times New Roman" w:hAnsi="Times New Roman" w:eastAsia="宋体"/>
+                <w:b w:val="0"/>
+                <w:sz w:val="19"/>
+              </w:rPr>
+              <w:t>打满比净胜（默认）/ 先到 N 场胜，见 6.6</w:t>
+            </w:r>
+          </w:p>
+        </w:tc>
+      </w:tr>
+      <w:tr>
+        <w:tc>
+          <w:tcPr>
+            <w:tcW w:type="dxa" w:w="1814"/>
+          </w:tcPr>
+          <w:p>
+            <w:pPr>
+              <w:spacing w:line="276" w:lineRule="auto"/>
+            </w:pPr>
+            <w:r/>
+            <w:r>
+              <w:rPr>
+                <w:rFonts w:ascii="Times New Roman" w:hAnsi="Times New Roman" w:eastAsia="宋体"/>
+                <w:b w:val="0"/>
+                <w:sz w:val="19"/>
+              </w:rPr>
+              <w:t>净胜口径</w:t>
+            </w:r>
+          </w:p>
+        </w:tc>
+        <w:tc>
+          <w:tcPr>
+            <w:tcW w:type="dxa" w:w="1701"/>
+          </w:tcPr>
+          <w:p>
+            <w:pPr>
+              <w:spacing w:line="276" w:lineRule="auto"/>
+            </w:pPr>
+            <w:r/>
+            <w:r>
+              <w:rPr>
+                <w:rFonts w:ascii="Times New Roman" w:hAnsi="Times New Roman" w:eastAsia="宋体"/>
+                <w:b w:val="0"/>
+                <w:sz w:val="19"/>
+              </w:rPr>
+              <w:t>打满时必填</w:t>
+            </w:r>
+          </w:p>
+        </w:tc>
+        <w:tc>
+          <w:tcPr>
+            <w:tcW w:type="dxa" w:w="5669"/>
+          </w:tcPr>
+          <w:p>
+            <w:pPr>
+              <w:spacing w:line="276" w:lineRule="auto"/>
+            </w:pPr>
+            <w:r/>
+            <w:r>
+              <w:rPr>
+                <w:rFonts w:ascii="Times New Roman" w:hAnsi="Times New Roman" w:eastAsia="宋体"/>
+                <w:b w:val="0"/>
+                <w:sz w:val="19"/>
+              </w:rPr>
+              <w:t>小场胜场差（默认）/ 累计局分净胜；选「先到 N 场胜」时本项无意义</w:t>
+            </w:r>
+          </w:p>
+        </w:tc>
+      </w:tr>
+      <w:tr>
+        <w:tc>
+          <w:tcPr>
+            <w:tcW w:type="dxa" w:w="1814"/>
+          </w:tcPr>
+          <w:p>
+            <w:pPr>
+              <w:spacing w:line="276" w:lineRule="auto"/>
+            </w:pPr>
+            <w:r/>
+            <w:r>
+              <w:rPr>
+                <w:rFonts w:ascii="Times New Roman" w:hAnsi="Times New Roman" w:eastAsia="宋体"/>
+                <w:b w:val="0"/>
+                <w:sz w:val="19"/>
+              </w:rPr>
+              <w:t>日期、时间</w:t>
+            </w:r>
+          </w:p>
+        </w:tc>
+        <w:tc>
+          <w:tcPr>
+            <w:tcW w:type="dxa" w:w="1701"/>
+          </w:tcPr>
+          <w:p>
+            <w:pPr>
+              <w:spacing w:line="276" w:lineRule="auto"/>
+            </w:pPr>
+            <w:r/>
+            <w:r>
+              <w:rPr>
+                <w:rFonts w:ascii="Times New Roman" w:hAnsi="Times New Roman" w:eastAsia="宋体"/>
+                <w:b w:val="0"/>
+                <w:sz w:val="19"/>
+              </w:rPr>
+              <w:t>必填</w:t>
+            </w:r>
+          </w:p>
+        </w:tc>
+        <w:tc>
+          <w:tcPr>
+            <w:tcW w:type="dxa" w:w="5669"/>
+          </w:tcPr>
+          <w:p>
+            <w:pPr>
+              <w:spacing w:line="276" w:lineRule="auto"/>
+            </w:pPr>
+            <w:r/>
+            <w:r>
+              <w:rPr>
+                <w:rFonts w:ascii="Times New Roman" w:hAnsi="Times New Roman" w:eastAsia="宋体"/>
+                <w:b w:val="0"/>
+                <w:sz w:val="19"/>
+              </w:rPr>
+              <w:t>比赛开始时间</w:t>
+            </w:r>
+          </w:p>
+        </w:tc>
+      </w:tr>
+      <w:tr>
+        <w:tc>
+          <w:tcPr>
+            <w:tcW w:type="dxa" w:w="1814"/>
+          </w:tcPr>
+          <w:p>
+            <w:pPr>
+              <w:spacing w:line="276" w:lineRule="auto"/>
+            </w:pPr>
+            <w:r/>
+            <w:r>
+              <w:rPr>
+                <w:rFonts w:ascii="Times New Roman" w:hAnsi="Times New Roman" w:eastAsia="宋体"/>
+                <w:b w:val="0"/>
+                <w:sz w:val="19"/>
+              </w:rPr>
+              <w:t>场地</w:t>
+            </w:r>
+          </w:p>
+        </w:tc>
+        <w:tc>
+          <w:tcPr>
+            <w:tcW w:type="dxa" w:w="1701"/>
+          </w:tcPr>
+          <w:p>
+            <w:pPr>
+              <w:spacing w:line="276" w:lineRule="auto"/>
+            </w:pPr>
+            <w:r/>
+            <w:r>
+              <w:rPr>
+                <w:rFonts w:ascii="Times New Roman" w:hAnsi="Times New Roman" w:eastAsia="宋体"/>
+                <w:b w:val="0"/>
+                <w:sz w:val="19"/>
+              </w:rPr>
+              <w:t>选填</w:t>
+            </w:r>
+          </w:p>
+        </w:tc>
+        <w:tc>
+          <w:tcPr>
+            <w:tcW w:type="dxa" w:w="5669"/>
+          </w:tcPr>
+          <w:p>
+            <w:pPr>
+              <w:spacing w:line="276" w:lineRule="auto"/>
+            </w:pPr>
+            <w:r/>
+            <w:r>
+              <w:rPr>
+                <w:rFonts w:ascii="Times New Roman" w:hAnsi="Times New Roman" w:eastAsia="宋体"/>
+                <w:b w:val="0"/>
+                <w:sz w:val="19"/>
+              </w:rPr>
+              <w:t>40 字以内</w:t>
+            </w:r>
+          </w:p>
+        </w:tc>
+      </w:tr>
+      <w:tr>
+        <w:tc>
+          <w:tcPr>
+            <w:tcW w:type="dxa" w:w="1814"/>
+          </w:tcPr>
+          <w:p>
+            <w:pPr>
+              <w:spacing w:line="276" w:lineRule="auto"/>
+            </w:pPr>
+            <w:r/>
+            <w:r>
+              <w:rPr>
+                <w:rFonts w:ascii="Times New Roman" w:hAnsi="Times New Roman" w:eastAsia="宋体"/>
+                <w:b w:val="0"/>
+                <w:sz w:val="19"/>
+              </w:rPr>
+              <w:t>赛事说明</w:t>
+            </w:r>
+          </w:p>
+        </w:tc>
+        <w:tc>
+          <w:tcPr>
+            <w:tcW w:type="dxa" w:w="1701"/>
+          </w:tcPr>
+          <w:p>
+            <w:pPr>
+              <w:spacing w:line="276" w:lineRule="auto"/>
+            </w:pPr>
+            <w:r/>
+            <w:r>
+              <w:rPr>
+                <w:rFonts w:ascii="Times New Roman" w:hAnsi="Times New Roman" w:eastAsia="宋体"/>
+                <w:b w:val="0"/>
+                <w:sz w:val="19"/>
+              </w:rPr>
+              <w:t>选填</w:t>
+            </w:r>
+          </w:p>
+        </w:tc>
+        <w:tc>
+          <w:tcPr>
+            <w:tcW w:type="dxa" w:w="5669"/>
+          </w:tcPr>
+          <w:p>
+            <w:pPr>
+              <w:spacing w:line="276" w:lineRule="auto"/>
+            </w:pPr>
+            <w:r/>
+            <w:r>
+              <w:rPr>
+                <w:rFonts w:ascii="Times New Roman" w:hAnsi="Times New Roman" w:eastAsia="宋体"/>
+                <w:b w:val="0"/>
+                <w:sz w:val="19"/>
+              </w:rPr>
+              <w:t>展示给参赛学院</w:t>
+            </w:r>
+          </w:p>
+        </w:tc>
+      </w:tr>
+    </w:tbl>
+    <w:p>
+      <w:pPr>
+        <w:spacing w:after="40"/>
+      </w:pPr>
+    </w:p>
+    <w:p>
+      <w:pPr>
+        <w:spacing w:before="80" w:after="120"/>
+        <w:ind w:left="227"/>
+        <w:pBdr>
+          <w:left w:val="single" w:space="6" w:sz="18" w:color="1F4E79"/>
+        </w:pBdr>
+      </w:pPr>
+      <w:r>
+        <w:rPr>
+          <w:rFonts w:ascii="Times New Roman" w:hAnsi="Times New Roman" w:eastAsia="宋体"/>
+          <w:b/>
+          <w:color w:val="1F4E79"/>
+          <w:sz w:val="20"/>
+        </w:rPr>
+        <w:t>【提示】</w:t>
+      </w:r>
+      <w:r>
+        <w:rPr>
+          <w:rFonts w:ascii="Times New Roman" w:hAnsi="Times New Roman" w:eastAsia="宋体"/>
+          <w:b w:val="0"/>
+          <w:sz w:val="20"/>
+        </w:rPr>
+        <w:t>小项序列就是大场里要打的全部项目，顺序即小场序号。它的长度直接决定「先到 N 场胜」里的 N（N = 项数一半向下取整再加一）。</w:t>
+      </w:r>
+    </w:p>
+    <w:p>
+      <w:pPr>
+        <w:spacing w:before="200" w:after="120"/>
+      </w:pPr>
+      <w:r>
+        <w:rPr>
+          <w:rFonts w:ascii="Times New Roman" w:hAnsi="Times New Roman" w:eastAsia="微软雅黑"/>
+          <w:b/>
+          <w:color w:val="1F4E79"/>
+          <w:sz w:val="26"/>
+        </w:rPr>
+        <w:t>6.3 各院交名单，管理员审核</w:t>
+      </w:r>
+    </w:p>
+    <w:p>
+      <w:pPr>
+        <w:pStyle w:val="ListNumber"/>
+        <w:spacing w:after="40" w:line="300" w:lineRule="auto"/>
+        <w:ind w:left="425"/>
+      </w:pPr>
+      <w:r>
+        <w:rPr>
+          <w:rFonts w:ascii="Times New Roman" w:hAnsi="Times New Roman" w:eastAsia="宋体"/>
+          <w:b w:val="0"/>
+          <w:sz w:val="21"/>
+        </w:rPr>
+        <w:t>发布后赛事为「报名中」，各学院负责人（干事）在学院赛详情页提交本学院名单。</w:t>
+      </w:r>
+    </w:p>
+    <w:p>
+      <w:pPr>
+        <w:pStyle w:val="ListNumber"/>
+        <w:spacing w:after="40" w:line="300" w:lineRule="auto"/>
+        <w:ind w:left="425"/>
+      </w:pPr>
+      <w:r>
+        <w:rPr>
+          <w:rFonts w:ascii="Times New Roman" w:hAnsi="Times New Roman" w:eastAsia="宋体"/>
+          <w:b w:val="0"/>
+          <w:sz w:val="21"/>
+        </w:rPr>
+        <w:t>负责人只能勾选本学院的在册会员，人数需落在发布时定的区间内；同一人勾两次只算一次。</w:t>
+      </w:r>
+    </w:p>
+    <w:p>
+      <w:pPr>
+        <w:pStyle w:val="ListNumber"/>
+        <w:spacing w:after="40" w:line="300" w:lineRule="auto"/>
+        <w:ind w:left="425"/>
+      </w:pPr>
+      <w:r>
+        <w:rPr>
+          <w:rFonts w:ascii="Times New Roman" w:hAnsi="Times New Roman" w:eastAsia="宋体"/>
+          <w:b w:val="0"/>
+          <w:sz w:val="21"/>
+        </w:rPr>
+        <w:t>提交后名单为「待审核」，管理员逐份「通过」或「退回」。退回必须写理由，负责人据此修改后重交。</w:t>
+      </w:r>
+    </w:p>
+    <w:p>
+      <w:pPr>
+        <w:pStyle w:val="ListNumber"/>
+        <w:spacing w:after="40" w:line="300" w:lineRule="auto"/>
+        <w:ind w:left="425"/>
+      </w:pPr>
+      <w:r>
+        <w:rPr>
+          <w:rFonts w:ascii="Times New Roman" w:hAnsi="Times New Roman" w:eastAsia="宋体"/>
+          <w:b w:val="0"/>
+          <w:sz w:val="21"/>
+        </w:rPr>
+        <w:t>同一学院多次提交覆盖同一条记录，历史状态与理由都留着，便于追溯。</w:t>
+      </w:r>
+    </w:p>
+    <w:p>
+      <w:pPr>
+        <w:pStyle w:val="ListBullet"/>
+        <w:spacing w:after="40" w:line="300" w:lineRule="auto"/>
+        <w:ind w:left="425"/>
+      </w:pPr>
+      <w:r>
+        <w:rPr>
+          <w:rFonts w:ascii="Times New Roman" w:hAnsi="Times New Roman" w:eastAsia="宋体"/>
+          <w:b w:val="0"/>
+          <w:sz w:val="21"/>
+        </w:rPr>
+        <w:t>名单里出现非本学院、或账号不可用（离校 / 被禁用）的会员，系统会直接拒收。</w:t>
+      </w:r>
+    </w:p>
+    <w:p>
+      <w:pPr>
+        <w:pStyle w:val="ListBullet"/>
+        <w:spacing w:after="40" w:line="300" w:lineRule="auto"/>
+        <w:ind w:left="425"/>
+      </w:pPr>
+      <w:r>
+        <w:rPr>
+          <w:rFonts w:ascii="Times New Roman" w:hAnsi="Times New Roman" w:eastAsia="宋体"/>
+          <w:b w:val="0"/>
+          <w:sz w:val="21"/>
+        </w:rPr>
+        <w:t>抽签会让赛事转到「待开赛」，名单随即锁定，之后任何人都不能再改名单。</w:t>
+      </w:r>
+    </w:p>
+    <w:p>
+      <w:pPr>
+        <w:pStyle w:val="ListBullet"/>
+        <w:spacing w:after="40" w:line="300" w:lineRule="auto"/>
+        <w:ind w:left="425"/>
+      </w:pPr>
+      <w:r>
+        <w:rPr>
+          <w:rFonts w:ascii="Times New Roman" w:hAnsi="Times New Roman" w:eastAsia="宋体"/>
+          <w:b w:val="0"/>
+          <w:sz w:val="21"/>
+        </w:rPr>
+        <w:t>本版本没有单独的「替补名单」：名单里本场没上场的人自然就是替补，可直接换上场（见 6.5）。</w:t>
+      </w:r>
+    </w:p>
+    <w:p>
+      <w:pPr>
+        <w:spacing w:before="80" w:after="120"/>
+        <w:ind w:left="227"/>
+        <w:pBdr>
+          <w:left w:val="single" w:space="6" w:sz="18" w:color="1F4E79"/>
+        </w:pBdr>
+      </w:pPr>
+      <w:r>
+        <w:rPr>
+          <w:rFonts w:ascii="Times New Roman" w:hAnsi="Times New Roman" w:eastAsia="宋体"/>
+          <w:b/>
+          <w:color w:val="1F4E79"/>
+          <w:sz w:val="20"/>
+        </w:rPr>
+        <w:t>【关键】</w:t>
+      </w:r>
+      <w:r>
+        <w:rPr>
+          <w:rFonts w:ascii="Times New Roman" w:hAnsi="Times New Roman" w:eastAsia="宋体"/>
+          <w:b w:val="0"/>
+          <w:sz w:val="20"/>
+        </w:rPr>
+        <w:t>抽签只认「已通过」的名单。还没审的学院不会进签表，所以请在抽签前把名单审完。</w:t>
+      </w:r>
+    </w:p>
+    <w:p>
+      <w:pPr>
+        <w:spacing w:before="200" w:after="120"/>
+      </w:pPr>
+      <w:r>
+        <w:rPr>
+          <w:rFonts w:ascii="Times New Roman" w:hAnsi="Times New Roman" w:eastAsia="微软雅黑"/>
+          <w:b/>
+          <w:color w:val="1F4E79"/>
+          <w:sz w:val="26"/>
+        </w:rPr>
+        <w:t>6.4 学院赛抽签</w:t>
+      </w:r>
+    </w:p>
+    <w:p>
+      <w:pPr>
+        <w:spacing w:after="80" w:line="300" w:lineRule="auto"/>
+      </w:pPr>
+      <w:r>
+        <w:rPr>
+          <w:rFonts w:ascii="Times New Roman" w:hAnsi="Times New Roman" w:eastAsia="宋体"/>
+          <w:b w:val="0"/>
+          <w:sz w:val="21"/>
+        </w:rPr>
+        <w:t>与个人赛一样，抽签入口只在「报名中」出现；抽签后赛事变「待开赛」，可停在这里核对对阵，再决定开始。</w:t>
+      </w:r>
+    </w:p>
+    <w:p>
+      <w:pPr>
+        <w:pStyle w:val="ListNumber"/>
+        <w:spacing w:after="40" w:line="300" w:lineRule="auto"/>
+        <w:ind w:left="425"/>
+      </w:pPr>
+      <w:r>
+        <w:rPr>
+          <w:rFonts w:ascii="Times New Roman" w:hAnsi="Times New Roman" w:eastAsia="宋体"/>
+          <w:b w:val="0"/>
+          <w:sz w:val="21"/>
+        </w:rPr>
+        <w:t>学院赛详情 → 点「开始抽签」（重抽时为「重新抽签」）。</w:t>
+      </w:r>
+    </w:p>
+    <w:p>
+      <w:pPr>
+        <w:pStyle w:val="ListNumber"/>
+        <w:spacing w:after="40" w:line="300" w:lineRule="auto"/>
+        <w:ind w:left="425"/>
+      </w:pPr>
+      <w:r>
+        <w:rPr>
+          <w:rFonts w:ascii="Times New Roman" w:hAnsi="Times New Roman" w:eastAsia="宋体"/>
+          <w:b w:val="0"/>
+          <w:sz w:val="21"/>
+        </w:rPr>
+        <w:t>若有种子，先在种子面板按顺序点选学院：第 1 个点中的是 1 号种子，再点一次可取消，点「清空」可重来。</w:t>
+      </w:r>
+    </w:p>
+    <w:p>
+      <w:pPr>
+        <w:pStyle w:val="ListNumber"/>
+        <w:spacing w:after="40" w:line="300" w:lineRule="auto"/>
+        <w:ind w:left="425"/>
+      </w:pPr>
+      <w:r>
+        <w:rPr>
+          <w:rFonts w:ascii="Times New Roman" w:hAnsi="Times New Roman" w:eastAsia="宋体"/>
+          <w:b w:val="0"/>
+          <w:sz w:val="21"/>
+        </w:rPr>
+        <w:t>确认后系统按抽签结果排出签表，首轮对阵落位；轮空的学院直接进入下一轮。</w:t>
+      </w:r>
+    </w:p>
+    <w:p>
+      <w:pPr>
+        <w:pStyle w:val="ListBullet"/>
+        <w:spacing w:after="40" w:line="300" w:lineRule="auto"/>
+        <w:ind w:left="425"/>
+      </w:pPr>
+      <w:r>
+        <w:rPr>
+          <w:rFonts w:ascii="Times New Roman" w:hAnsi="Times New Roman" w:eastAsia="宋体"/>
+          <w:b w:val="0"/>
+          <w:sz w:val="21"/>
+        </w:rPr>
+        <w:t>学院没有等级分，种子只能由管理员手工指定，系统不会自动排。</w:t>
+      </w:r>
+    </w:p>
+    <w:p>
+      <w:pPr>
+        <w:pStyle w:val="ListBullet"/>
+        <w:spacing w:after="40" w:line="300" w:lineRule="auto"/>
+        <w:ind w:left="425"/>
+      </w:pPr>
+      <w:r>
+        <w:rPr>
+          <w:rFonts w:ascii="Times New Roman" w:hAnsi="Times New Roman" w:eastAsia="宋体"/>
+          <w:b w:val="0"/>
+          <w:sz w:val="21"/>
+        </w:rPr>
+        <w:t>至少需要 2 个已通过的学院才能抽签。</w:t>
+      </w:r>
+    </w:p>
+    <w:p>
+      <w:pPr>
+        <w:pStyle w:val="ListBullet"/>
+        <w:spacing w:after="40" w:line="300" w:lineRule="auto"/>
+        <w:ind w:left="425"/>
+      </w:pPr>
+      <w:r>
+        <w:rPr>
+          <w:rFonts w:ascii="Times New Roman" w:hAnsi="Times New Roman" w:eastAsia="宋体"/>
+          <w:b w:val="0"/>
+          <w:sz w:val="21"/>
+        </w:rPr>
+        <w:t>重抽的前提同样是没有比赛确认生效；重抽会作废现有签表与其中未确认的比赛。</w:t>
+      </w:r>
+    </w:p>
+    <w:p>
+      <w:pPr>
+        <w:pStyle w:val="ListBullet"/>
+        <w:spacing w:after="40" w:line="300" w:lineRule="auto"/>
+        <w:ind w:left="425"/>
+      </w:pPr>
+      <w:r>
+        <w:rPr>
+          <w:rFonts w:ascii="Times New Roman" w:hAnsi="Times New Roman" w:eastAsia="宋体"/>
+          <w:b w:val="0"/>
+          <w:sz w:val="21"/>
+        </w:rPr>
+        <w:t>重抽后名单仍锁定，不会重新开放名单提交。</w:t>
+      </w:r>
+    </w:p>
+    <w:p>
+      <w:pPr>
+        <w:spacing w:before="200" w:after="120"/>
+      </w:pPr>
+      <w:r>
+        <w:rPr>
+          <w:rFonts w:ascii="Times New Roman" w:hAnsi="Times New Roman" w:eastAsia="微软雅黑"/>
+          <w:b/>
+          <w:color w:val="1F4E79"/>
+          <w:sz w:val="26"/>
+        </w:rPr>
+        <w:t>6.5 两级开赛：开始赛事 → 排阵 → 开始大场</w:t>
+      </w:r>
+    </w:p>
+    <w:p>
+      <w:pPr>
+        <w:spacing w:after="80" w:line="300" w:lineRule="auto"/>
+      </w:pPr>
+      <w:r>
+        <w:rPr>
+          <w:rFonts w:ascii="Times New Roman" w:hAnsi="Times New Roman" w:eastAsia="宋体"/>
+          <w:b w:val="0"/>
+          <w:sz w:val="21"/>
+        </w:rPr>
+        <w:t>学院赛比个人赛多一层「大场」。整场先开始，再逐个大场开始：</w:t>
+      </w:r>
+    </w:p>
+    <w:p>
+      <w:pPr>
+        <w:pStyle w:val="ListNumber"/>
+        <w:spacing w:after="40" w:line="300" w:lineRule="auto"/>
+        <w:ind w:left="425"/>
+      </w:pPr>
+      <w:r>
+        <w:rPr>
+          <w:rFonts w:ascii="Times New Roman" w:hAnsi="Times New Roman" w:eastAsia="宋体"/>
+          <w:b w:val="0"/>
+          <w:sz w:val="21"/>
+        </w:rPr>
+        <w:t>赛事详情 → 点「开始赛事」。赛事转「进行中」，并按签表生成首轮大场（每个大场初始为「待排阵」）。</w:t>
+      </w:r>
+    </w:p>
+    <w:p>
+      <w:pPr>
+        <w:pStyle w:val="ListNumber"/>
+        <w:spacing w:after="40" w:line="300" w:lineRule="auto"/>
+        <w:ind w:left="425"/>
+      </w:pPr>
+      <w:r>
+        <w:rPr>
+          <w:rFonts w:ascii="Times New Roman" w:hAnsi="Times New Roman" w:eastAsia="宋体"/>
+          <w:b w:val="0"/>
+          <w:sz w:val="21"/>
+        </w:rPr>
+        <w:t>双方学院各自排阵：在学院赛详情页找到本大场，为每个小项点人。单打点 1 人，双打点 2 人。</w:t>
+      </w:r>
+    </w:p>
+    <w:p>
+      <w:pPr>
+        <w:pStyle w:val="ListNumber"/>
+        <w:spacing w:after="40" w:line="300" w:lineRule="auto"/>
+        <w:ind w:left="425"/>
+      </w:pPr>
+      <w:r>
+        <w:rPr>
+          <w:rFonts w:ascii="Times New Roman" w:hAnsi="Times New Roman" w:eastAsia="宋体"/>
+          <w:b w:val="0"/>
+          <w:sz w:val="21"/>
+        </w:rPr>
+        <w:t>双方排阵都提交后，大场变「待开赛」。管理员点该大场的「开始大场」，生成各小场的比赛记录，大场转「进行中」。</w:t>
+      </w:r>
+    </w:p>
+    <w:p>
+      <w:pPr>
+        <w:pStyle w:val="ListNumber"/>
+        <w:spacing w:after="40" w:line="300" w:lineRule="auto"/>
+        <w:ind w:left="425"/>
+      </w:pPr>
+      <w:r>
+        <w:rPr>
+          <w:rFonts w:ascii="Times New Roman" w:hAnsi="Times New Roman" w:eastAsia="宋体"/>
+          <w:b w:val="0"/>
+          <w:sz w:val="21"/>
+        </w:rPr>
+        <w:t>小场逐场「录分 → 对手确认」，与个人赛完全一致（见 4.3、4.4）。</w:t>
+      </w:r>
+    </w:p>
+    <w:p>
+      <w:pPr>
+        <w:spacing w:after="80" w:line="300" w:lineRule="auto"/>
+      </w:pPr>
+      <w:r>
+        <w:rPr>
+          <w:rFonts w:ascii="Times New Roman" w:hAnsi="Times New Roman" w:eastAsia="宋体"/>
+          <w:b/>
+          <w:sz w:val="21"/>
+        </w:rPr>
+        <w:t>排阵的两条便利规则：</w:t>
+      </w:r>
+    </w:p>
+    <w:p>
+      <w:pPr>
+        <w:pStyle w:val="ListBullet"/>
+        <w:spacing w:after="40" w:line="300" w:lineRule="auto"/>
+        <w:ind w:left="425"/>
+      </w:pPr>
+      <w:r>
+        <w:rPr>
+          <w:rFonts w:ascii="Times New Roman" w:hAnsi="Times New Roman" w:eastAsia="宋体"/>
+          <w:b w:val="0"/>
+          <w:sz w:val="21"/>
+        </w:rPr>
+        <w:t>自动沿用上次：再次进入排阵页时，优先带出本大场你已交过的那份；没有则沿用你最近一次提交的排阵。</w:t>
+      </w:r>
+    </w:p>
+    <w:p>
+      <w:pPr>
+        <w:pStyle w:val="ListBullet"/>
+        <w:spacing w:after="40" w:line="300" w:lineRule="auto"/>
+        <w:ind w:left="425"/>
+      </w:pPr>
+      <w:r>
+        <w:rPr>
+          <w:rFonts w:ascii="Times New Roman" w:hAnsi="Times New Roman" w:eastAsia="宋体"/>
+          <w:b w:val="0"/>
+          <w:sz w:val="21"/>
+        </w:rPr>
+        <w:t>换替补：名单里没上场的人都可以直接换进小项，不需要额外登记。</w:t>
+      </w:r>
+    </w:p>
+    <w:p>
+      <w:pPr>
+        <w:spacing w:before="80" w:after="120"/>
+        <w:ind w:left="227"/>
+        <w:pBdr>
+          <w:left w:val="single" w:space="6" w:sz="18" w:color="1F4E79"/>
+        </w:pBdr>
+      </w:pPr>
+      <w:r>
+        <w:rPr>
+          <w:rFonts w:ascii="Times New Roman" w:hAnsi="Times New Roman" w:eastAsia="宋体"/>
+          <w:b/>
+          <w:color w:val="1F4E79"/>
+          <w:sz w:val="20"/>
+        </w:rPr>
+        <w:t>【关键】</w:t>
+      </w:r>
+      <w:r>
+        <w:rPr>
+          <w:rFonts w:ascii="Times New Roman" w:hAnsi="Times New Roman" w:eastAsia="宋体"/>
+          <w:b w:val="0"/>
+          <w:sz w:val="20"/>
+        </w:rPr>
+        <w:t>大场未排齐（哪怕只差一方）时，「开始大场」不会生效。这是有意为之：从源头避免「开赛后再记弃权」。</w:t>
+      </w:r>
+    </w:p>
+    <w:p>
+      <w:pPr>
+        <w:spacing w:before="80" w:after="120"/>
+        <w:ind w:left="227"/>
+        <w:pBdr>
+          <w:left w:val="single" w:space="6" w:sz="18" w:color="1F4E79"/>
+        </w:pBdr>
+      </w:pPr>
+      <w:r>
+        <w:rPr>
+          <w:rFonts w:ascii="Times New Roman" w:hAnsi="Times New Roman" w:eastAsia="宋体"/>
+          <w:b/>
+          <w:color w:val="1F4E79"/>
+          <w:sz w:val="20"/>
+        </w:rPr>
+        <w:t>【注意】</w:t>
+      </w:r>
+      <w:r>
+        <w:rPr>
+          <w:rFonts w:ascii="Times New Roman" w:hAnsi="Times New Roman" w:eastAsia="宋体"/>
+          <w:b w:val="0"/>
+          <w:sz w:val="20"/>
+        </w:rPr>
+        <w:t>排阵只能在大场「待排阵 / 待开赛」阶段提交；大场一旦开始，排阵即锁定，不能再用换人来改。</w:t>
+      </w:r>
+    </w:p>
+    <w:p>
+      <w:pPr>
+        <w:spacing w:before="200" w:after="120"/>
+      </w:pPr>
+      <w:r>
+        <w:rPr>
+          <w:rFonts w:ascii="Times New Roman" w:hAnsi="Times New Roman" w:eastAsia="微软雅黑"/>
+          <w:b/>
+          <w:color w:val="1F4E79"/>
+          <w:sz w:val="26"/>
+        </w:rPr>
+        <w:t>6.6 大场怎么算胜负</w:t>
+      </w:r>
+    </w:p>
+    <w:p>
+      <w:pPr>
+        <w:spacing w:after="80" w:line="300" w:lineRule="auto"/>
+      </w:pPr>
+      <w:r>
+        <w:rPr>
+          <w:rFonts w:ascii="Times New Roman" w:hAnsi="Times New Roman" w:eastAsia="宋体"/>
+          <w:b w:val="0"/>
+          <w:sz w:val="21"/>
+        </w:rPr>
+        <w:t>大场的胜负由各小场结果汇总得出，发布时选定的算法说了算：</w:t>
+      </w:r>
+    </w:p>
+    <w:tbl>
+      <w:tblPr>
+        <w:tblStyle w:val="TableGrid"/>
+        <w:tblW w:type="auto" w:w="0"/>
+        <w:jc w:val="center"/>
+        <w:tblLook w:firstColumn="1" w:firstRow="1" w:lastColumn="0" w:lastRow="0" w:noHBand="0" w:noVBand="1" w:val="04A0"/>
+      </w:tblPr>
+      <w:tblGrid>
+        <w:gridCol w:w="3061"/>
+        <w:gridCol w:w="3061"/>
+        <w:gridCol w:w="3061"/>
+      </w:tblGrid>
+      <w:tr>
+        <w:tc>
+          <w:tcPr>
+            <w:tcW w:type="dxa" w:w="1701"/>
+            <w:shd w:val="clear" w:fill="1F4E79"/>
+          </w:tcPr>
+          <w:p>
+            <w:pPr>
+              <w:jc w:val="center"/>
+            </w:pPr>
+            <w:r/>
+            <w:r>
+              <w:rPr>
+                <w:rFonts w:ascii="Times New Roman" w:hAnsi="Times New Roman" w:eastAsia="微软雅黑"/>
+                <w:b/>
+                <w:color w:val="FFFFFF"/>
+                <w:sz w:val="20"/>
+              </w:rPr>
+              <w:t>算法</w:t>
+            </w:r>
+          </w:p>
+        </w:tc>
+        <w:tc>
+          <w:tcPr>
+            <w:tcW w:type="dxa" w:w="5102"/>
+            <w:shd w:val="clear" w:fill="1F4E79"/>
+          </w:tcPr>
+          <w:p>
+            <w:pPr>
+              <w:jc w:val="center"/>
+            </w:pPr>
+            <w:r/>
+            <w:r>
+              <w:rPr>
+                <w:rFonts w:ascii="Times New Roman" w:hAnsi="Times New Roman" w:eastAsia="微软雅黑"/>
+                <w:b/>
+                <w:color w:val="FFFFFF"/>
+                <w:sz w:val="20"/>
+              </w:rPr>
+              <w:t>怎么判</w:t>
+            </w:r>
+          </w:p>
+        </w:tc>
+        <w:tc>
+          <w:tcPr>
+            <w:tcW w:type="dxa" w:w="2381"/>
+            <w:shd w:val="clear" w:fill="1F4E79"/>
+          </w:tcPr>
+          <w:p>
+            <w:pPr>
+              <w:jc w:val="center"/>
+            </w:pPr>
+            <w:r/>
+            <w:r>
+              <w:rPr>
+                <w:rFonts w:ascii="Times New Roman" w:hAnsi="Times New Roman" w:eastAsia="微软雅黑"/>
+                <w:b/>
+                <w:color w:val="FFFFFF"/>
+                <w:sz w:val="20"/>
+              </w:rPr>
+              <w:t>什么时候结束</w:t>
+            </w:r>
+          </w:p>
+        </w:tc>
+      </w:tr>
+      <w:tr>
+        <w:tc>
+          <w:tcPr>
+            <w:tcW w:type="dxa" w:w="1701"/>
+          </w:tcPr>
+          <w:p>
+            <w:pPr>
+              <w:spacing w:line="276" w:lineRule="auto"/>
+            </w:pPr>
+            <w:r/>
+            <w:r>
+              <w:rPr>
+                <w:rFonts w:ascii="Times New Roman" w:hAnsi="Times New Roman" w:eastAsia="宋体"/>
+                <w:b w:val="0"/>
+                <w:sz w:val="19"/>
+              </w:rPr>
+              <w:t>先到 N 场胜</w:t>
+            </w:r>
+          </w:p>
+        </w:tc>
+        <w:tc>
+          <w:tcPr>
+            <w:tcW w:type="dxa" w:w="5102"/>
+          </w:tcPr>
+          <w:p>
+            <w:pPr>
+              <w:spacing w:line="276" w:lineRule="auto"/>
+            </w:pPr>
+            <w:r/>
+            <w:r>
+              <w:rPr>
+                <w:rFonts w:ascii="Times New Roman" w:hAnsi="Times New Roman" w:eastAsia="宋体"/>
+                <w:b w:val="0"/>
+                <w:sz w:val="19"/>
+              </w:rPr>
+              <w:t>有一方先赢够 N 个小项即胜，N = 小项数一半向下取整再加一</w:t>
+            </w:r>
+          </w:p>
+        </w:tc>
+        <w:tc>
+          <w:tcPr>
+            <w:tcW w:type="dxa" w:w="2381"/>
+          </w:tcPr>
+          <w:p>
+            <w:pPr>
+              <w:spacing w:line="276" w:lineRule="auto"/>
+            </w:pPr>
+            <w:r/>
+            <w:r>
+              <w:rPr>
+                <w:rFonts w:ascii="Times New Roman" w:hAnsi="Times New Roman" w:eastAsia="宋体"/>
+                <w:b w:val="0"/>
+                <w:sz w:val="19"/>
+              </w:rPr>
+              <w:t>赢够即结束，剩余小项不必再打</w:t>
+            </w:r>
+          </w:p>
+        </w:tc>
+      </w:tr>
+      <w:tr>
+        <w:tc>
+          <w:tcPr>
+            <w:tcW w:type="dxa" w:w="1701"/>
+          </w:tcPr>
+          <w:p>
+            <w:pPr>
+              <w:spacing w:line="276" w:lineRule="auto"/>
+            </w:pPr>
+            <w:r/>
+            <w:r>
+              <w:rPr>
+                <w:rFonts w:ascii="Times New Roman" w:hAnsi="Times New Roman" w:eastAsia="宋体"/>
+                <w:b w:val="0"/>
+                <w:sz w:val="19"/>
+              </w:rPr>
+              <w:t>打满比净胜</w:t>
+            </w:r>
+          </w:p>
+        </w:tc>
+        <w:tc>
+          <w:tcPr>
+            <w:tcW w:type="dxa" w:w="5102"/>
+          </w:tcPr>
+          <w:p>
+            <w:pPr>
+              <w:spacing w:line="276" w:lineRule="auto"/>
+            </w:pPr>
+            <w:r/>
+            <w:r>
+              <w:rPr>
+                <w:rFonts w:ascii="Times New Roman" w:hAnsi="Times New Roman" w:eastAsia="宋体"/>
+                <w:b w:val="0"/>
+                <w:sz w:val="19"/>
+              </w:rPr>
+              <w:t>全部小项打完，按口径比净胜</w:t>
+            </w:r>
+          </w:p>
+        </w:tc>
+        <w:tc>
+          <w:tcPr>
+            <w:tcW w:type="dxa" w:w="2381"/>
+          </w:tcPr>
+          <w:p>
+            <w:pPr>
+              <w:spacing w:line="276" w:lineRule="auto"/>
+            </w:pPr>
+            <w:r/>
+            <w:r>
+              <w:rPr>
+                <w:rFonts w:ascii="Times New Roman" w:hAnsi="Times New Roman" w:eastAsia="宋体"/>
+                <w:b w:val="0"/>
+                <w:sz w:val="19"/>
+              </w:rPr>
+              <w:t>所有小项都分出胜负后才判</w:t>
+            </w:r>
+          </w:p>
+        </w:tc>
+      </w:tr>
+    </w:tbl>
+    <w:p>
+      <w:pPr>
+        <w:spacing w:after="40"/>
+      </w:pPr>
+    </w:p>
+    <w:p>
+      <w:pPr>
+        <w:spacing w:after="80" w:line="300" w:lineRule="auto"/>
+      </w:pPr>
+      <w:r>
+        <w:rPr>
+          <w:rFonts w:ascii="Times New Roman" w:hAnsi="Times New Roman" w:eastAsia="宋体"/>
+          <w:b w:val="0"/>
+          <w:sz w:val="21"/>
+        </w:rPr>
+        <w:t>「打满比净胜」先按发布时选的口径比（小场胜场差 / 累计局分净胜），打平再比另一口径。两套都打平时，大场判为未决、停在「进行中」，不会硬判一个赢家——需要管理员核实后处理。</w:t>
+      </w:r>
+    </w:p>
+    <w:p>
+      <w:pPr>
+        <w:spacing w:before="80" w:after="120"/>
+        <w:ind w:left="227"/>
+        <w:pBdr>
+          <w:left w:val="single" w:space="6" w:sz="18" w:color="1F4E79"/>
+        </w:pBdr>
+      </w:pPr>
+      <w:r>
+        <w:rPr>
+          <w:rFonts w:ascii="Times New Roman" w:hAnsi="Times New Roman" w:eastAsia="宋体"/>
+          <w:b/>
+          <w:color w:val="1F4E79"/>
+          <w:sz w:val="20"/>
+        </w:rPr>
+        <w:t>【提示】</w:t>
+      </w:r>
+      <w:r>
+        <w:rPr>
+          <w:rFonts w:ascii="Times New Roman" w:hAnsi="Times New Roman" w:eastAsia="宋体"/>
+          <w:b w:val="0"/>
+          <w:sz w:val="20"/>
+        </w:rPr>
+        <w:t>单打小场照一级赛事口径计个人等级分（K=32）；双打小场只汇总大场，不计个人等级分；弃权场次也不计。</w:t>
+      </w:r>
+    </w:p>
+    <w:p>
+      <w:pPr>
+        <w:spacing w:before="200" w:after="120"/>
+      </w:pPr>
+      <w:r>
+        <w:rPr>
+          <w:rFonts w:ascii="Times New Roman" w:hAnsi="Times New Roman" w:eastAsia="微软雅黑"/>
+          <w:b/>
+          <w:color w:val="1F4E79"/>
+          <w:sz w:val="26"/>
+        </w:rPr>
+        <w:t>6.7 记录小场弃权</w:t>
+      </w:r>
+    </w:p>
+    <w:p>
+      <w:pPr>
+        <w:spacing w:after="80" w:line="300" w:lineRule="auto"/>
+      </w:pPr>
+      <w:r>
+        <w:rPr>
+          <w:rFonts w:ascii="Times New Roman" w:hAnsi="Times New Roman" w:eastAsia="宋体"/>
+          <w:b w:val="0"/>
+          <w:sz w:val="21"/>
+        </w:rPr>
+        <w:t>某个小项有一方来不了时，由管理员在学院赛里记弃权，而不是参赛者自己点：</w:t>
+      </w:r>
+    </w:p>
+    <w:p>
+      <w:pPr>
+        <w:pStyle w:val="ListNumber"/>
+        <w:spacing w:after="40" w:line="300" w:lineRule="auto"/>
+        <w:ind w:left="425"/>
+      </w:pPr>
+      <w:r>
+        <w:rPr>
+          <w:rFonts w:ascii="Times New Roman" w:hAnsi="Times New Roman" w:eastAsia="宋体"/>
+          <w:b w:val="0"/>
+          <w:sz w:val="21"/>
+        </w:rPr>
+        <w:t>学院赛详情 → 找到对应大场 → 对应小项 → 记弃权，并指定是哪个学院弃权。</w:t>
+      </w:r>
+    </w:p>
+    <w:p>
+      <w:pPr>
+        <w:pStyle w:val="ListNumber"/>
+        <w:spacing w:after="40" w:line="300" w:lineRule="auto"/>
+        <w:ind w:left="425"/>
+      </w:pPr>
+      <w:r>
+        <w:rPr>
+          <w:rFonts w:ascii="Times New Roman" w:hAnsi="Times New Roman" w:eastAsia="宋体"/>
+          <w:b w:val="0"/>
+          <w:sz w:val="21"/>
+        </w:rPr>
+        <w:t>该小项直接记对手获胜，比分留空，结果标明「弃权」，随即写回大场汇总。</w:t>
+      </w:r>
+    </w:p>
+    <w:p>
+      <w:pPr>
+        <w:pStyle w:val="ListBullet"/>
+        <w:spacing w:after="40" w:line="300" w:lineRule="auto"/>
+        <w:ind w:left="425"/>
+      </w:pPr>
+      <w:r>
+        <w:rPr>
+          <w:rFonts w:ascii="Times New Roman" w:hAnsi="Times New Roman" w:eastAsia="宋体"/>
+          <w:b w:val="0"/>
+          <w:sz w:val="21"/>
+        </w:rPr>
+        <w:t>弃权只在大场「进行中」、且该小项尚未出结果时可用。</w:t>
+      </w:r>
+    </w:p>
+    <w:p>
+      <w:pPr>
+        <w:pStyle w:val="ListBullet"/>
+        <w:spacing w:after="40" w:line="300" w:lineRule="auto"/>
+        <w:ind w:left="425"/>
+      </w:pPr>
+      <w:r>
+        <w:rPr>
+          <w:rFonts w:ascii="Times New Roman" w:hAnsi="Times New Roman" w:eastAsia="宋体"/>
+          <w:b w:val="0"/>
+          <w:sz w:val="21"/>
+        </w:rPr>
+        <w:t>弃权场次不计任何个人等级分，但照常推动大场与轮次。</w:t>
+      </w:r>
+    </w:p>
+    <w:p>
+      <w:pPr>
+        <w:pStyle w:val="ListBullet"/>
+        <w:spacing w:after="40" w:line="300" w:lineRule="auto"/>
+        <w:ind w:left="425"/>
+      </w:pPr>
+      <w:r>
+        <w:rPr>
+          <w:rFonts w:ascii="Times New Roman" w:hAnsi="Times New Roman" w:eastAsia="宋体"/>
+          <w:b w:val="0"/>
+          <w:sz w:val="21"/>
+        </w:rPr>
+        <w:t>正式口径下只有管理员能记；参赛者本人自弃权仅适用于个人赛（见 4.7）。</w:t>
+      </w:r>
+    </w:p>
+    <w:p>
+      <w:pPr>
+        <w:spacing w:before="200" w:after="120"/>
+      </w:pPr>
+      <w:r>
+        <w:rPr>
+          <w:rFonts w:ascii="Times New Roman" w:hAnsi="Times New Roman" w:eastAsia="微软雅黑"/>
+          <w:b/>
+          <w:color w:val="1F4E79"/>
+          <w:sz w:val="26"/>
+        </w:rPr>
+        <w:t>6.8 轮次推进与录入名次</w:t>
+      </w:r>
+    </w:p>
+    <w:p>
+      <w:pPr>
+        <w:spacing w:after="80" w:line="300" w:lineRule="auto"/>
+      </w:pPr>
+      <w:r>
+        <w:rPr>
+          <w:rFonts w:ascii="Times New Roman" w:hAnsi="Times New Roman" w:eastAsia="宋体"/>
+          <w:b w:val="0"/>
+          <w:sz w:val="21"/>
+        </w:rPr>
+        <w:t>一轮里所有大场都分出胜负后，系统自动推出下一轮对阵，直到只剩一个学院（冠军已定）。轮空者不动手即进下一轮。</w:t>
+      </w:r>
+    </w:p>
+    <w:p>
+      <w:pPr>
+        <w:pStyle w:val="ListNumber"/>
+        <w:spacing w:after="40" w:line="300" w:lineRule="auto"/>
+        <w:ind w:left="425"/>
+      </w:pPr>
+      <w:r>
+        <w:rPr>
+          <w:rFonts w:ascii="Times New Roman" w:hAnsi="Times New Roman" w:eastAsia="宋体"/>
+          <w:b w:val="0"/>
+          <w:sz w:val="21"/>
+        </w:rPr>
+        <w:t>确认本轮每个大场都已「已结束」且分出了胜负；有未决大场时不会推进。</w:t>
+      </w:r>
+    </w:p>
+    <w:p>
+      <w:pPr>
+        <w:pStyle w:val="ListNumber"/>
+        <w:spacing w:after="40" w:line="300" w:lineRule="auto"/>
+        <w:ind w:left="425"/>
+      </w:pPr>
+      <w:r>
+        <w:rPr>
+          <w:rFonts w:ascii="Times New Roman" w:hAnsi="Times New Roman" w:eastAsia="宋体"/>
+          <w:b w:val="0"/>
+          <w:sz w:val="21"/>
+        </w:rPr>
+        <w:t>系统自动生成下一轮大场；若只剩一个学院，则不再生成。</w:t>
+      </w:r>
+    </w:p>
+    <w:p>
+      <w:pPr>
+        <w:pStyle w:val="ListNumber"/>
+        <w:spacing w:after="40" w:line="300" w:lineRule="auto"/>
+        <w:ind w:left="425"/>
+      </w:pPr>
+      <w:r>
+        <w:rPr>
+          <w:rFonts w:ascii="Times New Roman" w:hAnsi="Times New Roman" w:eastAsia="宋体"/>
+          <w:b w:val="0"/>
+          <w:sz w:val="21"/>
+        </w:rPr>
+        <w:t>全部打完后，管理员点「录入名次并结束」，按学院逐条填名次（冠军 / 亚军 / 四强……）。</w:t>
+      </w:r>
+    </w:p>
+    <w:p>
+      <w:pPr>
+        <w:pStyle w:val="ListNumber"/>
+        <w:spacing w:after="40" w:line="300" w:lineRule="auto"/>
+        <w:ind w:left="425"/>
+      </w:pPr>
+      <w:r>
+        <w:rPr>
+          <w:rFonts w:ascii="Times New Roman" w:hAnsi="Times New Roman" w:eastAsia="宋体"/>
+          <w:b w:val="0"/>
+          <w:sz w:val="21"/>
+        </w:rPr>
+        <w:t>至少要有且只有一位冠军；每所学院只能记一次；只能给已通过名单的学院记名次。</w:t>
+      </w:r>
+    </w:p>
+    <w:p>
+      <w:pPr>
+        <w:spacing w:before="80" w:after="120"/>
+        <w:ind w:left="227"/>
+        <w:pBdr>
+          <w:left w:val="single" w:space="6" w:sz="18" w:color="1F4E79"/>
+        </w:pBdr>
+      </w:pPr>
+      <w:r>
+        <w:rPr>
+          <w:rFonts w:ascii="Times New Roman" w:hAnsi="Times New Roman" w:eastAsia="宋体"/>
+          <w:b/>
+          <w:color w:val="1F4E79"/>
+          <w:sz w:val="20"/>
+        </w:rPr>
+        <w:t>【关键】</w:t>
+      </w:r>
+      <w:r>
+        <w:rPr>
+          <w:rFonts w:ascii="Times New Roman" w:hAnsi="Times New Roman" w:eastAsia="宋体"/>
+          <w:b w:val="0"/>
+          <w:sz w:val="20"/>
+        </w:rPr>
+        <w:t>学院名次是整场的句号，且只记给学院——录入名次不会改变任何人的等级分与积分。提交后赛事转「已结束」，名次不可再改。</w:t>
+      </w:r>
+    </w:p>
+    <w:p>
+      <w:pPr>
+        <w:spacing w:before="200" w:after="120"/>
+      </w:pPr>
+      <w:r>
+        <w:rPr>
+          <w:rFonts w:ascii="Times New Roman" w:hAnsi="Times New Roman" w:eastAsia="微软雅黑"/>
+          <w:b/>
+          <w:color w:val="1F4E79"/>
+          <w:sz w:val="26"/>
+        </w:rPr>
+        <w:t>6.9 学院赛答疑</w:t>
+      </w:r>
+    </w:p>
+    <w:tbl>
+      <w:tblPr>
+        <w:tblStyle w:val="TableGrid"/>
+        <w:tblW w:type="auto" w:w="0"/>
+        <w:jc w:val="center"/>
+        <w:tblLook w:firstColumn="1" w:firstRow="1" w:lastColumn="0" w:lastRow="0" w:noHBand="0" w:noVBand="1" w:val="04A0"/>
+      </w:tblPr>
+      <w:tblGrid>
+        <w:gridCol w:w="4592"/>
+        <w:gridCol w:w="4592"/>
+      </w:tblGrid>
+      <w:tr>
+        <w:tc>
+          <w:tcPr>
+            <w:tcW w:type="dxa" w:w="2948"/>
+            <w:shd w:val="clear" w:fill="1F4E79"/>
+          </w:tcPr>
+          <w:p>
+            <w:pPr>
+              <w:jc w:val="center"/>
+            </w:pPr>
+            <w:r/>
+            <w:r>
+              <w:rPr>
+                <w:rFonts w:ascii="Times New Roman" w:hAnsi="Times New Roman" w:eastAsia="微软雅黑"/>
+                <w:b/>
+                <w:color w:val="FFFFFF"/>
+                <w:sz w:val="20"/>
+              </w:rPr>
+              <w:t>现象</w:t>
+            </w:r>
+          </w:p>
+        </w:tc>
+        <w:tc>
+          <w:tcPr>
+            <w:tcW w:type="dxa" w:w="6236"/>
+            <w:shd w:val="clear" w:fill="1F4E79"/>
+          </w:tcPr>
+          <w:p>
+            <w:pPr>
+              <w:jc w:val="center"/>
+            </w:pPr>
+            <w:r/>
+            <w:r>
+              <w:rPr>
+                <w:rFonts w:ascii="Times New Roman" w:hAnsi="Times New Roman" w:eastAsia="微软雅黑"/>
+                <w:b/>
+                <w:color w:val="FFFFFF"/>
+                <w:sz w:val="20"/>
+              </w:rPr>
+              <w:t>原因与处理</w:t>
+            </w:r>
+          </w:p>
+        </w:tc>
+      </w:tr>
+      <w:tr>
+        <w:tc>
+          <w:tcPr>
+            <w:tcW w:type="dxa" w:w="2948"/>
+          </w:tcPr>
+          <w:p>
+            <w:pPr>
+              <w:spacing w:line="276" w:lineRule="auto"/>
+            </w:pPr>
+            <w:r/>
+            <w:r>
+              <w:rPr>
+                <w:rFonts w:ascii="Times New Roman" w:hAnsi="Times New Roman" w:eastAsia="宋体"/>
+                <w:b w:val="0"/>
+                <w:sz w:val="19"/>
+              </w:rPr>
+              <w:t>看不到「发布学院赛」入口</w:t>
+            </w:r>
+          </w:p>
+        </w:tc>
+        <w:tc>
+          <w:tcPr>
+            <w:tcW w:type="dxa" w:w="6236"/>
+          </w:tcPr>
+          <w:p>
+            <w:pPr>
+              <w:spacing w:line="276" w:lineRule="auto"/>
+            </w:pPr>
+            <w:r/>
+            <w:r>
+              <w:rPr>
+                <w:rFonts w:ascii="Times New Roman" w:hAnsi="Times New Roman" w:eastAsia="宋体"/>
+                <w:b w:val="0"/>
+                <w:sz w:val="19"/>
+              </w:rPr>
+              <w:t>当前账号不是管理员，或账号未通过审核</w:t>
+            </w:r>
+          </w:p>
+        </w:tc>
+      </w:tr>
+      <w:tr>
+        <w:tc>
+          <w:tcPr>
+            <w:tcW w:type="dxa" w:w="2948"/>
+          </w:tcPr>
+          <w:p>
+            <w:pPr>
+              <w:spacing w:line="276" w:lineRule="auto"/>
+            </w:pPr>
+            <w:r/>
+            <w:r>
+              <w:rPr>
+                <w:rFonts w:ascii="Times New Roman" w:hAnsi="Times New Roman" w:eastAsia="宋体"/>
+                <w:b w:val="0"/>
+                <w:sz w:val="19"/>
+              </w:rPr>
+              <w:t>负责人说交不了名单</w:t>
+            </w:r>
+          </w:p>
+        </w:tc>
+        <w:tc>
+          <w:tcPr>
+            <w:tcW w:type="dxa" w:w="6236"/>
+          </w:tcPr>
+          <w:p>
+            <w:pPr>
+              <w:spacing w:line="276" w:lineRule="auto"/>
+            </w:pPr>
+            <w:r/>
+            <w:r>
+              <w:rPr>
+                <w:rFonts w:ascii="Times New Roman" w:hAnsi="Times New Roman" w:eastAsia="宋体"/>
+                <w:b w:val="0"/>
+                <w:sz w:val="19"/>
+              </w:rPr>
+              <w:t>名单只在「报名中」可提交；抽签后即锁定，需重抽才能改</w:t>
+            </w:r>
+          </w:p>
+        </w:tc>
+      </w:tr>
+      <w:tr>
+        <w:tc>
+          <w:tcPr>
+            <w:tcW w:type="dxa" w:w="2948"/>
+          </w:tcPr>
+          <w:p>
+            <w:pPr>
+              <w:spacing w:line="276" w:lineRule="auto"/>
+            </w:pPr>
+            <w:r/>
+            <w:r>
+              <w:rPr>
+                <w:rFonts w:ascii="Times New Roman" w:hAnsi="Times New Roman" w:eastAsia="宋体"/>
+                <w:b w:val="0"/>
+                <w:sz w:val="19"/>
+              </w:rPr>
+              <w:t>提示「名单里有不属于本学院的会员」</w:t>
+            </w:r>
+          </w:p>
+        </w:tc>
+        <w:tc>
+          <w:tcPr>
+            <w:tcW w:type="dxa" w:w="6236"/>
+          </w:tcPr>
+          <w:p>
+            <w:pPr>
+              <w:spacing w:line="276" w:lineRule="auto"/>
+            </w:pPr>
+            <w:r/>
+            <w:r>
+              <w:rPr>
+                <w:rFonts w:ascii="Times New Roman" w:hAnsi="Times New Roman" w:eastAsia="宋体"/>
+                <w:b w:val="0"/>
+                <w:sz w:val="19"/>
+              </w:rPr>
+              <w:t>勾了别院的人；只能选本学院在册会员</w:t>
+            </w:r>
+          </w:p>
+        </w:tc>
+      </w:tr>
+      <w:tr>
+        <w:tc>
+          <w:tcPr>
+            <w:tcW w:type="dxa" w:w="2948"/>
+          </w:tcPr>
+          <w:p>
+            <w:pPr>
+              <w:spacing w:line="276" w:lineRule="auto"/>
+            </w:pPr>
+            <w:r/>
+            <w:r>
+              <w:rPr>
+                <w:rFonts w:ascii="Times New Roman" w:hAnsi="Times New Roman" w:eastAsia="宋体"/>
+                <w:b w:val="0"/>
+                <w:sz w:val="19"/>
+              </w:rPr>
+              <w:t>抽签提示学院不足</w:t>
+            </w:r>
+          </w:p>
+        </w:tc>
+        <w:tc>
+          <w:tcPr>
+            <w:tcW w:type="dxa" w:w="6236"/>
+          </w:tcPr>
+          <w:p>
+            <w:pPr>
+              <w:spacing w:line="276" w:lineRule="auto"/>
+            </w:pPr>
+            <w:r/>
+            <w:r>
+              <w:rPr>
+                <w:rFonts w:ascii="Times New Roman" w:hAnsi="Times New Roman" w:eastAsia="宋体"/>
+                <w:b w:val="0"/>
+                <w:sz w:val="19"/>
+              </w:rPr>
+              <w:t>已通过审核的学院不足 2 个，先把名单审完</w:t>
+            </w:r>
+          </w:p>
+        </w:tc>
+      </w:tr>
+      <w:tr>
+        <w:tc>
+          <w:tcPr>
+            <w:tcW w:type="dxa" w:w="2948"/>
+          </w:tcPr>
+          <w:p>
+            <w:pPr>
+              <w:spacing w:line="276" w:lineRule="auto"/>
+            </w:pPr>
+            <w:r/>
+            <w:r>
+              <w:rPr>
+                <w:rFonts w:ascii="Times New Roman" w:hAnsi="Times New Roman" w:eastAsia="宋体"/>
+                <w:b w:val="0"/>
+                <w:sz w:val="19"/>
+              </w:rPr>
+              <w:t>某个学院没进签表</w:t>
+            </w:r>
+          </w:p>
+        </w:tc>
+        <w:tc>
+          <w:tcPr>
+            <w:tcW w:type="dxa" w:w="6236"/>
+          </w:tcPr>
+          <w:p>
+            <w:pPr>
+              <w:spacing w:line="276" w:lineRule="auto"/>
+            </w:pPr>
+            <w:r/>
+            <w:r>
+              <w:rPr>
+                <w:rFonts w:ascii="Times New Roman" w:hAnsi="Times New Roman" w:eastAsia="宋体"/>
+                <w:b w:val="0"/>
+                <w:sz w:val="19"/>
+              </w:rPr>
+              <w:t>该学院名单还没通过审核，抽签只收已通过的</w:t>
+            </w:r>
+          </w:p>
+        </w:tc>
+      </w:tr>
+      <w:tr>
+        <w:tc>
+          <w:tcPr>
+            <w:tcW w:type="dxa" w:w="2948"/>
+          </w:tcPr>
+          <w:p>
+            <w:pPr>
+              <w:spacing w:line="276" w:lineRule="auto"/>
+            </w:pPr>
+            <w:r/>
+            <w:r>
+              <w:rPr>
+                <w:rFonts w:ascii="Times New Roman" w:hAnsi="Times New Roman" w:eastAsia="宋体"/>
+                <w:b w:val="0"/>
+                <w:sz w:val="19"/>
+              </w:rPr>
+              <w:t>点「开始大场」没反应</w:t>
+            </w:r>
+          </w:p>
+        </w:tc>
+        <w:tc>
+          <w:tcPr>
+            <w:tcW w:type="dxa" w:w="6236"/>
+          </w:tcPr>
+          <w:p>
+            <w:pPr>
+              <w:spacing w:line="276" w:lineRule="auto"/>
+            </w:pPr>
+            <w:r/>
+            <w:r>
+              <w:rPr>
+                <w:rFonts w:ascii="Times New Roman" w:hAnsi="Times New Roman" w:eastAsia="宋体"/>
+                <w:b w:val="0"/>
+                <w:sz w:val="19"/>
+              </w:rPr>
+              <w:t>双方排阵未齐；提醒双方都提交排阵</w:t>
+            </w:r>
+          </w:p>
+        </w:tc>
+      </w:tr>
+      <w:tr>
+        <w:tc>
+          <w:tcPr>
+            <w:tcW w:type="dxa" w:w="2948"/>
+          </w:tcPr>
+          <w:p>
+            <w:pPr>
+              <w:spacing w:line="276" w:lineRule="auto"/>
+            </w:pPr>
+            <w:r/>
+            <w:r>
+              <w:rPr>
+                <w:rFonts w:ascii="Times New Roman" w:hAnsi="Times New Roman" w:eastAsia="宋体"/>
+                <w:b w:val="0"/>
+                <w:sz w:val="19"/>
+              </w:rPr>
+              <w:t>排阵改不了</w:t>
+            </w:r>
+          </w:p>
+        </w:tc>
+        <w:tc>
+          <w:tcPr>
+            <w:tcW w:type="dxa" w:w="6236"/>
+          </w:tcPr>
+          <w:p>
+            <w:pPr>
+              <w:spacing w:line="276" w:lineRule="auto"/>
+            </w:pPr>
+            <w:r/>
+            <w:r>
+              <w:rPr>
+                <w:rFonts w:ascii="Times New Roman" w:hAnsi="Times New Roman" w:eastAsia="宋体"/>
+                <w:b w:val="0"/>
+                <w:sz w:val="19"/>
+              </w:rPr>
+              <w:t>大场已开始 / 已结束，排阵锁定，只能在下一次提交前改</w:t>
+            </w:r>
+          </w:p>
+        </w:tc>
+      </w:tr>
+      <w:tr>
+        <w:tc>
+          <w:tcPr>
+            <w:tcW w:type="dxa" w:w="2948"/>
+          </w:tcPr>
+          <w:p>
+            <w:pPr>
+              <w:spacing w:line="276" w:lineRule="auto"/>
+            </w:pPr>
+            <w:r/>
+            <w:r>
+              <w:rPr>
+                <w:rFonts w:ascii="Times New Roman" w:hAnsi="Times New Roman" w:eastAsia="宋体"/>
+                <w:b w:val="0"/>
+                <w:sz w:val="19"/>
+              </w:rPr>
+              <w:t>大场迟迟不结束</w:t>
+            </w:r>
+          </w:p>
+        </w:tc>
+        <w:tc>
+          <w:tcPr>
+            <w:tcW w:type="dxa" w:w="6236"/>
+          </w:tcPr>
+          <w:p>
+            <w:pPr>
+              <w:spacing w:line="276" w:lineRule="auto"/>
+            </w:pPr>
+            <w:r/>
+            <w:r>
+              <w:rPr>
+                <w:rFonts w:ascii="Times New Roman" w:hAnsi="Times New Roman" w:eastAsia="宋体"/>
+                <w:b w:val="0"/>
+                <w:sz w:val="19"/>
+              </w:rPr>
+              <w:t>「打满比净胜」下两套口径都打平，大场判为未决，需人工处理</w:t>
+            </w:r>
+          </w:p>
+        </w:tc>
+      </w:tr>
+      <w:tr>
+        <w:tc>
+          <w:tcPr>
+            <w:tcW w:type="dxa" w:w="2948"/>
+          </w:tcPr>
+          <w:p>
+            <w:pPr>
+              <w:spacing w:line="276" w:lineRule="auto"/>
+            </w:pPr>
+            <w:r/>
+            <w:r>
+              <w:rPr>
+                <w:rFonts w:ascii="Times New Roman" w:hAnsi="Times New Roman" w:eastAsia="宋体"/>
+                <w:b w:val="0"/>
+                <w:sz w:val="19"/>
+              </w:rPr>
+              <w:t>下一轮没出现</w:t>
+            </w:r>
+          </w:p>
+        </w:tc>
+        <w:tc>
+          <w:tcPr>
+            <w:tcW w:type="dxa" w:w="6236"/>
+          </w:tcPr>
+          <w:p>
+            <w:pPr>
+              <w:spacing w:line="276" w:lineRule="auto"/>
+            </w:pPr>
+            <w:r/>
+            <w:r>
+              <w:rPr>
+                <w:rFonts w:ascii="Times New Roman" w:hAnsi="Times New Roman" w:eastAsia="宋体"/>
+                <w:b w:val="0"/>
+                <w:sz w:val="19"/>
+              </w:rPr>
+              <w:t>本轮还有大场未结束或未决；处理完自动推进</w:t>
+            </w:r>
+          </w:p>
+        </w:tc>
+      </w:tr>
+      <w:tr>
+        <w:tc>
+          <w:tcPr>
+            <w:tcW w:type="dxa" w:w="2948"/>
+          </w:tcPr>
+          <w:p>
+            <w:pPr>
+              <w:spacing w:line="276" w:lineRule="auto"/>
+            </w:pPr>
+            <w:r/>
+            <w:r>
+              <w:rPr>
+                <w:rFonts w:ascii="Times New Roman" w:hAnsi="Times New Roman" w:eastAsia="宋体"/>
+                <w:b w:val="0"/>
+                <w:sz w:val="19"/>
+              </w:rPr>
+              <w:t>录入名次提示「只能给参赛学院记」</w:t>
+            </w:r>
+          </w:p>
+        </w:tc>
+        <w:tc>
+          <w:tcPr>
+            <w:tcW w:type="dxa" w:w="6236"/>
+          </w:tcPr>
+          <w:p>
+            <w:pPr>
+              <w:spacing w:line="276" w:lineRule="auto"/>
+            </w:pPr>
+            <w:r/>
+            <w:r>
+              <w:rPr>
+                <w:rFonts w:ascii="Times New Roman" w:hAnsi="Times New Roman" w:eastAsia="宋体"/>
+                <w:b w:val="0"/>
+                <w:sz w:val="19"/>
+              </w:rPr>
+              <w:t>名次里出现了没有通过名单的学院</w:t>
+            </w:r>
+          </w:p>
+        </w:tc>
+      </w:tr>
+    </w:tbl>
+    <w:p>
+      <w:pPr>
+        <w:spacing w:after="40"/>
+      </w:pPr>
+    </w:p>
+    <w:p>
+      <w:pPr>
+        <w:spacing w:before="280" w:after="120"/>
+      </w:pPr>
+      <w:r>
+        <w:rPr>
+          <w:rFonts w:ascii="Times New Roman" w:hAnsi="Times New Roman" w:eastAsia="微软雅黑"/>
+          <w:b/>
+          <w:color w:val="1F4E79"/>
+          <w:sz w:val="32"/>
+        </w:rPr>
+        <w:t>七、附录</w:t>
       </w:r>
     </w:p>
     <w:p>
@@ -7459,7 +11746,7 @@
       <w:tr>
         <w:tc>
           <w:tcPr>
-            <w:tcW w:type="dxa" w:w="1247"/>
+            <w:tcW w:type="dxa" w:w="1474"/>
             <w:shd w:val="clear" w:fill="1F4E79"/>
           </w:tcPr>
           <w:p>
@@ -7480,7 +11767,7 @@
         </w:tc>
         <w:tc>
           <w:tcPr>
-            <w:tcW w:type="dxa" w:w="1474"/>
+            <w:tcW w:type="dxa" w:w="1814"/>
             <w:shd w:val="clear" w:fill="1F4E79"/>
           </w:tcPr>
           <w:p>
@@ -7501,7 +11788,7 @@
         </w:tc>
         <w:tc>
           <w:tcPr>
-            <w:tcW w:type="dxa" w:w="6463"/>
+            <w:tcW w:type="dxa" w:w="5896"/>
             <w:shd w:val="clear" w:fill="1F4E79"/>
           </w:tcPr>
           <w:p>
@@ -7524,25 +11811,6 @@
       <w:tr>
         <w:tc>
           <w:tcPr>
-            <w:tcW w:type="dxa" w:w="1247"/>
-          </w:tcPr>
-          <w:p>
-            <w:pPr>
-              <w:spacing w:line="276" w:lineRule="auto"/>
-            </w:pPr>
-            <w:r/>
-            <w:r>
-              <w:rPr>
-                <w:rFonts w:ascii="Times New Roman" w:hAnsi="Times New Roman" w:eastAsia="宋体"/>
-                <w:b w:val="0"/>
-                <w:sz w:val="19"/>
-              </w:rPr>
-              <w:t>赛事</w:t>
-            </w:r>
-          </w:p>
-        </w:tc>
-        <w:tc>
-          <w:tcPr>
             <w:tcW w:type="dxa" w:w="1474"/>
           </w:tcPr>
           <w:p>
@@ -7556,13 +11824,32 @@
                 <w:b w:val="0"/>
                 <w:sz w:val="19"/>
               </w:rPr>
+              <w:t>赛事（个人）</w:t>
+            </w:r>
+          </w:p>
+        </w:tc>
+        <w:tc>
+          <w:tcPr>
+            <w:tcW w:type="dxa" w:w="1814"/>
+          </w:tcPr>
+          <w:p>
+            <w:pPr>
+              <w:spacing w:line="276" w:lineRule="auto"/>
+            </w:pPr>
+            <w:r/>
+            <w:r>
+              <w:rPr>
+                <w:rFonts w:ascii="Times New Roman" w:hAnsi="Times New Roman" w:eastAsia="宋体"/>
+                <w:b w:val="0"/>
+                <w:sz w:val="19"/>
+              </w:rPr>
               <w:t>报名中</w:t>
             </w:r>
           </w:p>
         </w:tc>
         <w:tc>
           <w:tcPr>
-            <w:tcW w:type="dxa" w:w="6463"/>
+            <w:tcW w:type="dxa" w:w="5896"/>
           </w:tcPr>
           <w:p>
             <w:pPr>
@@ -7583,25 +11870,6 @@
       <w:tr>
         <w:tc>
           <w:tcPr>
-            <w:tcW w:type="dxa" w:w="1247"/>
-          </w:tcPr>
-          <w:p>
-            <w:pPr>
-              <w:spacing w:line="276" w:lineRule="auto"/>
-            </w:pPr>
-            <w:r/>
-            <w:r>
-              <w:rPr>
-                <w:rFonts w:ascii="Times New Roman" w:hAnsi="Times New Roman" w:eastAsia="宋体"/>
-                <w:b w:val="0"/>
-                <w:sz w:val="19"/>
-              </w:rPr>
-              <w:t>赛事</w:t>
-            </w:r>
-          </w:p>
-        </w:tc>
-        <w:tc>
-          <w:tcPr>
             <w:tcW w:type="dxa" w:w="1474"/>
           </w:tcPr>
           <w:p>
@@ -7615,13 +11883,32 @@
                 <w:b w:val="0"/>
                 <w:sz w:val="19"/>
               </w:rPr>
+              <w:t>赛事（个人）</w:t>
+            </w:r>
+          </w:p>
+        </w:tc>
+        <w:tc>
+          <w:tcPr>
+            <w:tcW w:type="dxa" w:w="1814"/>
+          </w:tcPr>
+          <w:p>
+            <w:pPr>
+              <w:spacing w:line="276" w:lineRule="auto"/>
+            </w:pPr>
+            <w:r/>
+            <w:r>
+              <w:rPr>
+                <w:rFonts w:ascii="Times New Roman" w:hAnsi="Times New Roman" w:eastAsia="宋体"/>
+                <w:b w:val="0"/>
+                <w:sz w:val="19"/>
+              </w:rPr>
               <w:t>进行中</w:t>
             </w:r>
           </w:p>
         </w:tc>
         <w:tc>
           <w:tcPr>
-            <w:tcW w:type="dxa" w:w="6463"/>
+            <w:tcW w:type="dxa" w:w="5896"/>
           </w:tcPr>
           <w:p>
             <w:pPr>
@@ -7642,25 +11929,6 @@
       <w:tr>
         <w:tc>
           <w:tcPr>
-            <w:tcW w:type="dxa" w:w="1247"/>
-          </w:tcPr>
-          <w:p>
-            <w:pPr>
-              <w:spacing w:line="276" w:lineRule="auto"/>
-            </w:pPr>
-            <w:r/>
-            <w:r>
-              <w:rPr>
-                <w:rFonts w:ascii="Times New Roman" w:hAnsi="Times New Roman" w:eastAsia="宋体"/>
-                <w:b w:val="0"/>
-                <w:sz w:val="19"/>
-              </w:rPr>
-              <w:t>赛事</w:t>
-            </w:r>
-          </w:p>
-        </w:tc>
-        <w:tc>
-          <w:tcPr>
             <w:tcW w:type="dxa" w:w="1474"/>
           </w:tcPr>
           <w:p>
@@ -7674,13 +11942,32 @@
                 <w:b w:val="0"/>
                 <w:sz w:val="19"/>
               </w:rPr>
+              <w:t>赛事（个人）</w:t>
+            </w:r>
+          </w:p>
+        </w:tc>
+        <w:tc>
+          <w:tcPr>
+            <w:tcW w:type="dxa" w:w="1814"/>
+          </w:tcPr>
+          <w:p>
+            <w:pPr>
+              <w:spacing w:line="276" w:lineRule="auto"/>
+            </w:pPr>
+            <w:r/>
+            <w:r>
+              <w:rPr>
+                <w:rFonts w:ascii="Times New Roman" w:hAnsi="Times New Roman" w:eastAsia="宋体"/>
+                <w:b w:val="0"/>
+                <w:sz w:val="19"/>
+              </w:rPr>
               <w:t>已结束</w:t>
             </w:r>
           </w:p>
         </w:tc>
         <w:tc>
           <w:tcPr>
-            <w:tcW w:type="dxa" w:w="6463"/>
+            <w:tcW w:type="dxa" w:w="5896"/>
           </w:tcPr>
           <w:p>
             <w:pPr>
@@ -7701,7 +11988,7 @@
       <w:tr>
         <w:tc>
           <w:tcPr>
-            <w:tcW w:type="dxa" w:w="1247"/>
+            <w:tcW w:type="dxa" w:w="1474"/>
           </w:tcPr>
           <w:p>
             <w:pPr>
@@ -7720,7 +12007,7 @@
         </w:tc>
         <w:tc>
           <w:tcPr>
-            <w:tcW w:type="dxa" w:w="1474"/>
+            <w:tcW w:type="dxa" w:w="1814"/>
           </w:tcPr>
           <w:p>
             <w:pPr>
@@ -7739,7 +12026,7 @@
         </w:tc>
         <w:tc>
           <w:tcPr>
-            <w:tcW w:type="dxa" w:w="6463"/>
+            <w:tcW w:type="dxa" w:w="5896"/>
           </w:tcPr>
           <w:p>
             <w:pPr>
@@ -7760,7 +12047,7 @@
       <w:tr>
         <w:tc>
           <w:tcPr>
-            <w:tcW w:type="dxa" w:w="1247"/>
+            <w:tcW w:type="dxa" w:w="1474"/>
           </w:tcPr>
           <w:p>
             <w:pPr>
@@ -7779,7 +12066,7 @@
         </w:tc>
         <w:tc>
           <w:tcPr>
-            <w:tcW w:type="dxa" w:w="1474"/>
+            <w:tcW w:type="dxa" w:w="1814"/>
           </w:tcPr>
           <w:p>
             <w:pPr>
@@ -7798,7 +12085,7 @@
         </w:tc>
         <w:tc>
           <w:tcPr>
-            <w:tcW w:type="dxa" w:w="6463"/>
+            <w:tcW w:type="dxa" w:w="5896"/>
           </w:tcPr>
           <w:p>
             <w:pPr>
@@ -7819,7 +12106,7 @@
       <w:tr>
         <w:tc>
           <w:tcPr>
-            <w:tcW w:type="dxa" w:w="1247"/>
+            <w:tcW w:type="dxa" w:w="1474"/>
           </w:tcPr>
           <w:p>
             <w:pPr>
@@ -7838,7 +12125,7 @@
         </w:tc>
         <w:tc>
           <w:tcPr>
-            <w:tcW w:type="dxa" w:w="1474"/>
+            <w:tcW w:type="dxa" w:w="1814"/>
           </w:tcPr>
           <w:p>
             <w:pPr>
@@ -7857,7 +12144,7 @@
         </w:tc>
         <w:tc>
           <w:tcPr>
-            <w:tcW w:type="dxa" w:w="6463"/>
+            <w:tcW w:type="dxa" w:w="5896"/>
           </w:tcPr>
           <w:p>
             <w:pPr>
@@ -7878,7 +12165,7 @@
       <w:tr>
         <w:tc>
           <w:tcPr>
-            <w:tcW w:type="dxa" w:w="1247"/>
+            <w:tcW w:type="dxa" w:w="1474"/>
           </w:tcPr>
           <w:p>
             <w:pPr>
@@ -7897,7 +12184,7 @@
         </w:tc>
         <w:tc>
           <w:tcPr>
-            <w:tcW w:type="dxa" w:w="1474"/>
+            <w:tcW w:type="dxa" w:w="1814"/>
           </w:tcPr>
           <w:p>
             <w:pPr>
@@ -7916,7 +12203,7 @@
         </w:tc>
         <w:tc>
           <w:tcPr>
-            <w:tcW w:type="dxa" w:w="6463"/>
+            <w:tcW w:type="dxa" w:w="5896"/>
           </w:tcPr>
           <w:p>
             <w:pPr>
@@ -7937,7 +12224,7 @@
       <w:tr>
         <w:tc>
           <w:tcPr>
-            <w:tcW w:type="dxa" w:w="1247"/>
+            <w:tcW w:type="dxa" w:w="1474"/>
           </w:tcPr>
           <w:p>
             <w:pPr>
@@ -7956,7 +12243,7 @@
         </w:tc>
         <w:tc>
           <w:tcPr>
-            <w:tcW w:type="dxa" w:w="1474"/>
+            <w:tcW w:type="dxa" w:w="1814"/>
           </w:tcPr>
           <w:p>
             <w:pPr>
@@ -7975,7 +12262,7 @@
         </w:tc>
         <w:tc>
           <w:tcPr>
-            <w:tcW w:type="dxa" w:w="6463"/>
+            <w:tcW w:type="dxa" w:w="5896"/>
           </w:tcPr>
           <w:p>
             <w:pPr>
@@ -7996,7 +12283,7 @@
       <w:tr>
         <w:tc>
           <w:tcPr>
-            <w:tcW w:type="dxa" w:w="1247"/>
+            <w:tcW w:type="dxa" w:w="1474"/>
           </w:tcPr>
           <w:p>
             <w:pPr>
@@ -8015,6 +12302,46 @@
         </w:tc>
         <w:tc>
           <w:tcPr>
+            <w:tcW w:type="dxa" w:w="1814"/>
+          </w:tcPr>
+          <w:p>
+            <w:pPr>
+              <w:spacing w:line="276" w:lineRule="auto"/>
+            </w:pPr>
+            <w:r/>
+            <w:r>
+              <w:rPr>
+                <w:rFonts w:ascii="Times New Roman" w:hAnsi="Times New Roman" w:eastAsia="宋体"/>
+                <w:b w:val="0"/>
+                <w:sz w:val="19"/>
+              </w:rPr>
+              <w:t>已撤销</w:t>
+            </w:r>
+          </w:p>
+        </w:tc>
+        <w:tc>
+          <w:tcPr>
+            <w:tcW w:type="dxa" w:w="5896"/>
+          </w:tcPr>
+          <w:p>
+            <w:pPr>
+              <w:spacing w:line="276" w:lineRule="auto"/>
+            </w:pPr>
+            <w:r/>
+            <w:r>
+              <w:rPr>
+                <w:rFonts w:ascii="Times New Roman" w:hAnsi="Times New Roman" w:eastAsia="宋体"/>
+                <w:b w:val="0"/>
+                <w:sz w:val="19"/>
+              </w:rPr>
+              <w:t>成绩作废，分数回滚，不可再录分</w:t>
+            </w:r>
+          </w:p>
+        </w:tc>
+      </w:tr>
+      <w:tr>
+        <w:tc>
+          <w:tcPr>
             <w:tcW w:type="dxa" w:w="1474"/>
           </w:tcPr>
           <w:p>
@@ -8028,26 +12355,694 @@
                 <w:b w:val="0"/>
                 <w:sz w:val="19"/>
               </w:rPr>
-              <w:t>已撤销</w:t>
-            </w:r>
-          </w:p>
-        </w:tc>
-        <w:tc>
-          <w:tcPr>
-            <w:tcW w:type="dxa" w:w="6463"/>
-          </w:tcPr>
-          <w:p>
-            <w:pPr>
-              <w:spacing w:line="276" w:lineRule="auto"/>
-            </w:pPr>
-            <w:r/>
-            <w:r>
-              <w:rPr>
-                <w:rFonts w:ascii="Times New Roman" w:hAnsi="Times New Roman" w:eastAsia="宋体"/>
-                <w:b w:val="0"/>
-                <w:sz w:val="19"/>
-              </w:rPr>
-              <w:t>成绩作废，分数回滚，不可再录分</w:t>
+              <w:t>比赛</w:t>
+            </w:r>
+          </w:p>
+        </w:tc>
+        <w:tc>
+          <w:tcPr>
+            <w:tcW w:type="dxa" w:w="1814"/>
+          </w:tcPr>
+          <w:p>
+            <w:pPr>
+              <w:spacing w:line="276" w:lineRule="auto"/>
+            </w:pPr>
+            <w:r/>
+            <w:r>
+              <w:rPr>
+                <w:rFonts w:ascii="Times New Roman" w:hAnsi="Times New Roman" w:eastAsia="宋体"/>
+                <w:b w:val="0"/>
+                <w:sz w:val="19"/>
+              </w:rPr>
+              <w:t>弃权（结果性质）</w:t>
+            </w:r>
+          </w:p>
+        </w:tc>
+        <w:tc>
+          <w:tcPr>
+            <w:tcW w:type="dxa" w:w="5896"/>
+          </w:tcPr>
+          <w:p>
+            <w:pPr>
+              <w:spacing w:line="276" w:lineRule="auto"/>
+            </w:pPr>
+            <w:r/>
+            <w:r>
+              <w:rPr>
+                <w:rFonts w:ascii="Times New Roman" w:hAnsi="Times New Roman" w:eastAsia="宋体"/>
+                <w:b w:val="0"/>
+                <w:sz w:val="19"/>
+              </w:rPr>
+              <w:t>对手晋级，不计任何等级分，照常推进赛程</w:t>
+            </w:r>
+          </w:p>
+        </w:tc>
+      </w:tr>
+      <w:tr>
+        <w:tc>
+          <w:tcPr>
+            <w:tcW w:type="dxa" w:w="1474"/>
+          </w:tcPr>
+          <w:p>
+            <w:pPr>
+              <w:spacing w:line="276" w:lineRule="auto"/>
+            </w:pPr>
+            <w:r/>
+            <w:r>
+              <w:rPr>
+                <w:rFonts w:ascii="Times New Roman" w:hAnsi="Times New Roman" w:eastAsia="宋体"/>
+                <w:b w:val="0"/>
+                <w:sz w:val="19"/>
+              </w:rPr>
+              <w:t>学院赛</w:t>
+            </w:r>
+          </w:p>
+        </w:tc>
+        <w:tc>
+          <w:tcPr>
+            <w:tcW w:type="dxa" w:w="1814"/>
+          </w:tcPr>
+          <w:p>
+            <w:pPr>
+              <w:spacing w:line="276" w:lineRule="auto"/>
+            </w:pPr>
+            <w:r/>
+            <w:r>
+              <w:rPr>
+                <w:rFonts w:ascii="Times New Roman" w:hAnsi="Times New Roman" w:eastAsia="宋体"/>
+                <w:b w:val="0"/>
+                <w:sz w:val="19"/>
+              </w:rPr>
+              <w:t>报名中</w:t>
+            </w:r>
+          </w:p>
+        </w:tc>
+        <w:tc>
+          <w:tcPr>
+            <w:tcW w:type="dxa" w:w="5896"/>
+          </w:tcPr>
+          <w:p>
+            <w:pPr>
+              <w:spacing w:line="276" w:lineRule="auto"/>
+            </w:pPr>
+            <w:r/>
+            <w:r>
+              <w:rPr>
+                <w:rFonts w:ascii="Times New Roman" w:hAnsi="Times New Roman" w:eastAsia="宋体"/>
+                <w:b w:val="0"/>
+                <w:sz w:val="19"/>
+              </w:rPr>
+              <w:t>各院可提交 / 修改名单，可审核、可抽签</w:t>
+            </w:r>
+          </w:p>
+        </w:tc>
+      </w:tr>
+      <w:tr>
+        <w:tc>
+          <w:tcPr>
+            <w:tcW w:type="dxa" w:w="1474"/>
+          </w:tcPr>
+          <w:p>
+            <w:pPr>
+              <w:spacing w:line="276" w:lineRule="auto"/>
+            </w:pPr>
+            <w:r/>
+            <w:r>
+              <w:rPr>
+                <w:rFonts w:ascii="Times New Roman" w:hAnsi="Times New Roman" w:eastAsia="宋体"/>
+                <w:b w:val="0"/>
+                <w:sz w:val="19"/>
+              </w:rPr>
+              <w:t>学院赛</w:t>
+            </w:r>
+          </w:p>
+        </w:tc>
+        <w:tc>
+          <w:tcPr>
+            <w:tcW w:type="dxa" w:w="1814"/>
+          </w:tcPr>
+          <w:p>
+            <w:pPr>
+              <w:spacing w:line="276" w:lineRule="auto"/>
+            </w:pPr>
+            <w:r/>
+            <w:r>
+              <w:rPr>
+                <w:rFonts w:ascii="Times New Roman" w:hAnsi="Times New Roman" w:eastAsia="宋体"/>
+                <w:b w:val="0"/>
+                <w:sz w:val="19"/>
+              </w:rPr>
+              <w:t>待开赛</w:t>
+            </w:r>
+          </w:p>
+        </w:tc>
+        <w:tc>
+          <w:tcPr>
+            <w:tcW w:type="dxa" w:w="5896"/>
+          </w:tcPr>
+          <w:p>
+            <w:pPr>
+              <w:spacing w:line="276" w:lineRule="auto"/>
+            </w:pPr>
+            <w:r/>
+            <w:r>
+              <w:rPr>
+                <w:rFonts w:ascii="Times New Roman" w:hAnsi="Times New Roman" w:eastAsia="宋体"/>
+                <w:b w:val="0"/>
+                <w:sz w:val="19"/>
+              </w:rPr>
+              <w:t>已抽签，名单锁定，等待开始</w:t>
+            </w:r>
+          </w:p>
+        </w:tc>
+      </w:tr>
+      <w:tr>
+        <w:tc>
+          <w:tcPr>
+            <w:tcW w:type="dxa" w:w="1474"/>
+          </w:tcPr>
+          <w:p>
+            <w:pPr>
+              <w:spacing w:line="276" w:lineRule="auto"/>
+            </w:pPr>
+            <w:r/>
+            <w:r>
+              <w:rPr>
+                <w:rFonts w:ascii="Times New Roman" w:hAnsi="Times New Roman" w:eastAsia="宋体"/>
+                <w:b w:val="0"/>
+                <w:sz w:val="19"/>
+              </w:rPr>
+              <w:t>学院赛</w:t>
+            </w:r>
+          </w:p>
+        </w:tc>
+        <w:tc>
+          <w:tcPr>
+            <w:tcW w:type="dxa" w:w="1814"/>
+          </w:tcPr>
+          <w:p>
+            <w:pPr>
+              <w:spacing w:line="276" w:lineRule="auto"/>
+            </w:pPr>
+            <w:r/>
+            <w:r>
+              <w:rPr>
+                <w:rFonts w:ascii="Times New Roman" w:hAnsi="Times New Roman" w:eastAsia="宋体"/>
+                <w:b w:val="0"/>
+                <w:sz w:val="19"/>
+              </w:rPr>
+              <w:t>进行中</w:t>
+            </w:r>
+          </w:p>
+        </w:tc>
+        <w:tc>
+          <w:tcPr>
+            <w:tcW w:type="dxa" w:w="5896"/>
+          </w:tcPr>
+          <w:p>
+            <w:pPr>
+              <w:spacing w:line="276" w:lineRule="auto"/>
+            </w:pPr>
+            <w:r/>
+            <w:r>
+              <w:rPr>
+                <w:rFonts w:ascii="Times New Roman" w:hAnsi="Times New Roman" w:eastAsia="宋体"/>
+                <w:b w:val="0"/>
+                <w:sz w:val="19"/>
+              </w:rPr>
+              <w:t>逐个大场排阵、开赛、录分</w:t>
+            </w:r>
+          </w:p>
+        </w:tc>
+      </w:tr>
+      <w:tr>
+        <w:tc>
+          <w:tcPr>
+            <w:tcW w:type="dxa" w:w="1474"/>
+          </w:tcPr>
+          <w:p>
+            <w:pPr>
+              <w:spacing w:line="276" w:lineRule="auto"/>
+            </w:pPr>
+            <w:r/>
+            <w:r>
+              <w:rPr>
+                <w:rFonts w:ascii="Times New Roman" w:hAnsi="Times New Roman" w:eastAsia="宋体"/>
+                <w:b w:val="0"/>
+                <w:sz w:val="19"/>
+              </w:rPr>
+              <w:t>学院赛</w:t>
+            </w:r>
+          </w:p>
+        </w:tc>
+        <w:tc>
+          <w:tcPr>
+            <w:tcW w:type="dxa" w:w="1814"/>
+          </w:tcPr>
+          <w:p>
+            <w:pPr>
+              <w:spacing w:line="276" w:lineRule="auto"/>
+            </w:pPr>
+            <w:r/>
+            <w:r>
+              <w:rPr>
+                <w:rFonts w:ascii="Times New Roman" w:hAnsi="Times New Roman" w:eastAsia="宋体"/>
+                <w:b w:val="0"/>
+                <w:sz w:val="19"/>
+              </w:rPr>
+              <w:t>已结束</w:t>
+            </w:r>
+          </w:p>
+        </w:tc>
+        <w:tc>
+          <w:tcPr>
+            <w:tcW w:type="dxa" w:w="5896"/>
+          </w:tcPr>
+          <w:p>
+            <w:pPr>
+              <w:spacing w:line="276" w:lineRule="auto"/>
+            </w:pPr>
+            <w:r/>
+            <w:r>
+              <w:rPr>
+                <w:rFonts w:ascii="Times New Roman" w:hAnsi="Times New Roman" w:eastAsia="宋体"/>
+                <w:b w:val="0"/>
+                <w:sz w:val="19"/>
+              </w:rPr>
+              <w:t>学院名次冻结，不影响任何个人分数</w:t>
+            </w:r>
+          </w:p>
+        </w:tc>
+      </w:tr>
+      <w:tr>
+        <w:tc>
+          <w:tcPr>
+            <w:tcW w:type="dxa" w:w="1474"/>
+          </w:tcPr>
+          <w:p>
+            <w:pPr>
+              <w:spacing w:line="276" w:lineRule="auto"/>
+            </w:pPr>
+            <w:r/>
+            <w:r>
+              <w:rPr>
+                <w:rFonts w:ascii="Times New Roman" w:hAnsi="Times New Roman" w:eastAsia="宋体"/>
+                <w:b w:val="0"/>
+                <w:sz w:val="19"/>
+              </w:rPr>
+              <w:t>学院名单</w:t>
+            </w:r>
+          </w:p>
+        </w:tc>
+        <w:tc>
+          <w:tcPr>
+            <w:tcW w:type="dxa" w:w="1814"/>
+          </w:tcPr>
+          <w:p>
+            <w:pPr>
+              <w:spacing w:line="276" w:lineRule="auto"/>
+            </w:pPr>
+            <w:r/>
+            <w:r>
+              <w:rPr>
+                <w:rFonts w:ascii="Times New Roman" w:hAnsi="Times New Roman" w:eastAsia="宋体"/>
+                <w:b w:val="0"/>
+                <w:sz w:val="19"/>
+              </w:rPr>
+              <w:t>待审核</w:t>
+            </w:r>
+          </w:p>
+        </w:tc>
+        <w:tc>
+          <w:tcPr>
+            <w:tcW w:type="dxa" w:w="5896"/>
+          </w:tcPr>
+          <w:p>
+            <w:pPr>
+              <w:spacing w:line="276" w:lineRule="auto"/>
+            </w:pPr>
+            <w:r/>
+            <w:r>
+              <w:rPr>
+                <w:rFonts w:ascii="Times New Roman" w:hAnsi="Times New Roman" w:eastAsia="宋体"/>
+                <w:b w:val="0"/>
+                <w:sz w:val="19"/>
+              </w:rPr>
+              <w:t>已提交，等管理员通过 / 退回</w:t>
+            </w:r>
+          </w:p>
+        </w:tc>
+      </w:tr>
+      <w:tr>
+        <w:tc>
+          <w:tcPr>
+            <w:tcW w:type="dxa" w:w="1474"/>
+          </w:tcPr>
+          <w:p>
+            <w:pPr>
+              <w:spacing w:line="276" w:lineRule="auto"/>
+            </w:pPr>
+            <w:r/>
+            <w:r>
+              <w:rPr>
+                <w:rFonts w:ascii="Times New Roman" w:hAnsi="Times New Roman" w:eastAsia="宋体"/>
+                <w:b w:val="0"/>
+                <w:sz w:val="19"/>
+              </w:rPr>
+              <w:t>学院名单</w:t>
+            </w:r>
+          </w:p>
+        </w:tc>
+        <w:tc>
+          <w:tcPr>
+            <w:tcW w:type="dxa" w:w="1814"/>
+          </w:tcPr>
+          <w:p>
+            <w:pPr>
+              <w:spacing w:line="276" w:lineRule="auto"/>
+            </w:pPr>
+            <w:r/>
+            <w:r>
+              <w:rPr>
+                <w:rFonts w:ascii="Times New Roman" w:hAnsi="Times New Roman" w:eastAsia="宋体"/>
+                <w:b w:val="0"/>
+                <w:sz w:val="19"/>
+              </w:rPr>
+              <w:t>已通过</w:t>
+            </w:r>
+          </w:p>
+        </w:tc>
+        <w:tc>
+          <w:tcPr>
+            <w:tcW w:type="dxa" w:w="5896"/>
+          </w:tcPr>
+          <w:p>
+            <w:pPr>
+              <w:spacing w:line="276" w:lineRule="auto"/>
+            </w:pPr>
+            <w:r/>
+            <w:r>
+              <w:rPr>
+                <w:rFonts w:ascii="Times New Roman" w:hAnsi="Times New Roman" w:eastAsia="宋体"/>
+                <w:b w:val="0"/>
+                <w:sz w:val="19"/>
+              </w:rPr>
+              <w:t>进签表，可作为排阵人选</w:t>
+            </w:r>
+          </w:p>
+        </w:tc>
+      </w:tr>
+      <w:tr>
+        <w:tc>
+          <w:tcPr>
+            <w:tcW w:type="dxa" w:w="1474"/>
+          </w:tcPr>
+          <w:p>
+            <w:pPr>
+              <w:spacing w:line="276" w:lineRule="auto"/>
+            </w:pPr>
+            <w:r/>
+            <w:r>
+              <w:rPr>
+                <w:rFonts w:ascii="Times New Roman" w:hAnsi="Times New Roman" w:eastAsia="宋体"/>
+                <w:b w:val="0"/>
+                <w:sz w:val="19"/>
+              </w:rPr>
+              <w:t>学院名单</w:t>
+            </w:r>
+          </w:p>
+        </w:tc>
+        <w:tc>
+          <w:tcPr>
+            <w:tcW w:type="dxa" w:w="1814"/>
+          </w:tcPr>
+          <w:p>
+            <w:pPr>
+              <w:spacing w:line="276" w:lineRule="auto"/>
+            </w:pPr>
+            <w:r/>
+            <w:r>
+              <w:rPr>
+                <w:rFonts w:ascii="Times New Roman" w:hAnsi="Times New Roman" w:eastAsia="宋体"/>
+                <w:b w:val="0"/>
+                <w:sz w:val="19"/>
+              </w:rPr>
+              <w:t>已退回</w:t>
+            </w:r>
+          </w:p>
+        </w:tc>
+        <w:tc>
+          <w:tcPr>
+            <w:tcW w:type="dxa" w:w="5896"/>
+          </w:tcPr>
+          <w:p>
+            <w:pPr>
+              <w:spacing w:line="276" w:lineRule="auto"/>
+            </w:pPr>
+            <w:r/>
+            <w:r>
+              <w:rPr>
+                <w:rFonts w:ascii="Times New Roman" w:hAnsi="Times New Roman" w:eastAsia="宋体"/>
+                <w:b w:val="0"/>
+                <w:sz w:val="19"/>
+              </w:rPr>
+              <w:t>需按理由修改后重交</w:t>
+            </w:r>
+          </w:p>
+        </w:tc>
+      </w:tr>
+      <w:tr>
+        <w:tc>
+          <w:tcPr>
+            <w:tcW w:type="dxa" w:w="1474"/>
+          </w:tcPr>
+          <w:p>
+            <w:pPr>
+              <w:spacing w:line="276" w:lineRule="auto"/>
+            </w:pPr>
+            <w:r/>
+            <w:r>
+              <w:rPr>
+                <w:rFonts w:ascii="Times New Roman" w:hAnsi="Times New Roman" w:eastAsia="宋体"/>
+                <w:b w:val="0"/>
+                <w:sz w:val="19"/>
+              </w:rPr>
+              <w:t>大场</w:t>
+            </w:r>
+          </w:p>
+        </w:tc>
+        <w:tc>
+          <w:tcPr>
+            <w:tcW w:type="dxa" w:w="1814"/>
+          </w:tcPr>
+          <w:p>
+            <w:pPr>
+              <w:spacing w:line="276" w:lineRule="auto"/>
+            </w:pPr>
+            <w:r/>
+            <w:r>
+              <w:rPr>
+                <w:rFonts w:ascii="Times New Roman" w:hAnsi="Times New Roman" w:eastAsia="宋体"/>
+                <w:b w:val="0"/>
+                <w:sz w:val="19"/>
+              </w:rPr>
+              <w:t>待排阵</w:t>
+            </w:r>
+          </w:p>
+        </w:tc>
+        <w:tc>
+          <w:tcPr>
+            <w:tcW w:type="dxa" w:w="5896"/>
+          </w:tcPr>
+          <w:p>
+            <w:pPr>
+              <w:spacing w:line="276" w:lineRule="auto"/>
+            </w:pPr>
+            <w:r/>
+            <w:r>
+              <w:rPr>
+                <w:rFonts w:ascii="Times New Roman" w:hAnsi="Times New Roman" w:eastAsia="宋体"/>
+                <w:b w:val="0"/>
+                <w:sz w:val="19"/>
+              </w:rPr>
+              <w:t>至少一方未提交排阵，不能开始</w:t>
+            </w:r>
+          </w:p>
+        </w:tc>
+      </w:tr>
+      <w:tr>
+        <w:tc>
+          <w:tcPr>
+            <w:tcW w:type="dxa" w:w="1474"/>
+          </w:tcPr>
+          <w:p>
+            <w:pPr>
+              <w:spacing w:line="276" w:lineRule="auto"/>
+            </w:pPr>
+            <w:r/>
+            <w:r>
+              <w:rPr>
+                <w:rFonts w:ascii="Times New Roman" w:hAnsi="Times New Roman" w:eastAsia="宋体"/>
+                <w:b w:val="0"/>
+                <w:sz w:val="19"/>
+              </w:rPr>
+              <w:t>大场</w:t>
+            </w:r>
+          </w:p>
+        </w:tc>
+        <w:tc>
+          <w:tcPr>
+            <w:tcW w:type="dxa" w:w="1814"/>
+          </w:tcPr>
+          <w:p>
+            <w:pPr>
+              <w:spacing w:line="276" w:lineRule="auto"/>
+            </w:pPr>
+            <w:r/>
+            <w:r>
+              <w:rPr>
+                <w:rFonts w:ascii="Times New Roman" w:hAnsi="Times New Roman" w:eastAsia="宋体"/>
+                <w:b w:val="0"/>
+                <w:sz w:val="19"/>
+              </w:rPr>
+              <w:t>待开赛</w:t>
+            </w:r>
+          </w:p>
+        </w:tc>
+        <w:tc>
+          <w:tcPr>
+            <w:tcW w:type="dxa" w:w="5896"/>
+          </w:tcPr>
+          <w:p>
+            <w:pPr>
+              <w:spacing w:line="276" w:lineRule="auto"/>
+            </w:pPr>
+            <w:r/>
+            <w:r>
+              <w:rPr>
+                <w:rFonts w:ascii="Times New Roman" w:hAnsi="Times New Roman" w:eastAsia="宋体"/>
+                <w:b w:val="0"/>
+                <w:sz w:val="19"/>
+              </w:rPr>
+              <w:t>双方排阵齐，等待管理员开始</w:t>
+            </w:r>
+          </w:p>
+        </w:tc>
+      </w:tr>
+      <w:tr>
+        <w:tc>
+          <w:tcPr>
+            <w:tcW w:type="dxa" w:w="1474"/>
+          </w:tcPr>
+          <w:p>
+            <w:pPr>
+              <w:spacing w:line="276" w:lineRule="auto"/>
+            </w:pPr>
+            <w:r/>
+            <w:r>
+              <w:rPr>
+                <w:rFonts w:ascii="Times New Roman" w:hAnsi="Times New Roman" w:eastAsia="宋体"/>
+                <w:b w:val="0"/>
+                <w:sz w:val="19"/>
+              </w:rPr>
+              <w:t>大场</w:t>
+            </w:r>
+          </w:p>
+        </w:tc>
+        <w:tc>
+          <w:tcPr>
+            <w:tcW w:type="dxa" w:w="1814"/>
+          </w:tcPr>
+          <w:p>
+            <w:pPr>
+              <w:spacing w:line="276" w:lineRule="auto"/>
+            </w:pPr>
+            <w:r/>
+            <w:r>
+              <w:rPr>
+                <w:rFonts w:ascii="Times New Roman" w:hAnsi="Times New Roman" w:eastAsia="宋体"/>
+                <w:b w:val="0"/>
+                <w:sz w:val="19"/>
+              </w:rPr>
+              <w:t>进行中</w:t>
+            </w:r>
+          </w:p>
+        </w:tc>
+        <w:tc>
+          <w:tcPr>
+            <w:tcW w:type="dxa" w:w="5896"/>
+          </w:tcPr>
+          <w:p>
+            <w:pPr>
+              <w:spacing w:line="276" w:lineRule="auto"/>
+            </w:pPr>
+            <w:r/>
+            <w:r>
+              <w:rPr>
+                <w:rFonts w:ascii="Times New Roman" w:hAnsi="Times New Roman" w:eastAsia="宋体"/>
+                <w:b w:val="0"/>
+                <w:sz w:val="19"/>
+              </w:rPr>
+              <w:t>小场逐项录分</w:t>
+            </w:r>
+          </w:p>
+        </w:tc>
+      </w:tr>
+      <w:tr>
+        <w:tc>
+          <w:tcPr>
+            <w:tcW w:type="dxa" w:w="1474"/>
+          </w:tcPr>
+          <w:p>
+            <w:pPr>
+              <w:spacing w:line="276" w:lineRule="auto"/>
+            </w:pPr>
+            <w:r/>
+            <w:r>
+              <w:rPr>
+                <w:rFonts w:ascii="Times New Roman" w:hAnsi="Times New Roman" w:eastAsia="宋体"/>
+                <w:b w:val="0"/>
+                <w:sz w:val="19"/>
+              </w:rPr>
+              <w:t>大场</w:t>
+            </w:r>
+          </w:p>
+        </w:tc>
+        <w:tc>
+          <w:tcPr>
+            <w:tcW w:type="dxa" w:w="1814"/>
+          </w:tcPr>
+          <w:p>
+            <w:pPr>
+              <w:spacing w:line="276" w:lineRule="auto"/>
+            </w:pPr>
+            <w:r/>
+            <w:r>
+              <w:rPr>
+                <w:rFonts w:ascii="Times New Roman" w:hAnsi="Times New Roman" w:eastAsia="宋体"/>
+                <w:b w:val="0"/>
+                <w:sz w:val="19"/>
+              </w:rPr>
+              <w:t>已结束</w:t>
+            </w:r>
+          </w:p>
+        </w:tc>
+        <w:tc>
+          <w:tcPr>
+            <w:tcW w:type="dxa" w:w="5896"/>
+          </w:tcPr>
+          <w:p>
+            <w:pPr>
+              <w:spacing w:line="276" w:lineRule="auto"/>
+            </w:pPr>
+            <w:r/>
+            <w:r>
+              <w:rPr>
+                <w:rFonts w:ascii="Times New Roman" w:hAnsi="Times New Roman" w:eastAsia="宋体"/>
+                <w:b w:val="0"/>
+                <w:sz w:val="19"/>
+              </w:rPr>
+              <w:t>胜负已定，推进下一轮</w:t>
             </w:r>
           </w:p>
         </w:tc>
@@ -9382,6 +14377,366 @@
                 <w:sz w:val="19"/>
               </w:rPr>
               <w:t>组数 × 出线人数 &lt; 4，调整分组参数</w:t>
+            </w:r>
+          </w:p>
+        </w:tc>
+      </w:tr>
+      <w:tr>
+        <w:tc>
+          <w:tcPr>
+            <w:tcW w:type="dxa" w:w="4195"/>
+          </w:tcPr>
+          <w:p>
+            <w:pPr>
+              <w:spacing w:line="276" w:lineRule="auto"/>
+            </w:pPr>
+            <w:r/>
+            <w:r>
+              <w:rPr>
+                <w:rFonts w:ascii="Times New Roman" w:hAnsi="Times New Roman" w:eastAsia="宋体"/>
+                <w:b w:val="0"/>
+                <w:sz w:val="19"/>
+              </w:rPr>
+              <w:t>只能提交本学院的名单 / 排阵</w:t>
+            </w:r>
+          </w:p>
+        </w:tc>
+        <w:tc>
+          <w:tcPr>
+            <w:tcW w:type="dxa" w:w="4989"/>
+          </w:tcPr>
+          <w:p>
+            <w:pPr>
+              <w:spacing w:line="276" w:lineRule="auto"/>
+            </w:pPr>
+            <w:r/>
+            <w:r>
+              <w:rPr>
+                <w:rFonts w:ascii="Times New Roman" w:hAnsi="Times New Roman" w:eastAsia="宋体"/>
+                <w:b w:val="0"/>
+                <w:sz w:val="19"/>
+              </w:rPr>
+              <w:t>干事只能管自己那一所；跨院操作请让对应负责人或管理员来做</w:t>
+            </w:r>
+          </w:p>
+        </w:tc>
+      </w:tr>
+      <w:tr>
+        <w:tc>
+          <w:tcPr>
+            <w:tcW w:type="dxa" w:w="4195"/>
+          </w:tcPr>
+          <w:p>
+            <w:pPr>
+              <w:spacing w:line="276" w:lineRule="auto"/>
+            </w:pPr>
+            <w:r/>
+            <w:r>
+              <w:rPr>
+                <w:rFonts w:ascii="Times New Roman" w:hAnsi="Times New Roman" w:eastAsia="宋体"/>
+                <w:b w:val="0"/>
+                <w:sz w:val="19"/>
+              </w:rPr>
+              <w:t>名单已经锁定，不能再修改</w:t>
+            </w:r>
+          </w:p>
+        </w:tc>
+        <w:tc>
+          <w:tcPr>
+            <w:tcW w:type="dxa" w:w="4989"/>
+          </w:tcPr>
+          <w:p>
+            <w:pPr>
+              <w:spacing w:line="276" w:lineRule="auto"/>
+            </w:pPr>
+            <w:r/>
+            <w:r>
+              <w:rPr>
+                <w:rFonts w:ascii="Times New Roman" w:hAnsi="Times New Roman" w:eastAsia="宋体"/>
+                <w:b w:val="0"/>
+                <w:sz w:val="19"/>
+              </w:rPr>
+              <w:t>已抽签锁定名单；要换人只能重抽</w:t>
+            </w:r>
+          </w:p>
+        </w:tc>
+      </w:tr>
+      <w:tr>
+        <w:tc>
+          <w:tcPr>
+            <w:tcW w:type="dxa" w:w="4195"/>
+          </w:tcPr>
+          <w:p>
+            <w:pPr>
+              <w:spacing w:line="276" w:lineRule="auto"/>
+            </w:pPr>
+            <w:r/>
+            <w:r>
+              <w:rPr>
+                <w:rFonts w:ascii="Times New Roman" w:hAnsi="Times New Roman" w:eastAsia="宋体"/>
+                <w:b w:val="0"/>
+                <w:sz w:val="19"/>
+              </w:rPr>
+              <w:t>名单里有不属于本学院的会员</w:t>
+            </w:r>
+          </w:p>
+        </w:tc>
+        <w:tc>
+          <w:tcPr>
+            <w:tcW w:type="dxa" w:w="4989"/>
+          </w:tcPr>
+          <w:p>
+            <w:pPr>
+              <w:spacing w:line="276" w:lineRule="auto"/>
+            </w:pPr>
+            <w:r/>
+            <w:r>
+              <w:rPr>
+                <w:rFonts w:ascii="Times New Roman" w:hAnsi="Times New Roman" w:eastAsia="宋体"/>
+                <w:b w:val="0"/>
+                <w:sz w:val="19"/>
+              </w:rPr>
+              <w:t>只能勾选本学院在册会员</w:t>
+            </w:r>
+          </w:p>
+        </w:tc>
+      </w:tr>
+      <w:tr>
+        <w:tc>
+          <w:tcPr>
+            <w:tcW w:type="dxa" w:w="4195"/>
+          </w:tcPr>
+          <w:p>
+            <w:pPr>
+              <w:spacing w:line="276" w:lineRule="auto"/>
+            </w:pPr>
+            <w:r/>
+            <w:r>
+              <w:rPr>
+                <w:rFonts w:ascii="Times New Roman" w:hAnsi="Times New Roman" w:eastAsia="宋体"/>
+                <w:b w:val="0"/>
+                <w:sz w:val="19"/>
+              </w:rPr>
+              <w:t>已通过审核的学院不足 2 个，无法抽签</w:t>
+            </w:r>
+          </w:p>
+        </w:tc>
+        <w:tc>
+          <w:tcPr>
+            <w:tcW w:type="dxa" w:w="4989"/>
+          </w:tcPr>
+          <w:p>
+            <w:pPr>
+              <w:spacing w:line="276" w:lineRule="auto"/>
+            </w:pPr>
+            <w:r/>
+            <w:r>
+              <w:rPr>
+                <w:rFonts w:ascii="Times New Roman" w:hAnsi="Times New Roman" w:eastAsia="宋体"/>
+                <w:b w:val="0"/>
+                <w:sz w:val="19"/>
+              </w:rPr>
+              <w:t>先审核通过至少 2 个学院的名单</w:t>
+            </w:r>
+          </w:p>
+        </w:tc>
+      </w:tr>
+      <w:tr>
+        <w:tc>
+          <w:tcPr>
+            <w:tcW w:type="dxa" w:w="4195"/>
+          </w:tcPr>
+          <w:p>
+            <w:pPr>
+              <w:spacing w:line="276" w:lineRule="auto"/>
+            </w:pPr>
+            <w:r/>
+            <w:r>
+              <w:rPr>
+                <w:rFonts w:ascii="Times New Roman" w:hAnsi="Times New Roman" w:eastAsia="宋体"/>
+                <w:b w:val="0"/>
+                <w:sz w:val="19"/>
+              </w:rPr>
+              <w:t>种子必须是已通过审核的学院之一</w:t>
+            </w:r>
+          </w:p>
+        </w:tc>
+        <w:tc>
+          <w:tcPr>
+            <w:tcW w:type="dxa" w:w="4989"/>
+          </w:tcPr>
+          <w:p>
+            <w:pPr>
+              <w:spacing w:line="276" w:lineRule="auto"/>
+            </w:pPr>
+            <w:r/>
+            <w:r>
+              <w:rPr>
+                <w:rFonts w:ascii="Times New Roman" w:hAnsi="Times New Roman" w:eastAsia="宋体"/>
+                <w:b w:val="0"/>
+                <w:sz w:val="19"/>
+              </w:rPr>
+              <w:t>种子只能从进签表的学院里选</w:t>
+            </w:r>
+          </w:p>
+        </w:tc>
+      </w:tr>
+      <w:tr>
+        <w:tc>
+          <w:tcPr>
+            <w:tcW w:type="dxa" w:w="4195"/>
+          </w:tcPr>
+          <w:p>
+            <w:pPr>
+              <w:spacing w:line="276" w:lineRule="auto"/>
+            </w:pPr>
+            <w:r/>
+            <w:r>
+              <w:rPr>
+                <w:rFonts w:ascii="Times New Roman" w:hAnsi="Times New Roman" w:eastAsia="宋体"/>
+                <w:b w:val="0"/>
+                <w:sz w:val="19"/>
+              </w:rPr>
+              <w:t>第 N 场还没排满 M 名队员</w:t>
+            </w:r>
+          </w:p>
+        </w:tc>
+        <w:tc>
+          <w:tcPr>
+            <w:tcW w:type="dxa" w:w="4989"/>
+          </w:tcPr>
+          <w:p>
+            <w:pPr>
+              <w:spacing w:line="276" w:lineRule="auto"/>
+            </w:pPr>
+            <w:r/>
+            <w:r>
+              <w:rPr>
+                <w:rFonts w:ascii="Times New Roman" w:hAnsi="Times New Roman" w:eastAsia="宋体"/>
+                <w:b w:val="0"/>
+                <w:sz w:val="19"/>
+              </w:rPr>
+              <w:t>该小项人数不够，单打 1 人、双打 2 人</w:t>
+            </w:r>
+          </w:p>
+        </w:tc>
+      </w:tr>
+      <w:tr>
+        <w:tc>
+          <w:tcPr>
+            <w:tcW w:type="dxa" w:w="4195"/>
+          </w:tcPr>
+          <w:p>
+            <w:pPr>
+              <w:spacing w:line="276" w:lineRule="auto"/>
+            </w:pPr>
+            <w:r/>
+            <w:r>
+              <w:rPr>
+                <w:rFonts w:ascii="Times New Roman" w:hAnsi="Times New Roman" w:eastAsia="宋体"/>
+                <w:b w:val="0"/>
+                <w:sz w:val="19"/>
+              </w:rPr>
+              <w:t>第 N 场双方排阵不齐，不能开赛</w:t>
+            </w:r>
+          </w:p>
+        </w:tc>
+        <w:tc>
+          <w:tcPr>
+            <w:tcW w:type="dxa" w:w="4989"/>
+          </w:tcPr>
+          <w:p>
+            <w:pPr>
+              <w:spacing w:line="276" w:lineRule="auto"/>
+            </w:pPr>
+            <w:r/>
+            <w:r>
+              <w:rPr>
+                <w:rFonts w:ascii="Times New Roman" w:hAnsi="Times New Roman" w:eastAsia="宋体"/>
+                <w:b w:val="0"/>
+                <w:sz w:val="19"/>
+              </w:rPr>
+              <w:t>双方都要提交排阵后才能开始大场</w:t>
+            </w:r>
+          </w:p>
+        </w:tc>
+      </w:tr>
+      <w:tr>
+        <w:tc>
+          <w:tcPr>
+            <w:tcW w:type="dxa" w:w="4195"/>
+          </w:tcPr>
+          <w:p>
+            <w:pPr>
+              <w:spacing w:line="276" w:lineRule="auto"/>
+            </w:pPr>
+            <w:r/>
+            <w:r>
+              <w:rPr>
+                <w:rFonts w:ascii="Times New Roman" w:hAnsi="Times New Roman" w:eastAsia="宋体"/>
+                <w:b w:val="0"/>
+                <w:sz w:val="19"/>
+              </w:rPr>
+              <w:t>本赛事不允许兼项，同一个人只能打一个小项</w:t>
+            </w:r>
+          </w:p>
+        </w:tc>
+        <w:tc>
+          <w:tcPr>
+            <w:tcW w:type="dxa" w:w="4989"/>
+          </w:tcPr>
+          <w:p>
+            <w:pPr>
+              <w:spacing w:line="276" w:lineRule="auto"/>
+            </w:pPr>
+            <w:r/>
+            <w:r>
+              <w:rPr>
+                <w:rFonts w:ascii="Times New Roman" w:hAnsi="Times New Roman" w:eastAsia="宋体"/>
+                <w:b w:val="0"/>
+                <w:sz w:val="19"/>
+              </w:rPr>
+              <w:t>发布时关了兼项开关，换人后重排</w:t>
+            </w:r>
+          </w:p>
+        </w:tc>
+      </w:tr>
+      <w:tr>
+        <w:tc>
+          <w:tcPr>
+            <w:tcW w:type="dxa" w:w="4195"/>
+          </w:tcPr>
+          <w:p>
+            <w:pPr>
+              <w:spacing w:line="276" w:lineRule="auto"/>
+            </w:pPr>
+            <w:r/>
+            <w:r>
+              <w:rPr>
+                <w:rFonts w:ascii="Times New Roman" w:hAnsi="Times New Roman" w:eastAsia="宋体"/>
+                <w:b w:val="0"/>
+                <w:sz w:val="19"/>
+              </w:rPr>
+              <w:t>两套净胜口径都打平，大场未决</w:t>
+            </w:r>
+          </w:p>
+        </w:tc>
+        <w:tc>
+          <w:tcPr>
+            <w:tcW w:type="dxa" w:w="4989"/>
+          </w:tcPr>
+          <w:p>
+            <w:pPr>
+              <w:spacing w:line="276" w:lineRule="auto"/>
+            </w:pPr>
+            <w:r/>
+            <w:r>
+              <w:rPr>
+                <w:rFonts w:ascii="Times New Roman" w:hAnsi="Times New Roman" w:eastAsia="宋体"/>
+                <w:b w:val="0"/>
+                <w:sz w:val="19"/>
+              </w:rPr>
+              <w:t>打满比净胜且两套口径都平，需管理员核实处理</w:t>
             </w:r>
           </w:p>
         </w:tc>

--- a/赛事管理员操作手册.docx
+++ b/赛事管理员操作手册.docx
@@ -3329,7 +3329,7 @@
           <w:b w:val="0"/>
           <w:sz w:val="21"/>
         </w:rPr>
-        <w:t>先抽签，后开始。抽签入口只在「报名中」出现；一旦点了「开始赛事」，就再也不能抽签或重抽了。单打没抽签就点「开始赛事」不会生效，会提示「请先抽签，再开始赛事」；双打不需要抽签，不受此限。</w:t>
+        <w:t>先抽签，后开始。抽签入口只在「报名中」出现；一旦点了「开始赛事」，就再也不能抽签或重抽了。单打与双打都一样：没抽签就点「开始赛事」不会生效，会提示「请先抽签，再开始赛事」。</w:t>
       </w:r>
     </w:p>
     <w:p>
@@ -3682,7 +3682,7 @@
                 <w:b w:val="0"/>
                 <w:sz w:val="19"/>
               </w:rPr>
-              <w:t>单打 / 双打。双打不计等级分与积分，也不支持抽签与自动对阵</w:t>
+              <w:t>单打 / 双打。双打不计等级分与积分；单打与双打都要先抽签才能开赛，双打的种子是「两人一组」</w:t>
             </w:r>
           </w:p>
         </w:tc>
@@ -3722,7 +3722,7 @@
                 <w:b w:val="0"/>
                 <w:sz w:val="19"/>
               </w:rPr>
-              <w:t>单打必填</w:t>
+              <w:t>必填</w:t>
             </w:r>
           </w:p>
         </w:tc>
@@ -4135,7 +4135,7 @@
                 <w:b w:val="0"/>
                 <w:sz w:val="19"/>
               </w:rPr>
-              <w:t>单打必填</w:t>
+              <w:t>必填</w:t>
             </w:r>
           </w:p>
         </w:tc>
@@ -4154,7 +4154,7 @@
                 <w:b w:val="0"/>
                 <w:sz w:val="19"/>
               </w:rPr>
-              <w:t>手工指定 / 按等级分 / 按赛季积分，见 2.5</w:t>
+              <w:t>单打：手工指定 / 按等级分 / 按赛季积分；双打：手工指定 / 按等级分（双打没有赛季积分），见 2.5</w:t>
             </w:r>
           </w:p>
         </w:tc>
@@ -4194,7 +4194,7 @@
                 <w:b w:val="0"/>
                 <w:sz w:val="19"/>
               </w:rPr>
-              <w:t>单打必填</w:t>
+              <w:t>必填</w:t>
             </w:r>
           </w:p>
         </w:tc>
@@ -4213,7 +4213,7 @@
                 <w:b w:val="0"/>
                 <w:sz w:val="19"/>
               </w:rPr>
-              <w:t>2 / 4 / 8 位，默认 8 位</w:t>
+              <w:t>单打 2 / 4 / 8 位，双打 2 / 4 / 8 组（每组两人），默认都是 8</w:t>
             </w:r>
           </w:p>
         </w:tc>
@@ -5640,7 +5640,7 @@
                 <w:b w:val="0"/>
                 <w:sz w:val="19"/>
               </w:rPr>
-              <w:t>抽签时由管理员按点选顺序指定 1 号、2 号……（见 3.5）</w:t>
+              <w:t>抽签时由管理员按点选顺序指定 1 号、2 号……；双打每两人一组，按点选顺序两人合成一组（见 3.5）</w:t>
             </w:r>
           </w:p>
         </w:tc>
@@ -5680,7 +5680,7 @@
                 <w:b w:val="0"/>
                 <w:sz w:val="19"/>
               </w:rPr>
-              <w:t>系统取当前单打等级分最高的前 N 位</w:t>
+              <w:t>单打取当前单打等级分最高的前 N 位；双打取两人双打等级分之和最高的前 N 组</w:t>
             </w:r>
           </w:p>
         </w:tc>
@@ -5720,7 +5720,7 @@
                 <w:b w:val="0"/>
                 <w:sz w:val="19"/>
               </w:rPr>
-              <w:t>系统取赛季积分最高的前 N 位</w:t>
+              <w:t>单打取赛季积分最高的前 N 位。双打没有赛季积分，不提供此项</w:t>
             </w:r>
           </w:p>
         </w:tc>
@@ -5741,7 +5741,7 @@
           <w:b w:val="0"/>
           <w:sz w:val="21"/>
         </w:rPr>
-        <w:t>实际种子数 = min(种子数量, 有效报名人数)。种子会被分散到不同半区或不同小组，避免强手过早相遇；种子只影响初始位置，不影响比分与计分。</w:t>
+        <w:t>单打实际种子数 = min(种子数量, 有效报名人数)。双打的种子是「两人一组」，实际组数 = min(种子数量, 有效报名人数 ÷ 2 向下取整)；双打报名人数须为偶数，且至少 4 人（两对）才排得出签表。种子会被分散到不同半区或不同小组，避免强手过早相遇；种子只影响初始位置，不影响比分与计分。</w:t>
       </w:r>
     </w:p>
     <w:p>
@@ -6061,7 +6061,47 @@
                 <w:b w:val="0"/>
                 <w:sz w:val="19"/>
               </w:rPr>
-              <w:t>单打赛事必须设置种子口径</w:t>
+              <w:t>单打与双打都必须设置种子口径</w:t>
+            </w:r>
+          </w:p>
+        </w:tc>
+      </w:tr>
+      <w:tr>
+        <w:tc>
+          <w:tcPr>
+            <w:tcW w:type="dxa" w:w="3628"/>
+          </w:tcPr>
+          <w:p>
+            <w:pPr>
+              <w:spacing w:line="276" w:lineRule="auto"/>
+            </w:pPr>
+            <w:r/>
+            <w:r>
+              <w:rPr>
+                <w:rFonts w:ascii="Times New Roman" w:hAnsi="Times New Roman" w:eastAsia="宋体"/>
+                <w:b w:val="0"/>
+                <w:sz w:val="19"/>
+              </w:rPr>
+              <w:t>双打没有赛季积分，请选择手工指定或按等级分</w:t>
+            </w:r>
+          </w:p>
+        </w:tc>
+        <w:tc>
+          <w:tcPr>
+            <w:tcW w:type="dxa" w:w="5556"/>
+          </w:tcPr>
+          <w:p>
+            <w:pPr>
+              <w:spacing w:line="276" w:lineRule="auto"/>
+            </w:pPr>
+            <w:r/>
+            <w:r>
+              <w:rPr>
+                <w:rFonts w:ascii="Times New Roman" w:hAnsi="Times New Roman" w:eastAsia="宋体"/>
+                <w:b w:val="0"/>
+                <w:sz w:val="19"/>
+              </w:rPr>
+              <w:t>双打选了「按赛季积分」；双打不计赛季积分，改用另两种来源之一</w:t>
             </w:r>
           </w:p>
         </w:tc>
@@ -6438,7 +6478,7 @@
           <w:b w:val="0"/>
           <w:sz w:val="21"/>
         </w:rPr>
-        <w:t>双打赛事不支持抽签，无法自动生成对阵。</w:t>
+        <w:t>双打同样要先抽签：系统按种子口径把参赛者两两配成队（按等级分则由两人双打等级分之和排序后相邻配对，手工则按点选顺序两人一组），再对队伍抽签；每场比赛双方各显示两人。</w:t>
       </w:r>
     </w:p>
     <w:p>
@@ -6453,7 +6493,7 @@
           <w:b w:val="0"/>
           <w:sz w:val="21"/>
         </w:rPr>
-        <w:t>至少需要 2 名有效报名者；双败赛制至少 4 名。</w:t>
+        <w:t>单打至少需要 2 名有效报名者；双打至少 4 名（凑成 2 队）且人数须为偶数；双败赛制至少 4 名。</w:t>
       </w:r>
     </w:p>
     <w:p>
@@ -6569,7 +6609,7 @@
           <w:b w:val="0"/>
           <w:sz w:val="21"/>
         </w:rPr>
-        <w:t>当种子来源为「手工指定」时，点抽签会弹出面板，标题为「指定种子顺序」。</w:t>
+        <w:t>当种子来源为「手工指定」时，点抽签会弹出面板，标题为「指定种子顺序」。面板上的单位随项目变：单打点的是「位种子」，双打点的是「位参赛者」（每 2 人合成 1 组种子）。</w:t>
       </w:r>
     </w:p>
     <w:p>
@@ -6584,7 +6624,7 @@
           <w:b w:val="0"/>
           <w:sz w:val="21"/>
         </w:rPr>
-        <w:t>面板提示「按顺序点选 N 位种子，先点的排 1 号；再点一次可取消」，并显示「已选 X/N」。</w:t>
+        <w:t>面板提示「按顺序点选 N 位种子 / N 位参赛者，先点的排 1 号；再点一次可取消」，并显示「已选 X/N」。</w:t>
       </w:r>
     </w:p>
     <w:p>
@@ -6599,7 +6639,22 @@
           <w:b w:val="0"/>
           <w:sz w:val="21"/>
         </w:rPr>
-        <w:t>按你心目中的实力顺序，依次点击参赛者：第 1 个点中的是 1 号种子，第 2 个是 2 号种子，以此类推。</w:t>
+        <w:t>单打：按你心目中的实力顺序依次点击参赛者，第 1 个点中的是 1 号种子，第 2 个是 2 号种子，以此类推。</w:t>
+      </w:r>
+    </w:p>
+    <w:p>
+      <w:pPr>
+        <w:pStyle w:val="ListNumber"/>
+        <w:spacing w:after="40" w:line="300" w:lineRule="auto"/>
+        <w:ind w:left="425"/>
+      </w:pPr>
+      <w:r>
+        <w:rPr>
+          <w:rFonts w:ascii="Times New Roman" w:hAnsi="Times New Roman" w:eastAsia="宋体"/>
+          <w:b w:val="0"/>
+          <w:sz w:val="21"/>
+        </w:rPr>
+        <w:t>双打：按实力顺序依次点击参赛者，每两人合成一组种子（先点的两人是 1 号种子组），跟单打一样照点选顺序排。</w:t>
       </w:r>
     </w:p>
     <w:p>
@@ -6629,7 +6684,7 @@
           <w:b w:val="0"/>
           <w:sz w:val="21"/>
         </w:rPr>
-        <w:t>选够 N 位后点「开始抽签」。数量不足时会提示「还需指定 N 位种子」，无法继续。</w:t>
+        <w:t>选够后点「开始抽签」。数量不足时会提示「还需指定 N 位种子」，无法继续。</w:t>
       </w:r>
     </w:p>
     <w:p>
@@ -6644,7 +6699,7 @@
           <w:b w:val="0"/>
           <w:sz w:val="21"/>
         </w:rPr>
-        <w:t>N = min(你在表单里设的种子数量, 有效报名人数)。例如设了 8 位但只有 6 人报名，就只需指定 6 位。</w:t>
+        <w:t>单打 N = min(你在表单里设的种子数量, 有效报名人数)。例如设了 8 位但只有 6 人报名，就只需指定 6 位。双打的 N 是种子组数，需要点选的名额是 2N 人；例如设了 2 组，就要点 4 人（两人一组）。</w:t>
       </w:r>
     </w:p>
     <w:p>
@@ -7182,7 +7237,7 @@
                 <w:b w:val="0"/>
                 <w:sz w:val="19"/>
               </w:rPr>
-              <w:t>确认赛事是「报名中」且项目为单打，且当前账号是管理员</w:t>
+              <w:t>确认赛事是「报名中」，且当前账号是管理员；单打双打都有抽签入口</w:t>
             </w:r>
           </w:p>
         </w:tc>
@@ -7222,7 +7277,7 @@
                 <w:b w:val="0"/>
                 <w:sz w:val="19"/>
               </w:rPr>
-              <w:t>有效报名少于 2 人，双败少于 4 人，需等更多人报名</w:t>
+              <w:t>单打有效报名少于 2 人；双打少于 4 人或人数为奇数；双败少于 4 人，需等更多人报名</w:t>
             </w:r>
           </w:p>
         </w:tc>
@@ -7384,7 +7439,7 @@
           <w:b w:val="0"/>
           <w:sz w:val="20"/>
         </w:rPr>
-        <w:t>单打赛事若尚未抽签，点「开始赛事」不会生效，会提示「请先抽签，再开始赛事」。请先回到抽签卡片完成抽签。双打赛事没有抽签环节，可以直接开始。</w:t>
+        <w:t>单打与双打若尚未抽签，点「开始赛事」不会生效，会提示「请先抽签，再开始赛事」。请先回到抽签卡片完成抽签。</w:t>
       </w:r>
     </w:p>
     <w:p>
@@ -9837,7 +9892,7 @@
                 <w:b w:val="0"/>
                 <w:sz w:val="19"/>
               </w:rPr>
-              <w:t>从男单 / 女单 / 男双 / 女双 / 混双里选，1–20 项；同名项目可重复出现（例如两项男单）</w:t>
+              <w:t>默认先摆 1 项（男单），点「＋ 添加小项」逐项添加，每项的下拉从男单 / 女单 / 男双 / 女双 / 混双里选；行号即出场顺序。至多 20 项、至少 1 项，同名项目可重复出现（例如两项男单）</w:t>
             </w:r>
           </w:p>
         </w:tc>
@@ -14056,7 +14111,7 @@
                 <w:b w:val="0"/>
                 <w:sz w:val="19"/>
               </w:rPr>
-              <w:t>单打赛事未抽签就点了开始；先抽签再开始（双打无需抽签）</w:t>
+              <w:t>单打或双打未抽签就点了开始；先抽签再开始（双打同样要先抽签）</w:t>
             </w:r>
           </w:p>
         </w:tc>

--- a/赛事管理员操作手册.docx
+++ b/赛事管理员操作手册.docx
@@ -14,7 +14,7 @@
           <w:color w:val="595959"/>
           <w:sz w:val="26"/>
         </w:rPr>
-        <w:t>中央民族大学匹克球俱乐部小程序</w:t>
+        <w:t>中央民族大学石榴籽体育管理小程序</w:t>
       </w:r>
     </w:p>
     <w:p>
@@ -137,7 +137,7 @@
                 <w:b w:val="0"/>
                 <w:sz w:val="19"/>
               </w:rPr>
-              <w:t>管理员（发布与赛程管理）；干事（代签到、录分、本院名单与排阵）；普通会员只能报名与查看</w:t>
+              <w:t>管理员与协会负责人（发布与赛程管理）；学院负责人（代签到、录分、本院名单与排阵）；普通会员只能报名与查看</w:t>
             </w:r>
           </w:p>
         </w:tc>
@@ -306,7 +306,7 @@
           <w:b w:val="0"/>
           <w:sz w:val="21"/>
         </w:rPr>
-        <w:t>小程序把账号分成三种角色。发布、抽签、开赛、结束赛事这类「定盘子」的操作只开放给管理员；干事相对会员多两件事——代会员签到、给比赛录入比分，在学院赛里还负责本学院的名单与排阵。普通会员只能报名、取消报名、查看赛程与成绩。</w:t>
+        <w:t>在小程序里，账号分三种角色。发布、抽签、开赛、结束赛事这类「定盘子」的操作只开放给管理员；学院负责人相对会员多两件事——代会员签到、给比赛录入比分，在学院赛里还负责本学院的名单与排阵。普通会员只能报名、取消报名、查看赛程与成绩。</w:t>
       </w:r>
     </w:p>
     <w:tbl>
@@ -382,7 +382,7 @@
                 <w:color w:val="FFFFFF"/>
                 <w:sz w:val="20"/>
               </w:rPr>
-              <w:t>干事</w:t>
+              <w:t>学院负责人</w:t>
             </w:r>
           </w:p>
         </w:tc>
@@ -989,7 +989,7 @@
                 <w:b w:val="0"/>
                 <w:sz w:val="19"/>
               </w:rPr>
-              <w:t>仅本人录入的</w:t>
+              <w:t>不可</w:t>
             </w:r>
           </w:p>
         </w:tc>
@@ -1008,7 +1008,7 @@
                 <w:b w:val="0"/>
                 <w:sz w:val="19"/>
               </w:rPr>
-              <w:t>仅本人录入的</w:t>
+              <w:t>不可</w:t>
             </w:r>
           </w:p>
         </w:tc>
@@ -1685,7 +1685,80 @@
           <w:b w:val="0"/>
           <w:sz w:val="20"/>
         </w:rPr>
-        <w:t>管理员可以确认任意一场比分，哪怕自己没参加；干事与会员仍需本人参赛、且站在录入者对面。改已生效的比分没有「直接修改」，一律先撤销再重录。学院赛的干事只能管自己那一所学院的名单与排阵，管理员可替任何学院兜底。</w:t>
+        <w:t>管理员可以确认任意一场比分，哪怕自己没参加；学院负责人与会员仍需本人参赛、且站在录入者对面。改已生效的比分没有「直接修改」，一律先撤销再重录，而撤销只有管理员能做——会员或学院负责人录错了，请直接找管理员。学院赛的学院负责人只能管自己那一所学院的名单与排阵，管理员可替任何学院兜底。</w:t>
+      </w:r>
+    </w:p>
+    <w:p>
+      <w:pPr>
+        <w:spacing w:after="80" w:line="300" w:lineRule="auto"/>
+      </w:pPr>
+      <w:r>
+        <w:rPr>
+          <w:rFonts w:ascii="Times New Roman" w:hAnsi="Times New Roman" w:eastAsia="宋体"/>
+          <w:b/>
+          <w:sz w:val="21"/>
+        </w:rPr>
+        <w:t>上表里的「管理员」指的是**全局管理员**（管理所有协会）。多协会改造在小程序里还多了两件事，管理时要注意：</w:t>
+      </w:r>
+    </w:p>
+    <w:p>
+      <w:pPr>
+        <w:pStyle w:val="ListBullet"/>
+        <w:spacing w:after="40" w:line="300" w:lineRule="auto"/>
+        <w:ind w:left="425"/>
+      </w:pPr>
+      <w:r>
+        <w:rPr>
+          <w:rFonts w:ascii="Times New Roman" w:hAnsi="Times New Roman" w:eastAsia="宋体"/>
+          <w:b w:val="0"/>
+          <w:sz w:val="21"/>
+        </w:rPr>
+        <w:t>协会维度。内容按协会分开：个人赛、学院赛、公告、榜单、赛季各属一个协会（首批：匹克球 / 乒乓 / 羽球）。你进到哪个协会，看到的和能管的就只是哪个协会的数据，别的协会的赛事不会混进来。换协会用首页顶部的切换入口。</w:t>
+      </w:r>
+    </w:p>
+    <w:p>
+      <w:pPr>
+        <w:pStyle w:val="ListBullet"/>
+        <w:spacing w:after="40" w:line="300" w:lineRule="auto"/>
+        <w:ind w:left="425"/>
+      </w:pPr>
+      <w:r>
+        <w:rPr>
+          <w:rFonts w:ascii="Times New Roman" w:hAnsi="Times New Roman" w:eastAsia="宋体"/>
+          <w:b w:val="0"/>
+          <w:sz w:val="21"/>
+        </w:rPr>
+        <w:t>协会负责人。这是本次改造新增的角色，相当于「本协会的管理员」——上表里管理员能做的事，他在自己协会里都能做，但管不到别的协会。学院负责人、协会负责人都是按协会任命的：同一个人可以在匹克球当学院负责人、在乒乓只是普通会员。</w:t>
+      </w:r>
+    </w:p>
+    <w:p>
+      <w:pPr>
+        <w:pStyle w:val="ListBullet"/>
+        <w:spacing w:after="40" w:line="300" w:lineRule="auto"/>
+        <w:ind w:left="425"/>
+      </w:pPr>
+      <w:r>
+        <w:rPr>
+          <w:rFonts w:ascii="Times New Roman" w:hAnsi="Times New Roman" w:eastAsia="宋体"/>
+          <w:b w:val="0"/>
+          <w:sz w:val="21"/>
+        </w:rPr>
+        <w:t>怎么任免。打开该会员的个人主页，页面上并排有两个入口，由页面的协会切换决定操作哪个协会：「任免学院负责人」（本协会的协会负责人或全局管理员都能做）、「任免协会负责人」（**只有全局管理员**能看到——协会负责人的有效角色也是管理员，必须靠账号的全局身份区分，否则协会负责人就能反手把自己人提成协会负责人）。看自己的主页不出现这两个入口。</w:t>
+      </w:r>
+    </w:p>
+    <w:p>
+      <w:pPr>
+        <w:pStyle w:val="ListBullet"/>
+        <w:spacing w:after="40" w:line="300" w:lineRule="auto"/>
+        <w:ind w:left="425"/>
+      </w:pPr>
+      <w:r>
+        <w:rPr>
+          <w:rFonts w:ascii="Times New Roman" w:hAnsi="Times New Roman" w:eastAsia="宋体"/>
+          <w:b w:val="0"/>
+          <w:sz w:val="21"/>
+        </w:rPr>
+        <w:t>调整初始等级分。个人主页上还有一个「调整初始等级分」入口，用来给**还没在本协会出过场**的会员手工定一个起评分（带「清除」按钮，可回到自动定级）。管理员跨协会都能改，协会负责人只在本协会能改。一旦该会员在本协会打过任何一场计等级分的比赛（包括日常约球），入口就消失——初始分是回放的起评分，出场后即固定，再改也不会生效。</w:t>
       </w:r>
     </w:p>
     <w:p>
@@ -2193,7 +2266,7 @@
                 <w:b w:val="0"/>
                 <w:sz w:val="19"/>
               </w:rPr>
-              <w:t>干事 / 管理员</w:t>
+              <w:t>学院负责人 / 管理员</w:t>
             </w:r>
           </w:p>
         </w:tc>
@@ -2271,7 +2344,7 @@
                 <w:b w:val="0"/>
                 <w:sz w:val="19"/>
               </w:rPr>
-              <w:t>选手录、对手确认（干事以上可代录）</w:t>
+              <w:t>选手录、对手确认（学院负责人以上可代录）</w:t>
             </w:r>
           </w:p>
         </w:tc>
@@ -2623,7 +2696,7 @@
                 <w:b w:val="0"/>
                 <w:sz w:val="19"/>
               </w:rPr>
-              <w:t>干事（本学院）/ 管理员</w:t>
+              <w:t>学院负责人（本学院）/ 管理员</w:t>
             </w:r>
           </w:p>
         </w:tc>
@@ -2935,7 +3008,7 @@
                 <w:b w:val="0"/>
                 <w:sz w:val="19"/>
               </w:rPr>
-              <w:t>干事（本学院）/ 管理员</w:t>
+              <w:t>学院负责人（本学院）/ 管理员</w:t>
             </w:r>
           </w:p>
         </w:tc>
@@ -3091,7 +3164,7 @@
                 <w:b w:val="0"/>
                 <w:sz w:val="19"/>
               </w:rPr>
-              <w:t>选手录、对手确认（干事以上可代录）</w:t>
+              <w:t>选手录、对手确认（学院负责人以上可代录）</w:t>
             </w:r>
           </w:p>
         </w:tc>
@@ -7669,7 +7742,7 @@
           <w:b w:val="0"/>
           <w:sz w:val="20"/>
         </w:rPr>
-        <w:t>录分的权限为「本场参赛者本人」或「干事及以上」。干事与管理员可以给任意一场录分，不受是否参赛限制。</w:t>
+        <w:t>录分的权限为「本场参赛者本人」或「学院负责人及以上」。学院负责人与管理员可以给任意一场录分，不受是否参赛限制。</w:t>
       </w:r>
     </w:p>
     <w:p>
@@ -8136,7 +8209,7 @@
                 <w:b w:val="0"/>
                 <w:sz w:val="19"/>
               </w:rPr>
-              <w:t>管理员任意场；其他人仅自己录入的</w:t>
+              <w:t>仅管理员，任意场次</w:t>
             </w:r>
           </w:p>
         </w:tc>
@@ -8160,6 +8233,21 @@
           <w:sz w:val="21"/>
         </w:rPr>
         <w:t>驳回理由占位示例：「第二局比分录反了」；撤销理由占位示例：「这局其实没打完」。</w:t>
+      </w:r>
+    </w:p>
+    <w:p>
+      <w:pPr>
+        <w:pStyle w:val="ListBullet"/>
+        <w:spacing w:after="40" w:line="300" w:lineRule="auto"/>
+        <w:ind w:left="425"/>
+      </w:pPr>
+      <w:r>
+        <w:rPr>
+          <w:rFonts w:ascii="Times New Roman" w:hAnsi="Times New Roman" w:eastAsia="宋体"/>
+          <w:b w:val="0"/>
+          <w:sz w:val="21"/>
+        </w:rPr>
+        <w:t>录错了优先走「驳回」——它发生在成绩生效之前，参赛者与裁判自己就能处理。已经生效的才需要撤销，而撤销只有管理员能做：录入者本人也不行，因为录入者是谁由录分的人自己选，让当事人能抹掉记录，等级分就没有公信力了。</w:t>
       </w:r>
     </w:p>
     <w:p>
@@ -8574,7 +8662,7 @@
                 <w:b w:val="0"/>
                 <w:sz w:val="19"/>
               </w:rPr>
-              <w:t>已有比赛确认生效，只能靠撤销后重抽</w:t>
+              <w:t>已有比赛确认生效，只能由管理员撤销后重抽</w:t>
             </w:r>
           </w:p>
         </w:tc>
@@ -8614,7 +8702,7 @@
                 <w:b w:val="0"/>
                 <w:sz w:val="19"/>
               </w:rPr>
-              <w:t>在比赛页撤销（需理由），再重新录分确认</w:t>
+              <w:t>请管理员在比赛页撤销（需理由），再重新录分确认；未生效时自己驳回即可</w:t>
             </w:r>
           </w:p>
         </w:tc>
@@ -8635,6 +8723,46 @@
                 <w:b w:val="0"/>
                 <w:sz w:val="19"/>
               </w:rPr>
+              <w:t>看不到「撤销」按钮</w:t>
+            </w:r>
+          </w:p>
+        </w:tc>
+        <w:tc>
+          <w:tcPr>
+            <w:tcW w:type="dxa" w:w="6576"/>
+          </w:tcPr>
+          <w:p>
+            <w:pPr>
+              <w:spacing w:line="276" w:lineRule="auto"/>
+            </w:pPr>
+            <w:r/>
+            <w:r>
+              <w:rPr>
+                <w:rFonts w:ascii="Times New Roman" w:hAnsi="Times New Roman" w:eastAsia="宋体"/>
+                <w:b w:val="0"/>
+                <w:sz w:val="19"/>
+              </w:rPr>
+              <w:t>撤销只有管理员能做，录入者本人也不显示此按钮</w:t>
+            </w:r>
+          </w:p>
+        </w:tc>
+      </w:tr>
+      <w:tr>
+        <w:tc>
+          <w:tcPr>
+            <w:tcW w:type="dxa" w:w="2608"/>
+          </w:tcPr>
+          <w:p>
+            <w:pPr>
+              <w:spacing w:line="276" w:lineRule="auto"/>
+            </w:pPr>
+            <w:r/>
+            <w:r>
+              <w:rPr>
+                <w:rFonts w:ascii="Times New Roman" w:hAnsi="Times New Roman" w:eastAsia="宋体"/>
+                <w:b w:val="0"/>
+                <w:sz w:val="19"/>
+              </w:rPr>
               <w:t>看不到「弃权」按钮</w:t>
             </w:r>
           </w:p>
@@ -8654,7 +8782,7 @@
                 <w:b w:val="0"/>
                 <w:sz w:val="19"/>
               </w:rPr>
-              <w:t>弃权只在本人参赛的「待确认」场次出现；已生效的走撤销</w:t>
+              <w:t>弃权只在本人参赛的「待确认」场次出现；已生效的要改请找管理员撤销</w:t>
             </w:r>
           </w:p>
         </w:tc>
@@ -9699,7 +9827,7 @@
           <w:b w:val="0"/>
           <w:sz w:val="21"/>
         </w:rPr>
-        <w:t>在「赛事」页的学院赛区域点「＋ 发布」进入学院赛表单。只有管理员能发布；干事与会员连入口都看不到。</w:t>
+        <w:t>在「赛事」页的学院赛区域点「＋ 发布」进入学院赛表单。只有管理员能发布；学院负责人与会员连入口都看不到。</w:t>
       </w:r>
     </w:p>
     <w:tbl>
@@ -10368,7 +10496,7 @@
           <w:b w:val="0"/>
           <w:sz w:val="21"/>
         </w:rPr>
-        <w:t>发布后赛事为「报名中」，各学院负责人（干事）在学院赛详情页提交本学院名单。</w:t>
+        <w:t>发布后赛事为「报名中」，各学院负责人在学院赛详情页提交本学院名单。</w:t>
       </w:r>
     </w:p>
     <w:p>
@@ -14471,7 +14599,7 @@
                 <w:b w:val="0"/>
                 <w:sz w:val="19"/>
               </w:rPr>
-              <w:t>干事只能管自己那一所；跨院操作请让对应负责人或管理员来做</w:t>
+              <w:t>学院负责人只能管自己那一所；跨院操作请让对应负责人或管理员来做</w:t>
             </w:r>
           </w:p>
         </w:tc>

--- a/赛事管理员操作手册.docx
+++ b/赛事管理员操作手册.docx
@@ -1996,7 +1996,7 @@
           <w:color w:val="1F4E79"/>
           <w:sz w:val="23"/>
         </w:rPr>
-        <w:t>1.3 四类活动，四本账</w:t>
+        <w:t>1.3 五类活动，五本账</w:t>
       </w:r>
     </w:p>
     <w:tbl>
@@ -2422,6 +2422,92 @@
                 <w:sz w:val="19"/>
               </w:rPr>
               <w:t>发起方协会负责人 / 校级管理员</w:t>
+            </w:r>
+          </w:p>
+        </w:tc>
+      </w:tr>
+      <w:tr>
+        <w:tc>
+          <w:tcPr>
+            <w:tcW w:type="dxa" w:w="907"/>
+          </w:tcPr>
+          <w:p>
+            <w:pPr>
+              <w:spacing w:line="276" w:lineRule="auto"/>
+            </w:pPr>
+            <w:r/>
+            <w:r>
+              <w:rPr>
+                <w:rFonts w:ascii="Times New Roman" w:hAnsi="Times New Roman" w:eastAsia="宋体"/>
+                <w:b w:val="0"/>
+                <w:sz w:val="19"/>
+              </w:rPr>
+              <w:t>团队赛事（篮球）</w:t>
+            </w:r>
+          </w:p>
+        </w:tc>
+        <w:tc>
+          <w:tcPr>
+            <w:tcW w:type="dxa" w:w="3402"/>
+          </w:tcPr>
+          <w:p>
+            <w:pPr>
+              <w:spacing w:line="276" w:lineRule="auto"/>
+            </w:pPr>
+            <w:r/>
+            <w:r>
+              <w:rPr>
+                <w:rFonts w:ascii="Times New Roman" w:hAnsi="Times New Roman" w:eastAsia="宋体"/>
+                <w:b w:val="0"/>
+                <w:sz w:val="19"/>
+              </w:rPr>
+              <w:t>球队</w:t>
+            </w:r>
+          </w:p>
+        </w:tc>
+        <w:tc>
+          <w:tcPr>
+            <w:tcW w:type="dxa" w:w="1701"/>
+          </w:tcPr>
+          <w:p>
+            <w:pPr>
+              <w:spacing w:line="276" w:lineRule="auto"/>
+            </w:pPr>
+            <w:r/>
+            <w:r>
+              <w:rPr>
+                <w:rFonts w:ascii="Times New Roman" w:hAnsi="Times New Roman" w:eastAsia="宋体"/>
+                <w:b w:val="0"/>
+                <w:sz w:val="19"/>
+              </w:rPr>
+              <w:t>只记球队名次与技术统计，</w:t>
+            </w:r>
+            <w:r>
+              <w:rPr>
+                <w:rFonts w:ascii="Times New Roman" w:hAnsi="Times New Roman" w:eastAsia="宋体"/>
+                <w:b/>
+                <w:sz w:val="19"/>
+              </w:rPr>
+              <w:t>不进个人 Elo、不进赛季积分</w:t>
+            </w:r>
+          </w:p>
+        </w:tc>
+        <w:tc>
+          <w:tcPr>
+            <w:tcW w:type="dxa" w:w="2835"/>
+          </w:tcPr>
+          <w:p>
+            <w:pPr>
+              <w:spacing w:line="276" w:lineRule="auto"/>
+            </w:pPr>
+            <w:r/>
+            <w:r>
+              <w:rPr>
+                <w:rFonts w:ascii="Times New Roman" w:hAnsi="Times New Roman" w:eastAsia="宋体"/>
+                <w:b w:val="0"/>
+                <w:sz w:val="19"/>
+              </w:rPr>
+              <w:t>协会负责人</w:t>
             </w:r>
           </w:p>
         </w:tc>
@@ -3605,6 +3691,51 @@
           <w:sz w:val="21"/>
         </w:rPr>
         <w:t>协会级个人赛的列表与发布入口。点右上角「发布」进入表单，点「全部赛事」看历史。详见第三节。</w:t>
+      </w:r>
+    </w:p>
+    <w:p>
+      <w:pPr>
+        <w:spacing w:before="80" w:after="120" w:line="288" w:lineRule="auto"/>
+        <w:ind w:left="227"/>
+        <w:pBdr>
+          <w:left w:val="single" w:space="6" w:sz="18" w:color="1F4E79"/>
+        </w:pBdr>
+      </w:pPr>
+      <w:r>
+        <w:rPr>
+          <w:rFonts w:ascii="Times New Roman" w:hAnsi="Times New Roman" w:eastAsia="宋体"/>
+          <w:b/>
+          <w:color w:val="595959"/>
+          <w:sz w:val="20"/>
+        </w:rPr>
+        <w:t>团队运动（篮球）不同</w:t>
+      </w:r>
+      <w:r>
+        <w:rPr>
+          <w:rFonts w:ascii="Times New Roman" w:hAnsi="Times New Roman" w:eastAsia="宋体"/>
+          <w:b w:val="0"/>
+          <w:color w:val="595959"/>
+          <w:sz w:val="20"/>
+        </w:rPr>
+        <w:t>：它的工作台只有「协会空间 / 组队 / 赛事」三个页签，没有排行榜与个人比赛——篮球不进个人等级分。「赛事」页签进去是</w:t>
+      </w:r>
+      <w:r>
+        <w:rPr>
+          <w:rFonts w:ascii="Times New Roman" w:hAnsi="Times New Roman" w:eastAsia="宋体"/>
+          <w:b/>
+          <w:color w:val="595959"/>
+          <w:sz w:val="20"/>
+        </w:rPr>
+        <w:t>团队赛事</w:t>
+      </w:r>
+      <w:r>
+        <w:rPr>
+          <w:rFonts w:ascii="Times New Roman" w:hAnsi="Times New Roman" w:eastAsia="宋体"/>
+          <w:b w:val="0"/>
+          <w:color w:val="595959"/>
+          <w:sz w:val="20"/>
+        </w:rPr>
+        <w:t>（球队报名、抽签、录总分），详见第七节。</w:t>
       </w:r>
     </w:p>
     <w:p>
@@ -10424,7 +10555,1762 @@
           <w:color w:val="1F4E79"/>
           <w:sz w:val="26"/>
         </w:rPr>
-        <w:t>七、附录</w:t>
+        <w:t>七、团队赛事（篮球）</w:t>
+      </w:r>
+    </w:p>
+    <w:p>
+      <w:pPr>
+        <w:spacing w:after="80" w:line="300" w:lineRule="auto"/>
+      </w:pPr>
+      <w:r>
+        <w:rPr>
+          <w:rFonts w:ascii="Times New Roman" w:hAnsi="Times New Roman" w:eastAsia="宋体"/>
+          <w:b w:val="0"/>
+          <w:sz w:val="21"/>
+        </w:rPr>
+        <w:t>篮球与四个球拍运动是两套账：球拍运动是</w:t>
+      </w:r>
+      <w:r>
+        <w:rPr>
+          <w:rFonts w:ascii="Times New Roman" w:hAnsi="Times New Roman" w:eastAsia="宋体"/>
+          <w:b/>
+          <w:sz w:val="21"/>
+        </w:rPr>
+        <w:t>个人</w:t>
+      </w:r>
+      <w:r>
+        <w:rPr>
+          <w:rFonts w:ascii="Times New Roman" w:hAnsi="Times New Roman" w:eastAsia="宋体"/>
+          <w:b w:val="0"/>
+          <w:sz w:val="21"/>
+        </w:rPr>
+        <w:t>报名、个人等级分；篮球是</w:t>
+      </w:r>
+      <w:r>
+        <w:rPr>
+          <w:rFonts w:ascii="Times New Roman" w:hAnsi="Times New Roman" w:eastAsia="宋体"/>
+          <w:b/>
+          <w:sz w:val="21"/>
+        </w:rPr>
+        <w:t>球队</w:t>
+      </w:r>
+      <w:r>
+        <w:rPr>
+          <w:rFonts w:ascii="Times New Roman" w:hAnsi="Times New Roman" w:eastAsia="宋体"/>
+          <w:b w:val="0"/>
+          <w:sz w:val="21"/>
+        </w:rPr>
+        <w:t>报名、只记球队名次与技术统计，</w:t>
+      </w:r>
+      <w:r>
+        <w:rPr>
+          <w:rFonts w:ascii="Times New Roman" w:hAnsi="Times New Roman" w:eastAsia="宋体"/>
+          <w:b/>
+          <w:sz w:val="21"/>
+        </w:rPr>
+        <w:t>不进个人 Elo</w:t>
+      </w:r>
+      <w:r>
+        <w:rPr>
+          <w:rFonts w:ascii="Times New Roman" w:hAnsi="Times New Roman" w:eastAsia="宋体"/>
+          <w:b w:val="0"/>
+          <w:sz w:val="21"/>
+        </w:rPr>
+        <w:t>。所以它有自己的入口、自己的赛程与自己的名次算法。</w:t>
+      </w:r>
+    </w:p>
+    <w:p>
+      <w:pPr>
+        <w:spacing w:before="200" w:after="120"/>
+      </w:pPr>
+      <w:r>
+        <w:rPr>
+          <w:rFonts w:ascii="Times New Roman" w:hAnsi="Times New Roman" w:eastAsia="微软雅黑"/>
+          <w:b/>
+          <w:color w:val="1F4E79"/>
+          <w:sz w:val="23"/>
+        </w:rPr>
+        <w:t>7.1 入口与结构</w:t>
+      </w:r>
+    </w:p>
+    <w:p>
+      <w:pPr>
+        <w:spacing w:after="80" w:line="300" w:lineRule="auto"/>
+      </w:pPr>
+      <w:r>
+        <w:rPr>
+          <w:rFonts w:ascii="Times New Roman" w:hAnsi="Times New Roman" w:eastAsia="宋体"/>
+          <w:b w:val="0"/>
+          <w:sz w:val="21"/>
+        </w:rPr>
+        <w:t>工作台（篮球）→「赛事」→「进入团队赛事」。列表一行一届，右下角「＋ 建赛」只有协会负责人及以上看得到。</w:t>
+      </w:r>
+    </w:p>
+    <w:p>
+      <w:pPr>
+        <w:spacing w:after="80" w:line="300" w:lineRule="auto"/>
+      </w:pPr>
+      <w:r>
+        <w:rPr>
+          <w:rFonts w:ascii="Times New Roman" w:hAnsi="Times New Roman" w:eastAsia="宋体"/>
+          <w:b w:val="0"/>
+          <w:sz w:val="21"/>
+        </w:rPr>
+        <w:t>一届赛事的一生：</w:t>
+      </w:r>
+    </w:p>
+    <w:p>
+      <w:pPr>
+        <w:spacing w:line="240" w:lineRule="auto" w:before="80" w:after="80"/>
+        <w:ind w:left="283"/>
+        <w:shd w:val="clear" w:fill="F2F2F2"/>
+      </w:pPr>
+      <w:r>
+        <w:rPr>
+          <w:rFonts w:ascii="Consolas" w:hAnsi="Consolas" w:eastAsia="宋体"/>
+          <w:b w:val="0"/>
+          <w:sz w:val="18"/>
+        </w:rPr>
+        <w:t>建赛（报名中） → 锁定名单 → 抽签（赛程已发布） → 录分 → 发布 → 进行中 → 结算名次（已结束）</w:t>
+      </w:r>
+    </w:p>
+    <w:p>
+      <w:pPr>
+        <w:spacing w:before="200" w:after="120"/>
+      </w:pPr>
+      <w:r>
+        <w:rPr>
+          <w:rFonts w:ascii="Times New Roman" w:hAnsi="Times New Roman" w:eastAsia="微软雅黑"/>
+          <w:b/>
+          <w:color w:val="1F4E79"/>
+          <w:sz w:val="23"/>
+        </w:rPr>
+        <w:t>7.2 建赛：赛制与规则当场固化</w:t>
+      </w:r>
+    </w:p>
+    <w:tbl>
+      <w:tblPr>
+        <w:tblStyle w:val="TableGrid"/>
+        <w:tblW w:type="auto" w:w="0"/>
+        <w:jc w:val="center"/>
+        <w:tblLook w:firstColumn="1" w:firstRow="1" w:lastColumn="0" w:lastRow="0" w:noHBand="0" w:noVBand="1" w:val="04A0"/>
+      </w:tblPr>
+      <w:tblGrid>
+        <w:gridCol w:w="3061"/>
+        <w:gridCol w:w="3061"/>
+        <w:gridCol w:w="3061"/>
+      </w:tblGrid>
+      <w:tr>
+        <w:tc>
+          <w:tcPr>
+            <w:tcW w:type="dxa" w:w="1474"/>
+            <w:shd w:val="clear" w:fill="1F4E79"/>
+          </w:tcPr>
+          <w:p>
+            <w:pPr>
+              <w:jc w:val="center"/>
+            </w:pPr>
+            <w:r/>
+            <w:r>
+              <w:rPr>
+                <w:rFonts w:ascii="Times New Roman" w:hAnsi="Times New Roman" w:eastAsia="微软雅黑"/>
+                <w:b/>
+                <w:color w:val="FFFFFF"/>
+                <w:sz w:val="20"/>
+              </w:rPr>
+              <w:t>表单项</w:t>
+            </w:r>
+          </w:p>
+        </w:tc>
+        <w:tc>
+          <w:tcPr>
+            <w:tcW w:type="dxa" w:w="3685"/>
+            <w:shd w:val="clear" w:fill="1F4E79"/>
+          </w:tcPr>
+          <w:p>
+            <w:pPr>
+              <w:jc w:val="center"/>
+            </w:pPr>
+            <w:r/>
+            <w:r>
+              <w:rPr>
+                <w:rFonts w:ascii="Times New Roman" w:hAnsi="Times New Roman" w:eastAsia="微软雅黑"/>
+                <w:b/>
+                <w:color w:val="FFFFFF"/>
+                <w:sz w:val="20"/>
+              </w:rPr>
+              <w:t>选项</w:t>
+            </w:r>
+          </w:p>
+        </w:tc>
+        <w:tc>
+          <w:tcPr>
+            <w:tcW w:type="dxa" w:w="3685"/>
+            <w:shd w:val="clear" w:fill="1F4E79"/>
+          </w:tcPr>
+          <w:p>
+            <w:pPr>
+              <w:jc w:val="center"/>
+            </w:pPr>
+            <w:r/>
+            <w:r>
+              <w:rPr>
+                <w:rFonts w:ascii="Times New Roman" w:hAnsi="Times New Roman" w:eastAsia="微软雅黑"/>
+                <w:b/>
+                <w:color w:val="FFFFFF"/>
+                <w:sz w:val="20"/>
+              </w:rPr>
+              <w:t>说明</w:t>
+            </w:r>
+          </w:p>
+        </w:tc>
+      </w:tr>
+      <w:tr>
+        <w:tc>
+          <w:tcPr>
+            <w:tcW w:type="dxa" w:w="1474"/>
+          </w:tcPr>
+          <w:p>
+            <w:pPr>
+              <w:spacing w:line="276" w:lineRule="auto"/>
+            </w:pPr>
+            <w:r/>
+            <w:r>
+              <w:rPr>
+                <w:rFonts w:ascii="Times New Roman" w:hAnsi="Times New Roman" w:eastAsia="宋体"/>
+                <w:b w:val="0"/>
+                <w:sz w:val="19"/>
+              </w:rPr>
+              <w:t>赛事名称</w:t>
+            </w:r>
+          </w:p>
+        </w:tc>
+        <w:tc>
+          <w:tcPr>
+            <w:tcW w:type="dxa" w:w="3685"/>
+          </w:tcPr>
+          <w:p>
+            <w:pPr>
+              <w:spacing w:line="276" w:lineRule="auto"/>
+            </w:pPr>
+            <w:r/>
+            <w:r>
+              <w:rPr>
+                <w:rFonts w:ascii="Times New Roman" w:hAnsi="Times New Roman" w:eastAsia="宋体"/>
+                <w:b w:val="0"/>
+                <w:sz w:val="19"/>
+              </w:rPr>
+              <w:t>2–30 字</w:t>
+            </w:r>
+          </w:p>
+        </w:tc>
+        <w:tc>
+          <w:tcPr>
+            <w:tcW w:type="dxa" w:w="3685"/>
+          </w:tcPr>
+          <w:p>
+            <w:pPr>
+              <w:spacing w:line="276" w:lineRule="auto"/>
+            </w:pPr>
+            <w:r/>
+            <w:r>
+              <w:rPr>
+                <w:rFonts w:ascii="Times New Roman" w:hAnsi="Times New Roman" w:eastAsia="宋体"/>
+                <w:b w:val="0"/>
+                <w:sz w:val="19"/>
+              </w:rPr>
+              <w:t>同协会不可重名</w:t>
+            </w:r>
+          </w:p>
+        </w:tc>
+      </w:tr>
+      <w:tr>
+        <w:tc>
+          <w:tcPr>
+            <w:tcW w:type="dxa" w:w="1474"/>
+          </w:tcPr>
+          <w:p>
+            <w:pPr>
+              <w:spacing w:line="276" w:lineRule="auto"/>
+            </w:pPr>
+            <w:r/>
+            <w:r>
+              <w:rPr>
+                <w:rFonts w:ascii="Times New Roman" w:hAnsi="Times New Roman" w:eastAsia="宋体"/>
+                <w:b w:val="0"/>
+                <w:sz w:val="19"/>
+              </w:rPr>
+              <w:t>赛制</w:t>
+            </w:r>
+          </w:p>
+        </w:tc>
+        <w:tc>
+          <w:tcPr>
+            <w:tcW w:type="dxa" w:w="3685"/>
+          </w:tcPr>
+          <w:p>
+            <w:pPr>
+              <w:spacing w:line="276" w:lineRule="auto"/>
+            </w:pPr>
+            <w:r/>
+            <w:r>
+              <w:rPr>
+                <w:rFonts w:ascii="Times New Roman" w:hAnsi="Times New Roman" w:eastAsia="宋体"/>
+                <w:b/>
+                <w:sz w:val="19"/>
+              </w:rPr>
+              <w:t>单败淘汰 / 循环赛</w:t>
+            </w:r>
+          </w:p>
+        </w:tc>
+        <w:tc>
+          <w:tcPr>
+            <w:tcW w:type="dxa" w:w="3685"/>
+          </w:tcPr>
+          <w:p>
+            <w:pPr>
+              <w:spacing w:line="276" w:lineRule="auto"/>
+            </w:pPr>
+            <w:r/>
+            <w:r>
+              <w:rPr>
+                <w:rFonts w:ascii="Times New Roman" w:hAnsi="Times New Roman" w:eastAsia="宋体"/>
+                <w:b w:val="0"/>
+                <w:sz w:val="19"/>
+              </w:rPr>
+              <w:t>首版只支持这两种</w:t>
+            </w:r>
+          </w:p>
+        </w:tc>
+      </w:tr>
+      <w:tr>
+        <w:tc>
+          <w:tcPr>
+            <w:tcW w:type="dxa" w:w="1474"/>
+          </w:tcPr>
+          <w:p>
+            <w:pPr>
+              <w:spacing w:line="276" w:lineRule="auto"/>
+            </w:pPr>
+            <w:r/>
+            <w:r>
+              <w:rPr>
+                <w:rFonts w:ascii="Times New Roman" w:hAnsi="Times New Roman" w:eastAsia="宋体"/>
+                <w:b w:val="0"/>
+                <w:sz w:val="19"/>
+              </w:rPr>
+              <w:t>规则</w:t>
+            </w:r>
+          </w:p>
+        </w:tc>
+        <w:tc>
+          <w:tcPr>
+            <w:tcW w:type="dxa" w:w="3685"/>
+          </w:tcPr>
+          <w:p>
+            <w:pPr>
+              <w:spacing w:line="276" w:lineRule="auto"/>
+            </w:pPr>
+            <w:r/>
+            <w:r>
+              <w:rPr>
+                <w:rFonts w:ascii="Times New Roman" w:hAnsi="Times New Roman" w:eastAsia="宋体"/>
+                <w:b/>
+                <w:sz w:val="19"/>
+              </w:rPr>
+              <w:t>FIBA 四节 4×10 / 校园 2×20</w:t>
+            </w:r>
+          </w:p>
+        </w:tc>
+        <w:tc>
+          <w:tcPr>
+            <w:tcW w:type="dxa" w:w="3685"/>
+          </w:tcPr>
+          <w:p>
+            <w:pPr>
+              <w:spacing w:line="276" w:lineRule="auto"/>
+            </w:pPr>
+            <w:r/>
+            <w:r>
+              <w:rPr>
+                <w:rFonts w:ascii="Times New Roman" w:hAnsi="Times New Roman" w:eastAsia="宋体"/>
+                <w:b w:val="0"/>
+                <w:sz w:val="19"/>
+              </w:rPr>
+              <w:t>决定节数、节长、犯规口径、加时长度</w:t>
+            </w:r>
+          </w:p>
+        </w:tc>
+      </w:tr>
+    </w:tbl>
+    <w:p>
+      <w:pPr>
+        <w:spacing w:after="40"/>
+      </w:pPr>
+    </w:p>
+    <w:p>
+      <w:pPr>
+        <w:spacing w:after="80" w:line="300" w:lineRule="auto"/>
+      </w:pPr>
+      <w:r>
+        <w:rPr>
+          <w:rFonts w:ascii="Times New Roman" w:hAnsi="Times New Roman" w:eastAsia="宋体"/>
+          <w:b w:val="0"/>
+          <w:sz w:val="21"/>
+        </w:rPr>
+        <w:t>两条硬规矩：</w:t>
+      </w:r>
+    </w:p>
+    <w:p>
+      <w:pPr>
+        <w:spacing w:after="40" w:line="300" w:lineRule="auto"/>
+        <w:ind w:left="425" w:hanging="312"/>
+      </w:pPr>
+      <w:r>
+        <w:rPr>
+          <w:rFonts w:ascii="Times New Roman" w:hAnsi="Times New Roman" w:eastAsia="宋体"/>
+          <w:b w:val="0"/>
+          <w:sz w:val="21"/>
+        </w:rPr>
+        <w:t xml:space="preserve">1. </w:t>
+      </w:r>
+      <w:r>
+        <w:rPr>
+          <w:rFonts w:ascii="Times New Roman" w:hAnsi="Times New Roman" w:eastAsia="宋体"/>
+          <w:b/>
+          <w:sz w:val="21"/>
+        </w:rPr>
+        <w:t>规则在创建时固化</w:t>
+      </w:r>
+      <w:r>
+        <w:rPr>
+          <w:rFonts w:ascii="Times New Roman" w:hAnsi="Times New Roman" w:eastAsia="宋体"/>
+          <w:b w:val="0"/>
+          <w:sz w:val="21"/>
+        </w:rPr>
+        <w:t>。开赛后再改规则，前面打过的比赛就不可比了——要改只能新建赛事。</w:t>
+      </w:r>
+    </w:p>
+    <w:p>
+      <w:pPr>
+        <w:spacing w:after="40" w:line="300" w:lineRule="auto"/>
+        <w:ind w:left="425" w:hanging="312"/>
+      </w:pPr>
+      <w:r>
+        <w:rPr>
+          <w:rFonts w:ascii="Times New Roman" w:hAnsi="Times New Roman" w:eastAsia="宋体"/>
+          <w:b w:val="0"/>
+          <w:sz w:val="21"/>
+        </w:rPr>
+        <w:t xml:space="preserve">2. </w:t>
+      </w:r>
+      <w:r>
+        <w:rPr>
+          <w:rFonts w:ascii="Times New Roman" w:hAnsi="Times New Roman" w:eastAsia="宋体"/>
+          <w:b/>
+          <w:sz w:val="21"/>
+        </w:rPr>
+        <w:t>小组赛+淘汰、三人制暂未开放</w:t>
+      </w:r>
+      <w:r>
+        <w:rPr>
+          <w:rFonts w:ascii="Times New Roman" w:hAnsi="Times New Roman" w:eastAsia="宋体"/>
+          <w:b w:val="0"/>
+          <w:sz w:val="21"/>
+        </w:rPr>
+        <w:t>。接口会直接拒绝，而不是悄悄按单败淘汰处理（那会让人以为小组赛已经能用）。</w:t>
+      </w:r>
+    </w:p>
+    <w:p>
+      <w:pPr>
+        <w:spacing w:before="200" w:after="120"/>
+      </w:pPr>
+      <w:r>
+        <w:rPr>
+          <w:rFonts w:ascii="Times New Roman" w:hAnsi="Times New Roman" w:eastAsia="微软雅黑"/>
+          <w:b/>
+          <w:color w:val="1F4E79"/>
+          <w:sz w:val="23"/>
+        </w:rPr>
+        <w:t>7.3 组队与报名</w:t>
+      </w:r>
+    </w:p>
+    <w:p>
+      <w:pPr>
+        <w:spacing w:after="40" w:line="300" w:lineRule="auto"/>
+        <w:ind w:left="425" w:hanging="312"/>
+      </w:pPr>
+      <w:r>
+        <w:rPr>
+          <w:rFonts w:ascii="Times New Roman" w:hAnsi="Times New Roman" w:eastAsia="宋体"/>
+          <w:b w:val="0"/>
+          <w:sz w:val="21"/>
+        </w:rPr>
+        <w:t>1. 学生申请建队 → 协会负责人审核（见「组队」页签）。</w:t>
+      </w:r>
+    </w:p>
+    <w:p>
+      <w:pPr>
+        <w:spacing w:after="40" w:line="300" w:lineRule="auto"/>
+        <w:ind w:left="425" w:hanging="312"/>
+      </w:pPr>
+      <w:r>
+        <w:rPr>
+          <w:rFonts w:ascii="Times New Roman" w:hAnsi="Times New Roman" w:eastAsia="宋体"/>
+          <w:b w:val="0"/>
+          <w:sz w:val="21"/>
+        </w:rPr>
+        <w:t xml:space="preserve">2. </w:t>
+      </w:r>
+      <w:r>
+        <w:rPr>
+          <w:rFonts w:ascii="Times New Roman" w:hAnsi="Times New Roman" w:eastAsia="宋体"/>
+          <w:b/>
+          <w:sz w:val="21"/>
+        </w:rPr>
+        <w:t>队长</w:t>
+      </w:r>
+      <w:r>
+        <w:rPr>
+          <w:rFonts w:ascii="Times New Roman" w:hAnsi="Times New Roman" w:eastAsia="宋体"/>
+          <w:b w:val="0"/>
+          <w:sz w:val="21"/>
+        </w:rPr>
+        <w:t>在赛事详情里为本队报名；协会负责人审核通过。</w:t>
+      </w:r>
+    </w:p>
+    <w:p>
+      <w:pPr>
+        <w:spacing w:after="40" w:line="300" w:lineRule="auto"/>
+        <w:ind w:left="425" w:hanging="312"/>
+      </w:pPr>
+      <w:r>
+        <w:rPr>
+          <w:rFonts w:ascii="Times New Roman" w:hAnsi="Times New Roman" w:eastAsia="宋体"/>
+          <w:b w:val="0"/>
+          <w:sz w:val="21"/>
+        </w:rPr>
+        <w:t>3. 报名下限是</w:t>
+      </w:r>
+      <w:r>
+        <w:rPr>
+          <w:rFonts w:ascii="Times New Roman" w:hAnsi="Times New Roman" w:eastAsia="宋体"/>
+          <w:b/>
+          <w:sz w:val="21"/>
+        </w:rPr>
+        <w:t>满 5 人</w:t>
+      </w:r>
+      <w:r>
+        <w:rPr>
+          <w:rFonts w:ascii="Times New Roman" w:hAnsi="Times New Roman" w:eastAsia="宋体"/>
+          <w:b w:val="0"/>
+          <w:sz w:val="21"/>
+        </w:rPr>
+        <w:t>（场上 5 人齐即可比赛，不强制替补），上限 12 人。</w:t>
+      </w:r>
+    </w:p>
+    <w:p>
+      <w:pPr>
+        <w:spacing w:after="40" w:line="300" w:lineRule="auto"/>
+        <w:ind w:left="425" w:hanging="312"/>
+      </w:pPr>
+      <w:r>
+        <w:rPr>
+          <w:rFonts w:ascii="Times New Roman" w:hAnsi="Times New Roman" w:eastAsia="宋体"/>
+          <w:b w:val="0"/>
+          <w:sz w:val="21"/>
+        </w:rPr>
+        <w:t>4. 全部审核完，点「锁定名单」。锁定后：不能再报名、不能换人；名单里每个人的姓名当场拍成快照，之后球队改名、退队都不回写这一场。</w:t>
+      </w:r>
+    </w:p>
+    <w:p>
+      <w:pPr>
+        <w:spacing w:before="80" w:after="120" w:line="288" w:lineRule="auto"/>
+        <w:ind w:left="227"/>
+        <w:pBdr>
+          <w:left w:val="single" w:space="6" w:sz="18" w:color="1F4E79"/>
+        </w:pBdr>
+      </w:pPr>
+      <w:r>
+        <w:rPr>
+          <w:rFonts w:ascii="Times New Roman" w:hAnsi="Times New Roman" w:eastAsia="宋体"/>
+          <w:b w:val="0"/>
+          <w:color w:val="595959"/>
+          <w:sz w:val="20"/>
+        </w:rPr>
+        <w:t>为什么要锁定：历史成绩按快照认人。不锁的话，赛后再往队里塞人，名次就成了可以事后编辑的东西。</w:t>
+      </w:r>
+    </w:p>
+    <w:p>
+      <w:pPr>
+        <w:spacing w:before="200" w:after="120"/>
+      </w:pPr>
+      <w:r>
+        <w:rPr>
+          <w:rFonts w:ascii="Times New Roman" w:hAnsi="Times New Roman" w:eastAsia="微软雅黑"/>
+          <w:b/>
+          <w:color w:val="1F4E79"/>
+          <w:sz w:val="23"/>
+        </w:rPr>
+        <w:t>7.4 抽签</w:t>
+      </w:r>
+    </w:p>
+    <w:p>
+      <w:pPr>
+        <w:spacing w:after="80" w:line="300" w:lineRule="auto"/>
+      </w:pPr>
+      <w:r>
+        <w:rPr>
+          <w:rFonts w:ascii="Times New Roman" w:hAnsi="Times New Roman" w:eastAsia="宋体"/>
+          <w:b w:val="0"/>
+          <w:sz w:val="21"/>
+        </w:rPr>
+        <w:t>状态到「名单已锁定」后，点「抽签并生成赛程」。</w:t>
+      </w:r>
+    </w:p>
+    <w:p>
+      <w:pPr>
+        <w:spacing w:after="40" w:line="300" w:lineRule="auto"/>
+        <w:ind w:left="425" w:hanging="227"/>
+      </w:pPr>
+      <w:r>
+        <w:rPr>
+          <w:rFonts w:ascii="Times New Roman" w:hAnsi="Times New Roman" w:eastAsia="宋体"/>
+          <w:b w:val="0"/>
+          <w:sz w:val="21"/>
+        </w:rPr>
+        <w:t xml:space="preserve">• </w:t>
+      </w:r>
+      <w:r>
+        <w:rPr>
+          <w:rFonts w:ascii="Times New Roman" w:hAnsi="Times New Roman" w:eastAsia="宋体"/>
+          <w:b/>
+          <w:sz w:val="21"/>
+        </w:rPr>
+        <w:t>单败淘汰</w:t>
+      </w:r>
+      <w:r>
+        <w:rPr>
+          <w:rFonts w:ascii="Times New Roman" w:hAnsi="Times New Roman" w:eastAsia="宋体"/>
+          <w:b w:val="0"/>
+          <w:sz w:val="21"/>
+        </w:rPr>
+        <w:t>：按标准种子排位，强手分散到不同半区；队数不是 2 的幂时自动补轮空，轮空不产生比赛、直接晋级。</w:t>
+      </w:r>
+    </w:p>
+    <w:p>
+      <w:pPr>
+        <w:spacing w:after="40" w:line="300" w:lineRule="auto"/>
+        <w:ind w:left="425" w:hanging="227"/>
+      </w:pPr>
+      <w:r>
+        <w:rPr>
+          <w:rFonts w:ascii="Times New Roman" w:hAnsi="Times New Roman" w:eastAsia="宋体"/>
+          <w:b w:val="0"/>
+          <w:sz w:val="21"/>
+        </w:rPr>
+        <w:t xml:space="preserve">• </w:t>
+      </w:r>
+      <w:r>
+        <w:rPr>
+          <w:rFonts w:ascii="Times New Roman" w:hAnsi="Times New Roman" w:eastAsia="宋体"/>
+          <w:b/>
+          <w:sz w:val="21"/>
+        </w:rPr>
+        <w:t>循环赛</w:t>
+      </w:r>
+      <w:r>
+        <w:rPr>
+          <w:rFonts w:ascii="Times New Roman" w:hAnsi="Times New Roman" w:eastAsia="宋体"/>
+          <w:b w:val="0"/>
+          <w:sz w:val="21"/>
+        </w:rPr>
+        <w:t>：一次排完全部轮次（圆桌轮转法），人人碰一遍。</w:t>
+      </w:r>
+    </w:p>
+    <w:p>
+      <w:pPr>
+        <w:spacing w:after="40" w:line="300" w:lineRule="auto"/>
+        <w:ind w:left="425" w:hanging="227"/>
+      </w:pPr>
+      <w:r>
+        <w:rPr>
+          <w:rFonts w:ascii="Times New Roman" w:hAnsi="Times New Roman" w:eastAsia="宋体"/>
+          <w:b w:val="0"/>
+          <w:sz w:val="21"/>
+        </w:rPr>
+        <w:t>• 可以把某些队设为</w:t>
+      </w:r>
+      <w:r>
+        <w:rPr>
+          <w:rFonts w:ascii="Times New Roman" w:hAnsi="Times New Roman" w:eastAsia="宋体"/>
+          <w:b/>
+          <w:sz w:val="21"/>
+        </w:rPr>
+        <w:t>种子</w:t>
+      </w:r>
+      <w:r>
+        <w:rPr>
+          <w:rFonts w:ascii="Times New Roman" w:hAnsi="Times New Roman" w:eastAsia="宋体"/>
+          <w:b w:val="0"/>
+          <w:sz w:val="21"/>
+        </w:rPr>
+        <w:t>（按顺序传入），其余队伍洗牌。</w:t>
+      </w:r>
+    </w:p>
+    <w:p>
+      <w:pPr>
+        <w:spacing w:after="40" w:line="300" w:lineRule="auto"/>
+        <w:ind w:left="425" w:hanging="227"/>
+      </w:pPr>
+      <w:r>
+        <w:rPr>
+          <w:rFonts w:ascii="Times New Roman" w:hAnsi="Times New Roman" w:eastAsia="宋体"/>
+          <w:b w:val="0"/>
+          <w:sz w:val="21"/>
+        </w:rPr>
+        <w:t xml:space="preserve">• </w:t>
+      </w:r>
+      <w:r>
+        <w:rPr>
+          <w:rFonts w:ascii="Times New Roman" w:hAnsi="Times New Roman" w:eastAsia="宋体"/>
+          <w:b/>
+          <w:sz w:val="21"/>
+        </w:rPr>
+        <w:t>重抽</w:t>
+      </w:r>
+      <w:r>
+        <w:rPr>
+          <w:rFonts w:ascii="Times New Roman" w:hAnsi="Times New Roman" w:eastAsia="宋体"/>
+          <w:b w:val="0"/>
+          <w:sz w:val="21"/>
+        </w:rPr>
+        <w:t>：只要还没有任何一场录过分，就可以重抽（签抽错了、有队退赛）。一旦有比分，抽签被拒绝——重抽等于把打过的比赛从赛程里删掉。</w:t>
+      </w:r>
+    </w:p>
+    <w:p>
+      <w:pPr>
+        <w:spacing w:before="200" w:after="120"/>
+      </w:pPr>
+      <w:r>
+        <w:rPr>
+          <w:rFonts w:ascii="Times New Roman" w:hAnsi="Times New Roman" w:eastAsia="微软雅黑"/>
+          <w:b/>
+          <w:color w:val="1F4E79"/>
+          <w:sz w:val="23"/>
+        </w:rPr>
+        <w:t>7.5 录分与发布</w:t>
+      </w:r>
+    </w:p>
+    <w:tbl>
+      <w:tblPr>
+        <w:tblStyle w:val="TableGrid"/>
+        <w:tblW w:type="auto" w:w="0"/>
+        <w:jc w:val="center"/>
+        <w:tblLook w:firstColumn="1" w:firstRow="1" w:lastColumn="0" w:lastRow="0" w:noHBand="0" w:noVBand="1" w:val="04A0"/>
+      </w:tblPr>
+      <w:tblGrid>
+        <w:gridCol w:w="3061"/>
+        <w:gridCol w:w="3061"/>
+        <w:gridCol w:w="3061"/>
+      </w:tblGrid>
+      <w:tr>
+        <w:tc>
+          <w:tcPr>
+            <w:tcW w:type="dxa" w:w="1474"/>
+            <w:shd w:val="clear" w:fill="1F4E79"/>
+          </w:tcPr>
+          <w:p>
+            <w:pPr>
+              <w:jc w:val="center"/>
+            </w:pPr>
+            <w:r/>
+            <w:r>
+              <w:rPr>
+                <w:rFonts w:ascii="Times New Roman" w:hAnsi="Times New Roman" w:eastAsia="微软雅黑"/>
+                <w:b/>
+                <w:color w:val="FFFFFF"/>
+                <w:sz w:val="20"/>
+              </w:rPr>
+              <w:t>步骤</w:t>
+            </w:r>
+          </w:p>
+        </w:tc>
+        <w:tc>
+          <w:tcPr>
+            <w:tcW w:type="dxa" w:w="3685"/>
+            <w:shd w:val="clear" w:fill="1F4E79"/>
+          </w:tcPr>
+          <w:p>
+            <w:pPr>
+              <w:jc w:val="center"/>
+            </w:pPr>
+            <w:r/>
+            <w:r>
+              <w:rPr>
+                <w:rFonts w:ascii="Times New Roman" w:hAnsi="Times New Roman" w:eastAsia="微软雅黑"/>
+                <w:b/>
+                <w:color w:val="FFFFFF"/>
+                <w:sz w:val="20"/>
+              </w:rPr>
+              <w:t>谁能做</w:t>
+            </w:r>
+          </w:p>
+        </w:tc>
+        <w:tc>
+          <w:tcPr>
+            <w:tcW w:type="dxa" w:w="3685"/>
+            <w:shd w:val="clear" w:fill="1F4E79"/>
+          </w:tcPr>
+          <w:p>
+            <w:pPr>
+              <w:jc w:val="center"/>
+            </w:pPr>
+            <w:r/>
+            <w:r>
+              <w:rPr>
+                <w:rFonts w:ascii="Times New Roman" w:hAnsi="Times New Roman" w:eastAsia="微软雅黑"/>
+                <w:b/>
+                <w:color w:val="FFFFFF"/>
+                <w:sz w:val="20"/>
+              </w:rPr>
+              <w:t>结果</w:t>
+            </w:r>
+          </w:p>
+        </w:tc>
+      </w:tr>
+      <w:tr>
+        <w:tc>
+          <w:tcPr>
+            <w:tcW w:type="dxa" w:w="1474"/>
+          </w:tcPr>
+          <w:p>
+            <w:pPr>
+              <w:spacing w:line="276" w:lineRule="auto"/>
+            </w:pPr>
+            <w:r/>
+            <w:r>
+              <w:rPr>
+                <w:rFonts w:ascii="Times New Roman" w:hAnsi="Times New Roman" w:eastAsia="宋体"/>
+                <w:b w:val="0"/>
+                <w:sz w:val="19"/>
+              </w:rPr>
+              <w:t>录分</w:t>
+            </w:r>
+          </w:p>
+        </w:tc>
+        <w:tc>
+          <w:tcPr>
+            <w:tcW w:type="dxa" w:w="3685"/>
+          </w:tcPr>
+          <w:p>
+            <w:pPr>
+              <w:spacing w:line="276" w:lineRule="auto"/>
+            </w:pPr>
+            <w:r/>
+            <w:r>
+              <w:rPr>
+                <w:rFonts w:ascii="Times New Roman" w:hAnsi="Times New Roman" w:eastAsia="宋体"/>
+                <w:b w:val="0"/>
+                <w:sz w:val="19"/>
+              </w:rPr>
+              <w:t>协会负责人 / 管理员 / 参赛两队的队长</w:t>
+            </w:r>
+          </w:p>
+        </w:tc>
+        <w:tc>
+          <w:tcPr>
+            <w:tcW w:type="dxa" w:w="3685"/>
+          </w:tcPr>
+          <w:p>
+            <w:pPr>
+              <w:spacing w:line="276" w:lineRule="auto"/>
+            </w:pPr>
+            <w:r/>
+            <w:r>
+              <w:rPr>
+                <w:rFonts w:ascii="Times New Roman" w:hAnsi="Times New Roman" w:eastAsia="宋体"/>
+                <w:b w:val="0"/>
+                <w:sz w:val="19"/>
+              </w:rPr>
+              <w:t>比赛转「待审核」</w:t>
+            </w:r>
+          </w:p>
+        </w:tc>
+      </w:tr>
+      <w:tr>
+        <w:tc>
+          <w:tcPr>
+            <w:tcW w:type="dxa" w:w="1474"/>
+          </w:tcPr>
+          <w:p>
+            <w:pPr>
+              <w:spacing w:line="276" w:lineRule="auto"/>
+            </w:pPr>
+            <w:r/>
+            <w:r>
+              <w:rPr>
+                <w:rFonts w:ascii="Times New Roman" w:hAnsi="Times New Roman" w:eastAsia="宋体"/>
+                <w:b w:val="0"/>
+                <w:sz w:val="19"/>
+              </w:rPr>
+              <w:t>发布</w:t>
+            </w:r>
+          </w:p>
+        </w:tc>
+        <w:tc>
+          <w:tcPr>
+            <w:tcW w:type="dxa" w:w="3685"/>
+          </w:tcPr>
+          <w:p>
+            <w:pPr>
+              <w:spacing w:line="276" w:lineRule="auto"/>
+            </w:pPr>
+            <w:r/>
+            <w:r>
+              <w:rPr>
+                <w:rFonts w:ascii="Times New Roman" w:hAnsi="Times New Roman" w:eastAsia="宋体"/>
+                <w:b w:val="0"/>
+                <w:sz w:val="19"/>
+              </w:rPr>
+              <w:t>协会负责人及以上</w:t>
+            </w:r>
+          </w:p>
+        </w:tc>
+        <w:tc>
+          <w:tcPr>
+            <w:tcW w:type="dxa" w:w="3685"/>
+          </w:tcPr>
+          <w:p>
+            <w:pPr>
+              <w:spacing w:line="276" w:lineRule="auto"/>
+            </w:pPr>
+            <w:r/>
+            <w:r>
+              <w:rPr>
+                <w:rFonts w:ascii="Times New Roman" w:hAnsi="Times New Roman" w:eastAsia="宋体"/>
+                <w:b w:val="0"/>
+                <w:sz w:val="19"/>
+              </w:rPr>
+              <w:t>转「已发布」，进入积分表与名次</w:t>
+            </w:r>
+          </w:p>
+        </w:tc>
+      </w:tr>
+      <w:tr>
+        <w:tc>
+          <w:tcPr>
+            <w:tcW w:type="dxa" w:w="1474"/>
+          </w:tcPr>
+          <w:p>
+            <w:pPr>
+              <w:spacing w:line="276" w:lineRule="auto"/>
+            </w:pPr>
+            <w:r/>
+            <w:r>
+              <w:rPr>
+                <w:rFonts w:ascii="Times New Roman" w:hAnsi="Times New Roman" w:eastAsia="宋体"/>
+                <w:b w:val="0"/>
+                <w:sz w:val="19"/>
+              </w:rPr>
+              <w:t>驳回</w:t>
+            </w:r>
+          </w:p>
+        </w:tc>
+        <w:tc>
+          <w:tcPr>
+            <w:tcW w:type="dxa" w:w="3685"/>
+          </w:tcPr>
+          <w:p>
+            <w:pPr>
+              <w:spacing w:line="276" w:lineRule="auto"/>
+            </w:pPr>
+            <w:r/>
+            <w:r>
+              <w:rPr>
+                <w:rFonts w:ascii="Times New Roman" w:hAnsi="Times New Roman" w:eastAsia="宋体"/>
+                <w:b w:val="0"/>
+                <w:sz w:val="19"/>
+              </w:rPr>
+              <w:t>协会负责人及以上</w:t>
+            </w:r>
+          </w:p>
+        </w:tc>
+        <w:tc>
+          <w:tcPr>
+            <w:tcW w:type="dxa" w:w="3685"/>
+          </w:tcPr>
+          <w:p>
+            <w:pPr>
+              <w:spacing w:line="276" w:lineRule="auto"/>
+            </w:pPr>
+            <w:r/>
+            <w:r>
+              <w:rPr>
+                <w:rFonts w:ascii="Times New Roman" w:hAnsi="Times New Roman" w:eastAsia="宋体"/>
+                <w:b w:val="0"/>
+                <w:sz w:val="19"/>
+              </w:rPr>
+              <w:t>退回「未开赛」，</w:t>
+            </w:r>
+            <w:r>
+              <w:rPr>
+                <w:rFonts w:ascii="Times New Roman" w:hAnsi="Times New Roman" w:eastAsia="宋体"/>
+                <w:b/>
+                <w:sz w:val="19"/>
+              </w:rPr>
+              <w:t>比分清空</w:t>
+            </w:r>
+            <w:r>
+              <w:rPr>
+                <w:rFonts w:ascii="Times New Roman" w:hAnsi="Times New Roman" w:eastAsia="宋体"/>
+                <w:b w:val="0"/>
+                <w:sz w:val="19"/>
+              </w:rPr>
+              <w:t>，等重录</w:t>
+            </w:r>
+          </w:p>
+        </w:tc>
+      </w:tr>
+    </w:tbl>
+    <w:p>
+      <w:pPr>
+        <w:spacing w:after="40"/>
+      </w:pPr>
+    </w:p>
+    <w:p>
+      <w:pPr>
+        <w:spacing w:after="80" w:line="300" w:lineRule="auto"/>
+      </w:pPr>
+      <w:r>
+        <w:rPr>
+          <w:rFonts w:ascii="Times New Roman" w:hAnsi="Times New Roman" w:eastAsia="宋体"/>
+          <w:b w:val="0"/>
+          <w:sz w:val="21"/>
+        </w:rPr>
+        <w:t>比分规则：</w:t>
+      </w:r>
+    </w:p>
+    <w:p>
+      <w:pPr>
+        <w:spacing w:after="40" w:line="300" w:lineRule="auto"/>
+        <w:ind w:left="425" w:hanging="227"/>
+      </w:pPr>
+      <w:r>
+        <w:rPr>
+          <w:rFonts w:ascii="Times New Roman" w:hAnsi="Times New Roman" w:eastAsia="宋体"/>
+          <w:b w:val="0"/>
+          <w:sz w:val="21"/>
+        </w:rPr>
+        <w:t>• 填两队</w:t>
+      </w:r>
+      <w:r>
+        <w:rPr>
+          <w:rFonts w:ascii="Times New Roman" w:hAnsi="Times New Roman" w:eastAsia="宋体"/>
+          <w:b/>
+          <w:sz w:val="21"/>
+        </w:rPr>
+        <w:t>总得分</w:t>
+      </w:r>
+      <w:r>
+        <w:rPr>
+          <w:rFonts w:ascii="Times New Roman" w:hAnsi="Times New Roman" w:eastAsia="宋体"/>
+          <w:b w:val="0"/>
+          <w:sz w:val="21"/>
+        </w:rPr>
+        <w:t>（0–299 的整数），不是逐节比分。</w:t>
+      </w:r>
+    </w:p>
+    <w:p>
+      <w:pPr>
+        <w:spacing w:after="40" w:line="300" w:lineRule="auto"/>
+        <w:ind w:left="425" w:hanging="227"/>
+      </w:pPr>
+      <w:r>
+        <w:rPr>
+          <w:rFonts w:ascii="Times New Roman" w:hAnsi="Times New Roman" w:eastAsia="宋体"/>
+          <w:b w:val="0"/>
+          <w:sz w:val="21"/>
+        </w:rPr>
+        <w:t>• 淘汰赛</w:t>
+      </w:r>
+      <w:r>
+        <w:rPr>
+          <w:rFonts w:ascii="Times New Roman" w:hAnsi="Times New Roman" w:eastAsia="宋体"/>
+          <w:b/>
+          <w:sz w:val="21"/>
+        </w:rPr>
+        <w:t>不允许平局</w:t>
+      </w:r>
+      <w:r>
+        <w:rPr>
+          <w:rFonts w:ascii="Times New Roman" w:hAnsi="Times New Roman" w:eastAsia="宋体"/>
+          <w:b w:val="0"/>
+          <w:sz w:val="21"/>
+        </w:rPr>
+        <w:t>：打平会直接拒绝并提示打加时。循环赛只有规则快照里开了「允许平局」才接受。</w:t>
+      </w:r>
+    </w:p>
+    <w:p>
+      <w:pPr>
+        <w:spacing w:after="40" w:line="300" w:lineRule="auto"/>
+        <w:ind w:left="425" w:hanging="227"/>
+      </w:pPr>
+      <w:r>
+        <w:rPr>
+          <w:rFonts w:ascii="Times New Roman" w:hAnsi="Times New Roman" w:eastAsia="宋体"/>
+          <w:b w:val="0"/>
+          <w:sz w:val="21"/>
+        </w:rPr>
+        <w:t>• 打了加时把开关打开，记录上会留痕。</w:t>
+      </w:r>
+    </w:p>
+    <w:p>
+      <w:pPr>
+        <w:spacing w:after="40" w:line="300" w:lineRule="auto"/>
+        <w:ind w:left="425" w:hanging="227"/>
+      </w:pPr>
+      <w:r>
+        <w:rPr>
+          <w:rFonts w:ascii="Times New Roman" w:hAnsi="Times New Roman" w:eastAsia="宋体"/>
+          <w:b w:val="0"/>
+          <w:sz w:val="21"/>
+        </w:rPr>
+        <w:t>• 0:0 不是有效比分。</w:t>
+      </w:r>
+    </w:p>
+    <w:p>
+      <w:pPr>
+        <w:spacing w:before="80" w:after="120" w:line="288" w:lineRule="auto"/>
+        <w:ind w:left="227"/>
+        <w:pBdr>
+          <w:left w:val="single" w:space="6" w:sz="18" w:color="1F4E79"/>
+        </w:pBdr>
+      </w:pPr>
+      <w:r>
+        <w:rPr>
+          <w:rFonts w:ascii="Times New Roman" w:hAnsi="Times New Roman" w:eastAsia="宋体"/>
+          <w:b w:val="0"/>
+          <w:color w:val="595959"/>
+          <w:sz w:val="20"/>
+        </w:rPr>
+        <w:t>录完不等于发布。两队队长都可能录错，发布是协会负责人核对记分牌的那一步；只有发布之后，这场才进积分表。</w:t>
+      </w:r>
+    </w:p>
+    <w:p>
+      <w:pPr>
+        <w:spacing w:before="200" w:after="120"/>
+      </w:pPr>
+      <w:r>
+        <w:rPr>
+          <w:rFonts w:ascii="Times New Roman" w:hAnsi="Times New Roman" w:eastAsia="微软雅黑"/>
+          <w:b/>
+          <w:color w:val="1F4E79"/>
+          <w:sz w:val="23"/>
+        </w:rPr>
+        <w:t>7.6 名次</w:t>
+      </w:r>
+    </w:p>
+    <w:p>
+      <w:pPr>
+        <w:spacing w:after="80" w:line="300" w:lineRule="auto"/>
+      </w:pPr>
+      <w:r>
+        <w:rPr>
+          <w:rFonts w:ascii="Times New Roman" w:hAnsi="Times New Roman" w:eastAsia="宋体"/>
+          <w:b/>
+          <w:sz w:val="21"/>
+        </w:rPr>
+        <w:t>淘汰赛</w:t>
+      </w:r>
+      <w:r>
+        <w:rPr>
+          <w:rFonts w:ascii="Times New Roman" w:hAnsi="Times New Roman" w:eastAsia="宋体"/>
+          <w:b w:val="0"/>
+          <w:sz w:val="21"/>
+        </w:rPr>
+        <w:t>：决赛打完点「结算名次」。冠军 = 决赛胜者，亚军 = 决赛负者；有季军赛时以季军赛定第 3、4 名，没有则按「被淘汰的轮次」倒排（越晚被淘汰名次越好）。每轮打完后点「排下一轮」生成下一轮对阵——上一轮还有比赛没发布时，这一步会被拒绝。</w:t>
+      </w:r>
+    </w:p>
+    <w:p>
+      <w:pPr>
+        <w:spacing w:after="80" w:line="300" w:lineRule="auto"/>
+      </w:pPr>
+      <w:r>
+        <w:rPr>
+          <w:rFonts w:ascii="Times New Roman" w:hAnsi="Times New Roman" w:eastAsia="宋体"/>
+          <w:b/>
+          <w:sz w:val="21"/>
+        </w:rPr>
+        <w:t>循环赛</w:t>
+      </w:r>
+      <w:r>
+        <w:rPr>
+          <w:rFonts w:ascii="Times New Roman" w:hAnsi="Times New Roman" w:eastAsia="宋体"/>
+          <w:b w:val="0"/>
+          <w:sz w:val="21"/>
+        </w:rPr>
+        <w:t>：全部打完点「结算名次」，按积分表排名。排序口径依次是：</w:t>
+      </w:r>
+    </w:p>
+    <w:p>
+      <w:pPr>
+        <w:spacing w:after="40" w:line="300" w:lineRule="auto"/>
+        <w:ind w:left="425" w:hanging="312"/>
+      </w:pPr>
+      <w:r>
+        <w:rPr>
+          <w:rFonts w:ascii="Times New Roman" w:hAnsi="Times New Roman" w:eastAsia="宋体"/>
+          <w:b w:val="0"/>
+          <w:sz w:val="21"/>
+        </w:rPr>
+        <w:t>1. 胜场</w:t>
+      </w:r>
+    </w:p>
+    <w:p>
+      <w:pPr>
+        <w:spacing w:after="40" w:line="300" w:lineRule="auto"/>
+        <w:ind w:left="425" w:hanging="312"/>
+      </w:pPr>
+      <w:r>
+        <w:rPr>
+          <w:rFonts w:ascii="Times New Roman" w:hAnsi="Times New Roman" w:eastAsia="宋体"/>
+          <w:b w:val="0"/>
+          <w:sz w:val="21"/>
+        </w:rPr>
+        <w:t>2. 相互战绩（只算同胜场那几支队彼此之间的比赛）</w:t>
+      </w:r>
+    </w:p>
+    <w:p>
+      <w:pPr>
+        <w:spacing w:after="40" w:line="300" w:lineRule="auto"/>
+        <w:ind w:left="425" w:hanging="312"/>
+      </w:pPr>
+      <w:r>
+        <w:rPr>
+          <w:rFonts w:ascii="Times New Roman" w:hAnsi="Times New Roman" w:eastAsia="宋体"/>
+          <w:b w:val="0"/>
+          <w:sz w:val="21"/>
+        </w:rPr>
+        <w:t>3. 净胜分（得分 − 失分）</w:t>
+      </w:r>
+    </w:p>
+    <w:p>
+      <w:pPr>
+        <w:spacing w:after="40" w:line="300" w:lineRule="auto"/>
+        <w:ind w:left="425" w:hanging="312"/>
+      </w:pPr>
+      <w:r>
+        <w:rPr>
+          <w:rFonts w:ascii="Times New Roman" w:hAnsi="Times New Roman" w:eastAsia="宋体"/>
+          <w:b w:val="0"/>
+          <w:sz w:val="21"/>
+        </w:rPr>
+        <w:t>4. 总得分</w:t>
+      </w:r>
+    </w:p>
+    <w:p>
+      <w:pPr>
+        <w:spacing w:after="40" w:line="300" w:lineRule="auto"/>
+        <w:ind w:left="425" w:hanging="312"/>
+      </w:pPr>
+      <w:r>
+        <w:rPr>
+          <w:rFonts w:ascii="Times New Roman" w:hAnsi="Times New Roman" w:eastAsia="宋体"/>
+          <w:b w:val="0"/>
+          <w:sz w:val="21"/>
+        </w:rPr>
+        <w:t>5. 球队编号（兜底，保证两台机器算出同一个名次）</w:t>
+      </w:r>
+    </w:p>
+    <w:p>
+      <w:pPr>
+        <w:spacing w:before="80" w:after="120" w:line="288" w:lineRule="auto"/>
+        <w:ind w:left="227"/>
+        <w:pBdr>
+          <w:left w:val="single" w:space="6" w:sz="18" w:color="1F4E79"/>
+        </w:pBdr>
+      </w:pPr>
+      <w:r>
+        <w:rPr>
+          <w:rFonts w:ascii="Times New Roman" w:hAnsi="Times New Roman" w:eastAsia="宋体"/>
+          <w:b w:val="0"/>
+          <w:color w:val="595959"/>
+          <w:sz w:val="20"/>
+        </w:rPr>
+        <w:t>名次只在</w:t>
+      </w:r>
+      <w:r>
+        <w:rPr>
+          <w:rFonts w:ascii="Times New Roman" w:hAnsi="Times New Roman" w:eastAsia="宋体"/>
+          <w:b/>
+          <w:color w:val="595959"/>
+          <w:sz w:val="20"/>
+        </w:rPr>
+        <w:t>所有比赛都发布之后</w:t>
+      </w:r>
+      <w:r>
+        <w:rPr>
+          <w:rFonts w:ascii="Times New Roman" w:hAnsi="Times New Roman" w:eastAsia="宋体"/>
+          <w:b w:val="0"/>
+          <w:color w:val="595959"/>
+          <w:sz w:val="20"/>
+        </w:rPr>
+        <w:t>才允许结算。带着未发布的比赛结算，第二天补录一场，名次就变了。</w:t>
+      </w:r>
+    </w:p>
+    <w:p>
+      <w:pPr>
+        <w:spacing w:before="200" w:after="120"/>
+      </w:pPr>
+      <w:r>
+        <w:rPr>
+          <w:rFonts w:ascii="Times New Roman" w:hAnsi="Times New Roman" w:eastAsia="微软雅黑"/>
+          <w:b/>
+          <w:color w:val="1F4E79"/>
+          <w:sz w:val="23"/>
+        </w:rPr>
+        <w:t>7.7 团队赛事答疑</w:t>
+      </w:r>
+    </w:p>
+    <w:tbl>
+      <w:tblPr>
+        <w:tblStyle w:val="TableGrid"/>
+        <w:tblW w:type="auto" w:w="0"/>
+        <w:jc w:val="center"/>
+        <w:tblLook w:firstColumn="1" w:firstRow="1" w:lastColumn="0" w:lastRow="0" w:noHBand="0" w:noVBand="1" w:val="04A0"/>
+      </w:tblPr>
+      <w:tblGrid>
+        <w:gridCol w:w="4592"/>
+        <w:gridCol w:w="4592"/>
+      </w:tblGrid>
+      <w:tr>
+        <w:tc>
+          <w:tcPr>
+            <w:tcW w:type="dxa" w:w="1928"/>
+            <w:shd w:val="clear" w:fill="1F4E79"/>
+          </w:tcPr>
+          <w:p>
+            <w:pPr>
+              <w:jc w:val="center"/>
+            </w:pPr>
+            <w:r/>
+            <w:r>
+              <w:rPr>
+                <w:rFonts w:ascii="Times New Roman" w:hAnsi="Times New Roman" w:eastAsia="微软雅黑"/>
+                <w:b/>
+                <w:color w:val="FFFFFF"/>
+                <w:sz w:val="20"/>
+              </w:rPr>
+              <w:t>现象</w:t>
+            </w:r>
+          </w:p>
+        </w:tc>
+        <w:tc>
+          <w:tcPr>
+            <w:tcW w:type="dxa" w:w="6917"/>
+            <w:shd w:val="clear" w:fill="1F4E79"/>
+          </w:tcPr>
+          <w:p>
+            <w:pPr>
+              <w:jc w:val="center"/>
+            </w:pPr>
+            <w:r/>
+            <w:r>
+              <w:rPr>
+                <w:rFonts w:ascii="Times New Roman" w:hAnsi="Times New Roman" w:eastAsia="微软雅黑"/>
+                <w:b/>
+                <w:color w:val="FFFFFF"/>
+                <w:sz w:val="20"/>
+              </w:rPr>
+              <w:t>原因与处理</w:t>
+            </w:r>
+          </w:p>
+        </w:tc>
+      </w:tr>
+      <w:tr>
+        <w:tc>
+          <w:tcPr>
+            <w:tcW w:type="dxa" w:w="1928"/>
+          </w:tcPr>
+          <w:p>
+            <w:pPr>
+              <w:spacing w:line="276" w:lineRule="auto"/>
+            </w:pPr>
+            <w:r/>
+            <w:r>
+              <w:rPr>
+                <w:rFonts w:ascii="Times New Roman" w:hAnsi="Times New Roman" w:eastAsia="宋体"/>
+                <w:b w:val="0"/>
+                <w:sz w:val="19"/>
+              </w:rPr>
+              <w:t>建赛时选了小组赛，提示不支持</w:t>
+            </w:r>
+          </w:p>
+        </w:tc>
+        <w:tc>
+          <w:tcPr>
+            <w:tcW w:type="dxa" w:w="6917"/>
+          </w:tcPr>
+          <w:p>
+            <w:pPr>
+              <w:spacing w:line="276" w:lineRule="auto"/>
+            </w:pPr>
+            <w:r/>
+            <w:r>
+              <w:rPr>
+                <w:rFonts w:ascii="Times New Roman" w:hAnsi="Times New Roman" w:eastAsia="宋体"/>
+                <w:b w:val="0"/>
+                <w:sz w:val="19"/>
+              </w:rPr>
+              <w:t>首版只做单败淘汰与循环赛</w:t>
+            </w:r>
+          </w:p>
+        </w:tc>
+      </w:tr>
+      <w:tr>
+        <w:tc>
+          <w:tcPr>
+            <w:tcW w:type="dxa" w:w="1928"/>
+          </w:tcPr>
+          <w:p>
+            <w:pPr>
+              <w:spacing w:line="276" w:lineRule="auto"/>
+            </w:pPr>
+            <w:r/>
+            <w:r>
+              <w:rPr>
+                <w:rFonts w:ascii="Times New Roman" w:hAnsi="Times New Roman" w:eastAsia="宋体"/>
+                <w:b w:val="0"/>
+                <w:sz w:val="19"/>
+              </w:rPr>
+              <w:t>报不了名，提示「只有队长可以为本队报名」</w:t>
+            </w:r>
+          </w:p>
+        </w:tc>
+        <w:tc>
+          <w:tcPr>
+            <w:tcW w:type="dxa" w:w="6917"/>
+          </w:tcPr>
+          <w:p>
+            <w:pPr>
+              <w:spacing w:line="276" w:lineRule="auto"/>
+            </w:pPr>
+            <w:r/>
+            <w:r>
+              <w:rPr>
+                <w:rFonts w:ascii="Times New Roman" w:hAnsi="Times New Roman" w:eastAsia="宋体"/>
+                <w:b w:val="0"/>
+                <w:sz w:val="19"/>
+              </w:rPr>
+              <w:t>让队长提交，或由协会负责人代为报名</w:t>
+            </w:r>
+          </w:p>
+        </w:tc>
+      </w:tr>
+      <w:tr>
+        <w:tc>
+          <w:tcPr>
+            <w:tcW w:type="dxa" w:w="1928"/>
+          </w:tcPr>
+          <w:p>
+            <w:pPr>
+              <w:spacing w:line="276" w:lineRule="auto"/>
+            </w:pPr>
+            <w:r/>
+            <w:r>
+              <w:rPr>
+                <w:rFonts w:ascii="Times New Roman" w:hAnsi="Times New Roman" w:eastAsia="宋体"/>
+                <w:b w:val="0"/>
+                <w:sz w:val="19"/>
+              </w:rPr>
+              <w:t>报名提示「至少需要 5 人」</w:t>
+            </w:r>
+          </w:p>
+        </w:tc>
+        <w:tc>
+          <w:tcPr>
+            <w:tcW w:type="dxa" w:w="6917"/>
+          </w:tcPr>
+          <w:p>
+            <w:pPr>
+              <w:spacing w:line="276" w:lineRule="auto"/>
+            </w:pPr>
+            <w:r/>
+            <w:r>
+              <w:rPr>
+                <w:rFonts w:ascii="Times New Roman" w:hAnsi="Times New Roman" w:eastAsia="宋体"/>
+                <w:b w:val="0"/>
+                <w:sz w:val="19"/>
+              </w:rPr>
+              <w:t>球队在队人数不足，先审核入队申请</w:t>
+            </w:r>
+          </w:p>
+        </w:tc>
+      </w:tr>
+      <w:tr>
+        <w:tc>
+          <w:tcPr>
+            <w:tcW w:type="dxa" w:w="1928"/>
+          </w:tcPr>
+          <w:p>
+            <w:pPr>
+              <w:spacing w:line="276" w:lineRule="auto"/>
+            </w:pPr>
+            <w:r/>
+            <w:r>
+              <w:rPr>
+                <w:rFonts w:ascii="Times New Roman" w:hAnsi="Times New Roman" w:eastAsia="宋体"/>
+                <w:b w:val="0"/>
+                <w:sz w:val="19"/>
+              </w:rPr>
+              <w:t>「抽签」按钮不出现</w:t>
+            </w:r>
+          </w:p>
+        </w:tc>
+        <w:tc>
+          <w:tcPr>
+            <w:tcW w:type="dxa" w:w="6917"/>
+          </w:tcPr>
+          <w:p>
+            <w:pPr>
+              <w:spacing w:line="276" w:lineRule="auto"/>
+            </w:pPr>
+            <w:r/>
+            <w:r>
+              <w:rPr>
+                <w:rFonts w:ascii="Times New Roman" w:hAnsi="Times New Roman" w:eastAsia="宋体"/>
+                <w:b w:val="0"/>
+                <w:sz w:val="19"/>
+              </w:rPr>
+              <w:t>赛事还停在「报名中」，先锁定名单</w:t>
+            </w:r>
+          </w:p>
+        </w:tc>
+      </w:tr>
+      <w:tr>
+        <w:tc>
+          <w:tcPr>
+            <w:tcW w:type="dxa" w:w="1928"/>
+          </w:tcPr>
+          <w:p>
+            <w:pPr>
+              <w:spacing w:line="276" w:lineRule="auto"/>
+            </w:pPr>
+            <w:r/>
+            <w:r>
+              <w:rPr>
+                <w:rFonts w:ascii="Times New Roman" w:hAnsi="Times New Roman" w:eastAsia="宋体"/>
+                <w:b w:val="0"/>
+                <w:sz w:val="19"/>
+              </w:rPr>
+              <w:t>抽签提示「已经有比赛录了分」</w:t>
+            </w:r>
+          </w:p>
+        </w:tc>
+        <w:tc>
+          <w:tcPr>
+            <w:tcW w:type="dxa" w:w="6917"/>
+          </w:tcPr>
+          <w:p>
+            <w:pPr>
+              <w:spacing w:line="276" w:lineRule="auto"/>
+            </w:pPr>
+            <w:r/>
+            <w:r>
+              <w:rPr>
+                <w:rFonts w:ascii="Times New Roman" w:hAnsi="Times New Roman" w:eastAsia="宋体"/>
+                <w:b w:val="0"/>
+                <w:sz w:val="19"/>
+              </w:rPr>
+              <w:t>已开打，不能重抽；要改只能新建赛事</w:t>
+            </w:r>
+          </w:p>
+        </w:tc>
+      </w:tr>
+      <w:tr>
+        <w:tc>
+          <w:tcPr>
+            <w:tcW w:type="dxa" w:w="1928"/>
+          </w:tcPr>
+          <w:p>
+            <w:pPr>
+              <w:spacing w:line="276" w:lineRule="auto"/>
+            </w:pPr>
+            <w:r/>
+            <w:r>
+              <w:rPr>
+                <w:rFonts w:ascii="Times New Roman" w:hAnsi="Times New Roman" w:eastAsia="宋体"/>
+                <w:b w:val="0"/>
+                <w:sz w:val="19"/>
+              </w:rPr>
+              <w:t>录分提示「篮球不允许平局」</w:t>
+            </w:r>
+          </w:p>
+        </w:tc>
+        <w:tc>
+          <w:tcPr>
+            <w:tcW w:type="dxa" w:w="6917"/>
+          </w:tcPr>
+          <w:p>
+            <w:pPr>
+              <w:spacing w:line="276" w:lineRule="auto"/>
+            </w:pPr>
+            <w:r/>
+            <w:r>
+              <w:rPr>
+                <w:rFonts w:ascii="Times New Roman" w:hAnsi="Times New Roman" w:eastAsia="宋体"/>
+                <w:b w:val="0"/>
+                <w:sz w:val="19"/>
+              </w:rPr>
+              <w:t>淘汰赛必须分出胜负，打加时后重录</w:t>
+            </w:r>
+          </w:p>
+        </w:tc>
+      </w:tr>
+      <w:tr>
+        <w:tc>
+          <w:tcPr>
+            <w:tcW w:type="dxa" w:w="1928"/>
+          </w:tcPr>
+          <w:p>
+            <w:pPr>
+              <w:spacing w:line="276" w:lineRule="auto"/>
+            </w:pPr>
+            <w:r/>
+            <w:r>
+              <w:rPr>
+                <w:rFonts w:ascii="Times New Roman" w:hAnsi="Times New Roman" w:eastAsia="宋体"/>
+                <w:b w:val="0"/>
+                <w:sz w:val="19"/>
+              </w:rPr>
+              <w:t>「排下一轮」提示还有 N 场未发布</w:t>
+            </w:r>
+          </w:p>
+        </w:tc>
+        <w:tc>
+          <w:tcPr>
+            <w:tcW w:type="dxa" w:w="6917"/>
+          </w:tcPr>
+          <w:p>
+            <w:pPr>
+              <w:spacing w:line="276" w:lineRule="auto"/>
+            </w:pPr>
+            <w:r/>
+            <w:r>
+              <w:rPr>
+                <w:rFonts w:ascii="Times New Roman" w:hAnsi="Times New Roman" w:eastAsia="宋体"/>
+                <w:b w:val="0"/>
+                <w:sz w:val="19"/>
+              </w:rPr>
+              <w:t>先把上一轮的比分全部核对发布</w:t>
+            </w:r>
+          </w:p>
+        </w:tc>
+      </w:tr>
+      <w:tr>
+        <w:tc>
+          <w:tcPr>
+            <w:tcW w:type="dxa" w:w="1928"/>
+          </w:tcPr>
+          <w:p>
+            <w:pPr>
+              <w:spacing w:line="276" w:lineRule="auto"/>
+            </w:pPr>
+            <w:r/>
+            <w:r>
+              <w:rPr>
+                <w:rFonts w:ascii="Times New Roman" w:hAnsi="Times New Roman" w:eastAsia="宋体"/>
+                <w:b w:val="0"/>
+                <w:sz w:val="19"/>
+              </w:rPr>
+              <w:t>「结算名次」提示还有 N 场未发布</w:t>
+            </w:r>
+          </w:p>
+        </w:tc>
+        <w:tc>
+          <w:tcPr>
+            <w:tcW w:type="dxa" w:w="6917"/>
+          </w:tcPr>
+          <w:p>
+            <w:pPr>
+              <w:spacing w:line="276" w:lineRule="auto"/>
+            </w:pPr>
+            <w:r/>
+            <w:r>
+              <w:rPr>
+                <w:rFonts w:ascii="Times New Roman" w:hAnsi="Times New Roman" w:eastAsia="宋体"/>
+                <w:b w:val="0"/>
+                <w:sz w:val="19"/>
+              </w:rPr>
+              <w:t>同上；结算要求全部定局</w:t>
+            </w:r>
+          </w:p>
+        </w:tc>
+      </w:tr>
+      <w:tr>
+        <w:tc>
+          <w:tcPr>
+            <w:tcW w:type="dxa" w:w="1928"/>
+          </w:tcPr>
+          <w:p>
+            <w:pPr>
+              <w:spacing w:line="276" w:lineRule="auto"/>
+            </w:pPr>
+            <w:r/>
+            <w:r>
+              <w:rPr>
+                <w:rFonts w:ascii="Times New Roman" w:hAnsi="Times New Roman" w:eastAsia="宋体"/>
+                <w:b w:val="0"/>
+                <w:sz w:val="19"/>
+              </w:rPr>
+              <w:t>队员看得到赛程但点不了录分</w:t>
+            </w:r>
+          </w:p>
+        </w:tc>
+        <w:tc>
+          <w:tcPr>
+            <w:tcW w:type="dxa" w:w="6917"/>
+          </w:tcPr>
+          <w:p>
+            <w:pPr>
+              <w:spacing w:line="276" w:lineRule="auto"/>
+            </w:pPr>
+            <w:r/>
+            <w:r>
+              <w:rPr>
+                <w:rFonts w:ascii="Times New Roman" w:hAnsi="Times New Roman" w:eastAsia="宋体"/>
+                <w:b w:val="0"/>
+                <w:sz w:val="19"/>
+              </w:rPr>
+              <w:t>录分只给协会负责人与两队队长，按钮由服务端下发</w:t>
+            </w:r>
+          </w:p>
+        </w:tc>
+      </w:tr>
+    </w:tbl>
+    <w:p>
+      <w:pPr>
+        <w:spacing w:after="40"/>
+      </w:pPr>
+    </w:p>
+    <w:p>
+      <w:pPr>
+        <w:spacing w:after="40"/>
+      </w:pPr>
+    </w:p>
+    <w:p>
+      <w:pPr>
+        <w:spacing w:before="200" w:after="120"/>
+      </w:pPr>
+      <w:r>
+        <w:rPr>
+          <w:rFonts w:ascii="Times New Roman" w:hAnsi="Times New Roman" w:eastAsia="微软雅黑"/>
+          <w:b/>
+          <w:color w:val="1F4E79"/>
+          <w:sz w:val="26"/>
+        </w:rPr>
+        <w:t>八、附录</w:t>
       </w:r>
     </w:p>
     <w:p>

--- a/赛事管理员操作手册.docx
+++ b/赛事管理员操作手册.docx
@@ -11729,7 +11729,23 @@
           <w:b w:val="0"/>
           <w:sz w:val="21"/>
         </w:rPr>
-        <w:t>：决赛打完点「结算名次」。冠军 = 决赛胜者，亚军 = 决赛负者；有季军赛时以季军赛定第 3、4 名，没有则按「被淘汰的轮次」倒排（越晚被淘汰名次越好）。每轮打完后点「排下一轮」生成下一轮对阵——上一轮还有比赛没发布时，这一步会被拒绝。</w:t>
+        <w:t>：决赛打完点「结算名次」。冠军 = 决赛胜者，亚军 = 决赛负者。首版</w:t>
+      </w:r>
+      <w:r>
+        <w:rPr>
+          <w:rFonts w:ascii="Times New Roman" w:hAnsi="Times New Roman" w:eastAsia="宋体"/>
+          <w:b/>
+          <w:sz w:val="21"/>
+        </w:rPr>
+        <w:t>不生成三四名赛</w:t>
+      </w:r>
+      <w:r>
+        <w:rPr>
+          <w:rFonts w:ascii="Times New Roman" w:hAnsi="Times New Roman" w:eastAsia="宋体"/>
+          <w:b w:val="0"/>
+          <w:sz w:val="21"/>
+        </w:rPr>
+        <w:t>，第 3、4 名按「被淘汰的轮次」倒排：同为半决赛负者时按积分表次序（净胜分 → 总得分）定先后。每轮打完后点「排下一轮」生成下一轮对阵——上一轮还有比赛没发布时，这一步会被拒绝。</w:t>
       </w:r>
     </w:p>
     <w:p>

--- a/赛事管理员操作手册.docx
+++ b/赛事管理员操作手册.docx
@@ -11681,6 +11681,52 @@
     </w:p>
     <w:p>
       <w:pPr>
+        <w:spacing w:after="40" w:line="300" w:lineRule="auto"/>
+        <w:ind w:left="425" w:hanging="227"/>
+      </w:pPr>
+      <w:r>
+        <w:rPr>
+          <w:rFonts w:ascii="Times New Roman" w:hAnsi="Times New Roman" w:eastAsia="宋体"/>
+          <w:b w:val="0"/>
+          <w:sz w:val="21"/>
+        </w:rPr>
+        <w:t xml:space="preserve">• </w:t>
+      </w:r>
+      <w:r>
+        <w:rPr>
+          <w:rFonts w:ascii="Times New Roman" w:hAnsi="Times New Roman" w:eastAsia="宋体"/>
+          <w:b/>
+          <w:sz w:val="21"/>
+        </w:rPr>
+        <w:t>弃权</w:t>
+      </w:r>
+      <w:r>
+        <w:rPr>
+          <w:rFonts w:ascii="Times New Roman" w:hAnsi="Times New Roman" w:eastAsia="宋体"/>
+          <w:b w:val="0"/>
+          <w:sz w:val="21"/>
+        </w:rPr>
+        <w:t xml:space="preserve">：录分浮层里把「本场结果」从「正常完赛」改成某队弃权，比分自动填成 </w:t>
+      </w:r>
+      <w:r>
+        <w:rPr>
+          <w:rFonts w:ascii="Times New Roman" w:hAnsi="Times New Roman" w:eastAsia="宋体"/>
+          <w:b/>
+          <w:sz w:val="21"/>
+        </w:rPr>
+        <w:t>20:0</w:t>
+      </w:r>
+      <w:r>
+        <w:rPr>
+          <w:rFonts w:ascii="Times New Roman" w:hAnsi="Times New Roman" w:eastAsia="宋体"/>
+          <w:b w:val="0"/>
+          <w:sz w:val="21"/>
+        </w:rPr>
+        <w:t>（弃权方 0 分、对手胜）。数字可以按实际改，但必须是合法比分——光选弃权不填数字仍会被拒。</w:t>
+      </w:r>
+    </w:p>
+    <w:p>
+      <w:pPr>
         <w:spacing w:before="80" w:after="120" w:line="288" w:lineRule="auto"/>
         <w:ind w:left="227"/>
         <w:pBdr>
@@ -11729,7 +11775,7 @@
           <w:b w:val="0"/>
           <w:sz w:val="21"/>
         </w:rPr>
-        <w:t>：决赛打完点「结算名次」。冠军 = 决赛胜者，亚军 = 决赛负者。首版</w:t>
+        <w:t>：半决赛打完点「排下一轮」，会同时排出</w:t>
       </w:r>
       <w:r>
         <w:rPr>
@@ -11737,7 +11783,7 @@
           <w:b/>
           <w:sz w:val="21"/>
         </w:rPr>
-        <w:t>不生成三四名赛</w:t>
+        <w:t>决赛与季军赛</w:t>
       </w:r>
       <w:r>
         <w:rPr>
@@ -11745,7 +11791,78 @@
           <w:b w:val="0"/>
           <w:sz w:val="21"/>
         </w:rPr>
-        <w:t>，第 3、4 名按「被淘汰的轮次」倒排：同为半决赛负者时按积分表次序（净胜分 → 总得分）定先后。每轮打完后点「排下一轮」生成下一轮对阵——上一轮还有比赛没发布时，这一步会被拒绝。</w:t>
+        <w:t>两场（同一轮次、不同场，页面上分开列）。两场都发布后点「结算名次」：</w:t>
+      </w:r>
+    </w:p>
+    <w:p>
+      <w:pPr>
+        <w:spacing w:after="40" w:line="300" w:lineRule="auto"/>
+        <w:ind w:left="425" w:hanging="227"/>
+      </w:pPr>
+      <w:r>
+        <w:rPr>
+          <w:rFonts w:ascii="Times New Roman" w:hAnsi="Times New Roman" w:eastAsia="宋体"/>
+          <w:b w:val="0"/>
+          <w:sz w:val="21"/>
+        </w:rPr>
+        <w:t>• 冠军 = 决赛胜者，亚军 = 决赛负者；</w:t>
+      </w:r>
+    </w:p>
+    <w:p>
+      <w:pPr>
+        <w:spacing w:after="40" w:line="300" w:lineRule="auto"/>
+        <w:ind w:left="425" w:hanging="227"/>
+      </w:pPr>
+      <w:r>
+        <w:rPr>
+          <w:rFonts w:ascii="Times New Roman" w:hAnsi="Times New Roman" w:eastAsia="宋体"/>
+          <w:b w:val="0"/>
+          <w:sz w:val="21"/>
+        </w:rPr>
+        <w:t xml:space="preserve">• </w:t>
+      </w:r>
+      <w:r>
+        <w:rPr>
+          <w:rFonts w:ascii="Times New Roman" w:hAnsi="Times New Roman" w:eastAsia="宋体"/>
+          <w:b/>
+          <w:sz w:val="21"/>
+        </w:rPr>
+        <w:t>第 3、4 名由季军赛决定</w:t>
+      </w:r>
+      <w:r>
+        <w:rPr>
+          <w:rFonts w:ascii="Times New Roman" w:hAnsi="Times New Roman" w:eastAsia="宋体"/>
+          <w:b w:val="0"/>
+          <w:sz w:val="21"/>
+        </w:rPr>
+        <w:t>，不按净胜分推算——校园赛要发第三名，不给一场比赛就只能算；</w:t>
+      </w:r>
+    </w:p>
+    <w:p>
+      <w:pPr>
+        <w:spacing w:after="40" w:line="300" w:lineRule="auto"/>
+        <w:ind w:left="425" w:hanging="227"/>
+      </w:pPr>
+      <w:r>
+        <w:rPr>
+          <w:rFonts w:ascii="Times New Roman" w:hAnsi="Times New Roman" w:eastAsia="宋体"/>
+          <w:b w:val="0"/>
+          <w:sz w:val="21"/>
+        </w:rPr>
+        <w:t>• 若建赛时把口径设成「并列季军」，则不生成季军赛，第 3、4 名才按「被淘汰的轮次」倒排。</w:t>
+      </w:r>
+    </w:p>
+    <w:p>
+      <w:pPr>
+        <w:spacing w:after="80" w:line="300" w:lineRule="auto"/>
+      </w:pPr>
+      <w:r>
+        <w:rPr>
+          <w:rFonts w:ascii="Times New Roman" w:hAnsi="Times New Roman" w:eastAsia="宋体"/>
+          <w:b w:val="0"/>
+          <w:sz w:val="21"/>
+        </w:rPr>
+        <w:t>上一轮还有比赛没发布时，「排下一轮」会被拒绝，并告诉你还差几场。</w:t>
       </w:r>
     </w:p>
     <w:p>
@@ -11886,7 +12003,36 @@
           <w:color w:val="1F4E79"/>
           <w:sz w:val="23"/>
         </w:rPr>
-        <w:t>7.7 团队赛事答疑</w:t>
+        <w:t>7.7 个人统计</w:t>
+      </w:r>
+    </w:p>
+    <w:p>
+      <w:pPr>
+        <w:spacing w:after="80" w:line="300" w:lineRule="auto"/>
+      </w:pPr>
+      <w:r>
+        <w:rPr>
+          <w:rFonts w:ascii="Times New Roman" w:hAnsi="Times New Roman" w:eastAsia="宋体"/>
+          <w:b w:val="0"/>
+          <w:sz w:val="21"/>
+        </w:rPr>
+        <w:t>比赛行上的「统计」按钮打开录入面板：两侧各列一队，人就是</w:t>
+      </w:r>
+      <w:r>
+        <w:rPr>
+          <w:rFonts w:ascii="Times New Roman" w:hAnsi="Times New Roman" w:eastAsia="宋体"/>
+          <w:b/>
+          <w:sz w:val="21"/>
+        </w:rPr>
+        <w:t>锁定那一刻的快照</w:t>
+      </w:r>
+      <w:r>
+        <w:rPr>
+          <w:rFonts w:ascii="Times New Roman" w:hAnsi="Times New Roman" w:eastAsia="宋体"/>
+          <w:b w:val="0"/>
+          <w:sz w:val="21"/>
+        </w:rPr>
+        <w:t>（之后球队换人不影响这一场的名单）。每人两个格子：得分、犯规。</w:t>
       </w:r>
     </w:p>
     <w:tbl>
@@ -11918,7 +12064,7 @@
                 <w:color w:val="FFFFFF"/>
                 <w:sz w:val="20"/>
               </w:rPr>
-              <w:t>现象</w:t>
+              <w:t>约定</w:t>
             </w:r>
           </w:p>
         </w:tc>
@@ -11939,7 +12085,7 @@
                 <w:color w:val="FFFFFF"/>
                 <w:sz w:val="20"/>
               </w:rPr>
-              <w:t>原因与处理</w:t>
+              <w:t>说明</w:t>
             </w:r>
           </w:p>
         </w:tc>
@@ -11960,7 +12106,7 @@
                 <w:b w:val="0"/>
                 <w:sz w:val="19"/>
               </w:rPr>
-              <w:t>建赛时选了小组赛，提示不支持</w:t>
+              <w:t>能录的</w:t>
             </w:r>
           </w:p>
         </w:tc>
@@ -11979,7 +12125,7 @@
                 <w:b w:val="0"/>
                 <w:sz w:val="19"/>
               </w:rPr>
-              <w:t>首版只做单败淘汰与循环赛</w:t>
+              <w:t>协会负责人 / 管理员 / 参赛两队的队长</w:t>
             </w:r>
           </w:p>
         </w:tc>
@@ -12000,7 +12146,7 @@
                 <w:b w:val="0"/>
                 <w:sz w:val="19"/>
               </w:rPr>
-              <w:t>报不了名，提示「只有队长可以为本队报名」</w:t>
+              <w:t>得分</w:t>
             </w:r>
           </w:p>
         </w:tc>
@@ -12019,7 +12165,7 @@
                 <w:b w:val="0"/>
                 <w:sz w:val="19"/>
               </w:rPr>
-              <w:t>让队长提交，或由协会负责人代为报名</w:t>
+              <w:t>0–199 的整数</w:t>
             </w:r>
           </w:p>
         </w:tc>
@@ -12040,7 +12186,7 @@
                 <w:b w:val="0"/>
                 <w:sz w:val="19"/>
               </w:rPr>
-              <w:t>报名提示「至少需要 5 人」</w:t>
+              <w:t>犯规</w:t>
             </w:r>
           </w:p>
         </w:tc>
@@ -12059,7 +12205,7 @@
                 <w:b w:val="0"/>
                 <w:sz w:val="19"/>
               </w:rPr>
-              <w:t>球队在队人数不足，先审核入队申请</w:t>
+              <w:t>0–10 的整数</w:t>
             </w:r>
           </w:p>
         </w:tc>
@@ -12080,7 +12226,7 @@
                 <w:b w:val="0"/>
                 <w:sz w:val="19"/>
               </w:rPr>
-              <w:t>「抽签」按钮不出现</w:t>
+              <w:t>空着的格子</w:t>
             </w:r>
           </w:p>
         </w:tc>
@@ -12099,7 +12245,23 @@
                 <w:b w:val="0"/>
                 <w:sz w:val="19"/>
               </w:rPr>
-              <w:t>赛事还停在「报名中」，先锁定名单</w:t>
+              <w:t>存成「未记录」，</w:t>
+            </w:r>
+            <w:r>
+              <w:rPr>
+                <w:rFonts w:ascii="Times New Roman" w:hAnsi="Times New Roman" w:eastAsia="宋体"/>
+                <w:b/>
+                <w:sz w:val="19"/>
+              </w:rPr>
+              <w:t>不是 0 分</w:t>
+            </w:r>
+            <w:r>
+              <w:rPr>
+                <w:rFonts w:ascii="Times New Roman" w:hAnsi="Times New Roman" w:eastAsia="宋体"/>
+                <w:b w:val="0"/>
+                <w:sz w:val="19"/>
+              </w:rPr>
+              <w:t>。0 分是「上场了没得分」，没填是「这场没统计」</w:t>
             </w:r>
           </w:p>
         </w:tc>
@@ -12120,7 +12282,7 @@
                 <w:b w:val="0"/>
                 <w:sz w:val="19"/>
               </w:rPr>
-              <w:t>抽签提示「已经有比赛录了分」</w:t>
+              <w:t>合计对不上</w:t>
             </w:r>
           </w:p>
         </w:tc>
@@ -12139,7 +12301,113 @@
                 <w:b w:val="0"/>
                 <w:sz w:val="19"/>
               </w:rPr>
-              <w:t>已开打，不能重抽；要改只能新建赛事</w:t>
+              <w:t>照存，只提示差额（如「A 队个人得分合计 58，球队 60，差 2 分待归属」）。比分是权威，统计是解释</w:t>
+            </w:r>
+          </w:p>
+        </w:tc>
+      </w:tr>
+    </w:tbl>
+    <w:p>
+      <w:pPr>
+        <w:spacing w:after="40"/>
+      </w:pPr>
+    </w:p>
+    <w:p>
+      <w:pPr>
+        <w:spacing w:before="80" w:after="120" w:line="288" w:lineRule="auto"/>
+        <w:ind w:left="227"/>
+        <w:pBdr>
+          <w:left w:val="single" w:space="6" w:sz="18" w:color="1F4E79"/>
+        </w:pBdr>
+      </w:pPr>
+      <w:r>
+        <w:rPr>
+          <w:rFonts w:ascii="Times New Roman" w:hAnsi="Times New Roman" w:eastAsia="宋体"/>
+          <w:b w:val="0"/>
+          <w:color w:val="595959"/>
+          <w:sz w:val="20"/>
+        </w:rPr>
+        <w:t>为什么要区分「0」和「没记」：把没填当 0，场均分会一直偏低，而且没人能查出是哪场漏录。</w:t>
+      </w:r>
+    </w:p>
+    <w:p>
+      <w:pPr>
+        <w:spacing w:after="80" w:line="300" w:lineRule="auto"/>
+      </w:pPr>
+      <w:r>
+        <w:rPr>
+          <w:rFonts w:ascii="Times New Roman" w:hAnsi="Times New Roman" w:eastAsia="宋体"/>
+          <w:b w:val="0"/>
+          <w:sz w:val="21"/>
+        </w:rPr>
+        <w:t>赛事结束后统计不可再改；被驳回重录的比赛，统计保留到重新发布为止。</w:t>
+      </w:r>
+    </w:p>
+    <w:p>
+      <w:pPr>
+        <w:spacing w:before="200" w:after="120"/>
+      </w:pPr>
+      <w:r>
+        <w:rPr>
+          <w:rFonts w:ascii="Times New Roman" w:hAnsi="Times New Roman" w:eastAsia="微软雅黑"/>
+          <w:b/>
+          <w:color w:val="1F4E79"/>
+          <w:sz w:val="23"/>
+        </w:rPr>
+        <w:t>7.8 团队赛事答疑</w:t>
+      </w:r>
+    </w:p>
+    <w:tbl>
+      <w:tblPr>
+        <w:tblStyle w:val="TableGrid"/>
+        <w:tblW w:type="auto" w:w="0"/>
+        <w:jc w:val="center"/>
+        <w:tblLook w:firstColumn="1" w:firstRow="1" w:lastColumn="0" w:lastRow="0" w:noHBand="0" w:noVBand="1" w:val="04A0"/>
+      </w:tblPr>
+      <w:tblGrid>
+        <w:gridCol w:w="4592"/>
+        <w:gridCol w:w="4592"/>
+      </w:tblGrid>
+      <w:tr>
+        <w:tc>
+          <w:tcPr>
+            <w:tcW w:type="dxa" w:w="1928"/>
+            <w:shd w:val="clear" w:fill="1F4E79"/>
+          </w:tcPr>
+          <w:p>
+            <w:pPr>
+              <w:jc w:val="center"/>
+            </w:pPr>
+            <w:r/>
+            <w:r>
+              <w:rPr>
+                <w:rFonts w:ascii="Times New Roman" w:hAnsi="Times New Roman" w:eastAsia="微软雅黑"/>
+                <w:b/>
+                <w:color w:val="FFFFFF"/>
+                <w:sz w:val="20"/>
+              </w:rPr>
+              <w:t>现象</w:t>
+            </w:r>
+          </w:p>
+        </w:tc>
+        <w:tc>
+          <w:tcPr>
+            <w:tcW w:type="dxa" w:w="6917"/>
+            <w:shd w:val="clear" w:fill="1F4E79"/>
+          </w:tcPr>
+          <w:p>
+            <w:pPr>
+              <w:jc w:val="center"/>
+            </w:pPr>
+            <w:r/>
+            <w:r>
+              <w:rPr>
+                <w:rFonts w:ascii="Times New Roman" w:hAnsi="Times New Roman" w:eastAsia="微软雅黑"/>
+                <w:b/>
+                <w:color w:val="FFFFFF"/>
+                <w:sz w:val="20"/>
+              </w:rPr>
+              <w:t>原因与处理</w:t>
             </w:r>
           </w:p>
         </w:tc>
@@ -12160,7 +12428,7 @@
                 <w:b w:val="0"/>
                 <w:sz w:val="19"/>
               </w:rPr>
-              <w:t>录分提示「篮球不允许平局」</w:t>
+              <w:t>建赛时选了小组赛，提示不支持</w:t>
             </w:r>
           </w:p>
         </w:tc>
@@ -12179,7 +12447,7 @@
                 <w:b w:val="0"/>
                 <w:sz w:val="19"/>
               </w:rPr>
-              <w:t>淘汰赛必须分出胜负，打加时后重录</w:t>
+              <w:t>首版只做单败淘汰与循环赛</w:t>
             </w:r>
           </w:p>
         </w:tc>
@@ -12200,7 +12468,7 @@
                 <w:b w:val="0"/>
                 <w:sz w:val="19"/>
               </w:rPr>
-              <w:t>「排下一轮」提示还有 N 场未发布</w:t>
+              <w:t>报不了名，提示「只有队长可以为本队报名」</w:t>
             </w:r>
           </w:p>
         </w:tc>
@@ -12219,7 +12487,7 @@
                 <w:b w:val="0"/>
                 <w:sz w:val="19"/>
               </w:rPr>
-              <w:t>先把上一轮的比分全部核对发布</w:t>
+              <w:t>让队长提交，或由协会负责人代为报名</w:t>
             </w:r>
           </w:p>
         </w:tc>
@@ -12240,7 +12508,7 @@
                 <w:b w:val="0"/>
                 <w:sz w:val="19"/>
               </w:rPr>
-              <w:t>「结算名次」提示还有 N 场未发布</w:t>
+              <w:t>报名提示「至少需要 5 人」</w:t>
             </w:r>
           </w:p>
         </w:tc>
@@ -12259,7 +12527,7 @@
                 <w:b w:val="0"/>
                 <w:sz w:val="19"/>
               </w:rPr>
-              <w:t>同上；结算要求全部定局</w:t>
+              <w:t>球队在队人数不足，先审核入队申请</w:t>
             </w:r>
           </w:p>
         </w:tc>
@@ -12280,6 +12548,246 @@
                 <w:b w:val="0"/>
                 <w:sz w:val="19"/>
               </w:rPr>
+              <w:t>「抽签」按钮不出现</w:t>
+            </w:r>
+          </w:p>
+        </w:tc>
+        <w:tc>
+          <w:tcPr>
+            <w:tcW w:type="dxa" w:w="6917"/>
+          </w:tcPr>
+          <w:p>
+            <w:pPr>
+              <w:spacing w:line="276" w:lineRule="auto"/>
+            </w:pPr>
+            <w:r/>
+            <w:r>
+              <w:rPr>
+                <w:rFonts w:ascii="Times New Roman" w:hAnsi="Times New Roman" w:eastAsia="宋体"/>
+                <w:b w:val="0"/>
+                <w:sz w:val="19"/>
+              </w:rPr>
+              <w:t>赛事还停在「报名中」，先锁定名单</w:t>
+            </w:r>
+          </w:p>
+        </w:tc>
+      </w:tr>
+      <w:tr>
+        <w:tc>
+          <w:tcPr>
+            <w:tcW w:type="dxa" w:w="1928"/>
+          </w:tcPr>
+          <w:p>
+            <w:pPr>
+              <w:spacing w:line="276" w:lineRule="auto"/>
+            </w:pPr>
+            <w:r/>
+            <w:r>
+              <w:rPr>
+                <w:rFonts w:ascii="Times New Roman" w:hAnsi="Times New Roman" w:eastAsia="宋体"/>
+                <w:b w:val="0"/>
+                <w:sz w:val="19"/>
+              </w:rPr>
+              <w:t>抽签提示「已经有比赛录了分」</w:t>
+            </w:r>
+          </w:p>
+        </w:tc>
+        <w:tc>
+          <w:tcPr>
+            <w:tcW w:type="dxa" w:w="6917"/>
+          </w:tcPr>
+          <w:p>
+            <w:pPr>
+              <w:spacing w:line="276" w:lineRule="auto"/>
+            </w:pPr>
+            <w:r/>
+            <w:r>
+              <w:rPr>
+                <w:rFonts w:ascii="Times New Roman" w:hAnsi="Times New Roman" w:eastAsia="宋体"/>
+                <w:b w:val="0"/>
+                <w:sz w:val="19"/>
+              </w:rPr>
+              <w:t>已开打，不能重抽；要改只能新建赛事</w:t>
+            </w:r>
+          </w:p>
+        </w:tc>
+      </w:tr>
+      <w:tr>
+        <w:tc>
+          <w:tcPr>
+            <w:tcW w:type="dxa" w:w="1928"/>
+          </w:tcPr>
+          <w:p>
+            <w:pPr>
+              <w:spacing w:line="276" w:lineRule="auto"/>
+            </w:pPr>
+            <w:r/>
+            <w:r>
+              <w:rPr>
+                <w:rFonts w:ascii="Times New Roman" w:hAnsi="Times New Roman" w:eastAsia="宋体"/>
+                <w:b w:val="0"/>
+                <w:sz w:val="19"/>
+              </w:rPr>
+              <w:t>录分提示「篮球不允许平局」</w:t>
+            </w:r>
+          </w:p>
+        </w:tc>
+        <w:tc>
+          <w:tcPr>
+            <w:tcW w:type="dxa" w:w="6917"/>
+          </w:tcPr>
+          <w:p>
+            <w:pPr>
+              <w:spacing w:line="276" w:lineRule="auto"/>
+            </w:pPr>
+            <w:r/>
+            <w:r>
+              <w:rPr>
+                <w:rFonts w:ascii="Times New Roman" w:hAnsi="Times New Roman" w:eastAsia="宋体"/>
+                <w:b w:val="0"/>
+                <w:sz w:val="19"/>
+              </w:rPr>
+              <w:t>淘汰赛必须分出胜负，打加时后重录</w:t>
+            </w:r>
+          </w:p>
+        </w:tc>
+      </w:tr>
+      <w:tr>
+        <w:tc>
+          <w:tcPr>
+            <w:tcW w:type="dxa" w:w="1928"/>
+          </w:tcPr>
+          <w:p>
+            <w:pPr>
+              <w:spacing w:line="276" w:lineRule="auto"/>
+            </w:pPr>
+            <w:r/>
+            <w:r>
+              <w:rPr>
+                <w:rFonts w:ascii="Times New Roman" w:hAnsi="Times New Roman" w:eastAsia="宋体"/>
+                <w:b w:val="0"/>
+                <w:sz w:val="19"/>
+              </w:rPr>
+              <w:t>「排下一轮」提示还有 N 场未发布</w:t>
+            </w:r>
+          </w:p>
+        </w:tc>
+        <w:tc>
+          <w:tcPr>
+            <w:tcW w:type="dxa" w:w="6917"/>
+          </w:tcPr>
+          <w:p>
+            <w:pPr>
+              <w:spacing w:line="276" w:lineRule="auto"/>
+            </w:pPr>
+            <w:r/>
+            <w:r>
+              <w:rPr>
+                <w:rFonts w:ascii="Times New Roman" w:hAnsi="Times New Roman" w:eastAsia="宋体"/>
+                <w:b w:val="0"/>
+                <w:sz w:val="19"/>
+              </w:rPr>
+              <w:t>先把上一轮的比分全部核对发布</w:t>
+            </w:r>
+          </w:p>
+        </w:tc>
+      </w:tr>
+      <w:tr>
+        <w:tc>
+          <w:tcPr>
+            <w:tcW w:type="dxa" w:w="1928"/>
+          </w:tcPr>
+          <w:p>
+            <w:pPr>
+              <w:spacing w:line="276" w:lineRule="auto"/>
+            </w:pPr>
+            <w:r/>
+            <w:r>
+              <w:rPr>
+                <w:rFonts w:ascii="Times New Roman" w:hAnsi="Times New Roman" w:eastAsia="宋体"/>
+                <w:b w:val="0"/>
+                <w:sz w:val="19"/>
+              </w:rPr>
+              <w:t>「结算名次」提示还有 N 场未发布</w:t>
+            </w:r>
+          </w:p>
+        </w:tc>
+        <w:tc>
+          <w:tcPr>
+            <w:tcW w:type="dxa" w:w="6917"/>
+          </w:tcPr>
+          <w:p>
+            <w:pPr>
+              <w:spacing w:line="276" w:lineRule="auto"/>
+            </w:pPr>
+            <w:r/>
+            <w:r>
+              <w:rPr>
+                <w:rFonts w:ascii="Times New Roman" w:hAnsi="Times New Roman" w:eastAsia="宋体"/>
+                <w:b w:val="0"/>
+                <w:sz w:val="19"/>
+              </w:rPr>
+              <w:t>同上；结算要求全部定局</w:t>
+            </w:r>
+          </w:p>
+        </w:tc>
+      </w:tr>
+      <w:tr>
+        <w:tc>
+          <w:tcPr>
+            <w:tcW w:type="dxa" w:w="1928"/>
+          </w:tcPr>
+          <w:p>
+            <w:pPr>
+              <w:spacing w:line="276" w:lineRule="auto"/>
+            </w:pPr>
+            <w:r/>
+            <w:r>
+              <w:rPr>
+                <w:rFonts w:ascii="Times New Roman" w:hAnsi="Times New Roman" w:eastAsia="宋体"/>
+                <w:b w:val="0"/>
+                <w:sz w:val="19"/>
+              </w:rPr>
+              <w:t>只排出了决赛，没有季军赛</w:t>
+            </w:r>
+          </w:p>
+        </w:tc>
+        <w:tc>
+          <w:tcPr>
+            <w:tcW w:type="dxa" w:w="6917"/>
+          </w:tcPr>
+          <w:p>
+            <w:pPr>
+              <w:spacing w:line="276" w:lineRule="auto"/>
+            </w:pPr>
+            <w:r/>
+            <w:r>
+              <w:rPr>
+                <w:rFonts w:ascii="Times New Roman" w:hAnsi="Times New Roman" w:eastAsia="宋体"/>
+                <w:b w:val="0"/>
+                <w:sz w:val="19"/>
+              </w:rPr>
+              <w:t>建赛时把口径设成了「并列季军」；改成打三四名需要新建赛事</w:t>
+            </w:r>
+          </w:p>
+        </w:tc>
+      </w:tr>
+      <w:tr>
+        <w:tc>
+          <w:tcPr>
+            <w:tcW w:type="dxa" w:w="1928"/>
+          </w:tcPr>
+          <w:p>
+            <w:pPr>
+              <w:spacing w:line="276" w:lineRule="auto"/>
+            </w:pPr>
+            <w:r/>
+            <w:r>
+              <w:rPr>
+                <w:rFonts w:ascii="Times New Roman" w:hAnsi="Times New Roman" w:eastAsia="宋体"/>
+                <w:b w:val="0"/>
+                <w:sz w:val="19"/>
+              </w:rPr>
               <w:t>队员看得到赛程但点不了录分</w:t>
             </w:r>
           </w:p>
@@ -12300,6 +12808,126 @@
                 <w:sz w:val="19"/>
               </w:rPr>
               <w:t>录分只给协会负责人与两队队长，按钮由服务端下发</w:t>
+            </w:r>
+          </w:p>
+        </w:tc>
+      </w:tr>
+      <w:tr>
+        <w:tc>
+          <w:tcPr>
+            <w:tcW w:type="dxa" w:w="1928"/>
+          </w:tcPr>
+          <w:p>
+            <w:pPr>
+              <w:spacing w:line="276" w:lineRule="auto"/>
+            </w:pPr>
+            <w:r/>
+            <w:r>
+              <w:rPr>
+                <w:rFonts w:ascii="Times New Roman" w:hAnsi="Times New Roman" w:eastAsia="宋体"/>
+                <w:b w:val="0"/>
+                <w:sz w:val="19"/>
+              </w:rPr>
+              <w:t>点不了「统计」</w:t>
+            </w:r>
+          </w:p>
+        </w:tc>
+        <w:tc>
+          <w:tcPr>
+            <w:tcW w:type="dxa" w:w="6917"/>
+          </w:tcPr>
+          <w:p>
+            <w:pPr>
+              <w:spacing w:line="276" w:lineRule="auto"/>
+            </w:pPr>
+            <w:r/>
+            <w:r>
+              <w:rPr>
+                <w:rFonts w:ascii="Times New Roman" w:hAnsi="Times New Roman" w:eastAsia="宋体"/>
+                <w:b w:val="0"/>
+                <w:sz w:val="19"/>
+              </w:rPr>
+              <w:t>赛事已结束，或你既不是管理者也不是这两队的队长</w:t>
+            </w:r>
+          </w:p>
+        </w:tc>
+      </w:tr>
+      <w:tr>
+        <w:tc>
+          <w:tcPr>
+            <w:tcW w:type="dxa" w:w="1928"/>
+          </w:tcPr>
+          <w:p>
+            <w:pPr>
+              <w:spacing w:line="276" w:lineRule="auto"/>
+            </w:pPr>
+            <w:r/>
+            <w:r>
+              <w:rPr>
+                <w:rFonts w:ascii="Times New Roman" w:hAnsi="Times New Roman" w:eastAsia="宋体"/>
+                <w:b w:val="0"/>
+                <w:sz w:val="19"/>
+              </w:rPr>
+              <w:t>统计合计与球队得分不一致</w:t>
+            </w:r>
+          </w:p>
+        </w:tc>
+        <w:tc>
+          <w:tcPr>
+            <w:tcW w:type="dxa" w:w="6917"/>
+          </w:tcPr>
+          <w:p>
+            <w:pPr>
+              <w:spacing w:line="276" w:lineRule="auto"/>
+            </w:pPr>
+            <w:r/>
+            <w:r>
+              <w:rPr>
+                <w:rFonts w:ascii="Times New Roman" w:hAnsi="Times New Roman" w:eastAsia="宋体"/>
+                <w:b w:val="0"/>
+                <w:sz w:val="19"/>
+              </w:rPr>
+              <w:t>只是提醒；比分以录分台为准，统计是解释</w:t>
+            </w:r>
+          </w:p>
+        </w:tc>
+      </w:tr>
+      <w:tr>
+        <w:tc>
+          <w:tcPr>
+            <w:tcW w:type="dxa" w:w="1928"/>
+          </w:tcPr>
+          <w:p>
+            <w:pPr>
+              <w:spacing w:line="276" w:lineRule="auto"/>
+            </w:pPr>
+            <w:r/>
+            <w:r>
+              <w:rPr>
+                <w:rFonts w:ascii="Times New Roman" w:hAnsi="Times New Roman" w:eastAsia="宋体"/>
+                <w:b w:val="0"/>
+                <w:sz w:val="19"/>
+              </w:rPr>
+              <w:t>某人的得分格子是空的</w:t>
+            </w:r>
+          </w:p>
+        </w:tc>
+        <w:tc>
+          <w:tcPr>
+            <w:tcW w:type="dxa" w:w="6917"/>
+          </w:tcPr>
+          <w:p>
+            <w:pPr>
+              <w:spacing w:line="276" w:lineRule="auto"/>
+            </w:pPr>
+            <w:r/>
+            <w:r>
+              <w:rPr>
+                <w:rFonts w:ascii="Times New Roman" w:hAnsi="Times New Roman" w:eastAsia="宋体"/>
+                <w:b w:val="0"/>
+                <w:sz w:val="19"/>
+              </w:rPr>
+              <w:t>这一场没给他记统计，不是 0 分</w:t>
             </w:r>
           </w:p>
         </w:tc>

--- a/赛事管理员操作手册.docx
+++ b/赛事管理员操作手册.docx
@@ -12016,7 +12016,7 @@
           <w:b w:val="0"/>
           <w:sz w:val="21"/>
         </w:rPr>
-        <w:t>比赛行上的「统计」按钮打开录入面板：两侧各列一队，人就是</w:t>
+        <w:t>比赛行上的「统计」按钮打开录入面板。名单是</w:t>
       </w:r>
       <w:r>
         <w:rPr>
@@ -12032,7 +12032,268 @@
           <w:b w:val="0"/>
           <w:sz w:val="21"/>
         </w:rPr>
-        <w:t>（之后球队换人不影响这一场的名单）。每人两个格子：得分、犯规。</w:t>
+        <w:t>（之后球队换人不影响这一场的名单），人由服务端给出，页面不自己拼。</w:t>
+      </w:r>
+    </w:p>
+    <w:p>
+      <w:pPr>
+        <w:spacing w:after="80" w:line="300" w:lineRule="auto"/>
+      </w:pPr>
+      <w:r>
+        <w:rPr>
+          <w:rFonts w:ascii="Times New Roman" w:hAnsi="Times New Roman" w:eastAsia="宋体"/>
+          <w:b/>
+          <w:sz w:val="21"/>
+        </w:rPr>
+        <w:t>两种口径</w:t>
+      </w:r>
+      <w:r>
+        <w:rPr>
+          <w:rFonts w:ascii="Times New Roman" w:hAnsi="Times New Roman" w:eastAsia="宋体"/>
+          <w:b w:val="0"/>
+          <w:sz w:val="21"/>
+        </w:rPr>
+        <w:t>，建赛时定：</w:t>
+      </w:r>
+    </w:p>
+    <w:tbl>
+      <w:tblPr>
+        <w:tblStyle w:val="TableGrid"/>
+        <w:tblW w:type="auto" w:w="0"/>
+        <w:jc w:val="center"/>
+        <w:tblLook w:firstColumn="1" w:firstRow="1" w:lastColumn="0" w:lastRow="0" w:noHBand="0" w:noVBand="1" w:val="04A0"/>
+      </w:tblPr>
+      <w:tblGrid>
+        <w:gridCol w:w="3061"/>
+        <w:gridCol w:w="3061"/>
+        <w:gridCol w:w="3061"/>
+      </w:tblGrid>
+      <w:tr>
+        <w:tc>
+          <w:tcPr>
+            <w:tcW w:type="dxa" w:w="1474"/>
+            <w:shd w:val="clear" w:fill="1F4E79"/>
+          </w:tcPr>
+          <w:p>
+            <w:pPr>
+              <w:jc w:val="center"/>
+            </w:pPr>
+            <w:r/>
+            <w:r>
+              <w:rPr>
+                <w:rFonts w:ascii="Times New Roman" w:hAnsi="Times New Roman" w:eastAsia="微软雅黑"/>
+                <w:b/>
+                <w:color w:val="FFFFFF"/>
+                <w:sz w:val="20"/>
+              </w:rPr>
+              <w:t>口径</w:t>
+            </w:r>
+          </w:p>
+        </w:tc>
+        <w:tc>
+          <w:tcPr>
+            <w:tcW w:type="dxa" w:w="3685"/>
+            <w:shd w:val="clear" w:fill="1F4E79"/>
+          </w:tcPr>
+          <w:p>
+            <w:pPr>
+              <w:jc w:val="center"/>
+            </w:pPr>
+            <w:r/>
+            <w:r>
+              <w:rPr>
+                <w:rFonts w:ascii="Times New Roman" w:hAnsi="Times New Roman" w:eastAsia="微软雅黑"/>
+                <w:b/>
+                <w:color w:val="FFFFFF"/>
+                <w:sz w:val="20"/>
+              </w:rPr>
+              <w:t>录什么</w:t>
+            </w:r>
+          </w:p>
+        </w:tc>
+        <w:tc>
+          <w:tcPr>
+            <w:tcW w:type="dxa" w:w="3685"/>
+            <w:shd w:val="clear" w:fill="1F4E79"/>
+          </w:tcPr>
+          <w:p>
+            <w:pPr>
+              <w:jc w:val="center"/>
+            </w:pPr>
+            <w:r/>
+            <w:r>
+              <w:rPr>
+                <w:rFonts w:ascii="Times New Roman" w:hAnsi="Times New Roman" w:eastAsia="微软雅黑"/>
+                <w:b/>
+                <w:color w:val="FFFFFF"/>
+                <w:sz w:val="20"/>
+              </w:rPr>
+              <w:t>适合</w:t>
+            </w:r>
+          </w:p>
+        </w:tc>
+      </w:tr>
+      <w:tr>
+        <w:tc>
+          <w:tcPr>
+            <w:tcW w:type="dxa" w:w="1474"/>
+          </w:tcPr>
+          <w:p>
+            <w:pPr>
+              <w:spacing w:line="276" w:lineRule="auto"/>
+            </w:pPr>
+            <w:r/>
+            <w:r>
+              <w:rPr>
+                <w:rFonts w:ascii="Consolas" w:hAnsi="Consolas" w:eastAsia="宋体"/>
+                <w:b w:val="0"/>
+                <w:color w:val="A31D1D"/>
+                <w:sz w:val="18"/>
+              </w:rPr>
+              <w:t>basic</w:t>
+            </w:r>
+            <w:r>
+              <w:rPr>
+                <w:rFonts w:ascii="Times New Roman" w:hAnsi="Times New Roman" w:eastAsia="宋体"/>
+                <w:b w:val="0"/>
+                <w:sz w:val="19"/>
+              </w:rPr>
+              <w:t>（默认）</w:t>
+            </w:r>
+          </w:p>
+        </w:tc>
+        <w:tc>
+          <w:tcPr>
+            <w:tcW w:type="dxa" w:w="3685"/>
+          </w:tcPr>
+          <w:p>
+            <w:pPr>
+              <w:spacing w:line="276" w:lineRule="auto"/>
+            </w:pPr>
+            <w:r/>
+            <w:r>
+              <w:rPr>
+                <w:rFonts w:ascii="Times New Roman" w:hAnsi="Times New Roman" w:eastAsia="宋体"/>
+                <w:b w:val="0"/>
+                <w:sz w:val="19"/>
+              </w:rPr>
+              <w:t>每个人整场的</w:t>
+            </w:r>
+            <w:r>
+              <w:rPr>
+                <w:rFonts w:ascii="Times New Roman" w:hAnsi="Times New Roman" w:eastAsia="宋体"/>
+                <w:b/>
+                <w:sz w:val="19"/>
+              </w:rPr>
+              <w:t>得分与犯规</w:t>
+            </w:r>
+          </w:p>
+        </w:tc>
+        <w:tc>
+          <w:tcPr>
+            <w:tcW w:type="dxa" w:w="3685"/>
+          </w:tcPr>
+          <w:p>
+            <w:pPr>
+              <w:spacing w:line="276" w:lineRule="auto"/>
+            </w:pPr>
+            <w:r/>
+            <w:r>
+              <w:rPr>
+                <w:rFonts w:ascii="Times New Roman" w:hAnsi="Times New Roman" w:eastAsia="宋体"/>
+                <w:b w:val="0"/>
+                <w:sz w:val="19"/>
+              </w:rPr>
+              <w:t>只有一个记分牌的普通比赛</w:t>
+            </w:r>
+          </w:p>
+        </w:tc>
+      </w:tr>
+      <w:tr>
+        <w:tc>
+          <w:tcPr>
+            <w:tcW w:type="dxa" w:w="1474"/>
+          </w:tcPr>
+          <w:p>
+            <w:pPr>
+              <w:spacing w:line="276" w:lineRule="auto"/>
+            </w:pPr>
+            <w:r/>
+            <w:r>
+              <w:rPr>
+                <w:rFonts w:ascii="Consolas" w:hAnsi="Consolas" w:eastAsia="宋体"/>
+                <w:b w:val="0"/>
+                <w:color w:val="A31D1D"/>
+                <w:sz w:val="18"/>
+              </w:rPr>
+              <w:t>detailed</w:t>
+            </w:r>
+          </w:p>
+        </w:tc>
+        <w:tc>
+          <w:tcPr>
+            <w:tcW w:type="dxa" w:w="3685"/>
+          </w:tcPr>
+          <w:p>
+            <w:pPr>
+              <w:spacing w:line="276" w:lineRule="auto"/>
+            </w:pPr>
+            <w:r/>
+            <w:r>
+              <w:rPr>
+                <w:rFonts w:ascii="Times New Roman" w:hAnsi="Times New Roman" w:eastAsia="宋体"/>
+                <w:b/>
+                <w:sz w:val="19"/>
+              </w:rPr>
+              <w:t>按节</w:t>
+            </w:r>
+            <w:r>
+              <w:rPr>
+                <w:rFonts w:ascii="Times New Roman" w:hAnsi="Times New Roman" w:eastAsia="宋体"/>
+                <w:b w:val="0"/>
+                <w:sz w:val="19"/>
+              </w:rPr>
+              <w:t>录每个人：得分 / 篮板 / 助攻 / 抢断 / 盖帽 / 失误 / 犯规</w:t>
+            </w:r>
+          </w:p>
+        </w:tc>
+        <w:tc>
+          <w:tcPr>
+            <w:tcW w:type="dxa" w:w="3685"/>
+          </w:tcPr>
+          <w:p>
+            <w:pPr>
+              <w:spacing w:line="276" w:lineRule="auto"/>
+            </w:pPr>
+            <w:r/>
+            <w:r>
+              <w:rPr>
+                <w:rFonts w:ascii="Times New Roman" w:hAnsi="Times New Roman" w:eastAsia="宋体"/>
+                <w:b w:val="0"/>
+                <w:sz w:val="19"/>
+              </w:rPr>
+              <w:t>有专职记录员的比赛</w:t>
+            </w:r>
+          </w:p>
+        </w:tc>
+      </w:tr>
+    </w:tbl>
+    <w:p>
+      <w:pPr>
+        <w:spacing w:after="40"/>
+      </w:pPr>
+    </w:p>
+    <w:p>
+      <w:pPr>
+        <w:spacing w:after="80" w:line="300" w:lineRule="auto"/>
+      </w:pPr>
+      <w:r>
+        <w:rPr>
+          <w:rFonts w:ascii="Times New Roman" w:hAnsi="Times New Roman" w:eastAsia="宋体"/>
+          <w:b w:val="0"/>
+          <w:sz w:val="21"/>
+        </w:rPr>
+        <w:t>按节模式下一节一张小表，合计由各行算出——不存在「合计与分项对不上」这种数据。首版不做逐球事件流（谁在哪儿投了个两分）：那需要一个人全程盯着一支队录，校园赛凑不出这个人力。</w:t>
       </w:r>
     </w:p>
     <w:tbl>
@@ -12146,7 +12407,7 @@
                 <w:b w:val="0"/>
                 <w:sz w:val="19"/>
               </w:rPr>
-              <w:t>得分</w:t>
+              <w:t>边界</w:t>
             </w:r>
           </w:p>
         </w:tc>
@@ -12165,7 +12426,7 @@
                 <w:b w:val="0"/>
                 <w:sz w:val="19"/>
               </w:rPr>
-              <w:t>0–199 的整数</w:t>
+              <w:t>得分 0–199、篮板助攻 0–60、抢断盖帽失误 0–40、犯规 0–10</w:t>
             </w:r>
           </w:p>
         </w:tc>
@@ -12186,7 +12447,7 @@
                 <w:b w:val="0"/>
                 <w:sz w:val="19"/>
               </w:rPr>
-              <w:t>犯规</w:t>
+              <w:t>空着的格子</w:t>
             </w:r>
           </w:p>
         </w:tc>
@@ -12205,7 +12466,23 @@
                 <w:b w:val="0"/>
                 <w:sz w:val="19"/>
               </w:rPr>
-              <w:t>0–10 的整数</w:t>
+              <w:t>存成「未记录」，</w:t>
+            </w:r>
+            <w:r>
+              <w:rPr>
+                <w:rFonts w:ascii="Times New Roman" w:hAnsi="Times New Roman" w:eastAsia="宋体"/>
+                <w:b/>
+                <w:sz w:val="19"/>
+              </w:rPr>
+              <w:t>不是 0 分</w:t>
+            </w:r>
+            <w:r>
+              <w:rPr>
+                <w:rFonts w:ascii="Times New Roman" w:hAnsi="Times New Roman" w:eastAsia="宋体"/>
+                <w:b w:val="0"/>
+                <w:sz w:val="19"/>
+              </w:rPr>
+              <w:t>。0 分是「上场了没得分」，没填是「这场没统计」</w:t>
             </w:r>
           </w:p>
         </w:tc>
@@ -12226,7 +12503,7 @@
                 <w:b w:val="0"/>
                 <w:sz w:val="19"/>
               </w:rPr>
-              <w:t>空着的格子</w:t>
+              <w:t>合计对不上</w:t>
             </w:r>
           </w:p>
         </w:tc>
@@ -12245,23 +12522,7 @@
                 <w:b w:val="0"/>
                 <w:sz w:val="19"/>
               </w:rPr>
-              <w:t>存成「未记录」，</w:t>
-            </w:r>
-            <w:r>
-              <w:rPr>
-                <w:rFonts w:ascii="Times New Roman" w:hAnsi="Times New Roman" w:eastAsia="宋体"/>
-                <w:b/>
-                <w:sz w:val="19"/>
-              </w:rPr>
-              <w:t>不是 0 分</w:t>
-            </w:r>
-            <w:r>
-              <w:rPr>
-                <w:rFonts w:ascii="Times New Roman" w:hAnsi="Times New Roman" w:eastAsia="宋体"/>
-                <w:b w:val="0"/>
-                <w:sz w:val="19"/>
-              </w:rPr>
-              <w:t>。0 分是「上场了没得分」，没填是「这场没统计」</w:t>
+              <w:t>照存，只提示差额（如「A 队个人得分合计 58，球队 60，差 2 分待归属」）。比分是权威，统计是解释</w:t>
             </w:r>
           </w:p>
         </w:tc>
@@ -12282,7 +12543,7 @@
                 <w:b w:val="0"/>
                 <w:sz w:val="19"/>
               </w:rPr>
-              <w:t>合计对不上</w:t>
+              <w:t>没开 detailed</w:t>
             </w:r>
           </w:p>
         </w:tc>
@@ -12301,7 +12562,7 @@
                 <w:b w:val="0"/>
                 <w:sz w:val="19"/>
               </w:rPr>
-              <w:t>照存，只提示差额（如「A 队个人得分合计 58，球队 60，差 2 分待归属」）。比分是权威，统计是解释</w:t>
+              <w:t>按节接口直接拒绝，不静默降级成整场</w:t>
             </w:r>
           </w:p>
         </w:tc>
@@ -12340,7 +12601,7 @@
           <w:b w:val="0"/>
           <w:sz w:val="21"/>
         </w:rPr>
-        <w:t>赛事结束后统计不可再改；被驳回重录的比赛，统计保留到重新发布为止。</w:t>
+        <w:t>赛事结束后统计不可再改。多人同时录时带版本号校验：面板打开时拿到一个 revision，保存时对不上就拒绝并要求刷新——后来者覆盖先到者的数据，是最难发现的一类丢失。</w:t>
       </w:r>
     </w:p>
     <w:p>
@@ -12354,7 +12615,50 @@
           <w:color w:val="1F4E79"/>
           <w:sz w:val="23"/>
         </w:rPr>
-        <w:t>7.8 团队赛事答疑</w:t>
+        <w:t>7.8 球员数据榜</w:t>
+      </w:r>
+    </w:p>
+    <w:p>
+      <w:pPr>
+        <w:spacing w:after="80" w:line="300" w:lineRule="auto"/>
+      </w:pPr>
+      <w:r>
+        <w:rPr>
+          <w:rFonts w:ascii="Times New Roman" w:hAnsi="Times New Roman" w:eastAsia="宋体"/>
+          <w:b w:val="0"/>
+          <w:sz w:val="21"/>
+        </w:rPr>
+        <w:t>赛事详情底部自动列出本届的球员榜：场次、总得分、场均得分、篮板、助攻，按总得分排序。</w:t>
+      </w:r>
+      <w:r>
+        <w:rPr>
+          <w:rFonts w:ascii="Times New Roman" w:hAnsi="Times New Roman" w:eastAsia="宋体"/>
+          <w:b/>
+          <w:sz w:val="21"/>
+        </w:rPr>
+        <w:t>只统计已发布的比赛</w:t>
+      </w:r>
+      <w:r>
+        <w:rPr>
+          <w:rFonts w:ascii="Times New Roman" w:hAnsi="Times New Roman" w:eastAsia="宋体"/>
+          <w:b w:val="0"/>
+          <w:sz w:val="21"/>
+        </w:rPr>
+        <w:t>，没录的指标不计入；数据现算，不落第二份汇总表。</w:t>
+      </w:r>
+    </w:p>
+    <w:p>
+      <w:pPr>
+        <w:spacing w:before="200" w:after="120"/>
+      </w:pPr>
+      <w:r>
+        <w:rPr>
+          <w:rFonts w:ascii="Times New Roman" w:hAnsi="Times New Roman" w:eastAsia="微软雅黑"/>
+          <w:b/>
+          <w:color w:val="1F4E79"/>
+          <w:sz w:val="23"/>
+        </w:rPr>
+        <w:t>7.9 团队赛事答疑</w:t>
       </w:r>
     </w:p>
     <w:tbl>
@@ -12928,6 +13232,126 @@
                 <w:sz w:val="19"/>
               </w:rPr>
               <w:t>这一场没给他记统计，不是 0 分</w:t>
+            </w:r>
+          </w:p>
+        </w:tc>
+      </w:tr>
+      <w:tr>
+        <w:tc>
+          <w:tcPr>
+            <w:tcW w:type="dxa" w:w="1928"/>
+          </w:tcPr>
+          <w:p>
+            <w:pPr>
+              <w:spacing w:line="276" w:lineRule="auto"/>
+            </w:pPr>
+            <w:r/>
+            <w:r>
+              <w:rPr>
+                <w:rFonts w:ascii="Times New Roman" w:hAnsi="Times New Roman" w:eastAsia="宋体"/>
+                <w:b w:val="0"/>
+                <w:sz w:val="19"/>
+              </w:rPr>
+              <w:t>按节统计录不进去</w:t>
+            </w:r>
+          </w:p>
+        </w:tc>
+        <w:tc>
+          <w:tcPr>
+            <w:tcW w:type="dxa" w:w="6917"/>
+          </w:tcPr>
+          <w:p>
+            <w:pPr>
+              <w:spacing w:line="276" w:lineRule="auto"/>
+            </w:pPr>
+            <w:r/>
+            <w:r>
+              <w:rPr>
+                <w:rFonts w:ascii="Times New Roman" w:hAnsi="Times New Roman" w:eastAsia="宋体"/>
+                <w:b w:val="0"/>
+                <w:sz w:val="19"/>
+              </w:rPr>
+              <w:t>这场赛事建的时候没开「按节统计」；口径建赛时定，赛后不能改</w:t>
+            </w:r>
+          </w:p>
+        </w:tc>
+      </w:tr>
+      <w:tr>
+        <w:tc>
+          <w:tcPr>
+            <w:tcW w:type="dxa" w:w="1928"/>
+          </w:tcPr>
+          <w:p>
+            <w:pPr>
+              <w:spacing w:line="276" w:lineRule="auto"/>
+            </w:pPr>
+            <w:r/>
+            <w:r>
+              <w:rPr>
+                <w:rFonts w:ascii="Times New Roman" w:hAnsi="Times New Roman" w:eastAsia="宋体"/>
+                <w:b w:val="0"/>
+                <w:sz w:val="19"/>
+              </w:rPr>
+              <w:t>保存提示「刚被改过」</w:t>
+            </w:r>
+          </w:p>
+        </w:tc>
+        <w:tc>
+          <w:tcPr>
+            <w:tcW w:type="dxa" w:w="6917"/>
+          </w:tcPr>
+          <w:p>
+            <w:pPr>
+              <w:spacing w:line="276" w:lineRule="auto"/>
+            </w:pPr>
+            <w:r/>
+            <w:r>
+              <w:rPr>
+                <w:rFonts w:ascii="Times New Roman" w:hAnsi="Times New Roman" w:eastAsia="宋体"/>
+                <w:b w:val="0"/>
+                <w:sz w:val="19"/>
+              </w:rPr>
+              <w:t>有人先你一步录了同一场，刷新面板再录</w:t>
+            </w:r>
+          </w:p>
+        </w:tc>
+      </w:tr>
+      <w:tr>
+        <w:tc>
+          <w:tcPr>
+            <w:tcW w:type="dxa" w:w="1928"/>
+          </w:tcPr>
+          <w:p>
+            <w:pPr>
+              <w:spacing w:line="276" w:lineRule="auto"/>
+            </w:pPr>
+            <w:r/>
+            <w:r>
+              <w:rPr>
+                <w:rFonts w:ascii="Times New Roman" w:hAnsi="Times New Roman" w:eastAsia="宋体"/>
+                <w:b w:val="0"/>
+                <w:sz w:val="19"/>
+              </w:rPr>
+              <w:t>球员榜场次比报名队数少</w:t>
+            </w:r>
+          </w:p>
+        </w:tc>
+        <w:tc>
+          <w:tcPr>
+            <w:tcW w:type="dxa" w:w="6917"/>
+          </w:tcPr>
+          <w:p>
+            <w:pPr>
+              <w:spacing w:line="276" w:lineRule="auto"/>
+            </w:pPr>
+            <w:r/>
+            <w:r>
+              <w:rPr>
+                <w:rFonts w:ascii="Times New Roman" w:hAnsi="Times New Roman" w:eastAsia="宋体"/>
+                <w:b w:val="0"/>
+                <w:sz w:val="19"/>
+              </w:rPr>
+              <w:t>只算已发布的比赛；没发布的那场不计入</w:t>
             </w:r>
           </w:p>
         </w:tc>

--- a/赛事管理员操作手册.docx
+++ b/赛事管理员操作手册.docx
@@ -16725,6 +16725,59 @@
       <w:pPr>
         <w:spacing w:after="40"/>
       </w:pPr>
+    </w:p>
+    <w:p>
+      <w:pPr>
+        <w:spacing w:before="200" w:after="120"/>
+      </w:pPr>
+      <w:r>
+        <w:rPr>
+          <w:rFonts w:ascii="Times New Roman" w:hAnsi="Times New Roman" w:eastAsia="微软雅黑"/>
+          <w:b/>
+          <w:color w:val="1F4E79"/>
+          <w:sz w:val="26"/>
+        </w:rPr>
+        <w:t>2026-10-23 资料隐私与球队清理说明</w:t>
+      </w:r>
+    </w:p>
+    <w:p>
+      <w:pPr>
+        <w:spacing w:after="80" w:line="300" w:lineRule="auto"/>
+      </w:pPr>
+      <w:r>
+        <w:rPr>
+          <w:rFonts w:ascii="Times New Roman" w:hAnsi="Times New Roman" w:eastAsia="宋体"/>
+          <w:b w:val="0"/>
+          <w:sz w:val="21"/>
+        </w:rPr>
+        <w:t>会员成绩页保留公开成绩；学号只对本人和有本校会员审核权限的管理员返回。协会负责人可以管理协会，但不因此获得读取他人学号的权限。</w:t>
+      </w:r>
+    </w:p>
+    <w:p>
+      <w:pPr>
+        <w:spacing w:after="80" w:line="300" w:lineRule="auto"/>
+      </w:pPr>
+      <w:r>
+        <w:rPr>
+          <w:rFonts w:ascii="Times New Roman" w:hAnsi="Times New Roman" w:eastAsia="宋体"/>
+          <w:b w:val="0"/>
+          <w:sz w:val="21"/>
+        </w:rPr>
+        <w:t>注册与修改资料时，昵称最多 12 个字符，头像地址超过 2048 个字符或格式无效会被拒绝。名录继续支持姓名搜索、前缀优先和翻页。</w:t>
+      </w:r>
+    </w:p>
+    <w:p>
+      <w:pPr>
+        <w:spacing w:after="80" w:line="300" w:lineRule="auto"/>
+      </w:pPr>
+      <w:r>
+        <w:rPr>
+          <w:rFonts w:ascii="Times New Roman" w:hAnsi="Times New Roman" w:eastAsia="宋体"/>
+          <w:b w:val="0"/>
+          <w:sz w:val="21"/>
+        </w:rPr>
+        <w:t>会员转校后的球队清理会重新核实继任队长的有效队籍及学校身份；已经退队或停用的候选不会被重新加入。球队名单正在变化时可能提示重试。篮球与足球个人成绩仍保留退队前的参赛经历和已发布成绩。</w:t>
+      </w:r>
     </w:p>
     <w:p>
       <w:pPr>

--- a/赛事管理员操作手册.docx
+++ b/赛事管理员操作手册.docx
@@ -4505,7 +4505,7 @@
                 <w:b w:val="0"/>
                 <w:sz w:val="19"/>
               </w:rPr>
-              <w:t>名额不填视为不限</w:t>
+              <w:t>单打最多 88 人、双打最多 176 人；名额不填或填 0 也受此容量限制</w:t>
             </w:r>
           </w:p>
         </w:tc>
@@ -5506,6 +5506,19 @@
           <w:sz w:val="21"/>
         </w:rPr>
         <w:t>会员在赛事详情页自助报名、取消报名，本版本没有报名审核。管理员要盯三件事：人数够不够、名额满没满、名单要不要调。</w:t>
+      </w:r>
+    </w:p>
+    <w:p>
+      <w:pPr>
+        <w:spacing w:after="80" w:line="300" w:lineRule="auto"/>
+      </w:pPr>
+      <w:r>
+        <w:rPr>
+          <w:rFonts w:ascii="Times New Roman" w:hAnsi="Times New Roman" w:eastAsia="宋体"/>
+          <w:b w:val="0"/>
+          <w:sz w:val="21"/>
+        </w:rPr>
+        <w:t>个人赛事发布、报名、抽签共用容量限制：单打 88 人、双打 176 人。历史超限赛事会提示先缩小报名名单，避免抽签事务超限。若抽签期间报名或比赛刚被修改，请刷新后重试；已经确认结算的比赛不能重抽。</w:t>
       </w:r>
     </w:p>
     <w:p>
@@ -9107,6 +9120,19 @@
         <w:t>4.11 学院赛答疑</w:t>
       </w:r>
     </w:p>
+    <w:p>
+      <w:pPr>
+        <w:spacing w:after="80" w:line="300" w:lineRule="auto"/>
+      </w:pPr>
+      <w:r>
+        <w:rPr>
+          <w:rFonts w:ascii="Times New Roman" w:hAnsi="Times New Roman" w:eastAsia="宋体"/>
+          <w:b w:val="0"/>
+          <w:sz w:val="21"/>
+        </w:rPr>
+        <w:t>“本学院”指被授权管理的学院，以学校身份页授予的管理学院为准；它可以与操作者的学籍学院不同。名单提交和排阵会在事务内复核这份授权。</w:t>
+      </w:r>
+    </w:p>
     <w:tbl>
       <w:tblPr>
         <w:tblStyle w:val="TableGrid"/>
@@ -11040,6 +11066,19 @@
           <w:sz w:val="21"/>
         </w:rPr>
         <w:t>4. 到场比赛，录分 → 确认。</w:t>
+      </w:r>
+    </w:p>
+    <w:p>
+      <w:pPr>
+        <w:spacing w:after="80" w:line="300" w:lineRule="auto"/>
+      </w:pPr>
+      <w:r>
+        <w:rPr>
+          <w:rFonts w:ascii="Times New Roman" w:hAnsi="Times New Roman" w:eastAsia="宋体"/>
+          <w:b w:val="0"/>
+          <w:sz w:val="21"/>
+        </w:rPr>
+        <w:t>指定裁判时打开“选择裁判”，先选已接受邀请的学校，再按昵称或姓名搜索；每页 20 人，可点“加载更多”。普通会员只能查看已指派裁判的姓名，无法查询整校候选。账号停用、会籍失效或学校邀请失效后不能再被指派。</w:t>
       </w:r>
     </w:p>
     <w:p>

--- a/赛事管理员操作手册.docx
+++ b/赛事管理员操作手册.docx
@@ -162,7 +162,7 @@
                 <w:b w:val="0"/>
                 <w:sz w:val="19"/>
               </w:rPr>
-              <w:t>四协会（匹克球 / 乒乓 / 羽球 / 网球）、校级活动（石榴籽杯 / 运动会 / 跨校邀请赛）、协会级个人赛、实时计分台</w:t>
+              <w:t>六协会（匹克球 / 乒乓 / 羽球 / 网球 / 篮球 / 足球）、校级活动（石榴籽杯 / 运动会 / 跨校邀请赛）、个人与团队赛事</w:t>
             </w:r>
           </w:p>
         </w:tc>
@@ -1893,7 +1893,7 @@
           <w:b w:val="0"/>
           <w:sz w:val="18"/>
         </w:rPr>
-        <w:t>首页 ─── 公告、近期赛事、协会快捷入口</w:t>
+        <w:t>首页 ─── 公告、近期个人与团队赛事、协会快捷入口</w:t>
       </w:r>
     </w:p>
     <w:p>
@@ -2702,6 +2702,59 @@
           <w:sz w:val="21"/>
         </w:rPr>
         <w:t xml:space="preserve"> 两套体系互不干扰。</w:t>
+      </w:r>
+    </w:p>
+    <w:p>
+      <w:pPr>
+        <w:spacing w:before="200" w:after="120"/>
+      </w:pPr>
+      <w:r>
+        <w:rPr>
+          <w:rFonts w:ascii="Times New Roman" w:hAnsi="Times New Roman" w:eastAsia="微软雅黑"/>
+          <w:b/>
+          <w:color w:val="1F4E79"/>
+          <w:sz w:val="23"/>
+        </w:rPr>
+        <w:t>1.5 身份审核与公告</w:t>
+      </w:r>
+    </w:p>
+    <w:p>
+      <w:pPr>
+        <w:spacing w:after="80" w:line="300" w:lineRule="auto"/>
+      </w:pPr>
+      <w:r>
+        <w:rPr>
+          <w:rFonts w:ascii="Times New Roman" w:hAnsi="Times New Roman" w:eastAsia="宋体"/>
+          <w:b w:val="0"/>
+          <w:sz w:val="21"/>
+        </w:rPr>
+        <w:t>「我的」→「会员审核」同时显示入会与转校申请。转校项标注原学校；通过时转入本校并保留原学校历史成绩，驳回时保留原校身份。填写驳回理由后提交；出现版本变化提示时刷新再审。审核页与学校身份页每次最多显示当前批次 200 人，若仍有待办会提示「处理本批后刷新继续」，显示人数不代表全校待审总数。</w:t>
+      </w:r>
+    </w:p>
+    <w:p>
+      <w:pPr>
+        <w:spacing w:after="80" w:line="300" w:lineRule="auto"/>
+      </w:pPr>
+      <w:r>
+        <w:rPr>
+          <w:rFonts w:ascii="Times New Roman" w:hAnsi="Times New Roman" w:eastAsia="宋体"/>
+          <w:b w:val="0"/>
+          <w:sz w:val="21"/>
+        </w:rPr>
+        <w:t>在「学校身份」的成员名册点「指定权限」→「设为学院负责人」，再选择其管理学院、确认授权。管理学院可以与学籍学院不同；名册分别显示两者。取消该档权限后可重新选择管理学院。</w:t>
+      </w:r>
+    </w:p>
+    <w:p>
+      <w:pPr>
+        <w:spacing w:after="80" w:line="300" w:lineRule="auto"/>
+      </w:pPr>
+      <w:r>
+        <w:rPr>
+          <w:rFonts w:ascii="Times New Roman" w:hAnsi="Times New Roman" w:eastAsia="宋体"/>
+          <w:b w:val="0"/>
+          <w:sz w:val="21"/>
+        </w:rPr>
+        <w:t>公开公告和公告管理台账均可点「加载更多」。公开页只显示已发布公告；台账显示全量总数、已加载条数及已加载记录的状态计数。台账保持置顶、时间、编号的顺序，下架记录在原排序位置留档，公开页随即移除。续页失败可原地重试，下拉刷新从第一页开始。</w:t>
       </w:r>
     </w:p>
     <w:p>
@@ -7858,7 +7911,7 @@
           <w:b w:val="0"/>
           <w:sz w:val="21"/>
         </w:rPr>
-        <w:t>1. 学院负责人在杯赛详情提交本院名单：只能勾本院在册会员，人数须落在区间内，同一人勾两次只算一次。</w:t>
+        <w:t>1. 学院负责人在杯赛详情提交授权学院的名单：仅显示该院在册会员；学籍学院不决定管理权。可管理多个学院时先在名单页切换学院，人数须落在区间内，同一人勾两次只算一次。</w:t>
       </w:r>
     </w:p>
     <w:p>
@@ -10995,7 +11048,7 @@
           <w:b w:val="0"/>
           <w:sz w:val="21"/>
         </w:rPr>
-        <w:t>「我的」→「跨校邀请赛」→ 发起：填名称、赛制（与校内赛同一套六种）、时间、地点，选择要邀请的学校。对方学校在自己的页面「接受」或「婉拒」，也可以撤回邀请。</w:t>
+        <w:t>「我的」→「跨校邀请赛」→ 发起：填名称、赛制（与校内赛同一套六种）、时间、地点。勾选含主办校在内的 2–8 所学校，主办校固定选中；学校目录超过两所也可只邀请其中一所。设置总名额（2–128 人）及每所选中学校的名额，各校名额须为正整数、不超过总名额，合计不少于总名额。对方学校在自己的页面「接受」或「婉拒」，也可以撤回邀请。</w:t>
       </w:r>
     </w:p>
     <w:p>

--- a/赛事管理员操作手册.docx
+++ b/赛事管理员操作手册.docx
@@ -16869,6 +16869,101 @@
           <w:sz w:val="21"/>
         </w:rPr>
         <w:t>会员转校后的球队清理会重新核实继任队长的有效队籍及学校身份；已经退队或停用的候选不会被重新加入。球队名单正在变化时可能提示重试。篮球与足球个人成绩仍保留退队前的参赛经历和已发布成绩。</w:t>
+      </w:r>
+    </w:p>
+    <w:p>
+      <w:pPr>
+        <w:spacing w:before="200" w:after="120"/>
+      </w:pPr>
+      <w:r>
+        <w:rPr>
+          <w:rFonts w:ascii="Times New Roman" w:hAnsi="Times New Roman" w:eastAsia="微软雅黑"/>
+          <w:b/>
+          <w:color w:val="1F4E79"/>
+          <w:sz w:val="26"/>
+        </w:rPr>
+        <w:t>2026-10-28 界面体验预览</w:t>
+      </w:r>
+    </w:p>
+    <w:p>
+      <w:pPr>
+        <w:spacing w:after="80" w:line="300" w:lineRule="auto"/>
+      </w:pPr>
+      <w:r>
+        <w:rPr>
+          <w:rFonts w:ascii="Times New Roman" w:hAnsi="Times New Roman" w:eastAsia="宋体"/>
+          <w:b w:val="0"/>
+          <w:sz w:val="21"/>
+        </w:rPr>
+        <w:t>本轮界面留在工作区等待效果审阅，尚未提交或部署。首页先展示近期赛事；公告进入详情后可展开全文。赛事详情顶部显示当前阶段与分区入口，底部提供当前身份可执行的主要行动，其他管理选项可展开。</w:t>
+      </w:r>
+    </w:p>
+    <w:p>
+      <w:pPr>
+        <w:spacing w:after="80" w:line="300" w:lineRule="auto"/>
+      </w:pPr>
+      <w:r>
+        <w:rPr>
+          <w:rFonts w:ascii="Times New Roman" w:hAnsi="Times New Roman" w:eastAsia="宋体"/>
+          <w:b w:val="0"/>
+          <w:sz w:val="21"/>
+        </w:rPr>
+        <w:t>发布个人赛、学院赛和公告时，可以收起分区；点击核对后先检查名称、时间、场地、规则与报名范围，再确认提交。修改输入会取消上次复核。出错时按错误摘要回到对应字段，当前已填内容保留。</w:t>
+      </w:r>
+    </w:p>
+    <w:p>
+      <w:pPr>
+        <w:spacing w:after="80" w:line="300" w:lineRule="auto"/>
+      </w:pPr>
+      <w:r>
+        <w:rPr>
+          <w:rFonts w:ascii="Times New Roman" w:hAnsi="Times New Roman" w:eastAsia="宋体"/>
+          <w:b w:val="0"/>
+          <w:sz w:val="21"/>
+        </w:rPr>
+        <w:t>学院名单点击“搜索并选择本院会员”才读取候选，搜索姓名或昵称后逐页选择，已选人员在顶部保留；切换管理学院后重新装载该院名单。学校身份页的权限所属项目可以切换，授予或取消权限前核对学校、项目和管理学院；学籍学院与管理学院含义不同。</w:t>
+      </w:r>
+    </w:p>
+    <w:p>
+      <w:pPr>
+        <w:spacing w:after="80" w:line="300" w:lineRule="auto"/>
+      </w:pPr>
+      <w:r>
+        <w:rPr>
+          <w:rFonts w:ascii="Times New Roman" w:hAnsi="Times New Roman" w:eastAsia="宋体"/>
+          <w:b w:val="0"/>
+          <w:sz w:val="21"/>
+        </w:rPr>
+        <w:t>球拍计分显示同步状态，同步完成前暂停重复判球、撤销和定稿。运动会录分会标出未提交改动，切场次或代录裁判前确认是否放弃输入；支持的微信版本还会在离开时提示。足球报告分开显示已发布、已提交和当前编辑，并列出字段变化；空白代表未知，0 代表统计为零，审核继续处理已提交版本。</w:t>
+      </w:r>
+    </w:p>
+    <w:p>
+      <w:pPr>
+        <w:spacing w:after="80" w:line="300" w:lineRule="auto"/>
+      </w:pPr>
+      <w:r>
+        <w:rPr>
+          <w:rFonts w:ascii="Times New Roman" w:hAnsi="Times New Roman" w:eastAsia="宋体"/>
+          <w:b w:val="0"/>
+          <w:sz w:val="21"/>
+        </w:rPr>
+        <w:t>更细的覆盖范围及真机待验证项见</w:t>
+      </w:r>
+      <w:r>
+        <w:rPr>
+          <w:rFonts w:ascii="Times New Roman" w:hAnsi="Times New Roman" w:eastAsia="宋体"/>
+          <w:b w:val="0"/>
+          <w:sz w:val="21"/>
+        </w:rPr>
+        <w:t>前端体验预览说明</w:t>
+      </w:r>
+      <w:r>
+        <w:rPr>
+          <w:rFonts w:ascii="Times New Roman" w:hAnsi="Times New Roman" w:eastAsia="宋体"/>
+          <w:b w:val="0"/>
+          <w:sz w:val="21"/>
+        </w:rPr>
+        <w:t>。F18 的个人任务和下一场聚合等内容未实施。</w:t>
       </w:r>
     </w:p>
     <w:p>

--- a/赛事管理员操作手册.docx
+++ b/赛事管理员操作手册.docx
@@ -16895,20 +16895,24 @@
           <w:b w:val="0"/>
           <w:sz w:val="21"/>
         </w:rPr>
-        <w:t>本轮界面留在工作区等待效果审阅，尚未提交或部署。首页先展示近期赛事；公告进入详情后可展开全文。赛事详情顶部显示当前阶段与分区入口，底部提供当前身份可执行的主要行动，其他管理选项可展开。</w:t>
-      </w:r>
-    </w:p>
-    <w:p>
-      <w:pPr>
-        <w:spacing w:after="80" w:line="300" w:lineRule="auto"/>
-      </w:pPr>
+        <w:t xml:space="preserve">F01–F17 界面批次已提交为 </w:t>
+      </w:r>
+      <w:r>
+        <w:rPr>
+          <w:rFonts w:ascii="Consolas" w:hAnsi="Consolas" w:eastAsia="宋体"/>
+          <w:b w:val="0"/>
+          <w:color w:val="A31D1D"/>
+          <w:sz w:val="20"/>
+        </w:rPr>
+        <w:t>581104f</w:t>
+      </w:r>
       <w:r>
         <w:rPr>
           <w:rFonts w:ascii="Times New Roman" w:hAnsi="Times New Roman" w:eastAsia="宋体"/>
           <w:b w:val="0"/>
           <w:sz w:val="21"/>
         </w:rPr>
-        <w:t>发布个人赛、学院赛和公告时，可以收起分区；点击核对后先检查名称、时间、场地、规则与报名范围，再确认提交。修改输入会取消上次复核。出错时按错误摘要回到对应字段，当前已填内容保留。</w:t>
+        <w:t>，尚未部署。首页先展示个人下一场及待办摘要，再展示近期赛事；公告进入详情后可展开全文。赛事详情顶部显示当前阶段与分区入口，底部提供当前身份可执行的主要行动，其他管理选项可展开。</w:t>
       </w:r>
     </w:p>
     <w:p>
@@ -16921,7 +16925,7 @@
           <w:b w:val="0"/>
           <w:sz w:val="21"/>
         </w:rPr>
-        <w:t>学院名单点击“搜索并选择本院会员”才读取候选，搜索姓名或昵称后逐页选择，已选人员在顶部保留；切换管理学院后重新装载该院名单。学校身份页的权限所属项目可以切换，授予或取消权限前核对学校、项目和管理学院；学籍学院与管理学院含义不同。</w:t>
+        <w:t>发布个人赛、学院赛和公告时，可以收起分区；点击核对后先检查名称、时间、场地、规则与报名范围，再确认提交。修改输入会取消上次复核。出错时按错误摘要回到对应字段，当前已填内容保留。</w:t>
       </w:r>
     </w:p>
     <w:p>
@@ -16934,7 +16938,7 @@
           <w:b w:val="0"/>
           <w:sz w:val="21"/>
         </w:rPr>
-        <w:t>球拍计分显示同步状态，同步完成前暂停重复判球、撤销和定稿。运动会录分会标出未提交改动，切场次或代录裁判前确认是否放弃输入；支持的微信版本还会在离开时提示。足球报告分开显示已发布、已提交和当前编辑，并列出字段变化；空白代表未知，0 代表统计为零，审核继续处理已提交版本。</w:t>
+        <w:t>学院名单点击“搜索并选择本院会员”才读取候选，搜索姓名或昵称后逐页选择，已选人员在顶部保留；切换管理学院后重新装载该院名单。学校身份页的权限所属项目可以切换，授予或取消权限前核对学校、项目和管理学院；学籍学院与管理学院含义不同。</w:t>
       </w:r>
     </w:p>
     <w:p>
@@ -16947,15 +16951,20 @@
           <w:b w:val="0"/>
           <w:sz w:val="21"/>
         </w:rPr>
-        <w:t>更细的覆盖范围及真机待验证项见</w:t>
-      </w:r>
+        <w:t>球拍计分显示同步状态，同步完成前暂停重复判球、撤销和定稿。运动会录分会标出未提交改动，切场次或代录裁判前确认是否放弃输入；支持的微信版本还会在离开时提示。足球报告分开显示已发布、已提交和当前编辑，并列出字段变化；空白代表未知，0 代表统计为零，审核继续处理已提交版本。</w:t>
+      </w:r>
+    </w:p>
+    <w:p>
+      <w:pPr>
+        <w:spacing w:after="80" w:line="300" w:lineRule="auto"/>
+      </w:pPr>
       <w:r>
         <w:rPr>
           <w:rFonts w:ascii="Times New Roman" w:hAnsi="Times New Roman" w:eastAsia="宋体"/>
           <w:b w:val="0"/>
           <w:sz w:val="21"/>
         </w:rPr>
-        <w:t>前端体验预览说明</w:t>
+        <w:t>更细的首轮覆盖范围及真机待验证项见</w:t>
       </w:r>
       <w:r>
         <w:rPr>
@@ -16963,7 +16972,97 @@
           <w:b w:val="0"/>
           <w:sz w:val="21"/>
         </w:rPr>
-        <w:t>。F18 的个人任务和下一场聚合等内容未实施。</w:t>
+        <w:t>前端体验预览说明</w:t>
+      </w:r>
+      <w:r>
+        <w:rPr>
+          <w:rFonts w:ascii="Times New Roman" w:hAnsi="Times New Roman" w:eastAsia="宋体"/>
+          <w:b w:val="0"/>
+          <w:sz w:val="21"/>
+        </w:rPr>
+        <w:t>。</w:t>
+      </w:r>
+    </w:p>
+    <w:p>
+      <w:pPr>
+        <w:spacing w:before="200" w:after="120"/>
+      </w:pPr>
+      <w:r>
+        <w:rPr>
+          <w:rFonts w:ascii="Times New Roman" w:hAnsi="Times New Roman" w:eastAsia="微软雅黑"/>
+          <w:b/>
+          <w:color w:val="1F4E79"/>
+          <w:sz w:val="26"/>
+        </w:rPr>
+        <w:t>我的体育</w:t>
+      </w:r>
+    </w:p>
+    <w:p>
+      <w:pPr>
+        <w:spacing w:after="80" w:line="300" w:lineRule="auto"/>
+      </w:pPr>
+      <w:r>
+        <w:rPr>
+          <w:rFonts w:ascii="Times New Roman" w:hAnsi="Times New Roman" w:eastAsia="宋体"/>
+          <w:b w:val="0"/>
+          <w:sz w:val="21"/>
+        </w:rPr>
+        <w:t>首页“全部安排”和“我的”中的护照、待办入口可进入“我的体育”。三个页签支持按项目筛选和继续加载；“已显示”是本次已加载数量。赛程包含未来 90 天安排、进行中的比赛、本人裁判/记录员任务和等待排期的有效报名；没有时间时显示时间待定。</w:t>
+      </w:r>
+    </w:p>
+    <w:p>
+      <w:pPr>
+        <w:spacing w:after="80" w:line="300" w:lineRule="auto"/>
+      </w:pPr>
+      <w:r>
+        <w:rPr>
+          <w:rFonts w:ascii="Times New Roman" w:hAnsi="Times New Roman" w:eastAsia="宋体"/>
+          <w:b w:val="0"/>
+          <w:sz w:val="21"/>
+        </w:rPr>
+        <w:t>待办仅列当前有权限处理的比分确认、退回名单、团队报告审核、本人裁判草稿和校级申请提醒。点击后进入原有工作台或指定比赛面板，处理时仍会再次校验身份与状态。学院任务按授权管理学院，学校审核沿用当前学校；办理完成后返回或下拉刷新。</w:t>
+      </w:r>
+    </w:p>
+    <w:p>
+      <w:pPr>
+        <w:spacing w:after="80" w:line="300" w:lineRule="auto"/>
+      </w:pPr>
+      <w:r>
+        <w:rPr>
+          <w:rFonts w:ascii="Times New Roman" w:hAnsi="Times New Roman" w:eastAsia="宋体"/>
+          <w:b w:val="0"/>
+          <w:sz w:val="21"/>
+        </w:rPr>
+        <w:t>运动护照展示已确认比分、已发布名次和运动会当前发布版本的成绩；已通过/锁定名单与已发布报告收录有单独说明，不据此增加实际出场或成长值。运动会分组名次不当作正式奖牌。</w:t>
+      </w:r>
+    </w:p>
+    <w:p>
+      <w:pPr>
+        <w:spacing w:after="80" w:line="300" w:lineRule="auto"/>
+      </w:pPr>
+      <w:r>
+        <w:rPr>
+          <w:rFonts w:ascii="Times New Roman" w:hAnsi="Times New Roman" w:eastAsia="宋体"/>
+          <w:b w:val="0"/>
+          <w:sz w:val="21"/>
+        </w:rPr>
+        <w:t>当前新增功能按用户要求验收后提交，尚未部署。第 4 项场地看板、校园赛历、成绩分享卡暂不做。来源、分页与部署边界见</w:t>
+      </w:r>
+      <w:r>
+        <w:rPr>
+          <w:rFonts w:ascii="Times New Roman" w:hAnsi="Times New Roman" w:eastAsia="宋体"/>
+          <w:b w:val="0"/>
+          <w:sz w:val="21"/>
+        </w:rPr>
+        <w:t>个人体育中心说明</w:t>
+      </w:r>
+      <w:r>
+        <w:rPr>
+          <w:rFonts w:ascii="Times New Roman" w:hAnsi="Times New Roman" w:eastAsia="宋体"/>
+          <w:b w:val="0"/>
+          <w:sz w:val="21"/>
+        </w:rPr>
+        <w:t>。</w:t>
       </w:r>
     </w:p>
     <w:p>

--- a/赛事管理员操作手册.docx
+++ b/赛事管理员操作手册.docx
@@ -3748,6 +3748,19 @@
     </w:p>
     <w:p>
       <w:pPr>
+        <w:spacing w:after="80" w:line="300" w:lineRule="auto"/>
+      </w:pPr>
+      <w:r>
+        <w:rPr>
+          <w:rFonts w:ascii="Times New Roman" w:hAnsi="Times New Roman" w:eastAsia="宋体"/>
+          <w:b w:val="0"/>
+          <w:sz w:val="21"/>
+        </w:rPr>
+        <w:t>「全部赛事」可按赛事名称或场地搜索，并按年份、状态筛选；结果每页 20 场，底部「加载更多」继续。筛选变化会回到第一页，旧页响应不会追加到新条件；「重置」清除关键词与两个筛选。协会标识同时用文字徽标与名称表示，不只靠颜色区分。</w:t>
+      </w:r>
+    </w:p>
+    <w:p>
+      <w:pPr>
         <w:spacing w:before="80" w:after="120" w:line="288" w:lineRule="auto"/>
         <w:ind w:left="227"/>
         <w:pBdr>
@@ -5702,6 +5715,19 @@
     </w:p>
     <w:p>
       <w:pPr>
+        <w:spacing w:after="80" w:line="300" w:lineRule="auto"/>
+      </w:pPr>
+      <w:r>
+        <w:rPr>
+          <w:rFonts w:ascii="Times New Roman" w:hAnsi="Times New Roman" w:eastAsia="宋体"/>
+          <w:b w:val="0"/>
+          <w:sz w:val="21"/>
+        </w:rPr>
+        <w:t>抽签后可在赛事详情查看「晋级之路」图谱：按阶段与轮次横向分列，本人场次有高亮与“我的场次”标记，顶部提示下一场或当前直播场。右上角可切到「明细」，逐场查看裁判、比分与录分入口；两种视图使用同一份签表数据。图谱不会自行推算晋级关系，胜负与比分仍以服务端记录为准。</w:t>
+      </w:r>
+    </w:p>
+    <w:p>
+      <w:pPr>
         <w:spacing w:after="40" w:line="300" w:lineRule="auto"/>
         <w:ind w:left="425" w:hanging="227"/>
       </w:pPr>
@@ -13224,6 +13250,35 @@
           <w:sz w:val="21"/>
         </w:rPr>
         <w:t>赛事结束后统计不可再改。多人同时录时带版本号校验：面板打开时拿到一个 revision，保存时对不上就拒绝并要求刷新——后来者覆盖先到者的数据，是最难发现的一类丢失。</w:t>
+      </w:r>
+    </w:p>
+    <w:p>
+      <w:pPr>
+        <w:spacing w:after="80" w:line="300" w:lineRule="auto"/>
+      </w:pPr>
+      <w:r>
+        <w:rPr>
+          <w:rFonts w:ascii="Times New Roman" w:hAnsi="Times New Roman" w:eastAsia="宋体"/>
+          <w:b w:val="0"/>
+          <w:sz w:val="21"/>
+        </w:rPr>
+        <w:t>输入时会自动在本机保存未提交草稿，面板误关、切走或小程序被回收后，重新打开且版本未变会自动恢复。草稿按学校、协会、场次和账号隔离，24 小时后失效；服务端版本已被别人更新时不自动套用旧草稿，并提示冲突。</w:t>
+      </w:r>
+      <w:r>
+        <w:rPr>
+          <w:rFonts w:ascii="Times New Roman" w:hAnsi="Times New Roman" w:eastAsia="宋体"/>
+          <w:b/>
+          <w:sz w:val="21"/>
+        </w:rPr>
+        <w:t>草稿只在本机，不等于已保存</w:t>
+      </w:r>
+      <w:r>
+        <w:rPr>
+          <w:rFonts w:ascii="Times New Roman" w:hAnsi="Times New Roman" w:eastAsia="宋体"/>
+          <w:b w:val="0"/>
+          <w:sz w:val="21"/>
+        </w:rPr>
+        <w:t>，仍要点「保存」提交；保存成功后草稿清除。单格输入只更新该字段，不再每次重建整张表。</w:t>
       </w:r>
     </w:p>
     <w:p>
@@ -17007,7 +17062,7 @@
           <w:b w:val="0"/>
           <w:sz w:val="21"/>
         </w:rPr>
-        <w:t>首页“全部安排”和“我的”中的护照、待办入口可进入“我的体育”。三个页签支持按项目筛选和继续加载；“已显示”是本次已加载数量。赛程包含未来 90 天安排、进行中的比赛、本人裁判/记录员任务和等待排期的有效报名；没有时间时显示时间待定。</w:t>
+        <w:t>首页“我的下一步”直接显示本次最该做的动作（如确认比分、处理名单、审核报告），点击进入原有处理页；下方“全部安排”和“我的”中的护照、待办入口可进入“我的体育”。三个页签支持按项目筛选和继续加载；“已显示”是本次已加载数量。赛程包含未来 90 天安排、进行中的比赛、本人裁判/记录员任务和等待排期的有效报名；没有时间时显示时间待定。运动护照顶部的“生涯节点”横向时间轴只汇总当前已加载的已核验记录，继续加载会补充更早节点，不代表完整生涯总量。</w:t>
       </w:r>
     </w:p>
     <w:p>
